--- a/operations-requirements/downloads/05_订单中心 PRD.docx
+++ b/operations-requirements/downloads/05_订单中心 PRD.docx
@@ -436,6 +436,117 @@
     </w:p>
     <w:p>
       <w:pPr>
+        <w:pStyle w:val="Heading2"/>
+      </w:pPr>
+      <w:r>
+        <w:t>1.1 原型界面依据</w:t>
+      </w:r>
+    </w:p>
+    <w:p>
+      <w:r>
+        <w:t>以下截图直接取自 AiwaBot产品原型-v3.2.html，用于核对页面布局、入口、字段和操作位置。</w:t>
+      </w:r>
+    </w:p>
+    <w:p>
+      <w:pPr>
+        <w:keepNext/>
+        <w:jc w:val="center"/>
+      </w:pPr>
+      <w:r>
+        <w:drawing>
+          <wp:inline xmlns:a="http://schemas.openxmlformats.org/drawingml/2006/main" xmlns:pic="http://schemas.openxmlformats.org/drawingml/2006/picture">
+            <wp:extent cx="6355080" cy="3574732"/>
+            <wp:docPr id="1" name="Picture 1"/>
+            <wp:cNvGraphicFramePr>
+              <a:graphicFrameLocks noChangeAspect="1"/>
+            </wp:cNvGraphicFramePr>
+            <a:graphic>
+              <a:graphicData uri="http://schemas.openxmlformats.org/drawingml/2006/picture">
+                <pic:pic>
+                  <pic:nvPicPr>
+                    <pic:cNvPr id="0" name="ops-05-orders.png"/>
+                    <pic:cNvPicPr/>
+                  </pic:nvPicPr>
+                  <pic:blipFill>
+                    <a:blip r:embed="rId11"/>
+                    <a:stretch>
+                      <a:fillRect/>
+                    </a:stretch>
+                  </pic:blipFill>
+                  <pic:spPr>
+                    <a:xfrm>
+                      <a:off x="0" y="0"/>
+                      <a:ext cx="6355080" cy="3574732"/>
+                    </a:xfrm>
+                    <a:prstGeom prst="rect"/>
+                  </pic:spPr>
+                </pic:pic>
+              </a:graphicData>
+            </a:graphic>
+          </wp:inline>
+        </w:drawing>
+      </w:r>
+    </w:p>
+    <w:p>
+      <w:pPr>
+        <w:pStyle w:val="Caption"/>
+        <w:jc w:val="center"/>
+      </w:pPr>
+      <w:r>
+        <w:t>图 5-1  订单中心列表与筛选</w:t>
+      </w:r>
+    </w:p>
+    <w:p>
+      <w:pPr>
+        <w:keepNext/>
+        <w:jc w:val="center"/>
+      </w:pPr>
+      <w:r>
+        <w:drawing>
+          <wp:inline xmlns:a="http://schemas.openxmlformats.org/drawingml/2006/main" xmlns:pic="http://schemas.openxmlformats.org/drawingml/2006/picture">
+            <wp:extent cx="6355080" cy="3574732"/>
+            <wp:docPr id="2" name="Picture 2"/>
+            <wp:cNvGraphicFramePr>
+              <a:graphicFrameLocks noChangeAspect="1"/>
+            </wp:cNvGraphicFramePr>
+            <a:graphic>
+              <a:graphicData uri="http://schemas.openxmlformats.org/drawingml/2006/picture">
+                <pic:pic>
+                  <pic:nvPicPr>
+                    <pic:cNvPr id="0" name="ops-05-orders-detail.png"/>
+                    <pic:cNvPicPr/>
+                  </pic:nvPicPr>
+                  <pic:blipFill>
+                    <a:blip r:embed="rId12"/>
+                    <a:stretch>
+                      <a:fillRect/>
+                    </a:stretch>
+                  </pic:blipFill>
+                  <pic:spPr>
+                    <a:xfrm>
+                      <a:off x="0" y="0"/>
+                      <a:ext cx="6355080" cy="3574732"/>
+                    </a:xfrm>
+                    <a:prstGeom prst="rect"/>
+                  </pic:spPr>
+                </pic:pic>
+              </a:graphicData>
+            </a:graphic>
+          </wp:inline>
+        </w:drawing>
+      </w:r>
+    </w:p>
+    <w:p>
+      <w:pPr>
+        <w:pStyle w:val="Caption"/>
+        <w:jc w:val="center"/>
+      </w:pPr>
+      <w:r>
+        <w:t>图 5-2  订单详情与业务节点操作时间线</w:t>
+      </w:r>
+    </w:p>
+    <w:p>
+      <w:pPr>
         <w:pStyle w:val="Heading1"/>
       </w:pPr>
       <w:r>
@@ -7911,7 +8022,7 @@
         <w:drawing>
           <wp:inline xmlns:a="http://schemas.openxmlformats.org/drawingml/2006/main" xmlns:pic="http://schemas.openxmlformats.org/drawingml/2006/picture">
             <wp:extent cx="6080760" cy="2900523"/>
-            <wp:docPr id="1" name="Picture 1"/>
+            <wp:docPr id="3" name="Picture 3"/>
             <wp:cNvGraphicFramePr>
               <a:graphicFrameLocks noChangeAspect="1"/>
             </wp:cNvGraphicFramePr>
@@ -7923,7 +8034,7 @@
                     <pic:cNvPicPr/>
                   </pic:nvPicPr>
                   <pic:blipFill>
-                    <a:blip r:embed="rId11"/>
+                    <a:blip r:embed="rId13"/>
                     <a:stretch>
                       <a:fillRect/>
                     </a:stretch>

--- a/operations-requirements/downloads/05_订单中心 PRD.docx
+++ b/operations-requirements/downloads/05_订单中心 PRD.docx
@@ -38,7 +38,7 @@
           <w:color w:val="2E74B5"/>
           <w:sz w:val="20"/>
         </w:rPr>
-        <w:t>OS-OPS-PRD-05  |  V2.0  |  2026-09-08</w:t>
+        <w:t>OS-OPS-PRD-05  |  V2.2  |  2026-09-09</w:t>
       </w:r>
     </w:p>
     <w:p>
@@ -366,7 +366,7 @@
                 <w:color w:val="1F2937"/>
                 <w:sz w:val="18"/>
               </w:rPr>
-              <w:t>V2.0  2026-09-08</w:t>
+              <w:t>V2.2  2026-09-09</w:t>
             </w:r>
           </w:p>
         </w:tc>
@@ -444,105 +444,7 @@
     </w:p>
     <w:p>
       <w:r>
-        <w:t>以下截图直接取自 AiwaBot产品原型-v3.2.html，用于核对页面布局、入口、字段和操作位置。</w:t>
-      </w:r>
-    </w:p>
-    <w:p>
-      <w:pPr>
-        <w:keepNext/>
-        <w:jc w:val="center"/>
-      </w:pPr>
-      <w:r>
-        <w:drawing>
-          <wp:inline xmlns:a="http://schemas.openxmlformats.org/drawingml/2006/main" xmlns:pic="http://schemas.openxmlformats.org/drawingml/2006/picture">
-            <wp:extent cx="6355080" cy="3574732"/>
-            <wp:docPr id="1" name="Picture 1"/>
-            <wp:cNvGraphicFramePr>
-              <a:graphicFrameLocks noChangeAspect="1"/>
-            </wp:cNvGraphicFramePr>
-            <a:graphic>
-              <a:graphicData uri="http://schemas.openxmlformats.org/drawingml/2006/picture">
-                <pic:pic>
-                  <pic:nvPicPr>
-                    <pic:cNvPr id="0" name="ops-05-orders.png"/>
-                    <pic:cNvPicPr/>
-                  </pic:nvPicPr>
-                  <pic:blipFill>
-                    <a:blip r:embed="rId11"/>
-                    <a:stretch>
-                      <a:fillRect/>
-                    </a:stretch>
-                  </pic:blipFill>
-                  <pic:spPr>
-                    <a:xfrm>
-                      <a:off x="0" y="0"/>
-                      <a:ext cx="6355080" cy="3574732"/>
-                    </a:xfrm>
-                    <a:prstGeom prst="rect"/>
-                  </pic:spPr>
-                </pic:pic>
-              </a:graphicData>
-            </a:graphic>
-          </wp:inline>
-        </w:drawing>
-      </w:r>
-    </w:p>
-    <w:p>
-      <w:pPr>
-        <w:pStyle w:val="Caption"/>
-        <w:jc w:val="center"/>
-      </w:pPr>
-      <w:r>
-        <w:t>图 5-1  订单中心列表与筛选</w:t>
-      </w:r>
-    </w:p>
-    <w:p>
-      <w:pPr>
-        <w:keepNext/>
-        <w:jc w:val="center"/>
-      </w:pPr>
-      <w:r>
-        <w:drawing>
-          <wp:inline xmlns:a="http://schemas.openxmlformats.org/drawingml/2006/main" xmlns:pic="http://schemas.openxmlformats.org/drawingml/2006/picture">
-            <wp:extent cx="6355080" cy="3574732"/>
-            <wp:docPr id="2" name="Picture 2"/>
-            <wp:cNvGraphicFramePr>
-              <a:graphicFrameLocks noChangeAspect="1"/>
-            </wp:cNvGraphicFramePr>
-            <a:graphic>
-              <a:graphicData uri="http://schemas.openxmlformats.org/drawingml/2006/picture">
-                <pic:pic>
-                  <pic:nvPicPr>
-                    <pic:cNvPr id="0" name="ops-05-orders-detail.png"/>
-                    <pic:cNvPicPr/>
-                  </pic:nvPicPr>
-                  <pic:blipFill>
-                    <a:blip r:embed="rId12"/>
-                    <a:stretch>
-                      <a:fillRect/>
-                    </a:stretch>
-                  </pic:blipFill>
-                  <pic:spPr>
-                    <a:xfrm>
-                      <a:off x="0" y="0"/>
-                      <a:ext cx="6355080" cy="3574732"/>
-                    </a:xfrm>
-                    <a:prstGeom prst="rect"/>
-                  </pic:spPr>
-                </pic:pic>
-              </a:graphicData>
-            </a:graphic>
-          </wp:inline>
-        </w:drawing>
-      </w:r>
-    </w:p>
-    <w:p>
-      <w:pPr>
-        <w:pStyle w:val="Caption"/>
-        <w:jc w:val="center"/>
-      </w:pPr>
-      <w:r>
-        <w:t>图 5-2  订单详情与业务节点操作时间线</w:t>
+        <w:t>本模块界面直接取自 AiwaBot产品原型-v3.2.html。真实截图及其与功能点的对应关系见第2.1节。</w:t>
       </w:r>
     </w:p>
     <w:p>
@@ -1060,6 +962,721 @@
                 <w:sz w:val="17"/>
               </w:rPr>
               <w:t>按白名单调用；不可获得交互式管理员权限</w:t>
+            </w:r>
+          </w:p>
+        </w:tc>
+      </w:tr>
+    </w:tbl>
+    <w:p>
+      <w:pPr>
+        <w:spacing w:after="0"/>
+      </w:pPr>
+    </w:p>
+    <w:p>
+      <w:pPr>
+        <w:pStyle w:val="Heading2"/>
+      </w:pPr>
+      <w:r>
+        <w:t>2.1 界面与功能对应说明</w:t>
+      </w:r>
+    </w:p>
+    <w:p>
+      <w:r>
+        <w:t>本节把原型中的真实界面与功能点逐一对应。截图用于确定页面区域、入口和交互位置；字段校验、状态变化和服务端处理以本PRD后续功能规格为准。</w:t>
+      </w:r>
+    </w:p>
+    <w:p>
+      <w:pPr>
+        <w:jc w:val="center"/>
+      </w:pPr>
+      <w:r>
+        <w:drawing>
+          <wp:inline xmlns:a="http://schemas.openxmlformats.org/drawingml/2006/main" xmlns:pic="http://schemas.openxmlformats.org/drawingml/2006/picture">
+            <wp:extent cx="6172200" cy="3471862"/>
+            <wp:docPr id="1" name="Picture 1"/>
+            <wp:cNvGraphicFramePr>
+              <a:graphicFrameLocks noChangeAspect="1"/>
+            </wp:cNvGraphicFramePr>
+            <a:graphic>
+              <a:graphicData uri="http://schemas.openxmlformats.org/drawingml/2006/picture">
+                <pic:pic>
+                  <pic:nvPicPr>
+                    <pic:cNvPr id="0" name="ops-05-orders.png"/>
+                    <pic:cNvPicPr/>
+                  </pic:nvPicPr>
+                  <pic:blipFill>
+                    <a:blip r:embed="rId11"/>
+                    <a:stretch>
+                      <a:fillRect/>
+                    </a:stretch>
+                  </pic:blipFill>
+                  <pic:spPr>
+                    <a:xfrm>
+                      <a:off x="0" y="0"/>
+                      <a:ext cx="6172200" cy="3471862"/>
+                    </a:xfrm>
+                    <a:prstGeom prst="rect"/>
+                  </pic:spPr>
+                </pic:pic>
+              </a:graphicData>
+            </a:graphic>
+          </wp:inline>
+        </w:drawing>
+      </w:r>
+    </w:p>
+    <w:p>
+      <w:pPr>
+        <w:pStyle w:val="Caption"/>
+        <w:jc w:val="center"/>
+      </w:pPr>
+      <w:r>
+        <w:t>图 2-1  订单中心列表与筛选</w:t>
+      </w:r>
+    </w:p>
+    <w:tbl>
+      <w:tblPr>
+        <w:tblStyle w:val="TableGrid"/>
+        <w:tblW w:type="dxa" w:w="10224"/>
+        <w:jc w:val="center"/>
+        <w:tblLayout w:type="fixed"/>
+        <w:tblLook w:firstColumn="1" w:firstRow="1" w:lastColumn="0" w:lastRow="0" w:noHBand="0" w:noVBand="1" w:val="04A0"/>
+      </w:tblPr>
+      <w:tblGrid>
+        <w:gridCol w:w="1944"/>
+        <w:gridCol w:w="8280"/>
+      </w:tblGrid>
+      <w:tr>
+        <w:trPr>
+          <w:tblHeader/>
+        </w:trPr>
+        <w:tc>
+          <w:tcPr>
+            <w:tcW w:type="dxa" w:w="1944"/>
+            <w:shd w:fill="17365D"/>
+            <w:tcMar>
+              <w:top w:w="75" w:type="dxa"/>
+              <w:start w:w="100" w:type="dxa"/>
+              <w:bottom w:w="75" w:type="dxa"/>
+              <w:end w:w="100" w:type="dxa"/>
+            </w:tcMar>
+            <w:vAlign w:val="center"/>
+          </w:tcPr>
+          <w:p>
+            <w:r>
+              <w:rPr>
+                <w:rFonts w:ascii="Calibri" w:hAnsi="Calibri" w:eastAsia="Microsoft YaHei"/>
+                <w:b/>
+                <w:color w:val="FFFFFF"/>
+                <w:sz w:val="16"/>
+              </w:rPr>
+              <w:t>说明项</w:t>
+            </w:r>
+          </w:p>
+        </w:tc>
+        <w:tc>
+          <w:tcPr>
+            <w:tcW w:type="dxa" w:w="8280"/>
+            <w:shd w:fill="17365D"/>
+            <w:tcMar>
+              <w:top w:w="75" w:type="dxa"/>
+              <w:start w:w="100" w:type="dxa"/>
+              <w:bottom w:w="75" w:type="dxa"/>
+              <w:end w:w="100" w:type="dxa"/>
+            </w:tcMar>
+            <w:vAlign w:val="center"/>
+          </w:tcPr>
+          <w:p>
+            <w:r>
+              <w:rPr>
+                <w:rFonts w:ascii="Calibri" w:hAnsi="Calibri" w:eastAsia="Microsoft YaHei"/>
+                <w:b/>
+                <w:color w:val="FFFFFF"/>
+                <w:sz w:val="16"/>
+              </w:rPr>
+              <w:t>界面辅助说明</w:t>
+            </w:r>
+          </w:p>
+        </w:tc>
+      </w:tr>
+      <w:tr>
+        <w:trPr>
+          <w:cantSplit/>
+        </w:trPr>
+        <w:tc>
+          <w:tcPr>
+            <w:tcW w:type="dxa" w:w="1944"/>
+            <w:tcMar>
+              <w:top w:w="75" w:type="dxa"/>
+              <w:start w:w="100" w:type="dxa"/>
+              <w:bottom w:w="75" w:type="dxa"/>
+              <w:end w:w="100" w:type="dxa"/>
+            </w:tcMar>
+            <w:vAlign w:val="center"/>
+          </w:tcPr>
+          <w:p>
+            <w:pPr>
+              <w:spacing w:after="0" w:line="259" w:lineRule="auto"/>
+            </w:pPr>
+            <w:r>
+              <w:rPr>
+                <w:rFonts w:ascii="Calibri" w:hAnsi="Calibri" w:eastAsia="Microsoft YaHei"/>
+                <w:b w:val="0"/>
+                <w:color w:val="1F2937"/>
+                <w:sz w:val="16"/>
+              </w:rPr>
+              <w:t>对应功能点</w:t>
+            </w:r>
+          </w:p>
+        </w:tc>
+        <w:tc>
+          <w:tcPr>
+            <w:tcW w:type="dxa" w:w="8280"/>
+            <w:tcMar>
+              <w:top w:w="75" w:type="dxa"/>
+              <w:start w:w="100" w:type="dxa"/>
+              <w:bottom w:w="75" w:type="dxa"/>
+              <w:end w:w="100" w:type="dxa"/>
+            </w:tcMar>
+            <w:vAlign w:val="center"/>
+          </w:tcPr>
+          <w:p>
+            <w:pPr>
+              <w:spacing w:after="0" w:line="259" w:lineRule="auto"/>
+            </w:pPr>
+            <w:r>
+              <w:rPr>
+                <w:rFonts w:ascii="Calibri" w:hAnsi="Calibri" w:eastAsia="Microsoft YaHei"/>
+                <w:b w:val="0"/>
+                <w:color w:val="1F2937"/>
+                <w:sz w:val="16"/>
+              </w:rPr>
+              <w:t>OS-OPS-PRD-05-FP01 新增订单</w:t>
+            </w:r>
+          </w:p>
+        </w:tc>
+      </w:tr>
+      <w:tr>
+        <w:trPr>
+          <w:cantSplit/>
+        </w:trPr>
+        <w:tc>
+          <w:tcPr>
+            <w:tcW w:type="dxa" w:w="1944"/>
+            <w:tcMar>
+              <w:top w:w="75" w:type="dxa"/>
+              <w:start w:w="100" w:type="dxa"/>
+              <w:bottom w:w="75" w:type="dxa"/>
+              <w:end w:w="100" w:type="dxa"/>
+            </w:tcMar>
+            <w:vAlign w:val="center"/>
+            <w:shd w:fill="F4F7FB"/>
+          </w:tcPr>
+          <w:p>
+            <w:pPr>
+              <w:spacing w:after="0" w:line="259" w:lineRule="auto"/>
+            </w:pPr>
+            <w:r>
+              <w:rPr>
+                <w:rFonts w:ascii="Calibri" w:hAnsi="Calibri" w:eastAsia="Microsoft YaHei"/>
+                <w:b w:val="0"/>
+                <w:color w:val="1F2937"/>
+                <w:sz w:val="16"/>
+              </w:rPr>
+              <w:t>页面区域</w:t>
+            </w:r>
+          </w:p>
+        </w:tc>
+        <w:tc>
+          <w:tcPr>
+            <w:tcW w:type="dxa" w:w="8280"/>
+            <w:tcMar>
+              <w:top w:w="75" w:type="dxa"/>
+              <w:start w:w="100" w:type="dxa"/>
+              <w:bottom w:w="75" w:type="dxa"/>
+              <w:end w:w="100" w:type="dxa"/>
+            </w:tcMar>
+            <w:vAlign w:val="center"/>
+            <w:shd w:fill="F4F7FB"/>
+          </w:tcPr>
+          <w:p>
+            <w:pPr>
+              <w:spacing w:after="0" w:line="259" w:lineRule="auto"/>
+            </w:pPr>
+            <w:r>
+              <w:rPr>
+                <w:rFonts w:ascii="Calibri" w:hAnsi="Calibri" w:eastAsia="Microsoft YaHei"/>
+                <w:b w:val="0"/>
+                <w:color w:val="1F2937"/>
+                <w:sz w:val="16"/>
+              </w:rPr>
+              <w:t>订单中心列表与筛选由查询条件、结果列表、状态标识、行级操作和分页区组成。</w:t>
+            </w:r>
+          </w:p>
+        </w:tc>
+      </w:tr>
+      <w:tr>
+        <w:trPr>
+          <w:cantSplit/>
+        </w:trPr>
+        <w:tc>
+          <w:tcPr>
+            <w:tcW w:type="dxa" w:w="1944"/>
+            <w:tcMar>
+              <w:top w:w="75" w:type="dxa"/>
+              <w:start w:w="100" w:type="dxa"/>
+              <w:bottom w:w="75" w:type="dxa"/>
+              <w:end w:w="100" w:type="dxa"/>
+            </w:tcMar>
+            <w:vAlign w:val="center"/>
+          </w:tcPr>
+          <w:p>
+            <w:pPr>
+              <w:spacing w:after="0" w:line="259" w:lineRule="auto"/>
+            </w:pPr>
+            <w:r>
+              <w:rPr>
+                <w:rFonts w:ascii="Calibri" w:hAnsi="Calibri" w:eastAsia="Microsoft YaHei"/>
+                <w:b w:val="0"/>
+                <w:color w:val="1F2937"/>
+                <w:sz w:val="16"/>
+              </w:rPr>
+              <w:t>交互要求</w:t>
+            </w:r>
+          </w:p>
+        </w:tc>
+        <w:tc>
+          <w:tcPr>
+            <w:tcW w:type="dxa" w:w="8280"/>
+            <w:tcMar>
+              <w:top w:w="75" w:type="dxa"/>
+              <w:start w:w="100" w:type="dxa"/>
+              <w:bottom w:w="75" w:type="dxa"/>
+              <w:end w:w="100" w:type="dxa"/>
+            </w:tcMar>
+            <w:vAlign w:val="center"/>
+          </w:tcPr>
+          <w:p>
+            <w:pPr>
+              <w:spacing w:after="0" w:line="259" w:lineRule="auto"/>
+            </w:pPr>
+            <w:r>
+              <w:rPr>
+                <w:rFonts w:ascii="Calibri" w:hAnsi="Calibri" w:eastAsia="Microsoft YaHei"/>
+                <w:b w:val="0"/>
+                <w:color w:val="1F2937"/>
+                <w:sz w:val="16"/>
+              </w:rPr>
+              <w:t>查询条件可组合、重置并在返回时保留；列表与导出共用同一数据范围；按钮依据权限、状态和allowedActions显示。</w:t>
+            </w:r>
+          </w:p>
+        </w:tc>
+      </w:tr>
+      <w:tr>
+        <w:trPr>
+          <w:cantSplit/>
+        </w:trPr>
+        <w:tc>
+          <w:tcPr>
+            <w:tcW w:type="dxa" w:w="1944"/>
+            <w:tcMar>
+              <w:top w:w="75" w:type="dxa"/>
+              <w:start w:w="100" w:type="dxa"/>
+              <w:bottom w:w="75" w:type="dxa"/>
+              <w:end w:w="100" w:type="dxa"/>
+            </w:tcMar>
+            <w:vAlign w:val="center"/>
+            <w:shd w:fill="F4F7FB"/>
+          </w:tcPr>
+          <w:p>
+            <w:pPr>
+              <w:spacing w:after="0" w:line="259" w:lineRule="auto"/>
+            </w:pPr>
+            <w:r>
+              <w:rPr>
+                <w:rFonts w:ascii="Calibri" w:hAnsi="Calibri" w:eastAsia="Microsoft YaHei"/>
+                <w:b w:val="0"/>
+                <w:color w:val="1F2937"/>
+                <w:sz w:val="16"/>
+              </w:rPr>
+              <w:t>状态与权限</w:t>
+            </w:r>
+          </w:p>
+        </w:tc>
+        <w:tc>
+          <w:tcPr>
+            <w:tcW w:type="dxa" w:w="8280"/>
+            <w:tcMar>
+              <w:top w:w="75" w:type="dxa"/>
+              <w:start w:w="100" w:type="dxa"/>
+              <w:bottom w:w="75" w:type="dxa"/>
+              <w:end w:w="100" w:type="dxa"/>
+            </w:tcMar>
+            <w:vAlign w:val="center"/>
+            <w:shd w:fill="F4F7FB"/>
+          </w:tcPr>
+          <w:p>
+            <w:pPr>
+              <w:spacing w:after="0" w:line="259" w:lineRule="auto"/>
+            </w:pPr>
+            <w:r>
+              <w:rPr>
+                <w:rFonts w:ascii="Calibri" w:hAnsi="Calibri" w:eastAsia="Microsoft YaHei"/>
+                <w:b w:val="0"/>
+                <w:color w:val="1F2937"/>
+                <w:sz w:val="16"/>
+              </w:rPr>
+              <w:t>所有行级和详情动作由allowedActions控制；无权限时隐藏入口，直接调用接口仍返回403并记录审计。</w:t>
+            </w:r>
+          </w:p>
+        </w:tc>
+      </w:tr>
+    </w:tbl>
+    <w:p>
+      <w:pPr>
+        <w:spacing w:after="0"/>
+      </w:pPr>
+    </w:p>
+    <w:p>
+      <w:pPr>
+        <w:jc w:val="center"/>
+      </w:pPr>
+      <w:r>
+        <w:drawing>
+          <wp:inline xmlns:a="http://schemas.openxmlformats.org/drawingml/2006/main" xmlns:pic="http://schemas.openxmlformats.org/drawingml/2006/picture">
+            <wp:extent cx="6172200" cy="3471862"/>
+            <wp:docPr id="2" name="Picture 2"/>
+            <wp:cNvGraphicFramePr>
+              <a:graphicFrameLocks noChangeAspect="1"/>
+            </wp:cNvGraphicFramePr>
+            <a:graphic>
+              <a:graphicData uri="http://schemas.openxmlformats.org/drawingml/2006/picture">
+                <pic:pic>
+                  <pic:nvPicPr>
+                    <pic:cNvPr id="0" name="ops-05-orders-detail.png"/>
+                    <pic:cNvPicPr/>
+                  </pic:nvPicPr>
+                  <pic:blipFill>
+                    <a:blip r:embed="rId12"/>
+                    <a:stretch>
+                      <a:fillRect/>
+                    </a:stretch>
+                  </pic:blipFill>
+                  <pic:spPr>
+                    <a:xfrm>
+                      <a:off x="0" y="0"/>
+                      <a:ext cx="6172200" cy="3471862"/>
+                    </a:xfrm>
+                    <a:prstGeom prst="rect"/>
+                  </pic:spPr>
+                </pic:pic>
+              </a:graphicData>
+            </a:graphic>
+          </wp:inline>
+        </w:drawing>
+      </w:r>
+    </w:p>
+    <w:p>
+      <w:pPr>
+        <w:pStyle w:val="Caption"/>
+        <w:jc w:val="center"/>
+      </w:pPr>
+      <w:r>
+        <w:t>图 2-2  订单详情与业务节点操作时间线</w:t>
+      </w:r>
+    </w:p>
+    <w:tbl>
+      <w:tblPr>
+        <w:tblStyle w:val="TableGrid"/>
+        <w:tblW w:type="dxa" w:w="10224"/>
+        <w:jc w:val="center"/>
+        <w:tblLayout w:type="fixed"/>
+        <w:tblLook w:firstColumn="1" w:firstRow="1" w:lastColumn="0" w:lastRow="0" w:noHBand="0" w:noVBand="1" w:val="04A0"/>
+      </w:tblPr>
+      <w:tblGrid>
+        <w:gridCol w:w="1944"/>
+        <w:gridCol w:w="8280"/>
+      </w:tblGrid>
+      <w:tr>
+        <w:trPr>
+          <w:tblHeader/>
+        </w:trPr>
+        <w:tc>
+          <w:tcPr>
+            <w:tcW w:type="dxa" w:w="1944"/>
+            <w:shd w:fill="17365D"/>
+            <w:tcMar>
+              <w:top w:w="75" w:type="dxa"/>
+              <w:start w:w="100" w:type="dxa"/>
+              <w:bottom w:w="75" w:type="dxa"/>
+              <w:end w:w="100" w:type="dxa"/>
+            </w:tcMar>
+            <w:vAlign w:val="center"/>
+          </w:tcPr>
+          <w:p>
+            <w:r>
+              <w:rPr>
+                <w:rFonts w:ascii="Calibri" w:hAnsi="Calibri" w:eastAsia="Microsoft YaHei"/>
+                <w:b/>
+                <w:color w:val="FFFFFF"/>
+                <w:sz w:val="16"/>
+              </w:rPr>
+              <w:t>说明项</w:t>
+            </w:r>
+          </w:p>
+        </w:tc>
+        <w:tc>
+          <w:tcPr>
+            <w:tcW w:type="dxa" w:w="8280"/>
+            <w:shd w:fill="17365D"/>
+            <w:tcMar>
+              <w:top w:w="75" w:type="dxa"/>
+              <w:start w:w="100" w:type="dxa"/>
+              <w:bottom w:w="75" w:type="dxa"/>
+              <w:end w:w="100" w:type="dxa"/>
+            </w:tcMar>
+            <w:vAlign w:val="center"/>
+          </w:tcPr>
+          <w:p>
+            <w:r>
+              <w:rPr>
+                <w:rFonts w:ascii="Calibri" w:hAnsi="Calibri" w:eastAsia="Microsoft YaHei"/>
+                <w:b/>
+                <w:color w:val="FFFFFF"/>
+                <w:sz w:val="16"/>
+              </w:rPr>
+              <w:t>界面辅助说明</w:t>
+            </w:r>
+          </w:p>
+        </w:tc>
+      </w:tr>
+      <w:tr>
+        <w:trPr>
+          <w:cantSplit/>
+        </w:trPr>
+        <w:tc>
+          <w:tcPr>
+            <w:tcW w:type="dxa" w:w="1944"/>
+            <w:tcMar>
+              <w:top w:w="75" w:type="dxa"/>
+              <w:start w:w="100" w:type="dxa"/>
+              <w:bottom w:w="75" w:type="dxa"/>
+              <w:end w:w="100" w:type="dxa"/>
+            </w:tcMar>
+            <w:vAlign w:val="center"/>
+          </w:tcPr>
+          <w:p>
+            <w:pPr>
+              <w:spacing w:after="0" w:line="259" w:lineRule="auto"/>
+            </w:pPr>
+            <w:r>
+              <w:rPr>
+                <w:rFonts w:ascii="Calibri" w:hAnsi="Calibri" w:eastAsia="Microsoft YaHei"/>
+                <w:b w:val="0"/>
+                <w:color w:val="1F2937"/>
+                <w:sz w:val="16"/>
+              </w:rPr>
+              <w:t>对应功能点</w:t>
+            </w:r>
+          </w:p>
+        </w:tc>
+        <w:tc>
+          <w:tcPr>
+            <w:tcW w:type="dxa" w:w="8280"/>
+            <w:tcMar>
+              <w:top w:w="75" w:type="dxa"/>
+              <w:start w:w="100" w:type="dxa"/>
+              <w:bottom w:w="75" w:type="dxa"/>
+              <w:end w:w="100" w:type="dxa"/>
+            </w:tcMar>
+            <w:vAlign w:val="center"/>
+          </w:tcPr>
+          <w:p>
+            <w:pPr>
+              <w:spacing w:after="0" w:line="259" w:lineRule="auto"/>
+            </w:pPr>
+            <w:r>
+              <w:rPr>
+                <w:rFonts w:ascii="Calibri" w:hAnsi="Calibri" w:eastAsia="Microsoft YaHei"/>
+                <w:b w:val="0"/>
+                <w:color w:val="1F2937"/>
+                <w:sz w:val="16"/>
+              </w:rPr>
+              <w:t>OS-OPS-PRD-05-FP02 提交审批；OS-OPS-PRD-05-FP03 更新订单；OS-OPS-PRD-05-FP04 取消订单；OS-OPS-PRD-05-FP05 查看物流</w:t>
+            </w:r>
+          </w:p>
+        </w:tc>
+      </w:tr>
+      <w:tr>
+        <w:trPr>
+          <w:cantSplit/>
+        </w:trPr>
+        <w:tc>
+          <w:tcPr>
+            <w:tcW w:type="dxa" w:w="1944"/>
+            <w:tcMar>
+              <w:top w:w="75" w:type="dxa"/>
+              <w:start w:w="100" w:type="dxa"/>
+              <w:bottom w:w="75" w:type="dxa"/>
+              <w:end w:w="100" w:type="dxa"/>
+            </w:tcMar>
+            <w:vAlign w:val="center"/>
+            <w:shd w:fill="F4F7FB"/>
+          </w:tcPr>
+          <w:p>
+            <w:pPr>
+              <w:spacing w:after="0" w:line="259" w:lineRule="auto"/>
+            </w:pPr>
+            <w:r>
+              <w:rPr>
+                <w:rFonts w:ascii="Calibri" w:hAnsi="Calibri" w:eastAsia="Microsoft YaHei"/>
+                <w:b w:val="0"/>
+                <w:color w:val="1F2937"/>
+                <w:sz w:val="16"/>
+              </w:rPr>
+              <w:t>页面区域</w:t>
+            </w:r>
+          </w:p>
+        </w:tc>
+        <w:tc>
+          <w:tcPr>
+            <w:tcW w:type="dxa" w:w="8280"/>
+            <w:tcMar>
+              <w:top w:w="75" w:type="dxa"/>
+              <w:start w:w="100" w:type="dxa"/>
+              <w:bottom w:w="75" w:type="dxa"/>
+              <w:end w:w="100" w:type="dxa"/>
+            </w:tcMar>
+            <w:vAlign w:val="center"/>
+            <w:shd w:fill="F4F7FB"/>
+          </w:tcPr>
+          <w:p>
+            <w:pPr>
+              <w:spacing w:after="0" w:line="259" w:lineRule="auto"/>
+            </w:pPr>
+            <w:r>
+              <w:rPr>
+                <w:rFonts w:ascii="Calibri" w:hAnsi="Calibri" w:eastAsia="Microsoft YaHei"/>
+                <w:b w:val="0"/>
+                <w:color w:val="1F2937"/>
+                <w:sz w:val="16"/>
+              </w:rPr>
+              <w:t>详情页由对象摘要、关联业务、可执行动作、附件凭证和状态时间线组成。</w:t>
+            </w:r>
+          </w:p>
+        </w:tc>
+      </w:tr>
+      <w:tr>
+        <w:trPr>
+          <w:cantSplit/>
+        </w:trPr>
+        <w:tc>
+          <w:tcPr>
+            <w:tcW w:type="dxa" w:w="1944"/>
+            <w:tcMar>
+              <w:top w:w="75" w:type="dxa"/>
+              <w:start w:w="100" w:type="dxa"/>
+              <w:bottom w:w="75" w:type="dxa"/>
+              <w:end w:w="100" w:type="dxa"/>
+            </w:tcMar>
+            <w:vAlign w:val="center"/>
+          </w:tcPr>
+          <w:p>
+            <w:pPr>
+              <w:spacing w:after="0" w:line="259" w:lineRule="auto"/>
+            </w:pPr>
+            <w:r>
+              <w:rPr>
+                <w:rFonts w:ascii="Calibri" w:hAnsi="Calibri" w:eastAsia="Microsoft YaHei"/>
+                <w:b w:val="0"/>
+                <w:color w:val="1F2937"/>
+                <w:sz w:val="16"/>
+              </w:rPr>
+              <w:t>交互要求</w:t>
+            </w:r>
+          </w:p>
+        </w:tc>
+        <w:tc>
+          <w:tcPr>
+            <w:tcW w:type="dxa" w:w="8280"/>
+            <w:tcMar>
+              <w:top w:w="75" w:type="dxa"/>
+              <w:start w:w="100" w:type="dxa"/>
+              <w:bottom w:w="75" w:type="dxa"/>
+              <w:end w:w="100" w:type="dxa"/>
+            </w:tcMar>
+            <w:vAlign w:val="center"/>
+          </w:tcPr>
+          <w:p>
+            <w:pPr>
+              <w:spacing w:after="0" w:line="259" w:lineRule="auto"/>
+            </w:pPr>
+            <w:r>
+              <w:rPr>
+                <w:rFonts w:ascii="Calibri" w:hAnsi="Calibri" w:eastAsia="Microsoft YaHei"/>
+                <w:b w:val="0"/>
+                <w:color w:val="1F2937"/>
+                <w:sz w:val="16"/>
+              </w:rPr>
+              <w:t>动作按钮完全依据allowedActions显示；每次动作后回源刷新状态、版本和时间线，冲突时禁止旧数据覆盖。</w:t>
+            </w:r>
+          </w:p>
+        </w:tc>
+      </w:tr>
+      <w:tr>
+        <w:trPr>
+          <w:cantSplit/>
+        </w:trPr>
+        <w:tc>
+          <w:tcPr>
+            <w:tcW w:type="dxa" w:w="1944"/>
+            <w:tcMar>
+              <w:top w:w="75" w:type="dxa"/>
+              <w:start w:w="100" w:type="dxa"/>
+              <w:bottom w:w="75" w:type="dxa"/>
+              <w:end w:w="100" w:type="dxa"/>
+            </w:tcMar>
+            <w:vAlign w:val="center"/>
+            <w:shd w:fill="F4F7FB"/>
+          </w:tcPr>
+          <w:p>
+            <w:pPr>
+              <w:spacing w:after="0" w:line="259" w:lineRule="auto"/>
+            </w:pPr>
+            <w:r>
+              <w:rPr>
+                <w:rFonts w:ascii="Calibri" w:hAnsi="Calibri" w:eastAsia="Microsoft YaHei"/>
+                <w:b w:val="0"/>
+                <w:color w:val="1F2937"/>
+                <w:sz w:val="16"/>
+              </w:rPr>
+              <w:t>状态与权限</w:t>
+            </w:r>
+          </w:p>
+        </w:tc>
+        <w:tc>
+          <w:tcPr>
+            <w:tcW w:type="dxa" w:w="8280"/>
+            <w:tcMar>
+              <w:top w:w="75" w:type="dxa"/>
+              <w:start w:w="100" w:type="dxa"/>
+              <w:bottom w:w="75" w:type="dxa"/>
+              <w:end w:w="100" w:type="dxa"/>
+            </w:tcMar>
+            <w:vAlign w:val="center"/>
+            <w:shd w:fill="F4F7FB"/>
+          </w:tcPr>
+          <w:p>
+            <w:pPr>
+              <w:spacing w:after="0" w:line="259" w:lineRule="auto"/>
+            </w:pPr>
+            <w:r>
+              <w:rPr>
+                <w:rFonts w:ascii="Calibri" w:hAnsi="Calibri" w:eastAsia="Microsoft YaHei"/>
+                <w:b w:val="0"/>
+                <w:color w:val="1F2937"/>
+                <w:sz w:val="16"/>
+              </w:rPr>
+              <w:t>所有行级和详情动作由allowedActions控制；无权限时隐藏入口，直接调用接口仍返回403并记录审计。</w:t>
             </w:r>
           </w:p>
         </w:tc>
@@ -5915,7 +6532,7 @@
         <w:pStyle w:val="Heading1"/>
       </w:pPr>
       <w:r>
-        <w:t>6 操作与处理流程</w:t>
+        <w:t>6 功能点详细设计</w:t>
       </w:r>
     </w:p>
     <w:tbl>
@@ -5927,10 +6544,9 @@
         <w:tblLook w:firstColumn="1" w:firstRow="1" w:lastColumn="0" w:lastRow="0" w:noHBand="0" w:noVBand="1" w:val="04A0"/>
       </w:tblPr>
       <w:tblGrid>
-        <w:gridCol w:w="1512"/>
-        <w:gridCol w:w="1656"/>
-        <w:gridCol w:w="4320"/>
-        <w:gridCol w:w="2736"/>
+        <w:gridCol w:w="1800"/>
+        <w:gridCol w:w="2232"/>
+        <w:gridCol w:w="6192"/>
       </w:tblGrid>
       <w:tr>
         <w:trPr>
@@ -5938,7 +6554,7 @@
         </w:trPr>
         <w:tc>
           <w:tcPr>
-            <w:tcW w:type="dxa" w:w="1512"/>
+            <w:tcW w:type="dxa" w:w="1800"/>
             <w:shd w:fill="17365D"/>
             <w:tcMar>
               <w:top w:w="75" w:type="dxa"/>
@@ -5954,15 +6570,15 @@
                 <w:rFonts w:ascii="Calibri" w:hAnsi="Calibri" w:eastAsia="Microsoft YaHei"/>
                 <w:b/>
                 <w:color w:val="FFFFFF"/>
-                <w:sz w:val="15"/>
-              </w:rPr>
-              <w:t>操作ID</w:t>
-            </w:r>
-          </w:p>
-        </w:tc>
-        <w:tc>
-          <w:tcPr>
-            <w:tcW w:type="dxa" w:w="1656"/>
+                <w:sz w:val="16"/>
+              </w:rPr>
+              <w:t>功能编号</w:t>
+            </w:r>
+          </w:p>
+        </w:tc>
+        <w:tc>
+          <w:tcPr>
+            <w:tcW w:type="dxa" w:w="2232"/>
             <w:shd w:fill="17365D"/>
             <w:tcMar>
               <w:top w:w="75" w:type="dxa"/>
@@ -5978,15 +6594,15 @@
                 <w:rFonts w:ascii="Calibri" w:hAnsi="Calibri" w:eastAsia="Microsoft YaHei"/>
                 <w:b/>
                 <w:color w:val="FFFFFF"/>
-                <w:sz w:val="15"/>
-              </w:rPr>
-              <w:t>操作</w:t>
-            </w:r>
-          </w:p>
-        </w:tc>
-        <w:tc>
-          <w:tcPr>
-            <w:tcW w:type="dxa" w:w="4320"/>
+                <w:sz w:val="16"/>
+              </w:rPr>
+              <w:t>功能点</w:t>
+            </w:r>
+          </w:p>
+        </w:tc>
+        <w:tc>
+          <w:tcPr>
+            <w:tcW w:type="dxa" w:w="6192"/>
             <w:shd w:fill="17365D"/>
             <w:tcMar>
               <w:top w:w="75" w:type="dxa"/>
@@ -6002,33 +6618,9 @@
                 <w:rFonts w:ascii="Calibri" w:hAnsi="Calibri" w:eastAsia="Microsoft YaHei"/>
                 <w:b/>
                 <w:color w:val="FFFFFF"/>
-                <w:sz w:val="15"/>
-              </w:rPr>
-              <w:t>前置条件与系统处理</w:t>
-            </w:r>
-          </w:p>
-        </w:tc>
-        <w:tc>
-          <w:tcPr>
-            <w:tcW w:type="dxa" w:w="2736"/>
-            <w:shd w:fill="17365D"/>
-            <w:tcMar>
-              <w:top w:w="75" w:type="dxa"/>
-              <w:start w:w="100" w:type="dxa"/>
-              <w:bottom w:w="75" w:type="dxa"/>
-              <w:end w:w="100" w:type="dxa"/>
-            </w:tcMar>
-            <w:vAlign w:val="center"/>
-          </w:tcPr>
-          <w:p>
-            <w:r>
-              <w:rPr>
-                <w:rFonts w:ascii="Calibri" w:hAnsi="Calibri" w:eastAsia="Microsoft YaHei"/>
-                <w:b/>
-                <w:color w:val="FFFFFF"/>
-                <w:sz w:val="15"/>
-              </w:rPr>
-              <w:t>结果与失败处理</w:t>
+                <w:sz w:val="16"/>
+              </w:rPr>
+              <w:t>目标</w:t>
             </w:r>
           </w:p>
         </w:tc>
@@ -6039,7 +6631,7 @@
         </w:trPr>
         <w:tc>
           <w:tcPr>
-            <w:tcW w:type="dxa" w:w="1512"/>
+            <w:tcW w:type="dxa" w:w="1800"/>
             <w:tcMar>
               <w:top w:w="75" w:type="dxa"/>
               <w:start w:w="100" w:type="dxa"/>
@@ -6057,15 +6649,15 @@
                 <w:rFonts w:ascii="Calibri" w:hAnsi="Calibri" w:eastAsia="Microsoft YaHei"/>
                 <w:b w:val="0"/>
                 <w:color w:val="1F2937"/>
-                <w:sz w:val="15"/>
-              </w:rPr>
-              <w:t>OS-OPS-PRD-05-A01</w:t>
-            </w:r>
-          </w:p>
-        </w:tc>
-        <w:tc>
-          <w:tcPr>
-            <w:tcW w:type="dxa" w:w="1656"/>
+                <w:sz w:val="16"/>
+              </w:rPr>
+              <w:t>OS-OPS-PRD-05-FP01</w:t>
+            </w:r>
+          </w:p>
+        </w:tc>
+        <w:tc>
+          <w:tcPr>
+            <w:tcW w:type="dxa" w:w="2232"/>
             <w:tcMar>
               <w:top w:w="75" w:type="dxa"/>
               <w:start w:w="100" w:type="dxa"/>
@@ -6083,7 +6675,7 @@
                 <w:rFonts w:ascii="Calibri" w:hAnsi="Calibri" w:eastAsia="Microsoft YaHei"/>
                 <w:b w:val="0"/>
                 <w:color w:val="1F2937"/>
-                <w:sz w:val="15"/>
+                <w:sz w:val="16"/>
               </w:rPr>
               <w:t>新增订单</w:t>
             </w:r>
@@ -6091,7 +6683,7 @@
         </w:tc>
         <w:tc>
           <w:tcPr>
-            <w:tcW w:type="dxa" w:w="4320"/>
+            <w:tcW w:type="dxa" w:w="6192"/>
             <w:tcMar>
               <w:top w:w="75" w:type="dxa"/>
               <w:start w:w="100" w:type="dxa"/>
@@ -6109,35 +6701,9 @@
                 <w:rFonts w:ascii="Calibri" w:hAnsi="Calibri" w:eastAsia="Microsoft YaHei"/>
                 <w:b w:val="0"/>
                 <w:color w:val="1F2937"/>
-                <w:sz w:val="15"/>
+                <w:sz w:val="16"/>
               </w:rPr>
               <w:t>销售订单优先从OP转化；人工补录需记录来源和原因。</w:t>
-            </w:r>
-          </w:p>
-        </w:tc>
-        <w:tc>
-          <w:tcPr>
-            <w:tcW w:type="dxa" w:w="2736"/>
-            <w:tcMar>
-              <w:top w:w="75" w:type="dxa"/>
-              <w:start w:w="100" w:type="dxa"/>
-              <w:bottom w:w="75" w:type="dxa"/>
-              <w:end w:w="100" w:type="dxa"/>
-            </w:tcMar>
-            <w:vAlign w:val="center"/>
-          </w:tcPr>
-          <w:p>
-            <w:pPr>
-              <w:spacing w:after="0" w:line="259" w:lineRule="auto"/>
-            </w:pPr>
-            <w:r>
-              <w:rPr>
-                <w:rFonts w:ascii="Calibri" w:hAnsi="Calibri" w:eastAsia="Microsoft YaHei"/>
-                <w:b w:val="0"/>
-                <w:color w:val="1F2937"/>
-                <w:sz w:val="15"/>
-              </w:rPr>
-              <w:t>成功后刷新详情、allowedActions和时间线；失败保留输入并显示错误码。</w:t>
             </w:r>
           </w:p>
         </w:tc>
@@ -6148,7 +6714,7 @@
         </w:trPr>
         <w:tc>
           <w:tcPr>
-            <w:tcW w:type="dxa" w:w="1512"/>
+            <w:tcW w:type="dxa" w:w="1800"/>
             <w:tcMar>
               <w:top w:w="75" w:type="dxa"/>
               <w:start w:w="100" w:type="dxa"/>
@@ -6167,15 +6733,15 @@
                 <w:rFonts w:ascii="Calibri" w:hAnsi="Calibri" w:eastAsia="Microsoft YaHei"/>
                 <w:b w:val="0"/>
                 <w:color w:val="1F2937"/>
-                <w:sz w:val="15"/>
-              </w:rPr>
-              <w:t>OS-OPS-PRD-05-A02</w:t>
-            </w:r>
-          </w:p>
-        </w:tc>
-        <w:tc>
-          <w:tcPr>
-            <w:tcW w:type="dxa" w:w="1656"/>
+                <w:sz w:val="16"/>
+              </w:rPr>
+              <w:t>OS-OPS-PRD-05-FP02</w:t>
+            </w:r>
+          </w:p>
+        </w:tc>
+        <w:tc>
+          <w:tcPr>
+            <w:tcW w:type="dxa" w:w="2232"/>
             <w:tcMar>
               <w:top w:w="75" w:type="dxa"/>
               <w:start w:w="100" w:type="dxa"/>
@@ -6194,7 +6760,7 @@
                 <w:rFonts w:ascii="Calibri" w:hAnsi="Calibri" w:eastAsia="Microsoft YaHei"/>
                 <w:b w:val="0"/>
                 <w:color w:val="1F2937"/>
-                <w:sz w:val="15"/>
+                <w:sz w:val="16"/>
               </w:rPr>
               <w:t>提交审批</w:t>
             </w:r>
@@ -6202,7 +6768,7 @@
         </w:tc>
         <w:tc>
           <w:tcPr>
-            <w:tcW w:type="dxa" w:w="4320"/>
+            <w:tcW w:type="dxa" w:w="6192"/>
             <w:tcMar>
               <w:top w:w="75" w:type="dxa"/>
               <w:start w:w="100" w:type="dxa"/>
@@ -6221,36 +6787,9 @@
                 <w:rFonts w:ascii="Calibri" w:hAnsi="Calibri" w:eastAsia="Microsoft YaHei"/>
                 <w:b w:val="0"/>
                 <w:color w:val="1F2937"/>
-                <w:sz w:val="15"/>
+                <w:sz w:val="16"/>
               </w:rPr>
               <w:t>校验价格、折扣、库存、合同模板和付款计划。</w:t>
-            </w:r>
-          </w:p>
-        </w:tc>
-        <w:tc>
-          <w:tcPr>
-            <w:tcW w:type="dxa" w:w="2736"/>
-            <w:tcMar>
-              <w:top w:w="75" w:type="dxa"/>
-              <w:start w:w="100" w:type="dxa"/>
-              <w:bottom w:w="75" w:type="dxa"/>
-              <w:end w:w="100" w:type="dxa"/>
-            </w:tcMar>
-            <w:vAlign w:val="center"/>
-            <w:shd w:fill="F4F7FB"/>
-          </w:tcPr>
-          <w:p>
-            <w:pPr>
-              <w:spacing w:after="0" w:line="259" w:lineRule="auto"/>
-            </w:pPr>
-            <w:r>
-              <w:rPr>
-                <w:rFonts w:ascii="Calibri" w:hAnsi="Calibri" w:eastAsia="Microsoft YaHei"/>
-                <w:b w:val="0"/>
-                <w:color w:val="1F2937"/>
-                <w:sz w:val="15"/>
-              </w:rPr>
-              <w:t>成功后刷新详情、allowedActions和时间线；失败保留输入并显示错误码。</w:t>
             </w:r>
           </w:p>
         </w:tc>
@@ -6261,7 +6800,7 @@
         </w:trPr>
         <w:tc>
           <w:tcPr>
-            <w:tcW w:type="dxa" w:w="1512"/>
+            <w:tcW w:type="dxa" w:w="1800"/>
             <w:tcMar>
               <w:top w:w="75" w:type="dxa"/>
               <w:start w:w="100" w:type="dxa"/>
@@ -6279,15 +6818,15 @@
                 <w:rFonts w:ascii="Calibri" w:hAnsi="Calibri" w:eastAsia="Microsoft YaHei"/>
                 <w:b w:val="0"/>
                 <w:color w:val="1F2937"/>
-                <w:sz w:val="15"/>
-              </w:rPr>
-              <w:t>OS-OPS-PRD-05-A03</w:t>
-            </w:r>
-          </w:p>
-        </w:tc>
-        <w:tc>
-          <w:tcPr>
-            <w:tcW w:type="dxa" w:w="1656"/>
+                <w:sz w:val="16"/>
+              </w:rPr>
+              <w:t>OS-OPS-PRD-05-FP03</w:t>
+            </w:r>
+          </w:p>
+        </w:tc>
+        <w:tc>
+          <w:tcPr>
+            <w:tcW w:type="dxa" w:w="2232"/>
             <w:tcMar>
               <w:top w:w="75" w:type="dxa"/>
               <w:start w:w="100" w:type="dxa"/>
@@ -6305,7 +6844,7 @@
                 <w:rFonts w:ascii="Calibri" w:hAnsi="Calibri" w:eastAsia="Microsoft YaHei"/>
                 <w:b w:val="0"/>
                 <w:color w:val="1F2937"/>
-                <w:sz w:val="15"/>
+                <w:sz w:val="16"/>
               </w:rPr>
               <w:t>更新订单</w:t>
             </w:r>
@@ -6313,7 +6852,7 @@
         </w:tc>
         <w:tc>
           <w:tcPr>
-            <w:tcW w:type="dxa" w:w="4320"/>
+            <w:tcW w:type="dxa" w:w="6192"/>
             <w:tcMar>
               <w:top w:w="75" w:type="dxa"/>
               <w:start w:w="100" w:type="dxa"/>
@@ -6331,35 +6870,9 @@
                 <w:rFonts w:ascii="Calibri" w:hAnsi="Calibri" w:eastAsia="Microsoft YaHei"/>
                 <w:b w:val="0"/>
                 <w:color w:val="1F2937"/>
-                <w:sz w:val="15"/>
+                <w:sz w:val="16"/>
               </w:rPr>
               <w:t>仅allowedActions允许的字段可编辑，金额变化生成新价格版本。</w:t>
-            </w:r>
-          </w:p>
-        </w:tc>
-        <w:tc>
-          <w:tcPr>
-            <w:tcW w:type="dxa" w:w="2736"/>
-            <w:tcMar>
-              <w:top w:w="75" w:type="dxa"/>
-              <w:start w:w="100" w:type="dxa"/>
-              <w:bottom w:w="75" w:type="dxa"/>
-              <w:end w:w="100" w:type="dxa"/>
-            </w:tcMar>
-            <w:vAlign w:val="center"/>
-          </w:tcPr>
-          <w:p>
-            <w:pPr>
-              <w:spacing w:after="0" w:line="259" w:lineRule="auto"/>
-            </w:pPr>
-            <w:r>
-              <w:rPr>
-                <w:rFonts w:ascii="Calibri" w:hAnsi="Calibri" w:eastAsia="Microsoft YaHei"/>
-                <w:b w:val="0"/>
-                <w:color w:val="1F2937"/>
-                <w:sz w:val="15"/>
-              </w:rPr>
-              <w:t>成功后刷新详情、allowedActions和时间线；失败保留输入并显示错误码。</w:t>
             </w:r>
           </w:p>
         </w:tc>
@@ -6370,7 +6883,7 @@
         </w:trPr>
         <w:tc>
           <w:tcPr>
-            <w:tcW w:type="dxa" w:w="1512"/>
+            <w:tcW w:type="dxa" w:w="1800"/>
             <w:tcMar>
               <w:top w:w="75" w:type="dxa"/>
               <w:start w:w="100" w:type="dxa"/>
@@ -6389,15 +6902,15 @@
                 <w:rFonts w:ascii="Calibri" w:hAnsi="Calibri" w:eastAsia="Microsoft YaHei"/>
                 <w:b w:val="0"/>
                 <w:color w:val="1F2937"/>
-                <w:sz w:val="15"/>
-              </w:rPr>
-              <w:t>OS-OPS-PRD-05-A04</w:t>
-            </w:r>
-          </w:p>
-        </w:tc>
-        <w:tc>
-          <w:tcPr>
-            <w:tcW w:type="dxa" w:w="1656"/>
+                <w:sz w:val="16"/>
+              </w:rPr>
+              <w:t>OS-OPS-PRD-05-FP04</w:t>
+            </w:r>
+          </w:p>
+        </w:tc>
+        <w:tc>
+          <w:tcPr>
+            <w:tcW w:type="dxa" w:w="2232"/>
             <w:tcMar>
               <w:top w:w="75" w:type="dxa"/>
               <w:start w:w="100" w:type="dxa"/>
@@ -6416,7 +6929,7 @@
                 <w:rFonts w:ascii="Calibri" w:hAnsi="Calibri" w:eastAsia="Microsoft YaHei"/>
                 <w:b w:val="0"/>
                 <w:color w:val="1F2937"/>
-                <w:sz w:val="15"/>
+                <w:sz w:val="16"/>
               </w:rPr>
               <w:t>取消订单</w:t>
             </w:r>
@@ -6424,7 +6937,7 @@
         </w:tc>
         <w:tc>
           <w:tcPr>
-            <w:tcW w:type="dxa" w:w="4320"/>
+            <w:tcW w:type="dxa" w:w="6192"/>
             <w:tcMar>
               <w:top w:w="75" w:type="dxa"/>
               <w:start w:w="100" w:type="dxa"/>
@@ -6443,36 +6956,9 @@
                 <w:rFonts w:ascii="Calibri" w:hAnsi="Calibri" w:eastAsia="Microsoft YaHei"/>
                 <w:b w:val="0"/>
                 <w:color w:val="1F2937"/>
-                <w:sz w:val="15"/>
+                <w:sz w:val="16"/>
               </w:rPr>
               <w:t>检查支付、合同、库存和履约副作用并执行补偿。</w:t>
-            </w:r>
-          </w:p>
-        </w:tc>
-        <w:tc>
-          <w:tcPr>
-            <w:tcW w:type="dxa" w:w="2736"/>
-            <w:tcMar>
-              <w:top w:w="75" w:type="dxa"/>
-              <w:start w:w="100" w:type="dxa"/>
-              <w:bottom w:w="75" w:type="dxa"/>
-              <w:end w:w="100" w:type="dxa"/>
-            </w:tcMar>
-            <w:vAlign w:val="center"/>
-            <w:shd w:fill="F4F7FB"/>
-          </w:tcPr>
-          <w:p>
-            <w:pPr>
-              <w:spacing w:after="0" w:line="259" w:lineRule="auto"/>
-            </w:pPr>
-            <w:r>
-              <w:rPr>
-                <w:rFonts w:ascii="Calibri" w:hAnsi="Calibri" w:eastAsia="Microsoft YaHei"/>
-                <w:b w:val="0"/>
-                <w:color w:val="1F2937"/>
-                <w:sz w:val="15"/>
-              </w:rPr>
-              <w:t>成功后刷新详情、allowedActions和时间线；失败保留输入并显示错误码。</w:t>
             </w:r>
           </w:p>
         </w:tc>
@@ -6483,7 +6969,7 @@
         </w:trPr>
         <w:tc>
           <w:tcPr>
-            <w:tcW w:type="dxa" w:w="1512"/>
+            <w:tcW w:type="dxa" w:w="1800"/>
             <w:tcMar>
               <w:top w:w="75" w:type="dxa"/>
               <w:start w:w="100" w:type="dxa"/>
@@ -6501,15 +6987,15 @@
                 <w:rFonts w:ascii="Calibri" w:hAnsi="Calibri" w:eastAsia="Microsoft YaHei"/>
                 <w:b w:val="0"/>
                 <w:color w:val="1F2937"/>
-                <w:sz w:val="15"/>
-              </w:rPr>
-              <w:t>OS-OPS-PRD-05-A05</w:t>
-            </w:r>
-          </w:p>
-        </w:tc>
-        <w:tc>
-          <w:tcPr>
-            <w:tcW w:type="dxa" w:w="1656"/>
+                <w:sz w:val="16"/>
+              </w:rPr>
+              <w:t>OS-OPS-PRD-05-FP05</w:t>
+            </w:r>
+          </w:p>
+        </w:tc>
+        <w:tc>
+          <w:tcPr>
+            <w:tcW w:type="dxa" w:w="2232"/>
             <w:tcMar>
               <w:top w:w="75" w:type="dxa"/>
               <w:start w:w="100" w:type="dxa"/>
@@ -6527,7 +7013,7 @@
                 <w:rFonts w:ascii="Calibri" w:hAnsi="Calibri" w:eastAsia="Microsoft YaHei"/>
                 <w:b w:val="0"/>
                 <w:color w:val="1F2937"/>
-                <w:sz w:val="15"/>
+                <w:sz w:val="16"/>
               </w:rPr>
               <w:t>查看物流</w:t>
             </w:r>
@@ -6535,7 +7021,7 @@
         </w:tc>
         <w:tc>
           <w:tcPr>
-            <w:tcW w:type="dxa" w:w="4320"/>
+            <w:tcW w:type="dxa" w:w="6192"/>
             <w:tcMar>
               <w:top w:w="75" w:type="dxa"/>
               <w:start w:w="100" w:type="dxa"/>
@@ -6553,35 +7039,9 @@
                 <w:rFonts w:ascii="Calibri" w:hAnsi="Calibri" w:eastAsia="Microsoft YaHei"/>
                 <w:b w:val="0"/>
                 <w:color w:val="1F2937"/>
-                <w:sz w:val="15"/>
+                <w:sz w:val="16"/>
               </w:rPr>
               <w:t>迷你箱订单显示箱号、预约、运单和节点时间。</w:t>
-            </w:r>
-          </w:p>
-        </w:tc>
-        <w:tc>
-          <w:tcPr>
-            <w:tcW w:type="dxa" w:w="2736"/>
-            <w:tcMar>
-              <w:top w:w="75" w:type="dxa"/>
-              <w:start w:w="100" w:type="dxa"/>
-              <w:bottom w:w="75" w:type="dxa"/>
-              <w:end w:w="100" w:type="dxa"/>
-            </w:tcMar>
-            <w:vAlign w:val="center"/>
-          </w:tcPr>
-          <w:p>
-            <w:pPr>
-              <w:spacing w:after="0" w:line="259" w:lineRule="auto"/>
-            </w:pPr>
-            <w:r>
-              <w:rPr>
-                <w:rFonts w:ascii="Calibri" w:hAnsi="Calibri" w:eastAsia="Microsoft YaHei"/>
-                <w:b w:val="0"/>
-                <w:color w:val="1F2937"/>
-                <w:sz w:val="15"/>
-              </w:rPr>
-              <w:t>成功后刷新详情、allowedActions和时间线；失败保留输入并显示错误码。</w:t>
             </w:r>
           </w:p>
         </w:tc>
@@ -6597,7 +7057,1197 @@
         <w:pStyle w:val="Heading2"/>
       </w:pPr>
       <w:r>
-        <w:t>6.1 标准写操作时序</w:t>
+        <w:t>6.1 新增订单</w:t>
+      </w:r>
+    </w:p>
+    <w:p>
+      <w:pPr>
+        <w:spacing w:after="80"/>
+      </w:pPr>
+      <w:r>
+        <w:rPr>
+          <w:rFonts w:ascii="Calibri" w:hAnsi="Calibri" w:eastAsia="Microsoft YaHei"/>
+          <w:b/>
+          <w:color w:val="1F2937"/>
+          <w:sz w:val="19"/>
+        </w:rPr>
+        <w:t>功能编号：</w:t>
+      </w:r>
+      <w:r>
+        <w:rPr>
+          <w:rFonts w:ascii="Calibri" w:hAnsi="Calibri" w:eastAsia="Microsoft YaHei"/>
+          <w:b w:val="0"/>
+          <w:color w:val="1F2937"/>
+          <w:sz w:val="19"/>
+        </w:rPr>
+        <w:t>OS-OPS-PRD-05-FP01。功能目的为销售订单优先从OP转化；人工补录需记录来源和原因。</w:t>
+      </w:r>
+    </w:p>
+    <w:p>
+      <w:pPr>
+        <w:spacing w:after="80"/>
+      </w:pPr>
+      <w:r>
+        <w:rPr>
+          <w:rFonts w:ascii="Calibri" w:hAnsi="Calibri" w:eastAsia="Microsoft YaHei"/>
+          <w:b/>
+          <w:color w:val="1F2937"/>
+          <w:sz w:val="19"/>
+        </w:rPr>
+        <w:t>使用角色与入口：</w:t>
+      </w:r>
+      <w:r>
+        <w:rPr>
+          <w:rFonts w:ascii="Calibri" w:hAnsi="Calibri" w:eastAsia="Microsoft YaHei"/>
+          <w:b w:val="0"/>
+          <w:color w:val="1F2937"/>
+          <w:sz w:val="19"/>
+        </w:rPr>
+        <w:t>具备本模块创建权限的运营人员；从模块列表右上角新增入口或关联对象快捷入口进入。入口显示前先校验菜单权限、动作权限和数据范围。</w:t>
+      </w:r>
+    </w:p>
+    <w:p>
+      <w:pPr>
+        <w:spacing w:after="80"/>
+      </w:pPr>
+      <w:r>
+        <w:rPr>
+          <w:rFonts w:ascii="Calibri" w:hAnsi="Calibri" w:eastAsia="Microsoft YaHei"/>
+          <w:b/>
+          <w:color w:val="1F2937"/>
+          <w:sz w:val="19"/>
+        </w:rPr>
+        <w:t>前置条件：</w:t>
+      </w:r>
+      <w:r>
+        <w:rPr>
+          <w:rFonts w:ascii="Calibri" w:hAnsi="Calibri" w:eastAsia="Microsoft YaHei"/>
+          <w:b w:val="0"/>
+          <w:color w:val="1F2937"/>
+          <w:sz w:val="19"/>
+        </w:rPr>
+        <w:t>用户登录有效并具备创建或批量权限；关联主数据有效且属于dataScope；页面已加载最新字典、业务配置和allowedActions。</w:t>
+      </w:r>
+    </w:p>
+    <w:p>
+      <w:pPr>
+        <w:spacing w:after="80"/>
+      </w:pPr>
+      <w:r>
+        <w:rPr>
+          <w:rFonts w:ascii="Calibri" w:hAnsi="Calibri" w:eastAsia="Microsoft YaHei"/>
+          <w:b/>
+          <w:color w:val="1F2937"/>
+          <w:sz w:val="19"/>
+        </w:rPr>
+        <w:t>界面操作：</w:t>
+      </w:r>
+      <w:r>
+        <w:rPr>
+          <w:rFonts w:ascii="Calibri" w:hAnsi="Calibri" w:eastAsia="Microsoft YaHei"/>
+          <w:b w:val="0"/>
+          <w:color w:val="1F2937"/>
+          <w:sz w:val="19"/>
+        </w:rPr>
+        <w:t>打开新增界面，按页面分组录入关联销售机会、订单类型、负责人、订单状态、产品线、店铺或仓点、仓位或产品、数量、起租日期、租期、到期日期、库存处理；关联对象使用检索选择。点击保存前完成字段级和跨字段校验。</w:t>
+      </w:r>
+    </w:p>
+    <w:p>
+      <w:pPr>
+        <w:spacing w:after="80"/>
+      </w:pPr>
+      <w:r>
+        <w:rPr>
+          <w:rFonts w:ascii="Calibri" w:hAnsi="Calibri" w:eastAsia="Microsoft YaHei"/>
+          <w:b/>
+          <w:color w:val="1F2937"/>
+          <w:sz w:val="19"/>
+        </w:rPr>
+        <w:t>系统处理：</w:t>
+      </w:r>
+      <w:r>
+        <w:rPr>
+          <w:rFonts w:ascii="Calibri" w:hAnsi="Calibri" w:eastAsia="Microsoft YaHei"/>
+          <w:b w:val="0"/>
+          <w:color w:val="1F2937"/>
+          <w:sz w:val="19"/>
+        </w:rPr>
+        <w:t>服务端使用clientRequestId幂等校验，在事务内生成业务编号、主对象、初始状态和审计记录；事务提交后发布领域事件。销售订单优先从OP转化；人工补录需记录来源和原因。</w:t>
+      </w:r>
+    </w:p>
+    <w:p>
+      <w:pPr>
+        <w:spacing w:after="80"/>
+      </w:pPr>
+      <w:r>
+        <w:rPr>
+          <w:rFonts w:ascii="Calibri" w:hAnsi="Calibri" w:eastAsia="Microsoft YaHei"/>
+          <w:b/>
+          <w:color w:val="1F2937"/>
+          <w:sz w:val="19"/>
+        </w:rPr>
+        <w:t>业务规则：</w:t>
+      </w:r>
+      <w:r>
+        <w:rPr>
+          <w:rFonts w:ascii="Calibri" w:hAnsi="Calibri" w:eastAsia="Microsoft YaHei"/>
+          <w:b w:val="0"/>
+          <w:color w:val="1F2937"/>
+          <w:sz w:val="19"/>
+        </w:rPr>
+        <w:t>销售机会转订单必须保持sourceLeadId和opportunityId；订单金额=原价-优惠+服务费+保险+按金，后端重新计算；已签署合同或已付款订单的关键字段不得直接修改。所有校验必须由服务端再次执行，前端校验只用于即时反馈。</w:t>
+      </w:r>
+    </w:p>
+    <w:p>
+      <w:pPr>
+        <w:spacing w:after="80"/>
+      </w:pPr>
+      <w:r>
+        <w:rPr>
+          <w:rFonts w:ascii="Calibri" w:hAnsi="Calibri" w:eastAsia="Microsoft YaHei"/>
+          <w:b/>
+          <w:color w:val="1F2937"/>
+          <w:sz w:val="19"/>
+        </w:rPr>
+        <w:t>成功结果：</w:t>
+      </w:r>
+      <w:r>
+        <w:rPr>
+          <w:rFonts w:ascii="Calibri" w:hAnsi="Calibri" w:eastAsia="Microsoft YaHei"/>
+          <w:b w:val="0"/>
+          <w:color w:val="1F2937"/>
+          <w:sz w:val="19"/>
+        </w:rPr>
+        <w:t>页面提示“新增订单成功”，刷新对象状态、version、allowedActions、关联对象和时间线；如产生异步任务，同时显示任务编号和进度入口。</w:t>
+      </w:r>
+    </w:p>
+    <w:p>
+      <w:pPr>
+        <w:spacing w:after="80"/>
+      </w:pPr>
+      <w:r>
+        <w:rPr>
+          <w:rFonts w:ascii="Calibri" w:hAnsi="Calibri" w:eastAsia="Microsoft YaHei"/>
+          <w:b/>
+          <w:color w:val="1F2937"/>
+          <w:sz w:val="19"/>
+        </w:rPr>
+        <w:t>异常与恢复：</w:t>
+      </w:r>
+      <w:r>
+        <w:rPr>
+          <w:rFonts w:ascii="Calibri" w:hAnsi="Calibri" w:eastAsia="Microsoft YaHei"/>
+          <w:b w:val="0"/>
+          <w:color w:val="1F2937"/>
+          <w:sz w:val="19"/>
+        </w:rPr>
+        <w:t>400定位到具体字段并保留输入；403隐藏敏感内容并记录拒绝审计；409展示最新状态并要求刷新；超时先按clientRequestId查询执行结果；部分成功展示逐项明细和补偿入口。</w:t>
+      </w:r>
+    </w:p>
+    <w:p>
+      <w:pPr>
+        <w:spacing w:after="80"/>
+      </w:pPr>
+      <w:r>
+        <w:rPr>
+          <w:rFonts w:ascii="Calibri" w:hAnsi="Calibri" w:eastAsia="Microsoft YaHei"/>
+          <w:b/>
+          <w:color w:val="1F2937"/>
+          <w:sz w:val="19"/>
+        </w:rPr>
+        <w:t>跨端影响：</w:t>
+      </w:r>
+      <w:r>
+        <w:rPr>
+          <w:rFonts w:ascii="Calibri" w:hAnsi="Calibri" w:eastAsia="Microsoft YaHei"/>
+          <w:b w:val="0"/>
+          <w:color w:val="1F2937"/>
+          <w:sz w:val="19"/>
+        </w:rPr>
+        <w:t>客户小程序展示本人订单及allowedActions。跨端消息只携带业务编号，接收端打开后重新鉴权并查询最新状态。</w:t>
+      </w:r>
+    </w:p>
+    <w:p>
+      <w:pPr>
+        <w:spacing w:after="80"/>
+      </w:pPr>
+      <w:r>
+        <w:rPr>
+          <w:rFonts w:ascii="Calibri" w:hAnsi="Calibri" w:eastAsia="Microsoft YaHei"/>
+          <w:b/>
+          <w:color w:val="1F2937"/>
+          <w:sz w:val="19"/>
+        </w:rPr>
+        <w:t>验收条件：</w:t>
+      </w:r>
+      <w:r>
+        <w:rPr>
+          <w:rFonts w:ascii="Calibri" w:hAnsi="Calibri" w:eastAsia="Microsoft YaHei"/>
+          <w:b w:val="0"/>
+          <w:color w:val="1F2937"/>
+          <w:sz w:val="19"/>
+        </w:rPr>
+        <w:t>在允许状态下完成新增订单时仅产生一次预期数据变化和一次审计记录；越权、错误状态、重复提交及版本冲突均不得产生重复对象或越级状态。</w:t>
+      </w:r>
+    </w:p>
+    <w:p>
+      <w:pPr>
+        <w:pStyle w:val="Heading2"/>
+      </w:pPr>
+      <w:r>
+        <w:t>6.2 提交审批</w:t>
+      </w:r>
+    </w:p>
+    <w:p>
+      <w:pPr>
+        <w:spacing w:after="80"/>
+      </w:pPr>
+      <w:r>
+        <w:rPr>
+          <w:rFonts w:ascii="Calibri" w:hAnsi="Calibri" w:eastAsia="Microsoft YaHei"/>
+          <w:b/>
+          <w:color w:val="1F2937"/>
+          <w:sz w:val="19"/>
+        </w:rPr>
+        <w:t>功能编号：</w:t>
+      </w:r>
+      <w:r>
+        <w:rPr>
+          <w:rFonts w:ascii="Calibri" w:hAnsi="Calibri" w:eastAsia="Microsoft YaHei"/>
+          <w:b w:val="0"/>
+          <w:color w:val="1F2937"/>
+          <w:sz w:val="19"/>
+        </w:rPr>
+        <w:t>OS-OPS-PRD-05-FP02。功能目的为校验价格、折扣、库存、合同模板和付款计划。</w:t>
+      </w:r>
+    </w:p>
+    <w:p>
+      <w:pPr>
+        <w:spacing w:after="80"/>
+      </w:pPr>
+      <w:r>
+        <w:rPr>
+          <w:rFonts w:ascii="Calibri" w:hAnsi="Calibri" w:eastAsia="Microsoft YaHei"/>
+          <w:b/>
+          <w:color w:val="1F2937"/>
+          <w:sz w:val="19"/>
+        </w:rPr>
+        <w:t>使用角色与入口：</w:t>
+      </w:r>
+      <w:r>
+        <w:rPr>
+          <w:rFonts w:ascii="Calibri" w:hAnsi="Calibri" w:eastAsia="Microsoft YaHei"/>
+          <w:b w:val="0"/>
+          <w:color w:val="1F2937"/>
+          <w:sz w:val="19"/>
+        </w:rPr>
+        <w:t>具备审批、财务或复核权限的人员；从待办中心、列表行操作或详情页审批区进入。入口显示前先校验菜单权限、动作权限和数据范围。</w:t>
+      </w:r>
+    </w:p>
+    <w:p>
+      <w:pPr>
+        <w:spacing w:after="80"/>
+      </w:pPr>
+      <w:r>
+        <w:rPr>
+          <w:rFonts w:ascii="Calibri" w:hAnsi="Calibri" w:eastAsia="Microsoft YaHei"/>
+          <w:b/>
+          <w:color w:val="1F2937"/>
+          <w:sz w:val="19"/>
+        </w:rPr>
+        <w:t>前置条件：</w:t>
+      </w:r>
+      <w:r>
+        <w:rPr>
+          <w:rFonts w:ascii="Calibri" w:hAnsi="Calibri" w:eastAsia="Microsoft YaHei"/>
+          <w:b w:val="0"/>
+          <w:color w:val="1F2937"/>
+          <w:sz w:val="19"/>
+        </w:rPr>
+        <w:t>用户登录有效；目标对象存在且属于用户dataScope；当前状态包含该动作；页面持有最新version和allowedActions。涉及金额、库存、附件或第三方结果时必须回源确认。</w:t>
+      </w:r>
+    </w:p>
+    <w:p>
+      <w:pPr>
+        <w:spacing w:after="80"/>
+      </w:pPr>
+      <w:r>
+        <w:rPr>
+          <w:rFonts w:ascii="Calibri" w:hAnsi="Calibri" w:eastAsia="Microsoft YaHei"/>
+          <w:b/>
+          <w:color w:val="1F2937"/>
+          <w:sz w:val="19"/>
+        </w:rPr>
+        <w:t>界面操作：</w:t>
+      </w:r>
+      <w:r>
+        <w:rPr>
+          <w:rFonts w:ascii="Calibri" w:hAnsi="Calibri" w:eastAsia="Microsoft YaHei"/>
+          <w:b w:val="0"/>
+          <w:color w:val="1F2937"/>
+          <w:sz w:val="19"/>
+        </w:rPr>
+        <w:t>详情页展示申请信息、金额/附件、历史意见及订单类型、负责人、订单状态、店铺或仓点、起租日期、到期日期、优惠金额、订单备注、备注、订单编号；选择通过或拒绝，拒绝原因必填，提交前二次确认。</w:t>
+      </w:r>
+    </w:p>
+    <w:p>
+      <w:pPr>
+        <w:spacing w:after="80"/>
+      </w:pPr>
+      <w:r>
+        <w:rPr>
+          <w:rFonts w:ascii="Calibri" w:hAnsi="Calibri" w:eastAsia="Microsoft YaHei"/>
+          <w:b/>
+          <w:color w:val="1F2937"/>
+          <w:sz w:val="19"/>
+        </w:rPr>
+        <w:t>系统处理：</w:t>
+      </w:r>
+      <w:r>
+        <w:rPr>
+          <w:rFonts w:ascii="Calibri" w:hAnsi="Calibri" w:eastAsia="Microsoft YaHei"/>
+          <w:b w:val="0"/>
+          <w:color w:val="1F2937"/>
+          <w:sz w:val="19"/>
+        </w:rPr>
+        <w:t>服务端调用POST /ops/v1/orders/{id}/actions/{action}，校验权限、当前状态、expectedVersion和业务不变量，在事务中写入状态及时间线。校验价格、折扣、库存、合同模板和付款计划。</w:t>
+      </w:r>
+    </w:p>
+    <w:p>
+      <w:pPr>
+        <w:spacing w:after="80"/>
+      </w:pPr>
+      <w:r>
+        <w:rPr>
+          <w:rFonts w:ascii="Calibri" w:hAnsi="Calibri" w:eastAsia="Microsoft YaHei"/>
+          <w:b/>
+          <w:color w:val="1F2937"/>
+          <w:sz w:val="19"/>
+        </w:rPr>
+        <w:t>业务规则：</w:t>
+      </w:r>
+      <w:r>
+        <w:rPr>
+          <w:rFonts w:ascii="Calibri" w:hAnsi="Calibri" w:eastAsia="Microsoft YaHei"/>
+          <w:b w:val="0"/>
+          <w:color w:val="1F2937"/>
+          <w:sz w:val="19"/>
+        </w:rPr>
+        <w:t>销售机会转订单必须保持sourceLeadId和opportunityId；订单金额=原价-优惠+服务费+保险+按金，后端重新计算。所有校验必须由服务端再次执行，前端校验只用于即时反馈。</w:t>
+      </w:r>
+    </w:p>
+    <w:p>
+      <w:pPr>
+        <w:spacing w:after="80"/>
+      </w:pPr>
+      <w:r>
+        <w:rPr>
+          <w:rFonts w:ascii="Calibri" w:hAnsi="Calibri" w:eastAsia="Microsoft YaHei"/>
+          <w:b/>
+          <w:color w:val="1F2937"/>
+          <w:sz w:val="19"/>
+        </w:rPr>
+        <w:t>成功结果：</w:t>
+      </w:r>
+      <w:r>
+        <w:rPr>
+          <w:rFonts w:ascii="Calibri" w:hAnsi="Calibri" w:eastAsia="Microsoft YaHei"/>
+          <w:b w:val="0"/>
+          <w:color w:val="1F2937"/>
+          <w:sz w:val="19"/>
+        </w:rPr>
+        <w:t>页面提示“提交审批成功”，刷新对象状态、version、allowedActions、关联对象和时间线；如产生异步任务，同时显示任务编号和进度入口。</w:t>
+      </w:r>
+    </w:p>
+    <w:p>
+      <w:pPr>
+        <w:spacing w:after="80"/>
+      </w:pPr>
+      <w:r>
+        <w:rPr>
+          <w:rFonts w:ascii="Calibri" w:hAnsi="Calibri" w:eastAsia="Microsoft YaHei"/>
+          <w:b/>
+          <w:color w:val="1F2937"/>
+          <w:sz w:val="19"/>
+        </w:rPr>
+        <w:t>异常与恢复：</w:t>
+      </w:r>
+      <w:r>
+        <w:rPr>
+          <w:rFonts w:ascii="Calibri" w:hAnsi="Calibri" w:eastAsia="Microsoft YaHei"/>
+          <w:b w:val="0"/>
+          <w:color w:val="1F2937"/>
+          <w:sz w:val="19"/>
+        </w:rPr>
+        <w:t>400定位到具体字段并保留输入；403隐藏敏感内容并记录拒绝审计；409展示最新状态并要求刷新；超时先按clientRequestId查询执行结果；部分成功展示逐项明细和补偿入口。</w:t>
+      </w:r>
+    </w:p>
+    <w:p>
+      <w:pPr>
+        <w:spacing w:after="80"/>
+      </w:pPr>
+      <w:r>
+        <w:rPr>
+          <w:rFonts w:ascii="Calibri" w:hAnsi="Calibri" w:eastAsia="Microsoft YaHei"/>
+          <w:b/>
+          <w:color w:val="1F2937"/>
+          <w:sz w:val="19"/>
+        </w:rPr>
+        <w:t>跨端影响：</w:t>
+      </w:r>
+      <w:r>
+        <w:rPr>
+          <w:rFonts w:ascii="Calibri" w:hAnsi="Calibri" w:eastAsia="Microsoft YaHei"/>
+          <w:b w:val="0"/>
+          <w:color w:val="1F2937"/>
+          <w:sz w:val="19"/>
+        </w:rPr>
+        <w:t>小程序支付结果以服务端回调为准。跨端消息只携带业务编号，接收端打开后重新鉴权并查询最新状态。</w:t>
+      </w:r>
+    </w:p>
+    <w:p>
+      <w:pPr>
+        <w:spacing w:after="80"/>
+      </w:pPr>
+      <w:r>
+        <w:rPr>
+          <w:rFonts w:ascii="Calibri" w:hAnsi="Calibri" w:eastAsia="Microsoft YaHei"/>
+          <w:b/>
+          <w:color w:val="1F2937"/>
+          <w:sz w:val="19"/>
+        </w:rPr>
+        <w:t>验收条件：</w:t>
+      </w:r>
+      <w:r>
+        <w:rPr>
+          <w:rFonts w:ascii="Calibri" w:hAnsi="Calibri" w:eastAsia="Microsoft YaHei"/>
+          <w:b w:val="0"/>
+          <w:color w:val="1F2937"/>
+          <w:sz w:val="19"/>
+        </w:rPr>
+        <w:t>在允许状态下完成提交审批时仅产生一次预期数据变化和一次审计记录；越权、错误状态、重复提交及版本冲突均不得产生重复对象或越级状态。</w:t>
+      </w:r>
+    </w:p>
+    <w:p>
+      <w:pPr>
+        <w:pStyle w:val="Heading2"/>
+      </w:pPr>
+      <w:r>
+        <w:t>6.3 更新订单</w:t>
+      </w:r>
+    </w:p>
+    <w:p>
+      <w:pPr>
+        <w:spacing w:after="80"/>
+      </w:pPr>
+      <w:r>
+        <w:rPr>
+          <w:rFonts w:ascii="Calibri" w:hAnsi="Calibri" w:eastAsia="Microsoft YaHei"/>
+          <w:b/>
+          <w:color w:val="1F2937"/>
+          <w:sz w:val="19"/>
+        </w:rPr>
+        <w:t>功能编号：</w:t>
+      </w:r>
+      <w:r>
+        <w:rPr>
+          <w:rFonts w:ascii="Calibri" w:hAnsi="Calibri" w:eastAsia="Microsoft YaHei"/>
+          <w:b w:val="0"/>
+          <w:color w:val="1F2937"/>
+          <w:sz w:val="19"/>
+        </w:rPr>
+        <w:t>OS-OPS-PRD-05-FP03。功能目的为仅allowedActions允许的字段可编辑，金额变化生成新价格版本。</w:t>
+      </w:r>
+    </w:p>
+    <w:p>
+      <w:pPr>
+        <w:spacing w:after="80"/>
+      </w:pPr>
+      <w:r>
+        <w:rPr>
+          <w:rFonts w:ascii="Calibri" w:hAnsi="Calibri" w:eastAsia="Microsoft YaHei"/>
+          <w:b/>
+          <w:color w:val="1F2937"/>
+          <w:sz w:val="19"/>
+        </w:rPr>
+        <w:t>使用角色与入口：</w:t>
+      </w:r>
+      <w:r>
+        <w:rPr>
+          <w:rFonts w:ascii="Calibri" w:hAnsi="Calibri" w:eastAsia="Microsoft YaHei"/>
+          <w:b w:val="0"/>
+          <w:color w:val="1F2937"/>
+          <w:sz w:val="19"/>
+        </w:rPr>
+        <w:t>当前对象负责人、被分派执行人或获授权管理员；从列表行操作、详情页主操作区或待办入口进入。入口显示前先校验菜单权限、动作权限和数据范围。</w:t>
+      </w:r>
+    </w:p>
+    <w:p>
+      <w:pPr>
+        <w:spacing w:after="80"/>
+      </w:pPr>
+      <w:r>
+        <w:rPr>
+          <w:rFonts w:ascii="Calibri" w:hAnsi="Calibri" w:eastAsia="Microsoft YaHei"/>
+          <w:b/>
+          <w:color w:val="1F2937"/>
+          <w:sz w:val="19"/>
+        </w:rPr>
+        <w:t>前置条件：</w:t>
+      </w:r>
+      <w:r>
+        <w:rPr>
+          <w:rFonts w:ascii="Calibri" w:hAnsi="Calibri" w:eastAsia="Microsoft YaHei"/>
+          <w:b w:val="0"/>
+          <w:color w:val="1F2937"/>
+          <w:sz w:val="19"/>
+        </w:rPr>
+        <w:t>用户登录有效；目标对象存在且属于用户dataScope；当前状态包含该动作；页面持有最新version和allowedActions。涉及金额、库存、附件或第三方结果时必须回源确认。</w:t>
+      </w:r>
+    </w:p>
+    <w:p>
+      <w:pPr>
+        <w:spacing w:after="80"/>
+      </w:pPr>
+      <w:r>
+        <w:rPr>
+          <w:rFonts w:ascii="Calibri" w:hAnsi="Calibri" w:eastAsia="Microsoft YaHei"/>
+          <w:b/>
+          <w:color w:val="1F2937"/>
+          <w:sz w:val="19"/>
+        </w:rPr>
+        <w:t>界面操作：</w:t>
+      </w:r>
+      <w:r>
+        <w:rPr>
+          <w:rFonts w:ascii="Calibri" w:hAnsi="Calibri" w:eastAsia="Microsoft YaHei"/>
+          <w:b w:val="0"/>
+          <w:color w:val="1F2937"/>
+          <w:sz w:val="19"/>
+        </w:rPr>
+        <w:t>在详情页执行更新订单，填写或核对订单类型、负责人、订单状态、店铺或仓点、起租日期、到期日期、优惠金额、订单备注、备注、订单编号；界面随步骤显示当前节点、下一步和可撤回条件。</w:t>
+      </w:r>
+    </w:p>
+    <w:p>
+      <w:pPr>
+        <w:spacing w:after="80"/>
+      </w:pPr>
+      <w:r>
+        <w:rPr>
+          <w:rFonts w:ascii="Calibri" w:hAnsi="Calibri" w:eastAsia="Microsoft YaHei"/>
+          <w:b/>
+          <w:color w:val="1F2937"/>
+          <w:sz w:val="19"/>
+        </w:rPr>
+        <w:t>系统处理：</w:t>
+      </w:r>
+      <w:r>
+        <w:rPr>
+          <w:rFonts w:ascii="Calibri" w:hAnsi="Calibri" w:eastAsia="Microsoft YaHei"/>
+          <w:b w:val="0"/>
+          <w:color w:val="1F2937"/>
+          <w:sz w:val="19"/>
+        </w:rPr>
+        <w:t>服务端调用POST /ops/v1/orders/{id}/actions/{action}，校验权限、当前状态、expectedVersion和业务不变量，在事务中写入状态及时间线。仅allowedActions允许的字段可编辑，金额变化生成新价格版本。</w:t>
+      </w:r>
+    </w:p>
+    <w:p>
+      <w:pPr>
+        <w:spacing w:after="80"/>
+      </w:pPr>
+      <w:r>
+        <w:rPr>
+          <w:rFonts w:ascii="Calibri" w:hAnsi="Calibri" w:eastAsia="Microsoft YaHei"/>
+          <w:b/>
+          <w:color w:val="1F2937"/>
+          <w:sz w:val="19"/>
+        </w:rPr>
+        <w:t>业务规则：</w:t>
+      </w:r>
+      <w:r>
+        <w:rPr>
+          <w:rFonts w:ascii="Calibri" w:hAnsi="Calibri" w:eastAsia="Microsoft YaHei"/>
+          <w:b w:val="0"/>
+          <w:color w:val="1F2937"/>
+          <w:sz w:val="19"/>
+        </w:rPr>
+        <w:t>销售机会转订单必须保持sourceLeadId和opportunityId；订单金额=原价-优惠+服务费+保险+按金，后端重新计算；已签署合同或已付款订单的关键字段不得直接修改。所有校验必须由服务端再次执行，前端校验只用于即时反馈。</w:t>
+      </w:r>
+    </w:p>
+    <w:p>
+      <w:pPr>
+        <w:spacing w:after="80"/>
+      </w:pPr>
+      <w:r>
+        <w:rPr>
+          <w:rFonts w:ascii="Calibri" w:hAnsi="Calibri" w:eastAsia="Microsoft YaHei"/>
+          <w:b/>
+          <w:color w:val="1F2937"/>
+          <w:sz w:val="19"/>
+        </w:rPr>
+        <w:t>成功结果：</w:t>
+      </w:r>
+      <w:r>
+        <w:rPr>
+          <w:rFonts w:ascii="Calibri" w:hAnsi="Calibri" w:eastAsia="Microsoft YaHei"/>
+          <w:b w:val="0"/>
+          <w:color w:val="1F2937"/>
+          <w:sz w:val="19"/>
+        </w:rPr>
+        <w:t>页面提示“更新订单成功”，刷新对象状态、version、allowedActions、关联对象和时间线；如产生异步任务，同时显示任务编号和进度入口。</w:t>
+      </w:r>
+    </w:p>
+    <w:p>
+      <w:pPr>
+        <w:spacing w:after="80"/>
+      </w:pPr>
+      <w:r>
+        <w:rPr>
+          <w:rFonts w:ascii="Calibri" w:hAnsi="Calibri" w:eastAsia="Microsoft YaHei"/>
+          <w:b/>
+          <w:color w:val="1F2937"/>
+          <w:sz w:val="19"/>
+        </w:rPr>
+        <w:t>异常与恢复：</w:t>
+      </w:r>
+      <w:r>
+        <w:rPr>
+          <w:rFonts w:ascii="Calibri" w:hAnsi="Calibri" w:eastAsia="Microsoft YaHei"/>
+          <w:b w:val="0"/>
+          <w:color w:val="1F2937"/>
+          <w:sz w:val="19"/>
+        </w:rPr>
+        <w:t>400定位到具体字段并保留输入；403隐藏敏感内容并记录拒绝审计；409展示最新状态并要求刷新；超时先按clientRequestId查询执行结果；部分成功展示逐项明细和补偿入口。</w:t>
+      </w:r>
+    </w:p>
+    <w:p>
+      <w:pPr>
+        <w:spacing w:after="80"/>
+      </w:pPr>
+      <w:r>
+        <w:rPr>
+          <w:rFonts w:ascii="Calibri" w:hAnsi="Calibri" w:eastAsia="Microsoft YaHei"/>
+          <w:b/>
+          <w:color w:val="1F2937"/>
+          <w:sz w:val="19"/>
+        </w:rPr>
+        <w:t>跨端影响：</w:t>
+      </w:r>
+      <w:r>
+        <w:rPr>
+          <w:rFonts w:ascii="Calibri" w:hAnsi="Calibri" w:eastAsia="Microsoft YaHei"/>
+          <w:b w:val="0"/>
+          <w:color w:val="1F2937"/>
+          <w:sz w:val="19"/>
+        </w:rPr>
+        <w:t>仓位、预约、迷你箱和工单状态通过关联编号回写订单时间线。跨端消息只携带业务编号，接收端打开后重新鉴权并查询最新状态。</w:t>
+      </w:r>
+    </w:p>
+    <w:p>
+      <w:pPr>
+        <w:spacing w:after="80"/>
+      </w:pPr>
+      <w:r>
+        <w:rPr>
+          <w:rFonts w:ascii="Calibri" w:hAnsi="Calibri" w:eastAsia="Microsoft YaHei"/>
+          <w:b/>
+          <w:color w:val="1F2937"/>
+          <w:sz w:val="19"/>
+        </w:rPr>
+        <w:t>验收条件：</w:t>
+      </w:r>
+      <w:r>
+        <w:rPr>
+          <w:rFonts w:ascii="Calibri" w:hAnsi="Calibri" w:eastAsia="Microsoft YaHei"/>
+          <w:b w:val="0"/>
+          <w:color w:val="1F2937"/>
+          <w:sz w:val="19"/>
+        </w:rPr>
+        <w:t>在允许状态下完成更新订单时仅产生一次预期数据变化和一次审计记录；越权、错误状态、重复提交及版本冲突均不得产生重复对象或越级状态。</w:t>
+      </w:r>
+    </w:p>
+    <w:p>
+      <w:pPr>
+        <w:pStyle w:val="Heading2"/>
+      </w:pPr>
+      <w:r>
+        <w:t>6.4 取消订单</w:t>
+      </w:r>
+    </w:p>
+    <w:p>
+      <w:pPr>
+        <w:spacing w:after="80"/>
+      </w:pPr>
+      <w:r>
+        <w:rPr>
+          <w:rFonts w:ascii="Calibri" w:hAnsi="Calibri" w:eastAsia="Microsoft YaHei"/>
+          <w:b/>
+          <w:color w:val="1F2937"/>
+          <w:sz w:val="19"/>
+        </w:rPr>
+        <w:t>功能编号：</w:t>
+      </w:r>
+      <w:r>
+        <w:rPr>
+          <w:rFonts w:ascii="Calibri" w:hAnsi="Calibri" w:eastAsia="Microsoft YaHei"/>
+          <w:b w:val="0"/>
+          <w:color w:val="1F2937"/>
+          <w:sz w:val="19"/>
+        </w:rPr>
+        <w:t>OS-OPS-PRD-05-FP04。功能目的为检查支付、合同、库存和履约副作用并执行补偿。</w:t>
+      </w:r>
+    </w:p>
+    <w:p>
+      <w:pPr>
+        <w:spacing w:after="80"/>
+      </w:pPr>
+      <w:r>
+        <w:rPr>
+          <w:rFonts w:ascii="Calibri" w:hAnsi="Calibri" w:eastAsia="Microsoft YaHei"/>
+          <w:b/>
+          <w:color w:val="1F2937"/>
+          <w:sz w:val="19"/>
+        </w:rPr>
+        <w:t>使用角色与入口：</w:t>
+      </w:r>
+      <w:r>
+        <w:rPr>
+          <w:rFonts w:ascii="Calibri" w:hAnsi="Calibri" w:eastAsia="Microsoft YaHei"/>
+          <w:b w:val="0"/>
+          <w:color w:val="1F2937"/>
+          <w:sz w:val="19"/>
+        </w:rPr>
+        <w:t>对象负责人或具备状态管理权限的管理员；从列表行操作或详情页状态动作区进入。入口显示前先校验菜单权限、动作权限和数据范围。</w:t>
+      </w:r>
+    </w:p>
+    <w:p>
+      <w:pPr>
+        <w:spacing w:after="80"/>
+      </w:pPr>
+      <w:r>
+        <w:rPr>
+          <w:rFonts w:ascii="Calibri" w:hAnsi="Calibri" w:eastAsia="Microsoft YaHei"/>
+          <w:b/>
+          <w:color w:val="1F2937"/>
+          <w:sz w:val="19"/>
+        </w:rPr>
+        <w:t>前置条件：</w:t>
+      </w:r>
+      <w:r>
+        <w:rPr>
+          <w:rFonts w:ascii="Calibri" w:hAnsi="Calibri" w:eastAsia="Microsoft YaHei"/>
+          <w:b w:val="0"/>
+          <w:color w:val="1F2937"/>
+          <w:sz w:val="19"/>
+        </w:rPr>
+        <w:t>用户登录有效；目标对象存在且属于用户dataScope；当前状态包含该动作；页面持有最新version和allowedActions。涉及金额、库存、附件或第三方结果时必须回源确认。</w:t>
+      </w:r>
+    </w:p>
+    <w:p>
+      <w:pPr>
+        <w:spacing w:after="80"/>
+      </w:pPr>
+      <w:r>
+        <w:rPr>
+          <w:rFonts w:ascii="Calibri" w:hAnsi="Calibri" w:eastAsia="Microsoft YaHei"/>
+          <w:b/>
+          <w:color w:val="1F2937"/>
+          <w:sz w:val="19"/>
+        </w:rPr>
+        <w:t>界面操作：</w:t>
+      </w:r>
+      <w:r>
+        <w:rPr>
+          <w:rFonts w:ascii="Calibri" w:hAnsi="Calibri" w:eastAsia="Microsoft YaHei"/>
+          <w:b w:val="0"/>
+          <w:color w:val="1F2937"/>
+          <w:sz w:val="19"/>
+        </w:rPr>
+        <w:t>在详情或行操作中触发取消订单，界面展示当前状态、目标状态、影响范围和原因；高风险动作二次确认。</w:t>
+      </w:r>
+    </w:p>
+    <w:p>
+      <w:pPr>
+        <w:spacing w:after="80"/>
+      </w:pPr>
+      <w:r>
+        <w:rPr>
+          <w:rFonts w:ascii="Calibri" w:hAnsi="Calibri" w:eastAsia="Microsoft YaHei"/>
+          <w:b/>
+          <w:color w:val="1F2937"/>
+          <w:sz w:val="19"/>
+        </w:rPr>
+        <w:t>系统处理：</w:t>
+      </w:r>
+      <w:r>
+        <w:rPr>
+          <w:rFonts w:ascii="Calibri" w:hAnsi="Calibri" w:eastAsia="Microsoft YaHei"/>
+          <w:b w:val="0"/>
+          <w:color w:val="1F2937"/>
+          <w:sz w:val="19"/>
+        </w:rPr>
+        <w:t>服务端调用POST /ops/v1/orders/{id}/actions/{action}，校验权限、当前状态、expectedVersion和业务不变量，在事务中写入状态及时间线。检查支付、合同、库存和履约副作用并执行补偿。</w:t>
+      </w:r>
+    </w:p>
+    <w:p>
+      <w:pPr>
+        <w:spacing w:after="80"/>
+      </w:pPr>
+      <w:r>
+        <w:rPr>
+          <w:rFonts w:ascii="Calibri" w:hAnsi="Calibri" w:eastAsia="Microsoft YaHei"/>
+          <w:b/>
+          <w:color w:val="1F2937"/>
+          <w:sz w:val="19"/>
+        </w:rPr>
+        <w:t>业务规则：</w:t>
+      </w:r>
+      <w:r>
+        <w:rPr>
+          <w:rFonts w:ascii="Calibri" w:hAnsi="Calibri" w:eastAsia="Microsoft YaHei"/>
+          <w:b w:val="0"/>
+          <w:color w:val="1F2937"/>
+          <w:sz w:val="19"/>
+        </w:rPr>
+        <w:t>销售机会转订单必须保持sourceLeadId和opportunityId；订单金额=原价-优惠+服务费+保险+按金，后端重新计算；库存锁定必须有过期时间，取消或支付超时自动释放。所有校验必须由服务端再次执行，前端校验只用于即时反馈。</w:t>
+      </w:r>
+    </w:p>
+    <w:p>
+      <w:pPr>
+        <w:spacing w:after="80"/>
+      </w:pPr>
+      <w:r>
+        <w:rPr>
+          <w:rFonts w:ascii="Calibri" w:hAnsi="Calibri" w:eastAsia="Microsoft YaHei"/>
+          <w:b/>
+          <w:color w:val="1F2937"/>
+          <w:sz w:val="19"/>
+        </w:rPr>
+        <w:t>成功结果：</w:t>
+      </w:r>
+      <w:r>
+        <w:rPr>
+          <w:rFonts w:ascii="Calibri" w:hAnsi="Calibri" w:eastAsia="Microsoft YaHei"/>
+          <w:b w:val="0"/>
+          <w:color w:val="1F2937"/>
+          <w:sz w:val="19"/>
+        </w:rPr>
+        <w:t>页面提示“取消订单成功”，刷新对象状态、version、allowedActions、关联对象和时间线；如产生异步任务，同时显示任务编号和进度入口。</w:t>
+      </w:r>
+    </w:p>
+    <w:p>
+      <w:pPr>
+        <w:spacing w:after="80"/>
+      </w:pPr>
+      <w:r>
+        <w:rPr>
+          <w:rFonts w:ascii="Calibri" w:hAnsi="Calibri" w:eastAsia="Microsoft YaHei"/>
+          <w:b/>
+          <w:color w:val="1F2937"/>
+          <w:sz w:val="19"/>
+        </w:rPr>
+        <w:t>异常与恢复：</w:t>
+      </w:r>
+      <w:r>
+        <w:rPr>
+          <w:rFonts w:ascii="Calibri" w:hAnsi="Calibri" w:eastAsia="Microsoft YaHei"/>
+          <w:b w:val="0"/>
+          <w:color w:val="1F2937"/>
+          <w:sz w:val="19"/>
+        </w:rPr>
+        <w:t>400定位到具体字段并保留输入；403隐藏敏感内容并记录拒绝审计；409展示最新状态并要求刷新；超时先按clientRequestId查询执行结果；部分成功展示逐项明细和补偿入口。</w:t>
+      </w:r>
+    </w:p>
+    <w:p>
+      <w:pPr>
+        <w:spacing w:after="80"/>
+      </w:pPr>
+      <w:r>
+        <w:rPr>
+          <w:rFonts w:ascii="Calibri" w:hAnsi="Calibri" w:eastAsia="Microsoft YaHei"/>
+          <w:b/>
+          <w:color w:val="1F2937"/>
+          <w:sz w:val="19"/>
+        </w:rPr>
+        <w:t>跨端影响：</w:t>
+      </w:r>
+      <w:r>
+        <w:rPr>
+          <w:rFonts w:ascii="Calibri" w:hAnsi="Calibri" w:eastAsia="Microsoft YaHei"/>
+          <w:b w:val="0"/>
+          <w:color w:val="1F2937"/>
+          <w:sz w:val="19"/>
+        </w:rPr>
+        <w:t>客户小程序展示本人订单及allowedActions。跨端消息只携带业务编号，接收端打开后重新鉴权并查询最新状态。</w:t>
+      </w:r>
+    </w:p>
+    <w:p>
+      <w:pPr>
+        <w:spacing w:after="80"/>
+      </w:pPr>
+      <w:r>
+        <w:rPr>
+          <w:rFonts w:ascii="Calibri" w:hAnsi="Calibri" w:eastAsia="Microsoft YaHei"/>
+          <w:b/>
+          <w:color w:val="1F2937"/>
+          <w:sz w:val="19"/>
+        </w:rPr>
+        <w:t>验收条件：</w:t>
+      </w:r>
+      <w:r>
+        <w:rPr>
+          <w:rFonts w:ascii="Calibri" w:hAnsi="Calibri" w:eastAsia="Microsoft YaHei"/>
+          <w:b w:val="0"/>
+          <w:color w:val="1F2937"/>
+          <w:sz w:val="19"/>
+        </w:rPr>
+        <w:t>在允许状态下完成取消订单时仅产生一次预期数据变化和一次审计记录；越权、错误状态、重复提交及版本冲突均不得产生重复对象或越级状态。</w:t>
+      </w:r>
+    </w:p>
+    <w:p>
+      <w:pPr>
+        <w:pStyle w:val="Heading2"/>
+      </w:pPr>
+      <w:r>
+        <w:t>6.5 查看物流</w:t>
+      </w:r>
+    </w:p>
+    <w:p>
+      <w:pPr>
+        <w:spacing w:after="80"/>
+      </w:pPr>
+      <w:r>
+        <w:rPr>
+          <w:rFonts w:ascii="Calibri" w:hAnsi="Calibri" w:eastAsia="Microsoft YaHei"/>
+          <w:b/>
+          <w:color w:val="1F2937"/>
+          <w:sz w:val="19"/>
+        </w:rPr>
+        <w:t>功能编号：</w:t>
+      </w:r>
+      <w:r>
+        <w:rPr>
+          <w:rFonts w:ascii="Calibri" w:hAnsi="Calibri" w:eastAsia="Microsoft YaHei"/>
+          <w:b w:val="0"/>
+          <w:color w:val="1F2937"/>
+          <w:sz w:val="19"/>
+        </w:rPr>
+        <w:t>OS-OPS-PRD-05-FP05。功能目的为迷你箱订单显示箱号、预约、运单和节点时间。</w:t>
+      </w:r>
+    </w:p>
+    <w:p>
+      <w:pPr>
+        <w:spacing w:after="80"/>
+      </w:pPr>
+      <w:r>
+        <w:rPr>
+          <w:rFonts w:ascii="Calibri" w:hAnsi="Calibri" w:eastAsia="Microsoft YaHei"/>
+          <w:b/>
+          <w:color w:val="1F2937"/>
+          <w:sz w:val="19"/>
+        </w:rPr>
+        <w:t>使用角色与入口：</w:t>
+      </w:r>
+      <w:r>
+        <w:rPr>
+          <w:rFonts w:ascii="Calibri" w:hAnsi="Calibri" w:eastAsia="Microsoft YaHei"/>
+          <w:b w:val="0"/>
+          <w:color w:val="1F2937"/>
+          <w:sz w:val="19"/>
+        </w:rPr>
+        <w:t>拥有对应dataScope的查询用户；从指标卡、图表、列表行标题或详情入口进入。入口显示前先校验菜单权限、动作权限和数据范围。</w:t>
+      </w:r>
+    </w:p>
+    <w:p>
+      <w:pPr>
+        <w:spacing w:after="80"/>
+      </w:pPr>
+      <w:r>
+        <w:rPr>
+          <w:rFonts w:ascii="Calibri" w:hAnsi="Calibri" w:eastAsia="Microsoft YaHei"/>
+          <w:b/>
+          <w:color w:val="1F2937"/>
+          <w:sz w:val="19"/>
+        </w:rPr>
+        <w:t>前置条件：</w:t>
+      </w:r>
+      <w:r>
+        <w:rPr>
+          <w:rFonts w:ascii="Calibri" w:hAnsi="Calibri" w:eastAsia="Microsoft YaHei"/>
+          <w:b w:val="0"/>
+          <w:color w:val="1F2937"/>
+          <w:sz w:val="19"/>
+        </w:rPr>
+        <w:t>用户登录有效，拥有菜单和对象查看权限，查询条件属于dataScope；打开详情时对象存在。敏感字段、金额和状态必须回源。</w:t>
+      </w:r>
+    </w:p>
+    <w:p>
+      <w:pPr>
+        <w:spacing w:after="80"/>
+      </w:pPr>
+      <w:r>
+        <w:rPr>
+          <w:rFonts w:ascii="Calibri" w:hAnsi="Calibri" w:eastAsia="Microsoft YaHei"/>
+          <w:b/>
+          <w:color w:val="1F2937"/>
+          <w:sz w:val="19"/>
+        </w:rPr>
+        <w:t>界面操作：</w:t>
+      </w:r>
+      <w:r>
+        <w:rPr>
+          <w:rFonts w:ascii="Calibri" w:hAnsi="Calibri" w:eastAsia="Microsoft YaHei"/>
+          <w:b w:val="0"/>
+          <w:color w:val="1F2937"/>
+          <w:sz w:val="19"/>
+        </w:rPr>
+        <w:t>从卡片、列表或关联编号进入，加载订单类型、负责人、订单状态、店铺或仓点、起租日期、到期日期、优惠金额、订单备注、备注、订单编号及时间线；切换页签或筛选不改变主对象，返回时保留来源页条件。</w:t>
+      </w:r>
+    </w:p>
+    <w:p>
+      <w:pPr>
+        <w:spacing w:after="80"/>
+      </w:pPr>
+      <w:r>
+        <w:rPr>
+          <w:rFonts w:ascii="Calibri" w:hAnsi="Calibri" w:eastAsia="Microsoft YaHei"/>
+          <w:b/>
+          <w:color w:val="1F2937"/>
+          <w:sz w:val="19"/>
+        </w:rPr>
+        <w:t>系统处理：</w:t>
+      </w:r>
+      <w:r>
+        <w:rPr>
+          <w:rFonts w:ascii="Calibri" w:hAnsi="Calibri" w:eastAsia="Microsoft YaHei"/>
+          <w:b w:val="0"/>
+          <w:color w:val="1F2937"/>
+          <w:sz w:val="19"/>
+        </w:rPr>
+        <w:t>服务端校验身份、dataScope和字段脱敏后查询 /ops/v1/orders；返回version、关联对象、时间线和allowedActions。迷你箱订单显示箱号、预约、运单和节点时间。</w:t>
+      </w:r>
+    </w:p>
+    <w:p>
+      <w:pPr>
+        <w:spacing w:after="80"/>
+      </w:pPr>
+      <w:r>
+        <w:rPr>
+          <w:rFonts w:ascii="Calibri" w:hAnsi="Calibri" w:eastAsia="Microsoft YaHei"/>
+          <w:b/>
+          <w:color w:val="1F2937"/>
+          <w:sz w:val="19"/>
+        </w:rPr>
+        <w:t>业务规则：</w:t>
+      </w:r>
+      <w:r>
+        <w:rPr>
+          <w:rFonts w:ascii="Calibri" w:hAnsi="Calibri" w:eastAsia="Microsoft YaHei"/>
+          <w:b w:val="0"/>
+          <w:color w:val="1F2937"/>
+          <w:sz w:val="19"/>
+        </w:rPr>
+        <w:t>查询、详情、统计和下钻必须使用同一dataScope；敏感字段按权限脱敏；刷新时回源获取最新状态。。所有校验必须由服务端再次执行，前端校验只用于即时反馈。</w:t>
+      </w:r>
+    </w:p>
+    <w:p>
+      <w:pPr>
+        <w:spacing w:after="80"/>
+      </w:pPr>
+      <w:r>
+        <w:rPr>
+          <w:rFonts w:ascii="Calibri" w:hAnsi="Calibri" w:eastAsia="Microsoft YaHei"/>
+          <w:b/>
+          <w:color w:val="1F2937"/>
+          <w:sz w:val="19"/>
+        </w:rPr>
+        <w:t>成功结果：</w:t>
+      </w:r>
+      <w:r>
+        <w:rPr>
+          <w:rFonts w:ascii="Calibri" w:hAnsi="Calibri" w:eastAsia="Microsoft YaHei"/>
+          <w:b w:val="0"/>
+          <w:color w:val="1F2937"/>
+          <w:sz w:val="19"/>
+        </w:rPr>
+        <w:t>界面完成查看物流并显示最新数据、截止时间、关联对象和允许操作；查询本身不改变业务状态。涉及敏感原文查看时单独记录访问审计。</w:t>
+      </w:r>
+    </w:p>
+    <w:p>
+      <w:pPr>
+        <w:spacing w:after="80"/>
+      </w:pPr>
+      <w:r>
+        <w:rPr>
+          <w:rFonts w:ascii="Calibri" w:hAnsi="Calibri" w:eastAsia="Microsoft YaHei"/>
+          <w:b/>
+          <w:color w:val="1F2937"/>
+          <w:sz w:val="19"/>
+        </w:rPr>
+        <w:t>异常与恢复：</w:t>
+      </w:r>
+      <w:r>
+        <w:rPr>
+          <w:rFonts w:ascii="Calibri" w:hAnsi="Calibri" w:eastAsia="Microsoft YaHei"/>
+          <w:b w:val="0"/>
+          <w:color w:val="1F2937"/>
+          <w:sz w:val="19"/>
+        </w:rPr>
+        <w:t>400定位到具体字段并保留输入；403隐藏敏感内容并记录拒绝审计；409展示最新状态并要求刷新；超时先按clientRequestId查询执行结果；部分成功展示逐项明细和补偿入口。</w:t>
+      </w:r>
+    </w:p>
+    <w:p>
+      <w:pPr>
+        <w:spacing w:after="80"/>
+      </w:pPr>
+      <w:r>
+        <w:rPr>
+          <w:rFonts w:ascii="Calibri" w:hAnsi="Calibri" w:eastAsia="Microsoft YaHei"/>
+          <w:b/>
+          <w:color w:val="1F2937"/>
+          <w:sz w:val="19"/>
+        </w:rPr>
+        <w:t>跨端影响：</w:t>
+      </w:r>
+      <w:r>
+        <w:rPr>
+          <w:rFonts w:ascii="Calibri" w:hAnsi="Calibri" w:eastAsia="Microsoft YaHei"/>
+          <w:b w:val="0"/>
+          <w:color w:val="1F2937"/>
+          <w:sz w:val="19"/>
+        </w:rPr>
+        <w:t>小程序支付结果以服务端回调为准。跨端消息只携带业务编号，接收端打开后重新鉴权并查询最新状态。</w:t>
+      </w:r>
+    </w:p>
+    <w:p>
+      <w:pPr>
+        <w:spacing w:after="80"/>
+      </w:pPr>
+      <w:r>
+        <w:rPr>
+          <w:rFonts w:ascii="Calibri" w:hAnsi="Calibri" w:eastAsia="Microsoft YaHei"/>
+          <w:b/>
+          <w:color w:val="1F2937"/>
+          <w:sz w:val="19"/>
+        </w:rPr>
+        <w:t>验收条件：</w:t>
+      </w:r>
+      <w:r>
+        <w:rPr>
+          <w:rFonts w:ascii="Calibri" w:hAnsi="Calibri" w:eastAsia="Microsoft YaHei"/>
+          <w:b w:val="0"/>
+          <w:color w:val="1F2937"/>
+          <w:sz w:val="19"/>
+        </w:rPr>
+        <w:t>查看物流只返回dataScope内且按权限脱敏的数据；刷新前后无业务写入，筛选、详情和导出对同一对象的字段值一致。</w:t>
+      </w:r>
+    </w:p>
+    <w:p>
+      <w:pPr>
+        <w:pStyle w:val="Heading2"/>
+      </w:pPr>
+      <w:r>
+        <w:t>6.6 标准写操作时序</w:t>
       </w:r>
     </w:p>
     <w:p>
@@ -10598,7 +12248,7 @@
         <w:color w:val="667085"/>
         <w:sz w:val="15"/>
       </w:rPr>
-      <w:t xml:space="preserve">V2.0  |  2026-09-08  |  </w:t>
+      <w:t xml:space="preserve">V2.2  |  2026-09-09  |  </w:t>
     </w:r>
     <w:r>
       <w:fldChar w:fldCharType="begin"/>

--- a/operations-requirements/downloads/05_订单中心 PRD.docx
+++ b/operations-requirements/downloads/05_订单中心 PRD.docx
@@ -38,7 +38,7 @@
           <w:color w:val="2E74B5"/>
           <w:sz w:val="20"/>
         </w:rPr>
-        <w:t>OS-OPS-PRD-05  |  V2.2  |  2026-09-09</w:t>
+        <w:t>OS-OPS-PRD-05  |  V2.3  |  2026-09-09</w:t>
       </w:r>
     </w:p>
     <w:p>
@@ -366,7 +366,7 @@
                 <w:color w:val="1F2937"/>
                 <w:sz w:val="18"/>
               </w:rPr>
-              <w:t>V2.2  2026-09-09</w:t>
+              <w:t>V2.3  2026-09-09</w:t>
             </w:r>
           </w:p>
         </w:tc>
@@ -1150,7 +1150,7 @@
                 <w:color w:val="1F2937"/>
                 <w:sz w:val="16"/>
               </w:rPr>
-              <w:t>OS-OPS-PRD-05-FP01 新增订单</w:t>
+              <w:t>OS-OPS-PRD-05-FP04 取消订单</w:t>
             </w:r>
           </w:p>
         </w:tc>
@@ -1501,7 +1501,7 @@
                 <w:color w:val="1F2937"/>
                 <w:sz w:val="16"/>
               </w:rPr>
-              <w:t>OS-OPS-PRD-05-FP02 提交审批；OS-OPS-PRD-05-FP03 更新订单；OS-OPS-PRD-05-FP04 取消订单；OS-OPS-PRD-05-FP05 查看物流</w:t>
+              <w:t>OS-OPS-PRD-05-FP02 提交审批；OS-OPS-PRD-05-FP03 更新订单；OS-OPS-PRD-05-FP05 查看物流</w:t>
             </w:r>
           </w:p>
         </w:tc>
@@ -1618,6 +1618,357 @@
                 <w:sz w:val="16"/>
               </w:rPr>
               <w:t>动作按钮完全依据allowedActions显示；每次动作后回源刷新状态、版本和时间线，冲突时禁止旧数据覆盖。</w:t>
+            </w:r>
+          </w:p>
+        </w:tc>
+      </w:tr>
+      <w:tr>
+        <w:trPr>
+          <w:cantSplit/>
+        </w:trPr>
+        <w:tc>
+          <w:tcPr>
+            <w:tcW w:type="dxa" w:w="1944"/>
+            <w:tcMar>
+              <w:top w:w="75" w:type="dxa"/>
+              <w:start w:w="100" w:type="dxa"/>
+              <w:bottom w:w="75" w:type="dxa"/>
+              <w:end w:w="100" w:type="dxa"/>
+            </w:tcMar>
+            <w:vAlign w:val="center"/>
+            <w:shd w:fill="F4F7FB"/>
+          </w:tcPr>
+          <w:p>
+            <w:pPr>
+              <w:spacing w:after="0" w:line="259" w:lineRule="auto"/>
+            </w:pPr>
+            <w:r>
+              <w:rPr>
+                <w:rFonts w:ascii="Calibri" w:hAnsi="Calibri" w:eastAsia="Microsoft YaHei"/>
+                <w:b w:val="0"/>
+                <w:color w:val="1F2937"/>
+                <w:sz w:val="16"/>
+              </w:rPr>
+              <w:t>状态与权限</w:t>
+            </w:r>
+          </w:p>
+        </w:tc>
+        <w:tc>
+          <w:tcPr>
+            <w:tcW w:type="dxa" w:w="8280"/>
+            <w:tcMar>
+              <w:top w:w="75" w:type="dxa"/>
+              <w:start w:w="100" w:type="dxa"/>
+              <w:bottom w:w="75" w:type="dxa"/>
+              <w:end w:w="100" w:type="dxa"/>
+            </w:tcMar>
+            <w:vAlign w:val="center"/>
+            <w:shd w:fill="F4F7FB"/>
+          </w:tcPr>
+          <w:p>
+            <w:pPr>
+              <w:spacing w:after="0" w:line="259" w:lineRule="auto"/>
+            </w:pPr>
+            <w:r>
+              <w:rPr>
+                <w:rFonts w:ascii="Calibri" w:hAnsi="Calibri" w:eastAsia="Microsoft YaHei"/>
+                <w:b w:val="0"/>
+                <w:color w:val="1F2937"/>
+                <w:sz w:val="16"/>
+              </w:rPr>
+              <w:t>所有行级和详情动作由allowedActions控制；无权限时隐藏入口，直接调用接口仍返回403并记录审计。</w:t>
+            </w:r>
+          </w:p>
+        </w:tc>
+      </w:tr>
+    </w:tbl>
+    <w:p>
+      <w:pPr>
+        <w:spacing w:after="0"/>
+      </w:pPr>
+    </w:p>
+    <w:p>
+      <w:pPr>
+        <w:jc w:val="center"/>
+      </w:pPr>
+      <w:r>
+        <w:drawing>
+          <wp:inline xmlns:a="http://schemas.openxmlformats.org/drawingml/2006/main" xmlns:pic="http://schemas.openxmlformats.org/drawingml/2006/picture">
+            <wp:extent cx="6172200" cy="3857625"/>
+            <wp:docPr id="3" name="Picture 3"/>
+            <wp:cNvGraphicFramePr>
+              <a:graphicFrameLocks noChangeAspect="1"/>
+            </wp:cNvGraphicFramePr>
+            <a:graphic>
+              <a:graphicData uri="http://schemas.openxmlformats.org/drawingml/2006/picture">
+                <pic:pic>
+                  <pic:nvPicPr>
+                    <pic:cNvPr id="0" name="ops-05-orders-add.png"/>
+                    <pic:cNvPicPr/>
+                  </pic:nvPicPr>
+                  <pic:blipFill>
+                    <a:blip r:embed="rId13"/>
+                    <a:stretch>
+                      <a:fillRect/>
+                    </a:stretch>
+                  </pic:blipFill>
+                  <pic:spPr>
+                    <a:xfrm>
+                      <a:off x="0" y="0"/>
+                      <a:ext cx="6172200" cy="3857625"/>
+                    </a:xfrm>
+                    <a:prstGeom prst="rect"/>
+                  </pic:spPr>
+                </pic:pic>
+              </a:graphicData>
+            </a:graphic>
+          </wp:inline>
+        </w:drawing>
+      </w:r>
+    </w:p>
+    <w:p>
+      <w:pPr>
+        <w:pStyle w:val="Caption"/>
+        <w:jc w:val="center"/>
+      </w:pPr>
+      <w:r>
+        <w:t>图 2-3  新增订单表单</w:t>
+      </w:r>
+    </w:p>
+    <w:tbl>
+      <w:tblPr>
+        <w:tblStyle w:val="TableGrid"/>
+        <w:tblW w:type="dxa" w:w="10224"/>
+        <w:jc w:val="center"/>
+        <w:tblLayout w:type="fixed"/>
+        <w:tblLook w:firstColumn="1" w:firstRow="1" w:lastColumn="0" w:lastRow="0" w:noHBand="0" w:noVBand="1" w:val="04A0"/>
+      </w:tblPr>
+      <w:tblGrid>
+        <w:gridCol w:w="1944"/>
+        <w:gridCol w:w="8280"/>
+      </w:tblGrid>
+      <w:tr>
+        <w:trPr>
+          <w:tblHeader/>
+        </w:trPr>
+        <w:tc>
+          <w:tcPr>
+            <w:tcW w:type="dxa" w:w="1944"/>
+            <w:shd w:fill="17365D"/>
+            <w:tcMar>
+              <w:top w:w="75" w:type="dxa"/>
+              <w:start w:w="100" w:type="dxa"/>
+              <w:bottom w:w="75" w:type="dxa"/>
+              <w:end w:w="100" w:type="dxa"/>
+            </w:tcMar>
+            <w:vAlign w:val="center"/>
+          </w:tcPr>
+          <w:p>
+            <w:r>
+              <w:rPr>
+                <w:rFonts w:ascii="Calibri" w:hAnsi="Calibri" w:eastAsia="Microsoft YaHei"/>
+                <w:b/>
+                <w:color w:val="FFFFFF"/>
+                <w:sz w:val="16"/>
+              </w:rPr>
+              <w:t>说明项</w:t>
+            </w:r>
+          </w:p>
+        </w:tc>
+        <w:tc>
+          <w:tcPr>
+            <w:tcW w:type="dxa" w:w="8280"/>
+            <w:shd w:fill="17365D"/>
+            <w:tcMar>
+              <w:top w:w="75" w:type="dxa"/>
+              <w:start w:w="100" w:type="dxa"/>
+              <w:bottom w:w="75" w:type="dxa"/>
+              <w:end w:w="100" w:type="dxa"/>
+            </w:tcMar>
+            <w:vAlign w:val="center"/>
+          </w:tcPr>
+          <w:p>
+            <w:r>
+              <w:rPr>
+                <w:rFonts w:ascii="Calibri" w:hAnsi="Calibri" w:eastAsia="Microsoft YaHei"/>
+                <w:b/>
+                <w:color w:val="FFFFFF"/>
+                <w:sz w:val="16"/>
+              </w:rPr>
+              <w:t>界面辅助说明</w:t>
+            </w:r>
+          </w:p>
+        </w:tc>
+      </w:tr>
+      <w:tr>
+        <w:trPr>
+          <w:cantSplit/>
+        </w:trPr>
+        <w:tc>
+          <w:tcPr>
+            <w:tcW w:type="dxa" w:w="1944"/>
+            <w:tcMar>
+              <w:top w:w="75" w:type="dxa"/>
+              <w:start w:w="100" w:type="dxa"/>
+              <w:bottom w:w="75" w:type="dxa"/>
+              <w:end w:w="100" w:type="dxa"/>
+            </w:tcMar>
+            <w:vAlign w:val="center"/>
+          </w:tcPr>
+          <w:p>
+            <w:pPr>
+              <w:spacing w:after="0" w:line="259" w:lineRule="auto"/>
+            </w:pPr>
+            <w:r>
+              <w:rPr>
+                <w:rFonts w:ascii="Calibri" w:hAnsi="Calibri" w:eastAsia="Microsoft YaHei"/>
+                <w:b w:val="0"/>
+                <w:color w:val="1F2937"/>
+                <w:sz w:val="16"/>
+              </w:rPr>
+              <w:t>对应功能点</w:t>
+            </w:r>
+          </w:p>
+        </w:tc>
+        <w:tc>
+          <w:tcPr>
+            <w:tcW w:type="dxa" w:w="8280"/>
+            <w:tcMar>
+              <w:top w:w="75" w:type="dxa"/>
+              <w:start w:w="100" w:type="dxa"/>
+              <w:bottom w:w="75" w:type="dxa"/>
+              <w:end w:w="100" w:type="dxa"/>
+            </w:tcMar>
+            <w:vAlign w:val="center"/>
+          </w:tcPr>
+          <w:p>
+            <w:pPr>
+              <w:spacing w:after="0" w:line="259" w:lineRule="auto"/>
+            </w:pPr>
+            <w:r>
+              <w:rPr>
+                <w:rFonts w:ascii="Calibri" w:hAnsi="Calibri" w:eastAsia="Microsoft YaHei"/>
+                <w:b w:val="0"/>
+                <w:color w:val="1F2937"/>
+                <w:sz w:val="16"/>
+              </w:rPr>
+              <w:t>OS-OPS-PRD-05-FP01 新增订单</w:t>
+            </w:r>
+          </w:p>
+        </w:tc>
+      </w:tr>
+      <w:tr>
+        <w:trPr>
+          <w:cantSplit/>
+        </w:trPr>
+        <w:tc>
+          <w:tcPr>
+            <w:tcW w:type="dxa" w:w="1944"/>
+            <w:tcMar>
+              <w:top w:w="75" w:type="dxa"/>
+              <w:start w:w="100" w:type="dxa"/>
+              <w:bottom w:w="75" w:type="dxa"/>
+              <w:end w:w="100" w:type="dxa"/>
+            </w:tcMar>
+            <w:vAlign w:val="center"/>
+            <w:shd w:fill="F4F7FB"/>
+          </w:tcPr>
+          <w:p>
+            <w:pPr>
+              <w:spacing w:after="0" w:line="259" w:lineRule="auto"/>
+            </w:pPr>
+            <w:r>
+              <w:rPr>
+                <w:rFonts w:ascii="Calibri" w:hAnsi="Calibri" w:eastAsia="Microsoft YaHei"/>
+                <w:b w:val="0"/>
+                <w:color w:val="1F2937"/>
+                <w:sz w:val="16"/>
+              </w:rPr>
+              <w:t>页面区域</w:t>
+            </w:r>
+          </w:p>
+        </w:tc>
+        <w:tc>
+          <w:tcPr>
+            <w:tcW w:type="dxa" w:w="8280"/>
+            <w:tcMar>
+              <w:top w:w="75" w:type="dxa"/>
+              <w:start w:w="100" w:type="dxa"/>
+              <w:bottom w:w="75" w:type="dxa"/>
+              <w:end w:w="100" w:type="dxa"/>
+            </w:tcMar>
+            <w:vAlign w:val="center"/>
+            <w:shd w:fill="F4F7FB"/>
+          </w:tcPr>
+          <w:p>
+            <w:pPr>
+              <w:spacing w:after="0" w:line="259" w:lineRule="auto"/>
+            </w:pPr>
+            <w:r>
+              <w:rPr>
+                <w:rFonts w:ascii="Calibri" w:hAnsi="Calibri" w:eastAsia="Microsoft YaHei"/>
+                <w:b w:val="0"/>
+                <w:color w:val="1F2937"/>
+                <w:sz w:val="16"/>
+              </w:rPr>
+              <w:t>新增界面按业务分组展示表单字段、关联对象选择、保存与取消操作。</w:t>
+            </w:r>
+          </w:p>
+        </w:tc>
+      </w:tr>
+      <w:tr>
+        <w:trPr>
+          <w:cantSplit/>
+        </w:trPr>
+        <w:tc>
+          <w:tcPr>
+            <w:tcW w:type="dxa" w:w="1944"/>
+            <w:tcMar>
+              <w:top w:w="75" w:type="dxa"/>
+              <w:start w:w="100" w:type="dxa"/>
+              <w:bottom w:w="75" w:type="dxa"/>
+              <w:end w:w="100" w:type="dxa"/>
+            </w:tcMar>
+            <w:vAlign w:val="center"/>
+          </w:tcPr>
+          <w:p>
+            <w:pPr>
+              <w:spacing w:after="0" w:line="259" w:lineRule="auto"/>
+            </w:pPr>
+            <w:r>
+              <w:rPr>
+                <w:rFonts w:ascii="Calibri" w:hAnsi="Calibri" w:eastAsia="Microsoft YaHei"/>
+                <w:b w:val="0"/>
+                <w:color w:val="1F2937"/>
+                <w:sz w:val="16"/>
+              </w:rPr>
+              <w:t>交互要求</w:t>
+            </w:r>
+          </w:p>
+        </w:tc>
+        <w:tc>
+          <w:tcPr>
+            <w:tcW w:type="dxa" w:w="8280"/>
+            <w:tcMar>
+              <w:top w:w="75" w:type="dxa"/>
+              <w:start w:w="100" w:type="dxa"/>
+              <w:bottom w:w="75" w:type="dxa"/>
+              <w:end w:w="100" w:type="dxa"/>
+            </w:tcMar>
+            <w:vAlign w:val="center"/>
+          </w:tcPr>
+          <w:p>
+            <w:pPr>
+              <w:spacing w:after="0" w:line="259" w:lineRule="auto"/>
+            </w:pPr>
+            <w:r>
+              <w:rPr>
+                <w:rFonts w:ascii="Calibri" w:hAnsi="Calibri" w:eastAsia="Microsoft YaHei"/>
+                <w:b w:val="0"/>
+                <w:color w:val="1F2937"/>
+                <w:sz w:val="16"/>
+              </w:rPr>
+              <w:t>必填和格式错误在字段下方提示；关联对象实时校验；保存期间按钮防重复，关闭已修改表单需二次确认。</w:t>
             </w:r>
           </w:p>
         </w:tc>
@@ -9672,7 +10023,7 @@
         <w:drawing>
           <wp:inline xmlns:a="http://schemas.openxmlformats.org/drawingml/2006/main" xmlns:pic="http://schemas.openxmlformats.org/drawingml/2006/picture">
             <wp:extent cx="6080760" cy="2900523"/>
-            <wp:docPr id="3" name="Picture 3"/>
+            <wp:docPr id="4" name="Picture 4"/>
             <wp:cNvGraphicFramePr>
               <a:graphicFrameLocks noChangeAspect="1"/>
             </wp:cNvGraphicFramePr>
@@ -9684,7 +10035,7 @@
                     <pic:cNvPicPr/>
                   </pic:nvPicPr>
                   <pic:blipFill>
-                    <a:blip r:embed="rId13"/>
+                    <a:blip r:embed="rId14"/>
                     <a:stretch>
                       <a:fillRect/>
                     </a:stretch>
@@ -12248,7 +12599,7 @@
         <w:color w:val="667085"/>
         <w:sz w:val="15"/>
       </w:rPr>
-      <w:t xml:space="preserve">V2.2  |  2026-09-09  |  </w:t>
+      <w:t xml:space="preserve">V2.3  |  2026-09-09  |  </w:t>
     </w:r>
     <w:r>
       <w:fldChar w:fldCharType="begin"/>

--- a/operations-requirements/downloads/05_订单中心 PRD.docx
+++ b/operations-requirements/downloads/05_订单中心 PRD.docx
@@ -38,7 +38,7 @@
           <w:color w:val="2E74B5"/>
           <w:sz w:val="20"/>
         </w:rPr>
-        <w:t>OS-OPS-PRD-05  |  V2.3  |  2026-09-09</w:t>
+        <w:t>OS-OPS-PRD-05  |  V2.4  |  2026-09-09</w:t>
       </w:r>
     </w:p>
     <w:p>
@@ -366,7 +366,7 @@
                 <w:color w:val="1F2937"/>
                 <w:sz w:val="18"/>
               </w:rPr>
-              <w:t>V2.3  2026-09-09</w:t>
+              <w:t>V2.4  2026-09-09</w:t>
             </w:r>
           </w:p>
         </w:tc>
@@ -1150,7 +1150,7 @@
                 <w:color w:val="1F2937"/>
                 <w:sz w:val="16"/>
               </w:rPr>
-              <w:t>OS-OPS-PRD-05-FP04 取消订单</w:t>
+              <w:t>OS-OPS-PRD-05-FP05 取消订单</w:t>
             </w:r>
           </w:p>
         </w:tc>
@@ -1501,7 +1501,7 @@
                 <w:color w:val="1F2937"/>
                 <w:sz w:val="16"/>
               </w:rPr>
-              <w:t>OS-OPS-PRD-05-FP02 提交审批；OS-OPS-PRD-05-FP03 更新订单；OS-OPS-PRD-05-FP05 查看物流</w:t>
+              <w:t>OS-OPS-PRD-05-FP02 查看订单详情；OS-OPS-PRD-05-FP03 提交审批；OS-OPS-PRD-05-FP04 更新订单；OS-OPS-PRD-05-FP06 查看物流</w:t>
             </w:r>
           </w:p>
         </w:tc>
@@ -6880,6 +6880,6482 @@
     </w:p>
     <w:p>
       <w:pPr>
+        <w:pStyle w:val="Heading2"/>
+      </w:pPr>
+      <w:r>
+        <w:t>5.1 订单详情入口与容器</w:t>
+      </w:r>
+    </w:p>
+    <w:p>
+      <w:r>
+        <w:t>用户在订单列表点击“查看”后，从右侧打开订单详情抽屉。抽屉打开时保留列表查询上下文并锁定背景滚动；点击右上角关闭、底部关闭或按Esc退出。详情加载失败不得关闭列表，页面应保留订单号、错误原因、traceId和重试入口。</w:t>
+      </w:r>
+    </w:p>
+    <w:tbl>
+      <w:tblPr>
+        <w:tblStyle w:val="TableGrid"/>
+        <w:tblW w:type="dxa" w:w="10224"/>
+        <w:jc w:val="center"/>
+        <w:tblLayout w:type="fixed"/>
+        <w:tblLook w:firstColumn="1" w:firstRow="1" w:lastColumn="0" w:lastRow="0" w:noHBand="0" w:noVBand="1" w:val="04A0"/>
+      </w:tblPr>
+      <w:tblGrid>
+        <w:gridCol w:w="1944"/>
+        <w:gridCol w:w="8280"/>
+      </w:tblGrid>
+      <w:tr>
+        <w:trPr>
+          <w:tblHeader/>
+        </w:trPr>
+        <w:tc>
+          <w:tcPr>
+            <w:tcW w:type="dxa" w:w="1944"/>
+            <w:shd w:fill="17365D"/>
+            <w:tcMar>
+              <w:top w:w="75" w:type="dxa"/>
+              <w:start w:w="100" w:type="dxa"/>
+              <w:bottom w:w="75" w:type="dxa"/>
+              <w:end w:w="100" w:type="dxa"/>
+            </w:tcMar>
+            <w:vAlign w:val="center"/>
+          </w:tcPr>
+          <w:p>
+            <w:r>
+              <w:rPr>
+                <w:rFonts w:ascii="Calibri" w:hAnsi="Calibri" w:eastAsia="Microsoft YaHei"/>
+                <w:b/>
+                <w:color w:val="FFFFFF"/>
+                <w:sz w:val="16"/>
+              </w:rPr>
+              <w:t>界面状态</w:t>
+            </w:r>
+          </w:p>
+        </w:tc>
+        <w:tc>
+          <w:tcPr>
+            <w:tcW w:type="dxa" w:w="8280"/>
+            <w:shd w:fill="17365D"/>
+            <w:tcMar>
+              <w:top w:w="75" w:type="dxa"/>
+              <w:start w:w="100" w:type="dxa"/>
+              <w:bottom w:w="75" w:type="dxa"/>
+              <w:end w:w="100" w:type="dxa"/>
+            </w:tcMar>
+            <w:vAlign w:val="center"/>
+          </w:tcPr>
+          <w:p>
+            <w:r>
+              <w:rPr>
+                <w:rFonts w:ascii="Calibri" w:hAnsi="Calibri" w:eastAsia="Microsoft YaHei"/>
+                <w:b/>
+                <w:color w:val="FFFFFF"/>
+                <w:sz w:val="16"/>
+              </w:rPr>
+              <w:t>页面要求</w:t>
+            </w:r>
+          </w:p>
+        </w:tc>
+      </w:tr>
+      <w:tr>
+        <w:trPr>
+          <w:cantSplit/>
+        </w:trPr>
+        <w:tc>
+          <w:tcPr>
+            <w:tcW w:type="dxa" w:w="1944"/>
+            <w:tcMar>
+              <w:top w:w="75" w:type="dxa"/>
+              <w:start w:w="100" w:type="dxa"/>
+              <w:bottom w:w="75" w:type="dxa"/>
+              <w:end w:w="100" w:type="dxa"/>
+            </w:tcMar>
+            <w:vAlign w:val="center"/>
+          </w:tcPr>
+          <w:p>
+            <w:pPr>
+              <w:spacing w:after="0" w:line="259" w:lineRule="auto"/>
+            </w:pPr>
+            <w:r>
+              <w:rPr>
+                <w:rFonts w:ascii="Calibri" w:hAnsi="Calibri" w:eastAsia="Microsoft YaHei"/>
+                <w:b w:val="0"/>
+                <w:color w:val="1F2937"/>
+                <w:sz w:val="16"/>
+              </w:rPr>
+              <w:t>加载中</w:t>
+            </w:r>
+          </w:p>
+        </w:tc>
+        <w:tc>
+          <w:tcPr>
+            <w:tcW w:type="dxa" w:w="8280"/>
+            <w:tcMar>
+              <w:top w:w="75" w:type="dxa"/>
+              <w:start w:w="100" w:type="dxa"/>
+              <w:bottom w:w="75" w:type="dxa"/>
+              <w:end w:w="100" w:type="dxa"/>
+            </w:tcMar>
+            <w:vAlign w:val="center"/>
+          </w:tcPr>
+          <w:p>
+            <w:pPr>
+              <w:spacing w:after="0" w:line="259" w:lineRule="auto"/>
+            </w:pPr>
+            <w:r>
+              <w:rPr>
+                <w:rFonts w:ascii="Calibri" w:hAnsi="Calibri" w:eastAsia="Microsoft YaHei"/>
+                <w:b w:val="0"/>
+                <w:color w:val="1F2937"/>
+                <w:sz w:val="16"/>
+              </w:rPr>
+              <w:t>先显示标题与骨架；摘要、时间轴和各页签独立加载，禁止显示其他订单的缓存内容。</w:t>
+            </w:r>
+          </w:p>
+        </w:tc>
+      </w:tr>
+      <w:tr>
+        <w:trPr>
+          <w:cantSplit/>
+        </w:trPr>
+        <w:tc>
+          <w:tcPr>
+            <w:tcW w:type="dxa" w:w="1944"/>
+            <w:tcMar>
+              <w:top w:w="75" w:type="dxa"/>
+              <w:start w:w="100" w:type="dxa"/>
+              <w:bottom w:w="75" w:type="dxa"/>
+              <w:end w:w="100" w:type="dxa"/>
+            </w:tcMar>
+            <w:vAlign w:val="center"/>
+            <w:shd w:fill="F4F7FB"/>
+          </w:tcPr>
+          <w:p>
+            <w:pPr>
+              <w:spacing w:after="0" w:line="259" w:lineRule="auto"/>
+            </w:pPr>
+            <w:r>
+              <w:rPr>
+                <w:rFonts w:ascii="Calibri" w:hAnsi="Calibri" w:eastAsia="Microsoft YaHei"/>
+                <w:b w:val="0"/>
+                <w:color w:val="1F2937"/>
+                <w:sz w:val="16"/>
+              </w:rPr>
+              <w:t>加载成功</w:t>
+            </w:r>
+          </w:p>
+        </w:tc>
+        <w:tc>
+          <w:tcPr>
+            <w:tcW w:type="dxa" w:w="8280"/>
+            <w:tcMar>
+              <w:top w:w="75" w:type="dxa"/>
+              <w:start w:w="100" w:type="dxa"/>
+              <w:bottom w:w="75" w:type="dxa"/>
+              <w:end w:w="100" w:type="dxa"/>
+            </w:tcMar>
+            <w:vAlign w:val="center"/>
+            <w:shd w:fill="F4F7FB"/>
+          </w:tcPr>
+          <w:p>
+            <w:pPr>
+              <w:spacing w:after="0" w:line="259" w:lineRule="auto"/>
+            </w:pPr>
+            <w:r>
+              <w:rPr>
+                <w:rFonts w:ascii="Calibri" w:hAnsi="Calibri" w:eastAsia="Microsoft YaHei"/>
+                <w:b w:val="0"/>
+                <w:color w:val="1F2937"/>
+                <w:sz w:val="16"/>
+              </w:rPr>
+              <w:t>显示订单号、version、aggregatedStatus、asOfTime和allowedActions；每次动作成功后回源刷新。</w:t>
+            </w:r>
+          </w:p>
+        </w:tc>
+      </w:tr>
+      <w:tr>
+        <w:trPr>
+          <w:cantSplit/>
+        </w:trPr>
+        <w:tc>
+          <w:tcPr>
+            <w:tcW w:type="dxa" w:w="1944"/>
+            <w:tcMar>
+              <w:top w:w="75" w:type="dxa"/>
+              <w:start w:w="100" w:type="dxa"/>
+              <w:bottom w:w="75" w:type="dxa"/>
+              <w:end w:w="100" w:type="dxa"/>
+            </w:tcMar>
+            <w:vAlign w:val="center"/>
+          </w:tcPr>
+          <w:p>
+            <w:pPr>
+              <w:spacing w:after="0" w:line="259" w:lineRule="auto"/>
+            </w:pPr>
+            <w:r>
+              <w:rPr>
+                <w:rFonts w:ascii="Calibri" w:hAnsi="Calibri" w:eastAsia="Microsoft YaHei"/>
+                <w:b w:val="0"/>
+                <w:color w:val="1F2937"/>
+                <w:sz w:val="16"/>
+              </w:rPr>
+              <w:t>记录不存在</w:t>
+            </w:r>
+          </w:p>
+        </w:tc>
+        <w:tc>
+          <w:tcPr>
+            <w:tcW w:type="dxa" w:w="8280"/>
+            <w:tcMar>
+              <w:top w:w="75" w:type="dxa"/>
+              <w:start w:w="100" w:type="dxa"/>
+              <w:bottom w:w="75" w:type="dxa"/>
+              <w:end w:w="100" w:type="dxa"/>
+            </w:tcMar>
+            <w:vAlign w:val="center"/>
+          </w:tcPr>
+          <w:p>
+            <w:pPr>
+              <w:spacing w:after="0" w:line="259" w:lineRule="auto"/>
+            </w:pPr>
+            <w:r>
+              <w:rPr>
+                <w:rFonts w:ascii="Calibri" w:hAnsi="Calibri" w:eastAsia="Microsoft YaHei"/>
+                <w:b w:val="0"/>
+                <w:color w:val="1F2937"/>
+                <w:sz w:val="16"/>
+              </w:rPr>
+              <w:t>显示订单不存在或已移除，不泄露客户、金额和关联对象；返回列表后刷新该行。</w:t>
+            </w:r>
+          </w:p>
+        </w:tc>
+      </w:tr>
+      <w:tr>
+        <w:trPr>
+          <w:cantSplit/>
+        </w:trPr>
+        <w:tc>
+          <w:tcPr>
+            <w:tcW w:type="dxa" w:w="1944"/>
+            <w:tcMar>
+              <w:top w:w="75" w:type="dxa"/>
+              <w:start w:w="100" w:type="dxa"/>
+              <w:bottom w:w="75" w:type="dxa"/>
+              <w:end w:w="100" w:type="dxa"/>
+            </w:tcMar>
+            <w:vAlign w:val="center"/>
+            <w:shd w:fill="F4F7FB"/>
+          </w:tcPr>
+          <w:p>
+            <w:pPr>
+              <w:spacing w:after="0" w:line="259" w:lineRule="auto"/>
+            </w:pPr>
+            <w:r>
+              <w:rPr>
+                <w:rFonts w:ascii="Calibri" w:hAnsi="Calibri" w:eastAsia="Microsoft YaHei"/>
+                <w:b w:val="0"/>
+                <w:color w:val="1F2937"/>
+                <w:sz w:val="16"/>
+              </w:rPr>
+              <w:t>无权限</w:t>
+            </w:r>
+          </w:p>
+        </w:tc>
+        <w:tc>
+          <w:tcPr>
+            <w:tcW w:type="dxa" w:w="8280"/>
+            <w:tcMar>
+              <w:top w:w="75" w:type="dxa"/>
+              <w:start w:w="100" w:type="dxa"/>
+              <w:bottom w:w="75" w:type="dxa"/>
+              <w:end w:w="100" w:type="dxa"/>
+            </w:tcMar>
+            <w:vAlign w:val="center"/>
+            <w:shd w:fill="F4F7FB"/>
+          </w:tcPr>
+          <w:p>
+            <w:pPr>
+              <w:spacing w:after="0" w:line="259" w:lineRule="auto"/>
+            </w:pPr>
+            <w:r>
+              <w:rPr>
+                <w:rFonts w:ascii="Calibri" w:hAnsi="Calibri" w:eastAsia="Microsoft YaHei"/>
+                <w:b w:val="0"/>
+                <w:color w:val="1F2937"/>
+                <w:sz w:val="16"/>
+              </w:rPr>
+              <w:t>显示无权查看并记录拒绝审计；不得先显示后遮盖敏感内容。</w:t>
+            </w:r>
+          </w:p>
+        </w:tc>
+      </w:tr>
+      <w:tr>
+        <w:trPr>
+          <w:cantSplit/>
+        </w:trPr>
+        <w:tc>
+          <w:tcPr>
+            <w:tcW w:type="dxa" w:w="1944"/>
+            <w:tcMar>
+              <w:top w:w="75" w:type="dxa"/>
+              <w:start w:w="100" w:type="dxa"/>
+              <w:bottom w:w="75" w:type="dxa"/>
+              <w:end w:w="100" w:type="dxa"/>
+            </w:tcMar>
+            <w:vAlign w:val="center"/>
+          </w:tcPr>
+          <w:p>
+            <w:pPr>
+              <w:spacing w:after="0" w:line="259" w:lineRule="auto"/>
+            </w:pPr>
+            <w:r>
+              <w:rPr>
+                <w:rFonts w:ascii="Calibri" w:hAnsi="Calibri" w:eastAsia="Microsoft YaHei"/>
+                <w:b w:val="0"/>
+                <w:color w:val="1F2937"/>
+                <w:sz w:val="16"/>
+              </w:rPr>
+              <w:t>版本变化</w:t>
+            </w:r>
+          </w:p>
+        </w:tc>
+        <w:tc>
+          <w:tcPr>
+            <w:tcW w:type="dxa" w:w="8280"/>
+            <w:tcMar>
+              <w:top w:w="75" w:type="dxa"/>
+              <w:start w:w="100" w:type="dxa"/>
+              <w:bottom w:w="75" w:type="dxa"/>
+              <w:end w:w="100" w:type="dxa"/>
+            </w:tcMar>
+            <w:vAlign w:val="center"/>
+          </w:tcPr>
+          <w:p>
+            <w:pPr>
+              <w:spacing w:after="0" w:line="259" w:lineRule="auto"/>
+            </w:pPr>
+            <w:r>
+              <w:rPr>
+                <w:rFonts w:ascii="Calibri" w:hAnsi="Calibri" w:eastAsia="Microsoft YaHei"/>
+                <w:b w:val="0"/>
+                <w:color w:val="1F2937"/>
+                <w:sz w:val="16"/>
+              </w:rPr>
+              <w:t>详情停留期间收到变更事件时提示已更新，并自动刷新只读区；有未提交表单时要求用户确认。</w:t>
+            </w:r>
+          </w:p>
+        </w:tc>
+      </w:tr>
+    </w:tbl>
+    <w:p>
+      <w:pPr>
+        <w:spacing w:after="0"/>
+      </w:pPr>
+    </w:p>
+    <w:p>
+      <w:pPr>
+        <w:pStyle w:val="Heading2"/>
+      </w:pPr>
+      <w:r>
+        <w:t>5.2 顶部摘要区</w:t>
+      </w:r>
+    </w:p>
+    <w:p>
+      <w:r>
+        <w:t>顶部摘要区对应原型详情截图的业务标识、租用标的、客户摘要、综合状态和四张概览卡。摘要用于快速判断订单是什么、属于谁、当前卡在哪一步，不允许在该区域直接修改业务数据。</w:t>
+      </w:r>
+    </w:p>
+    <w:tbl>
+      <w:tblPr>
+        <w:tblStyle w:val="TableGrid"/>
+        <w:tblW w:type="dxa" w:w="10224"/>
+        <w:jc w:val="center"/>
+        <w:tblLayout w:type="fixed"/>
+        <w:tblLook w:firstColumn="1" w:firstRow="1" w:lastColumn="0" w:lastRow="0" w:noHBand="0" w:noVBand="1" w:val="04A0"/>
+      </w:tblPr>
+      <w:tblGrid>
+        <w:gridCol w:w="1656"/>
+        <w:gridCol w:w="2880"/>
+        <w:gridCol w:w="2592"/>
+        <w:gridCol w:w="3096"/>
+      </w:tblGrid>
+      <w:tr>
+        <w:trPr>
+          <w:tblHeader/>
+        </w:trPr>
+        <w:tc>
+          <w:tcPr>
+            <w:tcW w:type="dxa" w:w="1656"/>
+            <w:shd w:fill="17365D"/>
+            <w:tcMar>
+              <w:top w:w="75" w:type="dxa"/>
+              <w:start w:w="100" w:type="dxa"/>
+              <w:bottom w:w="75" w:type="dxa"/>
+              <w:end w:w="100" w:type="dxa"/>
+            </w:tcMar>
+            <w:vAlign w:val="center"/>
+          </w:tcPr>
+          <w:p>
+            <w:r>
+              <w:rPr>
+                <w:rFonts w:ascii="Calibri" w:hAnsi="Calibri" w:eastAsia="Microsoft YaHei"/>
+                <w:b/>
+                <w:color w:val="FFFFFF"/>
+                <w:sz w:val="15"/>
+              </w:rPr>
+              <w:t>区域</w:t>
+            </w:r>
+          </w:p>
+        </w:tc>
+        <w:tc>
+          <w:tcPr>
+            <w:tcW w:type="dxa" w:w="2880"/>
+            <w:shd w:fill="17365D"/>
+            <w:tcMar>
+              <w:top w:w="75" w:type="dxa"/>
+              <w:start w:w="100" w:type="dxa"/>
+              <w:bottom w:w="75" w:type="dxa"/>
+              <w:end w:w="100" w:type="dxa"/>
+            </w:tcMar>
+            <w:vAlign w:val="center"/>
+          </w:tcPr>
+          <w:p>
+            <w:r>
+              <w:rPr>
+                <w:rFonts w:ascii="Calibri" w:hAnsi="Calibri" w:eastAsia="Microsoft YaHei"/>
+                <w:b/>
+                <w:color w:val="FFFFFF"/>
+                <w:sz w:val="15"/>
+              </w:rPr>
+              <w:t>展示字段</w:t>
+            </w:r>
+          </w:p>
+        </w:tc>
+        <w:tc>
+          <w:tcPr>
+            <w:tcW w:type="dxa" w:w="2592"/>
+            <w:shd w:fill="17365D"/>
+            <w:tcMar>
+              <w:top w:w="75" w:type="dxa"/>
+              <w:start w:w="100" w:type="dxa"/>
+              <w:bottom w:w="75" w:type="dxa"/>
+              <w:end w:w="100" w:type="dxa"/>
+            </w:tcMar>
+            <w:vAlign w:val="center"/>
+          </w:tcPr>
+          <w:p>
+            <w:r>
+              <w:rPr>
+                <w:rFonts w:ascii="Calibri" w:hAnsi="Calibri" w:eastAsia="Microsoft YaHei"/>
+                <w:b/>
+                <w:color w:val="FFFFFF"/>
+                <w:sz w:val="15"/>
+              </w:rPr>
+              <w:t>数据来源</w:t>
+            </w:r>
+          </w:p>
+        </w:tc>
+        <w:tc>
+          <w:tcPr>
+            <w:tcW w:type="dxa" w:w="3096"/>
+            <w:shd w:fill="17365D"/>
+            <w:tcMar>
+              <w:top w:w="75" w:type="dxa"/>
+              <w:start w:w="100" w:type="dxa"/>
+              <w:bottom w:w="75" w:type="dxa"/>
+              <w:end w:w="100" w:type="dxa"/>
+            </w:tcMar>
+            <w:vAlign w:val="center"/>
+          </w:tcPr>
+          <w:p>
+            <w:r>
+              <w:rPr>
+                <w:rFonts w:ascii="Calibri" w:hAnsi="Calibri" w:eastAsia="Microsoft YaHei"/>
+                <w:b/>
+                <w:color w:val="FFFFFF"/>
+                <w:sz w:val="15"/>
+              </w:rPr>
+              <w:t>展示与交互规则</w:t>
+            </w:r>
+          </w:p>
+        </w:tc>
+      </w:tr>
+      <w:tr>
+        <w:trPr>
+          <w:cantSplit/>
+        </w:trPr>
+        <w:tc>
+          <w:tcPr>
+            <w:tcW w:type="dxa" w:w="1656"/>
+            <w:tcMar>
+              <w:top w:w="75" w:type="dxa"/>
+              <w:start w:w="100" w:type="dxa"/>
+              <w:bottom w:w="75" w:type="dxa"/>
+              <w:end w:w="100" w:type="dxa"/>
+            </w:tcMar>
+            <w:vAlign w:val="center"/>
+          </w:tcPr>
+          <w:p>
+            <w:pPr>
+              <w:spacing w:after="0" w:line="259" w:lineRule="auto"/>
+            </w:pPr>
+            <w:r>
+              <w:rPr>
+                <w:rFonts w:ascii="Calibri" w:hAnsi="Calibri" w:eastAsia="Microsoft YaHei"/>
+                <w:b w:val="0"/>
+                <w:color w:val="1F2937"/>
+                <w:sz w:val="15"/>
+              </w:rPr>
+              <w:t>业务标识</w:t>
+            </w:r>
+          </w:p>
+        </w:tc>
+        <w:tc>
+          <w:tcPr>
+            <w:tcW w:type="dxa" w:w="2880"/>
+            <w:tcMar>
+              <w:top w:w="75" w:type="dxa"/>
+              <w:start w:w="100" w:type="dxa"/>
+              <w:bottom w:w="75" w:type="dxa"/>
+              <w:end w:w="100" w:type="dxa"/>
+            </w:tcMar>
+            <w:vAlign w:val="center"/>
+          </w:tcPr>
+          <w:p>
+            <w:pPr>
+              <w:spacing w:after="0" w:line="259" w:lineRule="auto"/>
+            </w:pPr>
+            <w:r>
+              <w:rPr>
+                <w:rFonts w:ascii="Calibri" w:hAnsi="Calibri" w:eastAsia="Microsoft YaHei"/>
+                <w:b w:val="0"/>
+                <w:color w:val="1F2937"/>
+                <w:sz w:val="15"/>
+              </w:rPr>
+              <w:t>订单类型、订单来源、订单编号</w:t>
+            </w:r>
+          </w:p>
+        </w:tc>
+        <w:tc>
+          <w:tcPr>
+            <w:tcW w:type="dxa" w:w="2592"/>
+            <w:tcMar>
+              <w:top w:w="75" w:type="dxa"/>
+              <w:start w:w="100" w:type="dxa"/>
+              <w:bottom w:w="75" w:type="dxa"/>
+              <w:end w:w="100" w:type="dxa"/>
+            </w:tcMar>
+            <w:vAlign w:val="center"/>
+          </w:tcPr>
+          <w:p>
+            <w:pPr>
+              <w:spacing w:after="0" w:line="259" w:lineRule="auto"/>
+            </w:pPr>
+            <w:r>
+              <w:rPr>
+                <w:rFonts w:ascii="Calibri" w:hAnsi="Calibri" w:eastAsia="Microsoft YaHei"/>
+                <w:b w:val="0"/>
+                <w:color w:val="1F2937"/>
+                <w:sz w:val="15"/>
+              </w:rPr>
+              <w:t>orderType、sourceCode、orderNo</w:t>
+            </w:r>
+          </w:p>
+        </w:tc>
+        <w:tc>
+          <w:tcPr>
+            <w:tcW w:type="dxa" w:w="3096"/>
+            <w:tcMar>
+              <w:top w:w="75" w:type="dxa"/>
+              <w:start w:w="100" w:type="dxa"/>
+              <w:bottom w:w="75" w:type="dxa"/>
+              <w:end w:w="100" w:type="dxa"/>
+            </w:tcMar>
+            <w:vAlign w:val="center"/>
+          </w:tcPr>
+          <w:p>
+            <w:pPr>
+              <w:spacing w:after="0" w:line="259" w:lineRule="auto"/>
+            </w:pPr>
+            <w:r>
+              <w:rPr>
+                <w:rFonts w:ascii="Calibri" w:hAnsi="Calibri" w:eastAsia="Microsoft YaHei"/>
+                <w:b w:val="0"/>
+                <w:color w:val="1F2937"/>
+                <w:sz w:val="15"/>
+              </w:rPr>
+              <w:t>订单编号可复制；点击来源可打开销售机会、退租申请或小程序来源记录。</w:t>
+            </w:r>
+          </w:p>
+        </w:tc>
+      </w:tr>
+      <w:tr>
+        <w:trPr>
+          <w:cantSplit/>
+        </w:trPr>
+        <w:tc>
+          <w:tcPr>
+            <w:tcW w:type="dxa" w:w="1656"/>
+            <w:tcMar>
+              <w:top w:w="75" w:type="dxa"/>
+              <w:start w:w="100" w:type="dxa"/>
+              <w:bottom w:w="75" w:type="dxa"/>
+              <w:end w:w="100" w:type="dxa"/>
+            </w:tcMar>
+            <w:vAlign w:val="center"/>
+            <w:shd w:fill="F4F7FB"/>
+          </w:tcPr>
+          <w:p>
+            <w:pPr>
+              <w:spacing w:after="0" w:line="259" w:lineRule="auto"/>
+            </w:pPr>
+            <w:r>
+              <w:rPr>
+                <w:rFonts w:ascii="Calibri" w:hAnsi="Calibri" w:eastAsia="Microsoft YaHei"/>
+                <w:b w:val="0"/>
+                <w:color w:val="1F2937"/>
+                <w:sz w:val="15"/>
+              </w:rPr>
+              <w:t>租用标的</w:t>
+            </w:r>
+          </w:p>
+        </w:tc>
+        <w:tc>
+          <w:tcPr>
+            <w:tcW w:type="dxa" w:w="2880"/>
+            <w:tcMar>
+              <w:top w:w="75" w:type="dxa"/>
+              <w:start w:w="100" w:type="dxa"/>
+              <w:bottom w:w="75" w:type="dxa"/>
+              <w:end w:w="100" w:type="dxa"/>
+            </w:tcMar>
+            <w:vAlign w:val="center"/>
+            <w:shd w:fill="F4F7FB"/>
+          </w:tcPr>
+          <w:p>
+            <w:pPr>
+              <w:spacing w:after="0" w:line="259" w:lineRule="auto"/>
+            </w:pPr>
+            <w:r>
+              <w:rPr>
+                <w:rFonts w:ascii="Calibri" w:hAnsi="Calibri" w:eastAsia="Microsoft YaHei"/>
+                <w:b w:val="0"/>
+                <w:color w:val="1F2937"/>
+                <w:sz w:val="15"/>
+              </w:rPr>
+              <w:t>店铺名称、仓位/迷你箱/商品、规格或面积</w:t>
+            </w:r>
+          </w:p>
+        </w:tc>
+        <w:tc>
+          <w:tcPr>
+            <w:tcW w:type="dxa" w:w="2592"/>
+            <w:tcMar>
+              <w:top w:w="75" w:type="dxa"/>
+              <w:start w:w="100" w:type="dxa"/>
+              <w:bottom w:w="75" w:type="dxa"/>
+              <w:end w:w="100" w:type="dxa"/>
+            </w:tcMar>
+            <w:vAlign w:val="center"/>
+            <w:shd w:fill="F4F7FB"/>
+          </w:tcPr>
+          <w:p>
+            <w:pPr>
+              <w:spacing w:after="0" w:line="259" w:lineRule="auto"/>
+            </w:pPr>
+            <w:r>
+              <w:rPr>
+                <w:rFonts w:ascii="Calibri" w:hAnsi="Calibri" w:eastAsia="Microsoft YaHei"/>
+                <w:b w:val="0"/>
+                <w:color w:val="1F2937"/>
+                <w:sz w:val="15"/>
+              </w:rPr>
+              <w:t>storeSnapshot、subjectSnapshot</w:t>
+            </w:r>
+          </w:p>
+        </w:tc>
+        <w:tc>
+          <w:tcPr>
+            <w:tcW w:type="dxa" w:w="3096"/>
+            <w:tcMar>
+              <w:top w:w="75" w:type="dxa"/>
+              <w:start w:w="100" w:type="dxa"/>
+              <w:bottom w:w="75" w:type="dxa"/>
+              <w:end w:w="100" w:type="dxa"/>
+            </w:tcMar>
+            <w:vAlign w:val="center"/>
+            <w:shd w:fill="F4F7FB"/>
+          </w:tcPr>
+          <w:p>
+            <w:pPr>
+              <w:spacing w:after="0" w:line="259" w:lineRule="auto"/>
+            </w:pPr>
+            <w:r>
+              <w:rPr>
+                <w:rFonts w:ascii="Calibri" w:hAnsi="Calibri" w:eastAsia="Microsoft YaHei"/>
+                <w:b w:val="0"/>
+                <w:color w:val="1F2937"/>
+                <w:sz w:val="15"/>
+              </w:rPr>
+              <w:t>使用成交快照展示；点击有效关联编号打开对应详情，历史名称不得随主数据修改。</w:t>
+            </w:r>
+          </w:p>
+        </w:tc>
+      </w:tr>
+      <w:tr>
+        <w:trPr>
+          <w:cantSplit/>
+        </w:trPr>
+        <w:tc>
+          <w:tcPr>
+            <w:tcW w:type="dxa" w:w="1656"/>
+            <w:tcMar>
+              <w:top w:w="75" w:type="dxa"/>
+              <w:start w:w="100" w:type="dxa"/>
+              <w:bottom w:w="75" w:type="dxa"/>
+              <w:end w:w="100" w:type="dxa"/>
+            </w:tcMar>
+            <w:vAlign w:val="center"/>
+          </w:tcPr>
+          <w:p>
+            <w:pPr>
+              <w:spacing w:after="0" w:line="259" w:lineRule="auto"/>
+            </w:pPr>
+            <w:r>
+              <w:rPr>
+                <w:rFonts w:ascii="Calibri" w:hAnsi="Calibri" w:eastAsia="Microsoft YaHei"/>
+                <w:b w:val="0"/>
+                <w:color w:val="1F2937"/>
+                <w:sz w:val="15"/>
+              </w:rPr>
+              <w:t>客户摘要</w:t>
+            </w:r>
+          </w:p>
+        </w:tc>
+        <w:tc>
+          <w:tcPr>
+            <w:tcW w:type="dxa" w:w="2880"/>
+            <w:tcMar>
+              <w:top w:w="75" w:type="dxa"/>
+              <w:start w:w="100" w:type="dxa"/>
+              <w:bottom w:w="75" w:type="dxa"/>
+              <w:end w:w="100" w:type="dxa"/>
+            </w:tcMar>
+            <w:vAlign w:val="center"/>
+          </w:tcPr>
+          <w:p>
+            <w:pPr>
+              <w:spacing w:after="0" w:line="259" w:lineRule="auto"/>
+            </w:pPr>
+            <w:r>
+              <w:rPr>
+                <w:rFonts w:ascii="Calibri" w:hAnsi="Calibri" w:eastAsia="Microsoft YaHei"/>
+                <w:b w:val="0"/>
+                <w:color w:val="1F2937"/>
+                <w:sz w:val="15"/>
+              </w:rPr>
+              <w:t>客户姓名、客户编号、来源渠道</w:t>
+            </w:r>
+          </w:p>
+        </w:tc>
+        <w:tc>
+          <w:tcPr>
+            <w:tcW w:type="dxa" w:w="2592"/>
+            <w:tcMar>
+              <w:top w:w="75" w:type="dxa"/>
+              <w:start w:w="100" w:type="dxa"/>
+              <w:bottom w:w="75" w:type="dxa"/>
+              <w:end w:w="100" w:type="dxa"/>
+            </w:tcMar>
+            <w:vAlign w:val="center"/>
+          </w:tcPr>
+          <w:p>
+            <w:pPr>
+              <w:spacing w:after="0" w:line="259" w:lineRule="auto"/>
+            </w:pPr>
+            <w:r>
+              <w:rPr>
+                <w:rFonts w:ascii="Calibri" w:hAnsi="Calibri" w:eastAsia="Microsoft YaHei"/>
+                <w:b w:val="0"/>
+                <w:color w:val="1F2937"/>
+                <w:sz w:val="15"/>
+              </w:rPr>
+              <w:t>customerSnapshot、channelCode</w:t>
+            </w:r>
+          </w:p>
+        </w:tc>
+        <w:tc>
+          <w:tcPr>
+            <w:tcW w:type="dxa" w:w="3096"/>
+            <w:tcMar>
+              <w:top w:w="75" w:type="dxa"/>
+              <w:start w:w="100" w:type="dxa"/>
+              <w:bottom w:w="75" w:type="dxa"/>
+              <w:end w:w="100" w:type="dxa"/>
+            </w:tcMar>
+            <w:vAlign w:val="center"/>
+          </w:tcPr>
+          <w:p>
+            <w:pPr>
+              <w:spacing w:after="0" w:line="259" w:lineRule="auto"/>
+            </w:pPr>
+            <w:r>
+              <w:rPr>
+                <w:rFonts w:ascii="Calibri" w:hAnsi="Calibri" w:eastAsia="Microsoft YaHei"/>
+                <w:b w:val="0"/>
+                <w:color w:val="1F2937"/>
+                <w:sz w:val="15"/>
+              </w:rPr>
+              <w:t>姓名按字段权限脱敏；客户编号可进入客户档案，渠道使用建单时快照。</w:t>
+            </w:r>
+          </w:p>
+        </w:tc>
+      </w:tr>
+      <w:tr>
+        <w:trPr>
+          <w:cantSplit/>
+        </w:trPr>
+        <w:tc>
+          <w:tcPr>
+            <w:tcW w:type="dxa" w:w="1656"/>
+            <w:tcMar>
+              <w:top w:w="75" w:type="dxa"/>
+              <w:start w:w="100" w:type="dxa"/>
+              <w:bottom w:w="75" w:type="dxa"/>
+              <w:end w:w="100" w:type="dxa"/>
+            </w:tcMar>
+            <w:vAlign w:val="center"/>
+            <w:shd w:fill="F4F7FB"/>
+          </w:tcPr>
+          <w:p>
+            <w:pPr>
+              <w:spacing w:after="0" w:line="259" w:lineRule="auto"/>
+            </w:pPr>
+            <w:r>
+              <w:rPr>
+                <w:rFonts w:ascii="Calibri" w:hAnsi="Calibri" w:eastAsia="Microsoft YaHei"/>
+                <w:b w:val="0"/>
+                <w:color w:val="1F2937"/>
+                <w:sz w:val="15"/>
+              </w:rPr>
+              <w:t>综合状态</w:t>
+            </w:r>
+          </w:p>
+        </w:tc>
+        <w:tc>
+          <w:tcPr>
+            <w:tcW w:type="dxa" w:w="2880"/>
+            <w:tcMar>
+              <w:top w:w="75" w:type="dxa"/>
+              <w:start w:w="100" w:type="dxa"/>
+              <w:bottom w:w="75" w:type="dxa"/>
+              <w:end w:w="100" w:type="dxa"/>
+            </w:tcMar>
+            <w:vAlign w:val="center"/>
+            <w:shd w:fill="F4F7FB"/>
+          </w:tcPr>
+          <w:p>
+            <w:pPr>
+              <w:spacing w:after="0" w:line="259" w:lineRule="auto"/>
+            </w:pPr>
+            <w:r>
+              <w:rPr>
+                <w:rFonts w:ascii="Calibri" w:hAnsi="Calibri" w:eastAsia="Microsoft YaHei"/>
+                <w:b w:val="0"/>
+                <w:color w:val="1F2937"/>
+                <w:sz w:val="15"/>
+              </w:rPr>
+              <w:t>待审批、待签约及付款、待履约、履约中、已完成或异常</w:t>
+            </w:r>
+          </w:p>
+        </w:tc>
+        <w:tc>
+          <w:tcPr>
+            <w:tcW w:type="dxa" w:w="2592"/>
+            <w:tcMar>
+              <w:top w:w="75" w:type="dxa"/>
+              <w:start w:w="100" w:type="dxa"/>
+              <w:bottom w:w="75" w:type="dxa"/>
+              <w:end w:w="100" w:type="dxa"/>
+            </w:tcMar>
+            <w:vAlign w:val="center"/>
+            <w:shd w:fill="F4F7FB"/>
+          </w:tcPr>
+          <w:p>
+            <w:pPr>
+              <w:spacing w:after="0" w:line="259" w:lineRule="auto"/>
+            </w:pPr>
+            <w:r>
+              <w:rPr>
+                <w:rFonts w:ascii="Calibri" w:hAnsi="Calibri" w:eastAsia="Microsoft YaHei"/>
+                <w:b w:val="0"/>
+                <w:color w:val="1F2937"/>
+                <w:sz w:val="15"/>
+              </w:rPr>
+              <w:t>aggregatedStatus</w:t>
+            </w:r>
+          </w:p>
+        </w:tc>
+        <w:tc>
+          <w:tcPr>
+            <w:tcW w:type="dxa" w:w="3096"/>
+            <w:tcMar>
+              <w:top w:w="75" w:type="dxa"/>
+              <w:start w:w="100" w:type="dxa"/>
+              <w:bottom w:w="75" w:type="dxa"/>
+              <w:end w:w="100" w:type="dxa"/>
+            </w:tcMar>
+            <w:vAlign w:val="center"/>
+            <w:shd w:fill="F4F7FB"/>
+          </w:tcPr>
+          <w:p>
+            <w:pPr>
+              <w:spacing w:after="0" w:line="259" w:lineRule="auto"/>
+            </w:pPr>
+            <w:r>
+              <w:rPr>
+                <w:rFonts w:ascii="Calibri" w:hAnsi="Calibri" w:eastAsia="Microsoft YaHei"/>
+                <w:b w:val="0"/>
+                <w:color w:val="1F2937"/>
+                <w:sz w:val="15"/>
+              </w:rPr>
+              <w:t>由审批、合同、支付和履约子状态聚合；前端不得自行推导或修改。</w:t>
+            </w:r>
+          </w:p>
+        </w:tc>
+      </w:tr>
+      <w:tr>
+        <w:trPr>
+          <w:cantSplit/>
+        </w:trPr>
+        <w:tc>
+          <w:tcPr>
+            <w:tcW w:type="dxa" w:w="1656"/>
+            <w:tcMar>
+              <w:top w:w="75" w:type="dxa"/>
+              <w:start w:w="100" w:type="dxa"/>
+              <w:bottom w:w="75" w:type="dxa"/>
+              <w:end w:w="100" w:type="dxa"/>
+            </w:tcMar>
+            <w:vAlign w:val="center"/>
+          </w:tcPr>
+          <w:p>
+            <w:pPr>
+              <w:spacing w:after="0" w:line="259" w:lineRule="auto"/>
+            </w:pPr>
+            <w:r>
+              <w:rPr>
+                <w:rFonts w:ascii="Calibri" w:hAnsi="Calibri" w:eastAsia="Microsoft YaHei"/>
+                <w:b w:val="0"/>
+                <w:color w:val="1F2937"/>
+                <w:sz w:val="15"/>
+              </w:rPr>
+              <w:t>产品线</w:t>
+            </w:r>
+          </w:p>
+        </w:tc>
+        <w:tc>
+          <w:tcPr>
+            <w:tcW w:type="dxa" w:w="2880"/>
+            <w:tcMar>
+              <w:top w:w="75" w:type="dxa"/>
+              <w:start w:w="100" w:type="dxa"/>
+              <w:bottom w:w="75" w:type="dxa"/>
+              <w:end w:w="100" w:type="dxa"/>
+            </w:tcMar>
+            <w:vAlign w:val="center"/>
+          </w:tcPr>
+          <w:p>
+            <w:pPr>
+              <w:spacing w:after="0" w:line="259" w:lineRule="auto"/>
+            </w:pPr>
+            <w:r>
+              <w:rPr>
+                <w:rFonts w:ascii="Calibri" w:hAnsi="Calibri" w:eastAsia="Microsoft YaHei"/>
+                <w:b w:val="0"/>
+                <w:color w:val="1F2937"/>
+                <w:sz w:val="15"/>
+              </w:rPr>
+              <w:t>迷你仓、迷你箱或衍生商品</w:t>
+            </w:r>
+          </w:p>
+        </w:tc>
+        <w:tc>
+          <w:tcPr>
+            <w:tcW w:type="dxa" w:w="2592"/>
+            <w:tcMar>
+              <w:top w:w="75" w:type="dxa"/>
+              <w:start w:w="100" w:type="dxa"/>
+              <w:bottom w:w="75" w:type="dxa"/>
+              <w:end w:w="100" w:type="dxa"/>
+            </w:tcMar>
+            <w:vAlign w:val="center"/>
+          </w:tcPr>
+          <w:p>
+            <w:pPr>
+              <w:spacing w:after="0" w:line="259" w:lineRule="auto"/>
+            </w:pPr>
+            <w:r>
+              <w:rPr>
+                <w:rFonts w:ascii="Calibri" w:hAnsi="Calibri" w:eastAsia="Microsoft YaHei"/>
+                <w:b w:val="0"/>
+                <w:color w:val="1F2937"/>
+                <w:sz w:val="15"/>
+              </w:rPr>
+              <w:t>productLine</w:t>
+            </w:r>
+          </w:p>
+        </w:tc>
+        <w:tc>
+          <w:tcPr>
+            <w:tcW w:type="dxa" w:w="3096"/>
+            <w:tcMar>
+              <w:top w:w="75" w:type="dxa"/>
+              <w:start w:w="100" w:type="dxa"/>
+              <w:bottom w:w="75" w:type="dxa"/>
+              <w:end w:w="100" w:type="dxa"/>
+            </w:tcMar>
+            <w:vAlign w:val="center"/>
+          </w:tcPr>
+          <w:p>
+            <w:pPr>
+              <w:spacing w:after="0" w:line="259" w:lineRule="auto"/>
+            </w:pPr>
+            <w:r>
+              <w:rPr>
+                <w:rFonts w:ascii="Calibri" w:hAnsi="Calibri" w:eastAsia="Microsoft YaHei"/>
+                <w:b w:val="0"/>
+                <w:color w:val="1F2937"/>
+                <w:sz w:val="15"/>
+              </w:rPr>
+              <w:t>使用已发布字典；决定详情字段、节点时间轴和履约页签内容。</w:t>
+            </w:r>
+          </w:p>
+        </w:tc>
+      </w:tr>
+      <w:tr>
+        <w:trPr>
+          <w:cantSplit/>
+        </w:trPr>
+        <w:tc>
+          <w:tcPr>
+            <w:tcW w:type="dxa" w:w="1656"/>
+            <w:tcMar>
+              <w:top w:w="75" w:type="dxa"/>
+              <w:start w:w="100" w:type="dxa"/>
+              <w:bottom w:w="75" w:type="dxa"/>
+              <w:end w:w="100" w:type="dxa"/>
+            </w:tcMar>
+            <w:vAlign w:val="center"/>
+            <w:shd w:fill="F4F7FB"/>
+          </w:tcPr>
+          <w:p>
+            <w:pPr>
+              <w:spacing w:after="0" w:line="259" w:lineRule="auto"/>
+            </w:pPr>
+            <w:r>
+              <w:rPr>
+                <w:rFonts w:ascii="Calibri" w:hAnsi="Calibri" w:eastAsia="Microsoft YaHei"/>
+                <w:b w:val="0"/>
+                <w:color w:val="1F2937"/>
+                <w:sz w:val="15"/>
+              </w:rPr>
+              <w:t>订单类型</w:t>
+            </w:r>
+          </w:p>
+        </w:tc>
+        <w:tc>
+          <w:tcPr>
+            <w:tcW w:type="dxa" w:w="2880"/>
+            <w:tcMar>
+              <w:top w:w="75" w:type="dxa"/>
+              <w:start w:w="100" w:type="dxa"/>
+              <w:bottom w:w="75" w:type="dxa"/>
+              <w:end w:w="100" w:type="dxa"/>
+            </w:tcMar>
+            <w:vAlign w:val="center"/>
+            <w:shd w:fill="F4F7FB"/>
+          </w:tcPr>
+          <w:p>
+            <w:pPr>
+              <w:spacing w:after="0" w:line="259" w:lineRule="auto"/>
+            </w:pPr>
+            <w:r>
+              <w:rPr>
+                <w:rFonts w:ascii="Calibri" w:hAnsi="Calibri" w:eastAsia="Microsoft YaHei"/>
+                <w:b w:val="0"/>
+                <w:color w:val="1F2937"/>
+                <w:sz w:val="15"/>
+              </w:rPr>
+              <w:t>新租、续租、退租、转仓或商品购买</w:t>
+            </w:r>
+          </w:p>
+        </w:tc>
+        <w:tc>
+          <w:tcPr>
+            <w:tcW w:type="dxa" w:w="2592"/>
+            <w:tcMar>
+              <w:top w:w="75" w:type="dxa"/>
+              <w:start w:w="100" w:type="dxa"/>
+              <w:bottom w:w="75" w:type="dxa"/>
+              <w:end w:w="100" w:type="dxa"/>
+            </w:tcMar>
+            <w:vAlign w:val="center"/>
+            <w:shd w:fill="F4F7FB"/>
+          </w:tcPr>
+          <w:p>
+            <w:pPr>
+              <w:spacing w:after="0" w:line="259" w:lineRule="auto"/>
+            </w:pPr>
+            <w:r>
+              <w:rPr>
+                <w:rFonts w:ascii="Calibri" w:hAnsi="Calibri" w:eastAsia="Microsoft YaHei"/>
+                <w:b w:val="0"/>
+                <w:color w:val="1F2937"/>
+                <w:sz w:val="15"/>
+              </w:rPr>
+              <w:t>orderType</w:t>
+            </w:r>
+          </w:p>
+        </w:tc>
+        <w:tc>
+          <w:tcPr>
+            <w:tcW w:type="dxa" w:w="3096"/>
+            <w:tcMar>
+              <w:top w:w="75" w:type="dxa"/>
+              <w:start w:w="100" w:type="dxa"/>
+              <w:bottom w:w="75" w:type="dxa"/>
+              <w:end w:w="100" w:type="dxa"/>
+            </w:tcMar>
+            <w:vAlign w:val="center"/>
+            <w:shd w:fill="F4F7FB"/>
+          </w:tcPr>
+          <w:p>
+            <w:pPr>
+              <w:spacing w:after="0" w:line="259" w:lineRule="auto"/>
+            </w:pPr>
+            <w:r>
+              <w:rPr>
+                <w:rFonts w:ascii="Calibri" w:hAnsi="Calibri" w:eastAsia="Microsoft YaHei"/>
+                <w:b w:val="0"/>
+                <w:color w:val="1F2937"/>
+                <w:sz w:val="15"/>
+              </w:rPr>
+              <w:t>决定前置订单、租期、金额方向、库存动作和BPMN分支。</w:t>
+            </w:r>
+          </w:p>
+        </w:tc>
+      </w:tr>
+      <w:tr>
+        <w:trPr>
+          <w:cantSplit/>
+        </w:trPr>
+        <w:tc>
+          <w:tcPr>
+            <w:tcW w:type="dxa" w:w="1656"/>
+            <w:tcMar>
+              <w:top w:w="75" w:type="dxa"/>
+              <w:start w:w="100" w:type="dxa"/>
+              <w:bottom w:w="75" w:type="dxa"/>
+              <w:end w:w="100" w:type="dxa"/>
+            </w:tcMar>
+            <w:vAlign w:val="center"/>
+          </w:tcPr>
+          <w:p>
+            <w:pPr>
+              <w:spacing w:after="0" w:line="259" w:lineRule="auto"/>
+            </w:pPr>
+            <w:r>
+              <w:rPr>
+                <w:rFonts w:ascii="Calibri" w:hAnsi="Calibri" w:eastAsia="Microsoft YaHei"/>
+                <w:b w:val="0"/>
+                <w:color w:val="1F2937"/>
+                <w:sz w:val="15"/>
+              </w:rPr>
+              <w:t>应付金额</w:t>
+            </w:r>
+          </w:p>
+        </w:tc>
+        <w:tc>
+          <w:tcPr>
+            <w:tcW w:type="dxa" w:w="2880"/>
+            <w:tcMar>
+              <w:top w:w="75" w:type="dxa"/>
+              <w:start w:w="100" w:type="dxa"/>
+              <w:bottom w:w="75" w:type="dxa"/>
+              <w:end w:w="100" w:type="dxa"/>
+            </w:tcMar>
+            <w:vAlign w:val="center"/>
+          </w:tcPr>
+          <w:p>
+            <w:pPr>
+              <w:spacing w:after="0" w:line="259" w:lineRule="auto"/>
+            </w:pPr>
+            <w:r>
+              <w:rPr>
+                <w:rFonts w:ascii="Calibri" w:hAnsi="Calibri" w:eastAsia="Microsoft YaHei"/>
+                <w:b w:val="0"/>
+                <w:color w:val="1F2937"/>
+                <w:sz w:val="15"/>
+              </w:rPr>
+              <w:t>币种与订单应付总额</w:t>
+            </w:r>
+          </w:p>
+        </w:tc>
+        <w:tc>
+          <w:tcPr>
+            <w:tcW w:type="dxa" w:w="2592"/>
+            <w:tcMar>
+              <w:top w:w="75" w:type="dxa"/>
+              <w:start w:w="100" w:type="dxa"/>
+              <w:bottom w:w="75" w:type="dxa"/>
+              <w:end w:w="100" w:type="dxa"/>
+            </w:tcMar>
+            <w:vAlign w:val="center"/>
+          </w:tcPr>
+          <w:p>
+            <w:pPr>
+              <w:spacing w:after="0" w:line="259" w:lineRule="auto"/>
+            </w:pPr>
+            <w:r>
+              <w:rPr>
+                <w:rFonts w:ascii="Calibri" w:hAnsi="Calibri" w:eastAsia="Microsoft YaHei"/>
+                <w:b w:val="0"/>
+                <w:color w:val="1F2937"/>
+                <w:sz w:val="15"/>
+              </w:rPr>
+              <w:t>pricing.payableAmount</w:t>
+            </w:r>
+          </w:p>
+        </w:tc>
+        <w:tc>
+          <w:tcPr>
+            <w:tcW w:type="dxa" w:w="3096"/>
+            <w:tcMar>
+              <w:top w:w="75" w:type="dxa"/>
+              <w:start w:w="100" w:type="dxa"/>
+              <w:bottom w:w="75" w:type="dxa"/>
+              <w:end w:w="100" w:type="dxa"/>
+            </w:tcMar>
+            <w:vAlign w:val="center"/>
+          </w:tcPr>
+          <w:p>
+            <w:pPr>
+              <w:spacing w:after="0" w:line="259" w:lineRule="auto"/>
+            </w:pPr>
+            <w:r>
+              <w:rPr>
+                <w:rFonts w:ascii="Calibri" w:hAnsi="Calibri" w:eastAsia="Microsoft YaHei"/>
+                <w:b w:val="0"/>
+                <w:color w:val="1F2937"/>
+                <w:sz w:val="15"/>
+              </w:rPr>
+              <w:t>以服务端价格快照为准；金额按币种精度格式化，退款订单可显示负向金额或应退金额。</w:t>
+            </w:r>
+          </w:p>
+        </w:tc>
+      </w:tr>
+      <w:tr>
+        <w:trPr>
+          <w:cantSplit/>
+        </w:trPr>
+        <w:tc>
+          <w:tcPr>
+            <w:tcW w:type="dxa" w:w="1656"/>
+            <w:tcMar>
+              <w:top w:w="75" w:type="dxa"/>
+              <w:start w:w="100" w:type="dxa"/>
+              <w:bottom w:w="75" w:type="dxa"/>
+              <w:end w:w="100" w:type="dxa"/>
+            </w:tcMar>
+            <w:vAlign w:val="center"/>
+            <w:shd w:fill="F4F7FB"/>
+          </w:tcPr>
+          <w:p>
+            <w:pPr>
+              <w:spacing w:after="0" w:line="259" w:lineRule="auto"/>
+            </w:pPr>
+            <w:r>
+              <w:rPr>
+                <w:rFonts w:ascii="Calibri" w:hAnsi="Calibri" w:eastAsia="Microsoft YaHei"/>
+                <w:b w:val="0"/>
+                <w:color w:val="1F2937"/>
+                <w:sz w:val="15"/>
+              </w:rPr>
+              <w:t>付款状态</w:t>
+            </w:r>
+          </w:p>
+        </w:tc>
+        <w:tc>
+          <w:tcPr>
+            <w:tcW w:type="dxa" w:w="2880"/>
+            <w:tcMar>
+              <w:top w:w="75" w:type="dxa"/>
+              <w:start w:w="100" w:type="dxa"/>
+              <w:bottom w:w="75" w:type="dxa"/>
+              <w:end w:w="100" w:type="dxa"/>
+            </w:tcMar>
+            <w:vAlign w:val="center"/>
+            <w:shd w:fill="F4F7FB"/>
+          </w:tcPr>
+          <w:p>
+            <w:pPr>
+              <w:spacing w:after="0" w:line="259" w:lineRule="auto"/>
+            </w:pPr>
+            <w:r>
+              <w:rPr>
+                <w:rFonts w:ascii="Calibri" w:hAnsi="Calibri" w:eastAsia="Microsoft YaHei"/>
+                <w:b w:val="0"/>
+                <w:color w:val="1F2937"/>
+                <w:sz w:val="15"/>
+              </w:rPr>
+              <w:t>待付款、部分付款、已付款、退款中、部分退款或已退款</w:t>
+            </w:r>
+          </w:p>
+        </w:tc>
+        <w:tc>
+          <w:tcPr>
+            <w:tcW w:type="dxa" w:w="2592"/>
+            <w:tcMar>
+              <w:top w:w="75" w:type="dxa"/>
+              <w:start w:w="100" w:type="dxa"/>
+              <w:bottom w:w="75" w:type="dxa"/>
+              <w:end w:w="100" w:type="dxa"/>
+            </w:tcMar>
+            <w:vAlign w:val="center"/>
+            <w:shd w:fill="F4F7FB"/>
+          </w:tcPr>
+          <w:p>
+            <w:pPr>
+              <w:spacing w:after="0" w:line="259" w:lineRule="auto"/>
+            </w:pPr>
+            <w:r>
+              <w:rPr>
+                <w:rFonts w:ascii="Calibri" w:hAnsi="Calibri" w:eastAsia="Microsoft YaHei"/>
+                <w:b w:val="0"/>
+                <w:color w:val="1F2937"/>
+                <w:sz w:val="15"/>
+              </w:rPr>
+              <w:t>paymentSummary.status</w:t>
+            </w:r>
+          </w:p>
+        </w:tc>
+        <w:tc>
+          <w:tcPr>
+            <w:tcW w:type="dxa" w:w="3096"/>
+            <w:tcMar>
+              <w:top w:w="75" w:type="dxa"/>
+              <w:start w:w="100" w:type="dxa"/>
+              <w:bottom w:w="75" w:type="dxa"/>
+              <w:end w:w="100" w:type="dxa"/>
+            </w:tcMar>
+            <w:vAlign w:val="center"/>
+            <w:shd w:fill="F4F7FB"/>
+          </w:tcPr>
+          <w:p>
+            <w:pPr>
+              <w:spacing w:after="0" w:line="259" w:lineRule="auto"/>
+            </w:pPr>
+            <w:r>
+              <w:rPr>
+                <w:rFonts w:ascii="Calibri" w:hAnsi="Calibri" w:eastAsia="Microsoft YaHei"/>
+                <w:b w:val="0"/>
+                <w:color w:val="1F2937"/>
+                <w:sz w:val="15"/>
+              </w:rPr>
+              <w:t>以支付服务回调和财务确认结果为准；点击进入金额与签约页签的付款记录。</w:t>
+            </w:r>
+          </w:p>
+        </w:tc>
+      </w:tr>
+    </w:tbl>
+    <w:p>
+      <w:pPr>
+        <w:spacing w:after="0"/>
+      </w:pPr>
+    </w:p>
+    <w:p>
+      <w:pPr>
+        <w:pStyle w:val="Heading2"/>
+      </w:pPr>
+      <w:r>
+        <w:t>5.3 订单节点操作时间轴</w:t>
+      </w:r>
+    </w:p>
+    <w:tbl>
+      <w:tblPr>
+        <w:tblStyle w:val="TableGrid"/>
+        <w:tblW w:type="dxa" w:w="10800"/>
+        <w:jc w:val="center"/>
+        <w:tblLayout w:type="fixed"/>
+        <w:tblLook w:firstColumn="1" w:firstRow="1" w:lastColumn="0" w:lastRow="0" w:noHBand="0" w:noVBand="1" w:val="04A0"/>
+      </w:tblPr>
+      <w:tblGrid>
+        <w:gridCol w:w="1584"/>
+        <w:gridCol w:w="2304"/>
+        <w:gridCol w:w="2088"/>
+        <w:gridCol w:w="1944"/>
+        <w:gridCol w:w="2880"/>
+      </w:tblGrid>
+      <w:tr>
+        <w:trPr>
+          <w:tblHeader/>
+        </w:trPr>
+        <w:tc>
+          <w:tcPr>
+            <w:tcW w:type="dxa" w:w="1584"/>
+            <w:shd w:fill="17365D"/>
+            <w:tcMar>
+              <w:top w:w="75" w:type="dxa"/>
+              <w:start w:w="100" w:type="dxa"/>
+              <w:bottom w:w="75" w:type="dxa"/>
+              <w:end w:w="100" w:type="dxa"/>
+            </w:tcMar>
+            <w:vAlign w:val="center"/>
+          </w:tcPr>
+          <w:p>
+            <w:r>
+              <w:rPr>
+                <w:rFonts w:ascii="Calibri" w:hAnsi="Calibri" w:eastAsia="Microsoft YaHei"/>
+                <w:b/>
+                <w:color w:val="FFFFFF"/>
+                <w:sz w:val="15"/>
+              </w:rPr>
+              <w:t>节点</w:t>
+            </w:r>
+          </w:p>
+        </w:tc>
+        <w:tc>
+          <w:tcPr>
+            <w:tcW w:type="dxa" w:w="2304"/>
+            <w:shd w:fill="17365D"/>
+            <w:tcMar>
+              <w:top w:w="75" w:type="dxa"/>
+              <w:start w:w="100" w:type="dxa"/>
+              <w:bottom w:w="75" w:type="dxa"/>
+              <w:end w:w="100" w:type="dxa"/>
+            </w:tcMar>
+            <w:vAlign w:val="center"/>
+          </w:tcPr>
+          <w:p>
+            <w:r>
+              <w:rPr>
+                <w:rFonts w:ascii="Calibri" w:hAnsi="Calibri" w:eastAsia="Microsoft YaHei"/>
+                <w:b/>
+                <w:color w:val="FFFFFF"/>
+                <w:sz w:val="15"/>
+              </w:rPr>
+              <w:t>状态</w:t>
+            </w:r>
+          </w:p>
+        </w:tc>
+        <w:tc>
+          <w:tcPr>
+            <w:tcW w:type="dxa" w:w="2088"/>
+            <w:shd w:fill="17365D"/>
+            <w:tcMar>
+              <w:top w:w="75" w:type="dxa"/>
+              <w:start w:w="100" w:type="dxa"/>
+              <w:bottom w:w="75" w:type="dxa"/>
+              <w:end w:w="100" w:type="dxa"/>
+            </w:tcMar>
+            <w:vAlign w:val="center"/>
+          </w:tcPr>
+          <w:p>
+            <w:r>
+              <w:rPr>
+                <w:rFonts w:ascii="Calibri" w:hAnsi="Calibri" w:eastAsia="Microsoft YaHei"/>
+                <w:b/>
+                <w:color w:val="FFFFFF"/>
+                <w:sz w:val="15"/>
+              </w:rPr>
+              <w:t>时间字段</w:t>
+            </w:r>
+          </w:p>
+        </w:tc>
+        <w:tc>
+          <w:tcPr>
+            <w:tcW w:type="dxa" w:w="1944"/>
+            <w:shd w:fill="17365D"/>
+            <w:tcMar>
+              <w:top w:w="75" w:type="dxa"/>
+              <w:start w:w="100" w:type="dxa"/>
+              <w:bottom w:w="75" w:type="dxa"/>
+              <w:end w:w="100" w:type="dxa"/>
+            </w:tcMar>
+            <w:vAlign w:val="center"/>
+          </w:tcPr>
+          <w:p>
+            <w:r>
+              <w:rPr>
+                <w:rFonts w:ascii="Calibri" w:hAnsi="Calibri" w:eastAsia="Microsoft YaHei"/>
+                <w:b/>
+                <w:color w:val="FFFFFF"/>
+                <w:sz w:val="15"/>
+              </w:rPr>
+              <w:t>责任服务</w:t>
+            </w:r>
+          </w:p>
+        </w:tc>
+        <w:tc>
+          <w:tcPr>
+            <w:tcW w:type="dxa" w:w="2880"/>
+            <w:shd w:fill="17365D"/>
+            <w:tcMar>
+              <w:top w:w="75" w:type="dxa"/>
+              <w:start w:w="100" w:type="dxa"/>
+              <w:bottom w:w="75" w:type="dxa"/>
+              <w:end w:w="100" w:type="dxa"/>
+            </w:tcMar>
+            <w:vAlign w:val="center"/>
+          </w:tcPr>
+          <w:p>
+            <w:r>
+              <w:rPr>
+                <w:rFonts w:ascii="Calibri" w:hAnsi="Calibri" w:eastAsia="Microsoft YaHei"/>
+                <w:b/>
+                <w:color w:val="FFFFFF"/>
+                <w:sz w:val="15"/>
+              </w:rPr>
+              <w:t>完成与异常规则</w:t>
+            </w:r>
+          </w:p>
+        </w:tc>
+      </w:tr>
+      <w:tr>
+        <w:trPr>
+          <w:cantSplit/>
+        </w:trPr>
+        <w:tc>
+          <w:tcPr>
+            <w:tcW w:type="dxa" w:w="1584"/>
+            <w:tcMar>
+              <w:top w:w="75" w:type="dxa"/>
+              <w:start w:w="100" w:type="dxa"/>
+              <w:bottom w:w="75" w:type="dxa"/>
+              <w:end w:w="100" w:type="dxa"/>
+            </w:tcMar>
+            <w:vAlign w:val="center"/>
+          </w:tcPr>
+          <w:p>
+            <w:pPr>
+              <w:spacing w:after="0" w:line="259" w:lineRule="auto"/>
+            </w:pPr>
+            <w:r>
+              <w:rPr>
+                <w:rFonts w:ascii="Calibri" w:hAnsi="Calibri" w:eastAsia="Microsoft YaHei"/>
+                <w:b w:val="0"/>
+                <w:color w:val="1F2937"/>
+                <w:sz w:val="15"/>
+              </w:rPr>
+              <w:t>订单已提交</w:t>
+            </w:r>
+          </w:p>
+        </w:tc>
+        <w:tc>
+          <w:tcPr>
+            <w:tcW w:type="dxa" w:w="2304"/>
+            <w:tcMar>
+              <w:top w:w="75" w:type="dxa"/>
+              <w:start w:w="100" w:type="dxa"/>
+              <w:bottom w:w="75" w:type="dxa"/>
+              <w:end w:w="100" w:type="dxa"/>
+            </w:tcMar>
+            <w:vAlign w:val="center"/>
+          </w:tcPr>
+          <w:p>
+            <w:pPr>
+              <w:spacing w:after="0" w:line="259" w:lineRule="auto"/>
+            </w:pPr>
+            <w:r>
+              <w:rPr>
+                <w:rFonts w:ascii="Calibri" w:hAnsi="Calibri" w:eastAsia="Microsoft YaHei"/>
+                <w:b w:val="0"/>
+                <w:color w:val="1F2937"/>
+                <w:sz w:val="15"/>
+              </w:rPr>
+              <w:t>创建成功</w:t>
+            </w:r>
+          </w:p>
+        </w:tc>
+        <w:tc>
+          <w:tcPr>
+            <w:tcW w:type="dxa" w:w="2088"/>
+            <w:tcMar>
+              <w:top w:w="75" w:type="dxa"/>
+              <w:start w:w="100" w:type="dxa"/>
+              <w:bottom w:w="75" w:type="dxa"/>
+              <w:end w:w="100" w:type="dxa"/>
+            </w:tcMar>
+            <w:vAlign w:val="center"/>
+          </w:tcPr>
+          <w:p>
+            <w:pPr>
+              <w:spacing w:after="0" w:line="259" w:lineRule="auto"/>
+            </w:pPr>
+            <w:r>
+              <w:rPr>
+                <w:rFonts w:ascii="Calibri" w:hAnsi="Calibri" w:eastAsia="Microsoft YaHei"/>
+                <w:b w:val="0"/>
+                <w:color w:val="1F2937"/>
+                <w:sz w:val="15"/>
+              </w:rPr>
+              <w:t>createdAt</w:t>
+            </w:r>
+          </w:p>
+        </w:tc>
+        <w:tc>
+          <w:tcPr>
+            <w:tcW w:type="dxa" w:w="1944"/>
+            <w:tcMar>
+              <w:top w:w="75" w:type="dxa"/>
+              <w:start w:w="100" w:type="dxa"/>
+              <w:bottom w:w="75" w:type="dxa"/>
+              <w:end w:w="100" w:type="dxa"/>
+            </w:tcMar>
+            <w:vAlign w:val="center"/>
+          </w:tcPr>
+          <w:p>
+            <w:pPr>
+              <w:spacing w:after="0" w:line="259" w:lineRule="auto"/>
+            </w:pPr>
+            <w:r>
+              <w:rPr>
+                <w:rFonts w:ascii="Calibri" w:hAnsi="Calibri" w:eastAsia="Microsoft YaHei"/>
+                <w:b w:val="0"/>
+                <w:color w:val="1F2937"/>
+                <w:sz w:val="15"/>
+              </w:rPr>
+              <w:t>客户小程序、销售人员或系统</w:t>
+            </w:r>
+          </w:p>
+        </w:tc>
+        <w:tc>
+          <w:tcPr>
+            <w:tcW w:type="dxa" w:w="2880"/>
+            <w:tcMar>
+              <w:top w:w="75" w:type="dxa"/>
+              <w:start w:w="100" w:type="dxa"/>
+              <w:bottom w:w="75" w:type="dxa"/>
+              <w:end w:w="100" w:type="dxa"/>
+            </w:tcMar>
+            <w:vAlign w:val="center"/>
+          </w:tcPr>
+          <w:p>
+            <w:pPr>
+              <w:spacing w:after="0" w:line="259" w:lineRule="auto"/>
+            </w:pPr>
+            <w:r>
+              <w:rPr>
+                <w:rFonts w:ascii="Calibri" w:hAnsi="Calibri" w:eastAsia="Microsoft YaHei"/>
+                <w:b w:val="0"/>
+                <w:color w:val="1F2937"/>
+                <w:sz w:val="15"/>
+              </w:rPr>
+              <w:t>订单号、来源、价格快照和初始状态写入成功。</w:t>
+            </w:r>
+          </w:p>
+        </w:tc>
+      </w:tr>
+      <w:tr>
+        <w:trPr>
+          <w:cantSplit/>
+        </w:trPr>
+        <w:tc>
+          <w:tcPr>
+            <w:tcW w:type="dxa" w:w="1584"/>
+            <w:tcMar>
+              <w:top w:w="75" w:type="dxa"/>
+              <w:start w:w="100" w:type="dxa"/>
+              <w:bottom w:w="75" w:type="dxa"/>
+              <w:end w:w="100" w:type="dxa"/>
+            </w:tcMar>
+            <w:vAlign w:val="center"/>
+            <w:shd w:fill="F4F7FB"/>
+          </w:tcPr>
+          <w:p>
+            <w:pPr>
+              <w:spacing w:after="0" w:line="259" w:lineRule="auto"/>
+            </w:pPr>
+            <w:r>
+              <w:rPr>
+                <w:rFonts w:ascii="Calibri" w:hAnsi="Calibri" w:eastAsia="Microsoft YaHei"/>
+                <w:b w:val="0"/>
+                <w:color w:val="1F2937"/>
+                <w:sz w:val="15"/>
+              </w:rPr>
+              <w:t>电子签约</w:t>
+            </w:r>
+          </w:p>
+        </w:tc>
+        <w:tc>
+          <w:tcPr>
+            <w:tcW w:type="dxa" w:w="2304"/>
+            <w:tcMar>
+              <w:top w:w="75" w:type="dxa"/>
+              <w:start w:w="100" w:type="dxa"/>
+              <w:bottom w:w="75" w:type="dxa"/>
+              <w:end w:w="100" w:type="dxa"/>
+            </w:tcMar>
+            <w:vAlign w:val="center"/>
+            <w:shd w:fill="F4F7FB"/>
+          </w:tcPr>
+          <w:p>
+            <w:pPr>
+              <w:spacing w:after="0" w:line="259" w:lineRule="auto"/>
+            </w:pPr>
+            <w:r>
+              <w:rPr>
+                <w:rFonts w:ascii="Calibri" w:hAnsi="Calibri" w:eastAsia="Microsoft YaHei"/>
+                <w:b w:val="0"/>
+                <w:color w:val="1F2937"/>
+                <w:sz w:val="15"/>
+              </w:rPr>
+              <w:t>待签署、签署中、已签署、拒签或失败</w:t>
+            </w:r>
+          </w:p>
+        </w:tc>
+        <w:tc>
+          <w:tcPr>
+            <w:tcW w:type="dxa" w:w="2088"/>
+            <w:tcMar>
+              <w:top w:w="75" w:type="dxa"/>
+              <w:start w:w="100" w:type="dxa"/>
+              <w:bottom w:w="75" w:type="dxa"/>
+              <w:end w:w="100" w:type="dxa"/>
+            </w:tcMar>
+            <w:vAlign w:val="center"/>
+            <w:shd w:fill="F4F7FB"/>
+          </w:tcPr>
+          <w:p>
+            <w:pPr>
+              <w:spacing w:after="0" w:line="259" w:lineRule="auto"/>
+            </w:pPr>
+            <w:r>
+              <w:rPr>
+                <w:rFonts w:ascii="Calibri" w:hAnsi="Calibri" w:eastAsia="Microsoft YaHei"/>
+                <w:b w:val="0"/>
+                <w:color w:val="1F2937"/>
+                <w:sz w:val="15"/>
+              </w:rPr>
+              <w:t>contractSentAt、signedAt</w:t>
+            </w:r>
+          </w:p>
+        </w:tc>
+        <w:tc>
+          <w:tcPr>
+            <w:tcW w:type="dxa" w:w="1944"/>
+            <w:tcMar>
+              <w:top w:w="75" w:type="dxa"/>
+              <w:start w:w="100" w:type="dxa"/>
+              <w:bottom w:w="75" w:type="dxa"/>
+              <w:end w:w="100" w:type="dxa"/>
+            </w:tcMar>
+            <w:vAlign w:val="center"/>
+            <w:shd w:fill="F4F7FB"/>
+          </w:tcPr>
+          <w:p>
+            <w:pPr>
+              <w:spacing w:after="0" w:line="259" w:lineRule="auto"/>
+            </w:pPr>
+            <w:r>
+              <w:rPr>
+                <w:rFonts w:ascii="Calibri" w:hAnsi="Calibri" w:eastAsia="Microsoft YaHei"/>
+                <w:b w:val="0"/>
+                <w:color w:val="1F2937"/>
+                <w:sz w:val="15"/>
+              </w:rPr>
+              <w:t>合同服务</w:t>
+            </w:r>
+          </w:p>
+        </w:tc>
+        <w:tc>
+          <w:tcPr>
+            <w:tcW w:type="dxa" w:w="2880"/>
+            <w:tcMar>
+              <w:top w:w="75" w:type="dxa"/>
+              <w:start w:w="100" w:type="dxa"/>
+              <w:bottom w:w="75" w:type="dxa"/>
+              <w:end w:w="100" w:type="dxa"/>
+            </w:tcMar>
+            <w:vAlign w:val="center"/>
+            <w:shd w:fill="F4F7FB"/>
+          </w:tcPr>
+          <w:p>
+            <w:pPr>
+              <w:spacing w:after="0" w:line="259" w:lineRule="auto"/>
+            </w:pPr>
+            <w:r>
+              <w:rPr>
+                <w:rFonts w:ascii="Calibri" w:hAnsi="Calibri" w:eastAsia="Microsoft YaHei"/>
+                <w:b w:val="0"/>
+                <w:color w:val="1F2937"/>
+                <w:sz w:val="15"/>
+              </w:rPr>
+              <w:t>无合同业务显示不适用；失败节点可查看原因并在allowedActions允许时重新发送。</w:t>
+            </w:r>
+          </w:p>
+        </w:tc>
+      </w:tr>
+      <w:tr>
+        <w:trPr>
+          <w:cantSplit/>
+        </w:trPr>
+        <w:tc>
+          <w:tcPr>
+            <w:tcW w:type="dxa" w:w="1584"/>
+            <w:tcMar>
+              <w:top w:w="75" w:type="dxa"/>
+              <w:start w:w="100" w:type="dxa"/>
+              <w:bottom w:w="75" w:type="dxa"/>
+              <w:end w:w="100" w:type="dxa"/>
+            </w:tcMar>
+            <w:vAlign w:val="center"/>
+          </w:tcPr>
+          <w:p>
+            <w:pPr>
+              <w:spacing w:after="0" w:line="259" w:lineRule="auto"/>
+            </w:pPr>
+            <w:r>
+              <w:rPr>
+                <w:rFonts w:ascii="Calibri" w:hAnsi="Calibri" w:eastAsia="Microsoft YaHei"/>
+                <w:b w:val="0"/>
+                <w:color w:val="1F2937"/>
+                <w:sz w:val="15"/>
+              </w:rPr>
+              <w:t>支付订单</w:t>
+            </w:r>
+          </w:p>
+        </w:tc>
+        <w:tc>
+          <w:tcPr>
+            <w:tcW w:type="dxa" w:w="2304"/>
+            <w:tcMar>
+              <w:top w:w="75" w:type="dxa"/>
+              <w:start w:w="100" w:type="dxa"/>
+              <w:bottom w:w="75" w:type="dxa"/>
+              <w:end w:w="100" w:type="dxa"/>
+            </w:tcMar>
+            <w:vAlign w:val="center"/>
+          </w:tcPr>
+          <w:p>
+            <w:pPr>
+              <w:spacing w:after="0" w:line="259" w:lineRule="auto"/>
+            </w:pPr>
+            <w:r>
+              <w:rPr>
+                <w:rFonts w:ascii="Calibri" w:hAnsi="Calibri" w:eastAsia="Microsoft YaHei"/>
+                <w:b w:val="0"/>
+                <w:color w:val="1F2937"/>
+                <w:sz w:val="15"/>
+              </w:rPr>
+              <w:t>待付款、处理中、部分付款、已付款或失败</w:t>
+            </w:r>
+          </w:p>
+        </w:tc>
+        <w:tc>
+          <w:tcPr>
+            <w:tcW w:type="dxa" w:w="2088"/>
+            <w:tcMar>
+              <w:top w:w="75" w:type="dxa"/>
+              <w:start w:w="100" w:type="dxa"/>
+              <w:bottom w:w="75" w:type="dxa"/>
+              <w:end w:w="100" w:type="dxa"/>
+            </w:tcMar>
+            <w:vAlign w:val="center"/>
+          </w:tcPr>
+          <w:p>
+            <w:pPr>
+              <w:spacing w:after="0" w:line="259" w:lineRule="auto"/>
+            </w:pPr>
+            <w:r>
+              <w:rPr>
+                <w:rFonts w:ascii="Calibri" w:hAnsi="Calibri" w:eastAsia="Microsoft YaHei"/>
+                <w:b w:val="0"/>
+                <w:color w:val="1F2937"/>
+                <w:sz w:val="15"/>
+              </w:rPr>
+              <w:t>paymentCreatedAt、paidAt</w:t>
+            </w:r>
+          </w:p>
+        </w:tc>
+        <w:tc>
+          <w:tcPr>
+            <w:tcW w:type="dxa" w:w="1944"/>
+            <w:tcMar>
+              <w:top w:w="75" w:type="dxa"/>
+              <w:start w:w="100" w:type="dxa"/>
+              <w:bottom w:w="75" w:type="dxa"/>
+              <w:end w:w="100" w:type="dxa"/>
+            </w:tcMar>
+            <w:vAlign w:val="center"/>
+          </w:tcPr>
+          <w:p>
+            <w:pPr>
+              <w:spacing w:after="0" w:line="259" w:lineRule="auto"/>
+            </w:pPr>
+            <w:r>
+              <w:rPr>
+                <w:rFonts w:ascii="Calibri" w:hAnsi="Calibri" w:eastAsia="Microsoft YaHei"/>
+                <w:b w:val="0"/>
+                <w:color w:val="1F2937"/>
+                <w:sz w:val="15"/>
+              </w:rPr>
+              <w:t>支付服务或财务人员</w:t>
+            </w:r>
+          </w:p>
+        </w:tc>
+        <w:tc>
+          <w:tcPr>
+            <w:tcW w:type="dxa" w:w="2880"/>
+            <w:tcMar>
+              <w:top w:w="75" w:type="dxa"/>
+              <w:start w:w="100" w:type="dxa"/>
+              <w:bottom w:w="75" w:type="dxa"/>
+              <w:end w:w="100" w:type="dxa"/>
+            </w:tcMar>
+            <w:vAlign w:val="center"/>
+          </w:tcPr>
+          <w:p>
+            <w:pPr>
+              <w:spacing w:after="0" w:line="259" w:lineRule="auto"/>
+            </w:pPr>
+            <w:r>
+              <w:rPr>
+                <w:rFonts w:ascii="Calibri" w:hAnsi="Calibri" w:eastAsia="Microsoft YaHei"/>
+                <w:b w:val="0"/>
+                <w:color w:val="1F2937"/>
+                <w:sz w:val="15"/>
+              </w:rPr>
+              <w:t>金额与订单应付对账；支付处理中禁止重复创建同一付款单。</w:t>
+            </w:r>
+          </w:p>
+        </w:tc>
+      </w:tr>
+      <w:tr>
+        <w:trPr>
+          <w:cantSplit/>
+        </w:trPr>
+        <w:tc>
+          <w:tcPr>
+            <w:tcW w:type="dxa" w:w="1584"/>
+            <w:tcMar>
+              <w:top w:w="75" w:type="dxa"/>
+              <w:start w:w="100" w:type="dxa"/>
+              <w:bottom w:w="75" w:type="dxa"/>
+              <w:end w:w="100" w:type="dxa"/>
+            </w:tcMar>
+            <w:vAlign w:val="center"/>
+            <w:shd w:fill="F4F7FB"/>
+          </w:tcPr>
+          <w:p>
+            <w:pPr>
+              <w:spacing w:after="0" w:line="259" w:lineRule="auto"/>
+            </w:pPr>
+            <w:r>
+              <w:rPr>
+                <w:rFonts w:ascii="Calibri" w:hAnsi="Calibri" w:eastAsia="Microsoft YaHei"/>
+                <w:b w:val="0"/>
+                <w:color w:val="1F2937"/>
+                <w:sz w:val="15"/>
+              </w:rPr>
+              <w:t>仓位启用或履约</w:t>
+            </w:r>
+          </w:p>
+        </w:tc>
+        <w:tc>
+          <w:tcPr>
+            <w:tcW w:type="dxa" w:w="2304"/>
+            <w:tcMar>
+              <w:top w:w="75" w:type="dxa"/>
+              <w:start w:w="100" w:type="dxa"/>
+              <w:bottom w:w="75" w:type="dxa"/>
+              <w:end w:w="100" w:type="dxa"/>
+            </w:tcMar>
+            <w:vAlign w:val="center"/>
+            <w:shd w:fill="F4F7FB"/>
+          </w:tcPr>
+          <w:p>
+            <w:pPr>
+              <w:spacing w:after="0" w:line="259" w:lineRule="auto"/>
+            </w:pPr>
+            <w:r>
+              <w:rPr>
+                <w:rFonts w:ascii="Calibri" w:hAnsi="Calibri" w:eastAsia="Microsoft YaHei"/>
+                <w:b w:val="0"/>
+                <w:color w:val="1F2937"/>
+                <w:sz w:val="15"/>
+              </w:rPr>
+              <w:t>待处理、处理中、成功或失败</w:t>
+            </w:r>
+          </w:p>
+        </w:tc>
+        <w:tc>
+          <w:tcPr>
+            <w:tcW w:type="dxa" w:w="2088"/>
+            <w:tcMar>
+              <w:top w:w="75" w:type="dxa"/>
+              <w:start w:w="100" w:type="dxa"/>
+              <w:bottom w:w="75" w:type="dxa"/>
+              <w:end w:w="100" w:type="dxa"/>
+            </w:tcMar>
+            <w:vAlign w:val="center"/>
+            <w:shd w:fill="F4F7FB"/>
+          </w:tcPr>
+          <w:p>
+            <w:pPr>
+              <w:spacing w:after="0" w:line="259" w:lineRule="auto"/>
+            </w:pPr>
+            <w:r>
+              <w:rPr>
+                <w:rFonts w:ascii="Calibri" w:hAnsi="Calibri" w:eastAsia="Microsoft YaHei"/>
+                <w:b w:val="0"/>
+                <w:color w:val="1F2937"/>
+                <w:sz w:val="15"/>
+              </w:rPr>
+              <w:t>fulfillmentStartedAt、completedAt</w:t>
+            </w:r>
+          </w:p>
+        </w:tc>
+        <w:tc>
+          <w:tcPr>
+            <w:tcW w:type="dxa" w:w="1944"/>
+            <w:tcMar>
+              <w:top w:w="75" w:type="dxa"/>
+              <w:start w:w="100" w:type="dxa"/>
+              <w:bottom w:w="75" w:type="dxa"/>
+              <w:end w:w="100" w:type="dxa"/>
+            </w:tcMar>
+            <w:vAlign w:val="center"/>
+            <w:shd w:fill="F4F7FB"/>
+          </w:tcPr>
+          <w:p>
+            <w:pPr>
+              <w:spacing w:after="0" w:line="259" w:lineRule="auto"/>
+            </w:pPr>
+            <w:r>
+              <w:rPr>
+                <w:rFonts w:ascii="Calibri" w:hAnsi="Calibri" w:eastAsia="Microsoft YaHei"/>
+                <w:b w:val="0"/>
+                <w:color w:val="1F2937"/>
+                <w:sz w:val="15"/>
+              </w:rPr>
+              <w:t>仓位、箱务、商品或工单服务</w:t>
+            </w:r>
+          </w:p>
+        </w:tc>
+        <w:tc>
+          <w:tcPr>
+            <w:tcW w:type="dxa" w:w="2880"/>
+            <w:tcMar>
+              <w:top w:w="75" w:type="dxa"/>
+              <w:start w:w="100" w:type="dxa"/>
+              <w:bottom w:w="75" w:type="dxa"/>
+              <w:end w:w="100" w:type="dxa"/>
+            </w:tcMar>
+            <w:vAlign w:val="center"/>
+            <w:shd w:fill="F4F7FB"/>
+          </w:tcPr>
+          <w:p>
+            <w:pPr>
+              <w:spacing w:after="0" w:line="259" w:lineRule="auto"/>
+            </w:pPr>
+            <w:r>
+              <w:rPr>
+                <w:rFonts w:ascii="Calibri" w:hAnsi="Calibri" w:eastAsia="Microsoft YaHei"/>
+                <w:b w:val="0"/>
+                <w:color w:val="1F2937"/>
+                <w:sz w:val="15"/>
+              </w:rPr>
+              <w:t>节点名称随产品线变化；失败保留补偿任务及人工处理入口。</w:t>
+            </w:r>
+          </w:p>
+        </w:tc>
+      </w:tr>
+    </w:tbl>
+    <w:p>
+      <w:pPr>
+        <w:spacing w:after="0"/>
+      </w:pPr>
+    </w:p>
+    <w:p>
+      <w:pPr>
+        <w:pStyle w:val="ListBullet"/>
+      </w:pPr>
+      <w:r>
+        <w:t>当前节点使用高亮样式，已完成节点显示完成时间，未开始节点显示待操作</w:t>
+      </w:r>
+    </w:p>
+    <w:p>
+      <w:pPr>
+        <w:pStyle w:val="ListBullet"/>
+      </w:pPr>
+      <w:r>
+        <w:t>节点状态由后端返回，不以节点序号或前端已有时间自行判断</w:t>
+      </w:r>
+    </w:p>
+    <w:p>
+      <w:pPr>
+        <w:pStyle w:val="ListBullet"/>
+      </w:pPr>
+      <w:r>
+        <w:t>同一节点重试时保留全部尝试记录，时间轴主节点显示最后有效结果</w:t>
+      </w:r>
+    </w:p>
+    <w:p>
+      <w:pPr>
+        <w:pStyle w:val="ListBullet"/>
+      </w:pPr>
+      <w:r>
+        <w:t>订单类型不需要的节点显示不适用或隐藏，但后续节点序号和接口nodeCode保持稳定</w:t>
+      </w:r>
+    </w:p>
+    <w:p>
+      <w:pPr>
+        <w:pStyle w:val="ListBullet"/>
+      </w:pPr>
+      <w:r>
+        <w:t>点击节点打开对应页签并定位到合同、付款或履约记录</w:t>
+      </w:r>
+    </w:p>
+    <w:p>
+      <w:pPr>
+        <w:pStyle w:val="Heading2"/>
+      </w:pPr>
+      <w:r>
+        <w:t>5.4 提示区和页签导航</w:t>
+      </w:r>
+    </w:p>
+    <w:tbl>
+      <w:tblPr>
+        <w:tblStyle w:val="TableGrid"/>
+        <w:tblW w:type="dxa" w:w="10224"/>
+        <w:jc w:val="center"/>
+        <w:tblLayout w:type="fixed"/>
+        <w:tblLook w:firstColumn="1" w:firstRow="1" w:lastColumn="0" w:lastRow="0" w:noHBand="0" w:noVBand="1" w:val="04A0"/>
+      </w:tblPr>
+      <w:tblGrid>
+        <w:gridCol w:w="1944"/>
+        <w:gridCol w:w="8280"/>
+      </w:tblGrid>
+      <w:tr>
+        <w:trPr>
+          <w:tblHeader/>
+        </w:trPr>
+        <w:tc>
+          <w:tcPr>
+            <w:tcW w:type="dxa" w:w="1944"/>
+            <w:shd w:fill="17365D"/>
+            <w:tcMar>
+              <w:top w:w="75" w:type="dxa"/>
+              <w:start w:w="100" w:type="dxa"/>
+              <w:bottom w:w="75" w:type="dxa"/>
+              <w:end w:w="100" w:type="dxa"/>
+            </w:tcMar>
+            <w:vAlign w:val="center"/>
+          </w:tcPr>
+          <w:p>
+            <w:r>
+              <w:rPr>
+                <w:rFonts w:ascii="Calibri" w:hAnsi="Calibri" w:eastAsia="Microsoft YaHei"/>
+                <w:b/>
+                <w:color w:val="FFFFFF"/>
+                <w:sz w:val="16"/>
+              </w:rPr>
+              <w:t>区域</w:t>
+            </w:r>
+          </w:p>
+        </w:tc>
+        <w:tc>
+          <w:tcPr>
+            <w:tcW w:type="dxa" w:w="8280"/>
+            <w:shd w:fill="17365D"/>
+            <w:tcMar>
+              <w:top w:w="75" w:type="dxa"/>
+              <w:start w:w="100" w:type="dxa"/>
+              <w:bottom w:w="75" w:type="dxa"/>
+              <w:end w:w="100" w:type="dxa"/>
+            </w:tcMar>
+            <w:vAlign w:val="center"/>
+          </w:tcPr>
+          <w:p>
+            <w:r>
+              <w:rPr>
+                <w:rFonts w:ascii="Calibri" w:hAnsi="Calibri" w:eastAsia="Microsoft YaHei"/>
+                <w:b/>
+                <w:color w:val="FFFFFF"/>
+                <w:sz w:val="16"/>
+              </w:rPr>
+              <w:t>交互规则</w:t>
+            </w:r>
+          </w:p>
+        </w:tc>
+      </w:tr>
+      <w:tr>
+        <w:trPr>
+          <w:cantSplit/>
+        </w:trPr>
+        <w:tc>
+          <w:tcPr>
+            <w:tcW w:type="dxa" w:w="1944"/>
+            <w:tcMar>
+              <w:top w:w="75" w:type="dxa"/>
+              <w:start w:w="100" w:type="dxa"/>
+              <w:bottom w:w="75" w:type="dxa"/>
+              <w:end w:w="100" w:type="dxa"/>
+            </w:tcMar>
+            <w:vAlign w:val="center"/>
+          </w:tcPr>
+          <w:p>
+            <w:pPr>
+              <w:spacing w:after="0" w:line="259" w:lineRule="auto"/>
+            </w:pPr>
+            <w:r>
+              <w:rPr>
+                <w:rFonts w:ascii="Calibri" w:hAnsi="Calibri" w:eastAsia="Microsoft YaHei"/>
+                <w:b w:val="0"/>
+                <w:color w:val="1F2937"/>
+                <w:sz w:val="16"/>
+              </w:rPr>
+              <w:t>业务提示</w:t>
+            </w:r>
+          </w:p>
+        </w:tc>
+        <w:tc>
+          <w:tcPr>
+            <w:tcW w:type="dxa" w:w="8280"/>
+            <w:tcMar>
+              <w:top w:w="75" w:type="dxa"/>
+              <w:start w:w="100" w:type="dxa"/>
+              <w:bottom w:w="75" w:type="dxa"/>
+              <w:end w:w="100" w:type="dxa"/>
+            </w:tcMar>
+            <w:vAlign w:val="center"/>
+          </w:tcPr>
+          <w:p>
+            <w:pPr>
+              <w:spacing w:after="0" w:line="259" w:lineRule="auto"/>
+            </w:pPr>
+            <w:r>
+              <w:rPr>
+                <w:rFonts w:ascii="Calibri" w:hAnsi="Calibri" w:eastAsia="Microsoft YaHei"/>
+                <w:b w:val="0"/>
+                <w:color w:val="1F2937"/>
+                <w:sz w:val="16"/>
+              </w:rPr>
+              <w:t>根据当前状态显示下一步、阻塞原因和责任角色。例如原型中的“小程序订单已提交，等待客户完成电子签约及付款”。提示由服务端nextActionSummary返回。</w:t>
+            </w:r>
+          </w:p>
+        </w:tc>
+      </w:tr>
+      <w:tr>
+        <w:trPr>
+          <w:cantSplit/>
+        </w:trPr>
+        <w:tc>
+          <w:tcPr>
+            <w:tcW w:type="dxa" w:w="1944"/>
+            <w:tcMar>
+              <w:top w:w="75" w:type="dxa"/>
+              <w:start w:w="100" w:type="dxa"/>
+              <w:bottom w:w="75" w:type="dxa"/>
+              <w:end w:w="100" w:type="dxa"/>
+            </w:tcMar>
+            <w:vAlign w:val="center"/>
+            <w:shd w:fill="F4F7FB"/>
+          </w:tcPr>
+          <w:p>
+            <w:pPr>
+              <w:spacing w:after="0" w:line="259" w:lineRule="auto"/>
+            </w:pPr>
+            <w:r>
+              <w:rPr>
+                <w:rFonts w:ascii="Calibri" w:hAnsi="Calibri" w:eastAsia="Microsoft YaHei"/>
+                <w:b w:val="0"/>
+                <w:color w:val="1F2937"/>
+                <w:sz w:val="16"/>
+              </w:rPr>
+              <w:t>页签导航</w:t>
+            </w:r>
+          </w:p>
+        </w:tc>
+        <w:tc>
+          <w:tcPr>
+            <w:tcW w:type="dxa" w:w="8280"/>
+            <w:tcMar>
+              <w:top w:w="75" w:type="dxa"/>
+              <w:start w:w="100" w:type="dxa"/>
+              <w:bottom w:w="75" w:type="dxa"/>
+              <w:end w:w="100" w:type="dxa"/>
+            </w:tcMar>
+            <w:vAlign w:val="center"/>
+            <w:shd w:fill="F4F7FB"/>
+          </w:tcPr>
+          <w:p>
+            <w:pPr>
+              <w:spacing w:after="0" w:line="259" w:lineRule="auto"/>
+            </w:pPr>
+            <w:r>
+              <w:rPr>
+                <w:rFonts w:ascii="Calibri" w:hAnsi="Calibri" w:eastAsia="Microsoft YaHei"/>
+                <w:b w:val="0"/>
+                <w:color w:val="1F2937"/>
+                <w:sz w:val="16"/>
+              </w:rPr>
+              <w:t>订单资料、金额与签约、履约进度、操作记录四个页签按同一orderId加载；切换页签不重新打开抽屉，URL可保存tab编码。</w:t>
+            </w:r>
+          </w:p>
+        </w:tc>
+      </w:tr>
+      <w:tr>
+        <w:trPr>
+          <w:cantSplit/>
+        </w:trPr>
+        <w:tc>
+          <w:tcPr>
+            <w:tcW w:type="dxa" w:w="1944"/>
+            <w:tcMar>
+              <w:top w:w="75" w:type="dxa"/>
+              <w:start w:w="100" w:type="dxa"/>
+              <w:bottom w:w="75" w:type="dxa"/>
+              <w:end w:w="100" w:type="dxa"/>
+            </w:tcMar>
+            <w:vAlign w:val="center"/>
+          </w:tcPr>
+          <w:p>
+            <w:pPr>
+              <w:spacing w:after="0" w:line="259" w:lineRule="auto"/>
+            </w:pPr>
+            <w:r>
+              <w:rPr>
+                <w:rFonts w:ascii="Calibri" w:hAnsi="Calibri" w:eastAsia="Microsoft YaHei"/>
+                <w:b w:val="0"/>
+                <w:color w:val="1F2937"/>
+                <w:sz w:val="16"/>
+              </w:rPr>
+              <w:t>未读与异常</w:t>
+            </w:r>
+          </w:p>
+        </w:tc>
+        <w:tc>
+          <w:tcPr>
+            <w:tcW w:type="dxa" w:w="8280"/>
+            <w:tcMar>
+              <w:top w:w="75" w:type="dxa"/>
+              <w:start w:w="100" w:type="dxa"/>
+              <w:bottom w:w="75" w:type="dxa"/>
+              <w:end w:w="100" w:type="dxa"/>
+            </w:tcMar>
+            <w:vAlign w:val="center"/>
+          </w:tcPr>
+          <w:p>
+            <w:pPr>
+              <w:spacing w:after="0" w:line="259" w:lineRule="auto"/>
+            </w:pPr>
+            <w:r>
+              <w:rPr>
+                <w:rFonts w:ascii="Calibri" w:hAnsi="Calibri" w:eastAsia="Microsoft YaHei"/>
+                <w:b w:val="0"/>
+                <w:color w:val="1F2937"/>
+                <w:sz w:val="16"/>
+              </w:rPr>
+              <w:t>页签存在失败、待补资料或新记录时显示状态点或数量；清除提示只改变阅读状态，不改变业务状态。</w:t>
+            </w:r>
+          </w:p>
+        </w:tc>
+      </w:tr>
+      <w:tr>
+        <w:trPr>
+          <w:cantSplit/>
+        </w:trPr>
+        <w:tc>
+          <w:tcPr>
+            <w:tcW w:type="dxa" w:w="1944"/>
+            <w:tcMar>
+              <w:top w:w="75" w:type="dxa"/>
+              <w:start w:w="100" w:type="dxa"/>
+              <w:bottom w:w="75" w:type="dxa"/>
+              <w:end w:w="100" w:type="dxa"/>
+            </w:tcMar>
+            <w:vAlign w:val="center"/>
+            <w:shd w:fill="F4F7FB"/>
+          </w:tcPr>
+          <w:p>
+            <w:pPr>
+              <w:spacing w:after="0" w:line="259" w:lineRule="auto"/>
+            </w:pPr>
+            <w:r>
+              <w:rPr>
+                <w:rFonts w:ascii="Calibri" w:hAnsi="Calibri" w:eastAsia="Microsoft YaHei"/>
+                <w:b w:val="0"/>
+                <w:color w:val="1F2937"/>
+                <w:sz w:val="16"/>
+              </w:rPr>
+              <w:t>权限</w:t>
+            </w:r>
+          </w:p>
+        </w:tc>
+        <w:tc>
+          <w:tcPr>
+            <w:tcW w:type="dxa" w:w="8280"/>
+            <w:tcMar>
+              <w:top w:w="75" w:type="dxa"/>
+              <w:start w:w="100" w:type="dxa"/>
+              <w:bottom w:w="75" w:type="dxa"/>
+              <w:end w:w="100" w:type="dxa"/>
+            </w:tcMar>
+            <w:vAlign w:val="center"/>
+            <w:shd w:fill="F4F7FB"/>
+          </w:tcPr>
+          <w:p>
+            <w:pPr>
+              <w:spacing w:after="0" w:line="259" w:lineRule="auto"/>
+            </w:pPr>
+            <w:r>
+              <w:rPr>
+                <w:rFonts w:ascii="Calibri" w:hAnsi="Calibri" w:eastAsia="Microsoft YaHei"/>
+                <w:b w:val="0"/>
+                <w:color w:val="1F2937"/>
+                <w:sz w:val="16"/>
+              </w:rPr>
+              <w:t>无权查看金额、合同文件、客户原文或内部日志时隐藏对应字段或页签；接口仍执行字段级权限校验。</w:t>
+            </w:r>
+          </w:p>
+        </w:tc>
+      </w:tr>
+    </w:tbl>
+    <w:p>
+      <w:pPr>
+        <w:spacing w:after="0"/>
+      </w:pPr>
+    </w:p>
+    <w:p>
+      <w:pPr>
+        <w:pStyle w:val="Heading2"/>
+      </w:pPr>
+      <w:r>
+        <w:t>5.5 四个详情页签字段</w:t>
+      </w:r>
+    </w:p>
+    <w:tbl>
+      <w:tblPr>
+        <w:tblStyle w:val="TableGrid"/>
+        <w:tblW w:type="dxa" w:w="10224"/>
+        <w:jc w:val="center"/>
+        <w:tblLayout w:type="fixed"/>
+        <w:tblLook w:firstColumn="1" w:firstRow="1" w:lastColumn="0" w:lastRow="0" w:noHBand="0" w:noVBand="1" w:val="04A0"/>
+      </w:tblPr>
+      <w:tblGrid>
+        <w:gridCol w:w="1512"/>
+        <w:gridCol w:w="1944"/>
+        <w:gridCol w:w="3600"/>
+        <w:gridCol w:w="3168"/>
+      </w:tblGrid>
+      <w:tr>
+        <w:trPr>
+          <w:tblHeader/>
+        </w:trPr>
+        <w:tc>
+          <w:tcPr>
+            <w:tcW w:type="dxa" w:w="1512"/>
+            <w:shd w:fill="17365D"/>
+            <w:tcMar>
+              <w:top w:w="75" w:type="dxa"/>
+              <w:start w:w="100" w:type="dxa"/>
+              <w:bottom w:w="75" w:type="dxa"/>
+              <w:end w:w="100" w:type="dxa"/>
+            </w:tcMar>
+            <w:vAlign w:val="center"/>
+          </w:tcPr>
+          <w:p>
+            <w:r>
+              <w:rPr>
+                <w:rFonts w:ascii="Calibri" w:hAnsi="Calibri" w:eastAsia="Microsoft YaHei"/>
+                <w:b/>
+                <w:color w:val="FFFFFF"/>
+                <w:sz w:val="14"/>
+              </w:rPr>
+              <w:t>页签</w:t>
+            </w:r>
+          </w:p>
+        </w:tc>
+        <w:tc>
+          <w:tcPr>
+            <w:tcW w:type="dxa" w:w="1944"/>
+            <w:shd w:fill="17365D"/>
+            <w:tcMar>
+              <w:top w:w="75" w:type="dxa"/>
+              <w:start w:w="100" w:type="dxa"/>
+              <w:bottom w:w="75" w:type="dxa"/>
+              <w:end w:w="100" w:type="dxa"/>
+            </w:tcMar>
+            <w:vAlign w:val="center"/>
+          </w:tcPr>
+          <w:p>
+            <w:r>
+              <w:rPr>
+                <w:rFonts w:ascii="Calibri" w:hAnsi="Calibri" w:eastAsia="Microsoft YaHei"/>
+                <w:b/>
+                <w:color w:val="FFFFFF"/>
+                <w:sz w:val="14"/>
+              </w:rPr>
+              <w:t>信息组</w:t>
+            </w:r>
+          </w:p>
+        </w:tc>
+        <w:tc>
+          <w:tcPr>
+            <w:tcW w:type="dxa" w:w="3600"/>
+            <w:shd w:fill="17365D"/>
+            <w:tcMar>
+              <w:top w:w="75" w:type="dxa"/>
+              <w:start w:w="100" w:type="dxa"/>
+              <w:bottom w:w="75" w:type="dxa"/>
+              <w:end w:w="100" w:type="dxa"/>
+            </w:tcMar>
+            <w:vAlign w:val="center"/>
+          </w:tcPr>
+          <w:p>
+            <w:r>
+              <w:rPr>
+                <w:rFonts w:ascii="Calibri" w:hAnsi="Calibri" w:eastAsia="Microsoft YaHei"/>
+                <w:b/>
+                <w:color w:val="FFFFFF"/>
+                <w:sz w:val="14"/>
+              </w:rPr>
+              <w:t>字段</w:t>
+            </w:r>
+          </w:p>
+        </w:tc>
+        <w:tc>
+          <w:tcPr>
+            <w:tcW w:type="dxa" w:w="3168"/>
+            <w:shd w:fill="17365D"/>
+            <w:tcMar>
+              <w:top w:w="75" w:type="dxa"/>
+              <w:start w:w="100" w:type="dxa"/>
+              <w:bottom w:w="75" w:type="dxa"/>
+              <w:end w:w="100" w:type="dxa"/>
+            </w:tcMar>
+            <w:vAlign w:val="center"/>
+          </w:tcPr>
+          <w:p>
+            <w:r>
+              <w:rPr>
+                <w:rFonts w:ascii="Calibri" w:hAnsi="Calibri" w:eastAsia="Microsoft YaHei"/>
+                <w:b/>
+                <w:color w:val="FFFFFF"/>
+                <w:sz w:val="14"/>
+              </w:rPr>
+              <w:t>业务规则</w:t>
+            </w:r>
+          </w:p>
+        </w:tc>
+      </w:tr>
+      <w:tr>
+        <w:trPr>
+          <w:cantSplit/>
+        </w:trPr>
+        <w:tc>
+          <w:tcPr>
+            <w:tcW w:type="dxa" w:w="1512"/>
+            <w:tcMar>
+              <w:top w:w="75" w:type="dxa"/>
+              <w:start w:w="100" w:type="dxa"/>
+              <w:bottom w:w="75" w:type="dxa"/>
+              <w:end w:w="100" w:type="dxa"/>
+            </w:tcMar>
+            <w:vAlign w:val="center"/>
+          </w:tcPr>
+          <w:p>
+            <w:pPr>
+              <w:spacing w:after="0" w:line="259" w:lineRule="auto"/>
+            </w:pPr>
+            <w:r>
+              <w:rPr>
+                <w:rFonts w:ascii="Calibri" w:hAnsi="Calibri" w:eastAsia="Microsoft YaHei"/>
+                <w:b w:val="0"/>
+                <w:color w:val="1F2937"/>
+                <w:sz w:val="14"/>
+              </w:rPr>
+              <w:t>订单资料</w:t>
+            </w:r>
+          </w:p>
+        </w:tc>
+        <w:tc>
+          <w:tcPr>
+            <w:tcW w:type="dxa" w:w="1944"/>
+            <w:tcMar>
+              <w:top w:w="75" w:type="dxa"/>
+              <w:start w:w="100" w:type="dxa"/>
+              <w:bottom w:w="75" w:type="dxa"/>
+              <w:end w:w="100" w:type="dxa"/>
+            </w:tcMar>
+            <w:vAlign w:val="center"/>
+          </w:tcPr>
+          <w:p>
+            <w:pPr>
+              <w:spacing w:after="0" w:line="259" w:lineRule="auto"/>
+            </w:pPr>
+            <w:r>
+              <w:rPr>
+                <w:rFonts w:ascii="Calibri" w:hAnsi="Calibri" w:eastAsia="Microsoft YaHei"/>
+                <w:b w:val="0"/>
+                <w:color w:val="1F2937"/>
+                <w:sz w:val="14"/>
+              </w:rPr>
+              <w:t>来源与归属</w:t>
+            </w:r>
+          </w:p>
+        </w:tc>
+        <w:tc>
+          <w:tcPr>
+            <w:tcW w:type="dxa" w:w="3600"/>
+            <w:tcMar>
+              <w:top w:w="75" w:type="dxa"/>
+              <w:start w:w="100" w:type="dxa"/>
+              <w:bottom w:w="75" w:type="dxa"/>
+              <w:end w:w="100" w:type="dxa"/>
+            </w:tcMar>
+            <w:vAlign w:val="center"/>
+          </w:tcPr>
+          <w:p>
+            <w:pPr>
+              <w:spacing w:after="0" w:line="259" w:lineRule="auto"/>
+            </w:pPr>
+            <w:r>
+              <w:rPr>
+                <w:rFonts w:ascii="Calibri" w:hAnsi="Calibri" w:eastAsia="Microsoft YaHei"/>
+                <w:b w:val="0"/>
+                <w:color w:val="1F2937"/>
+                <w:sz w:val="14"/>
+              </w:rPr>
+              <w:t>销售机会/原订单/申请编号、订单来源、负责人、团队、区域、店铺</w:t>
+            </w:r>
+          </w:p>
+        </w:tc>
+        <w:tc>
+          <w:tcPr>
+            <w:tcW w:type="dxa" w:w="3168"/>
+            <w:tcMar>
+              <w:top w:w="75" w:type="dxa"/>
+              <w:start w:w="100" w:type="dxa"/>
+              <w:bottom w:w="75" w:type="dxa"/>
+              <w:end w:w="100" w:type="dxa"/>
+            </w:tcMar>
+            <w:vAlign w:val="center"/>
+          </w:tcPr>
+          <w:p>
+            <w:pPr>
+              <w:spacing w:after="0" w:line="259" w:lineRule="auto"/>
+            </w:pPr>
+            <w:r>
+              <w:rPr>
+                <w:rFonts w:ascii="Calibri" w:hAnsi="Calibri" w:eastAsia="Microsoft YaHei"/>
+                <w:b w:val="0"/>
+                <w:color w:val="1F2937"/>
+                <w:sz w:val="14"/>
+              </w:rPr>
+              <w:t>关联编号、归属和来源均取创建时或当前责任快照；变更负责人写操作记录。</w:t>
+            </w:r>
+          </w:p>
+        </w:tc>
+      </w:tr>
+      <w:tr>
+        <w:trPr>
+          <w:cantSplit/>
+        </w:trPr>
+        <w:tc>
+          <w:tcPr>
+            <w:tcW w:type="dxa" w:w="1512"/>
+            <w:tcMar>
+              <w:top w:w="75" w:type="dxa"/>
+              <w:start w:w="100" w:type="dxa"/>
+              <w:bottom w:w="75" w:type="dxa"/>
+              <w:end w:w="100" w:type="dxa"/>
+            </w:tcMar>
+            <w:vAlign w:val="center"/>
+            <w:shd w:fill="F4F7FB"/>
+          </w:tcPr>
+          <w:p>
+            <w:pPr>
+              <w:spacing w:after="0" w:line="259" w:lineRule="auto"/>
+            </w:pPr>
+            <w:r>
+              <w:rPr>
+                <w:rFonts w:ascii="Calibri" w:hAnsi="Calibri" w:eastAsia="Microsoft YaHei"/>
+                <w:b w:val="0"/>
+                <w:color w:val="1F2937"/>
+                <w:sz w:val="14"/>
+              </w:rPr>
+              <w:t>订单资料</w:t>
+            </w:r>
+          </w:p>
+        </w:tc>
+        <w:tc>
+          <w:tcPr>
+            <w:tcW w:type="dxa" w:w="1944"/>
+            <w:tcMar>
+              <w:top w:w="75" w:type="dxa"/>
+              <w:start w:w="100" w:type="dxa"/>
+              <w:bottom w:w="75" w:type="dxa"/>
+              <w:end w:w="100" w:type="dxa"/>
+            </w:tcMar>
+            <w:vAlign w:val="center"/>
+            <w:shd w:fill="F4F7FB"/>
+          </w:tcPr>
+          <w:p>
+            <w:pPr>
+              <w:spacing w:after="0" w:line="259" w:lineRule="auto"/>
+            </w:pPr>
+            <w:r>
+              <w:rPr>
+                <w:rFonts w:ascii="Calibri" w:hAnsi="Calibri" w:eastAsia="Microsoft YaHei"/>
+                <w:b w:val="0"/>
+                <w:color w:val="1F2937"/>
+                <w:sz w:val="14"/>
+              </w:rPr>
+              <w:t>客户与联系人</w:t>
+            </w:r>
+          </w:p>
+        </w:tc>
+        <w:tc>
+          <w:tcPr>
+            <w:tcW w:type="dxa" w:w="3600"/>
+            <w:tcMar>
+              <w:top w:w="75" w:type="dxa"/>
+              <w:start w:w="100" w:type="dxa"/>
+              <w:bottom w:w="75" w:type="dxa"/>
+              <w:end w:w="100" w:type="dxa"/>
+            </w:tcMar>
+            <w:vAlign w:val="center"/>
+            <w:shd w:fill="F4F7FB"/>
+          </w:tcPr>
+          <w:p>
+            <w:pPr>
+              <w:spacing w:after="0" w:line="259" w:lineRule="auto"/>
+            </w:pPr>
+            <w:r>
+              <w:rPr>
+                <w:rFonts w:ascii="Calibri" w:hAnsi="Calibri" w:eastAsia="Microsoft YaHei"/>
+                <w:b w:val="0"/>
+                <w:color w:val="1F2937"/>
+                <w:sz w:val="14"/>
+              </w:rPr>
+              <w:t>客户编号、客户名称、手机号、邮箱、联系人、通知语言</w:t>
+            </w:r>
+          </w:p>
+        </w:tc>
+        <w:tc>
+          <w:tcPr>
+            <w:tcW w:type="dxa" w:w="3168"/>
+            <w:tcMar>
+              <w:top w:w="75" w:type="dxa"/>
+              <w:start w:w="100" w:type="dxa"/>
+              <w:bottom w:w="75" w:type="dxa"/>
+              <w:end w:w="100" w:type="dxa"/>
+            </w:tcMar>
+            <w:vAlign w:val="center"/>
+            <w:shd w:fill="F4F7FB"/>
+          </w:tcPr>
+          <w:p>
+            <w:pPr>
+              <w:spacing w:after="0" w:line="259" w:lineRule="auto"/>
+            </w:pPr>
+            <w:r>
+              <w:rPr>
+                <w:rFonts w:ascii="Calibri" w:hAnsi="Calibri" w:eastAsia="Microsoft YaHei"/>
+                <w:b w:val="0"/>
+                <w:color w:val="1F2937"/>
+                <w:sz w:val="14"/>
+              </w:rPr>
+              <w:t>默认脱敏；有原文权限才允许查看并记录敏感访问审计。</w:t>
+            </w:r>
+          </w:p>
+        </w:tc>
+      </w:tr>
+      <w:tr>
+        <w:trPr>
+          <w:cantSplit/>
+        </w:trPr>
+        <w:tc>
+          <w:tcPr>
+            <w:tcW w:type="dxa" w:w="1512"/>
+            <w:tcMar>
+              <w:top w:w="75" w:type="dxa"/>
+              <w:start w:w="100" w:type="dxa"/>
+              <w:bottom w:w="75" w:type="dxa"/>
+              <w:end w:w="100" w:type="dxa"/>
+            </w:tcMar>
+            <w:vAlign w:val="center"/>
+          </w:tcPr>
+          <w:p>
+            <w:pPr>
+              <w:spacing w:after="0" w:line="259" w:lineRule="auto"/>
+            </w:pPr>
+            <w:r>
+              <w:rPr>
+                <w:rFonts w:ascii="Calibri" w:hAnsi="Calibri" w:eastAsia="Microsoft YaHei"/>
+                <w:b w:val="0"/>
+                <w:color w:val="1F2937"/>
+                <w:sz w:val="14"/>
+              </w:rPr>
+              <w:t>订单资料</w:t>
+            </w:r>
+          </w:p>
+        </w:tc>
+        <w:tc>
+          <w:tcPr>
+            <w:tcW w:type="dxa" w:w="1944"/>
+            <w:tcMar>
+              <w:top w:w="75" w:type="dxa"/>
+              <w:start w:w="100" w:type="dxa"/>
+              <w:bottom w:w="75" w:type="dxa"/>
+              <w:end w:w="100" w:type="dxa"/>
+            </w:tcMar>
+            <w:vAlign w:val="center"/>
+          </w:tcPr>
+          <w:p>
+            <w:pPr>
+              <w:spacing w:after="0" w:line="259" w:lineRule="auto"/>
+            </w:pPr>
+            <w:r>
+              <w:rPr>
+                <w:rFonts w:ascii="Calibri" w:hAnsi="Calibri" w:eastAsia="Microsoft YaHei"/>
+                <w:b w:val="0"/>
+                <w:color w:val="1F2937"/>
+                <w:sz w:val="14"/>
+              </w:rPr>
+              <w:t>租用或商品标的</w:t>
+            </w:r>
+          </w:p>
+        </w:tc>
+        <w:tc>
+          <w:tcPr>
+            <w:tcW w:type="dxa" w:w="3600"/>
+            <w:tcMar>
+              <w:top w:w="75" w:type="dxa"/>
+              <w:start w:w="100" w:type="dxa"/>
+              <w:bottom w:w="75" w:type="dxa"/>
+              <w:end w:w="100" w:type="dxa"/>
+            </w:tcMar>
+            <w:vAlign w:val="center"/>
+          </w:tcPr>
+          <w:p>
+            <w:pPr>
+              <w:spacing w:after="0" w:line="259" w:lineRule="auto"/>
+            </w:pPr>
+            <w:r>
+              <w:rPr>
+                <w:rFonts w:ascii="Calibri" w:hAnsi="Calibri" w:eastAsia="Microsoft YaHei"/>
+                <w:b w:val="0"/>
+                <w:color w:val="1F2937"/>
+                <w:sz w:val="14"/>
+              </w:rPr>
+              <w:t>产品线、仓位/箱号/SKU、数量、规格、起租日、租期、到期日</w:t>
+            </w:r>
+          </w:p>
+        </w:tc>
+        <w:tc>
+          <w:tcPr>
+            <w:tcW w:type="dxa" w:w="3168"/>
+            <w:tcMar>
+              <w:top w:w="75" w:type="dxa"/>
+              <w:start w:w="100" w:type="dxa"/>
+              <w:bottom w:w="75" w:type="dxa"/>
+              <w:end w:w="100" w:type="dxa"/>
+            </w:tcMar>
+            <w:vAlign w:val="center"/>
+          </w:tcPr>
+          <w:p>
+            <w:pPr>
+              <w:spacing w:after="0" w:line="259" w:lineRule="auto"/>
+            </w:pPr>
+            <w:r>
+              <w:rPr>
+                <w:rFonts w:ascii="Calibri" w:hAnsi="Calibri" w:eastAsia="Microsoft YaHei"/>
+                <w:b w:val="0"/>
+                <w:color w:val="1F2937"/>
+                <w:sz w:val="14"/>
+              </w:rPr>
+              <w:t>按产品线动态展示；到期日由起租日和租期计算，人工调整必须说明原因。</w:t>
+            </w:r>
+          </w:p>
+        </w:tc>
+      </w:tr>
+      <w:tr>
+        <w:trPr>
+          <w:cantSplit/>
+        </w:trPr>
+        <w:tc>
+          <w:tcPr>
+            <w:tcW w:type="dxa" w:w="1512"/>
+            <w:tcMar>
+              <w:top w:w="75" w:type="dxa"/>
+              <w:start w:w="100" w:type="dxa"/>
+              <w:bottom w:w="75" w:type="dxa"/>
+              <w:end w:w="100" w:type="dxa"/>
+            </w:tcMar>
+            <w:vAlign w:val="center"/>
+            <w:shd w:fill="F4F7FB"/>
+          </w:tcPr>
+          <w:p>
+            <w:pPr>
+              <w:spacing w:after="0" w:line="259" w:lineRule="auto"/>
+            </w:pPr>
+            <w:r>
+              <w:rPr>
+                <w:rFonts w:ascii="Calibri" w:hAnsi="Calibri" w:eastAsia="Microsoft YaHei"/>
+                <w:b w:val="0"/>
+                <w:color w:val="1F2937"/>
+                <w:sz w:val="14"/>
+              </w:rPr>
+              <w:t>订单资料</w:t>
+            </w:r>
+          </w:p>
+        </w:tc>
+        <w:tc>
+          <w:tcPr>
+            <w:tcW w:type="dxa" w:w="1944"/>
+            <w:tcMar>
+              <w:top w:w="75" w:type="dxa"/>
+              <w:start w:w="100" w:type="dxa"/>
+              <w:bottom w:w="75" w:type="dxa"/>
+              <w:end w:w="100" w:type="dxa"/>
+            </w:tcMar>
+            <w:vAlign w:val="center"/>
+            <w:shd w:fill="F4F7FB"/>
+          </w:tcPr>
+          <w:p>
+            <w:pPr>
+              <w:spacing w:after="0" w:line="259" w:lineRule="auto"/>
+            </w:pPr>
+            <w:r>
+              <w:rPr>
+                <w:rFonts w:ascii="Calibri" w:hAnsi="Calibri" w:eastAsia="Microsoft YaHei"/>
+                <w:b w:val="0"/>
+                <w:color w:val="1F2937"/>
+                <w:sz w:val="14"/>
+              </w:rPr>
+              <w:t>订单备注</w:t>
+            </w:r>
+          </w:p>
+        </w:tc>
+        <w:tc>
+          <w:tcPr>
+            <w:tcW w:type="dxa" w:w="3600"/>
+            <w:tcMar>
+              <w:top w:w="75" w:type="dxa"/>
+              <w:start w:w="100" w:type="dxa"/>
+              <w:bottom w:w="75" w:type="dxa"/>
+              <w:end w:w="100" w:type="dxa"/>
+            </w:tcMar>
+            <w:vAlign w:val="center"/>
+            <w:shd w:fill="F4F7FB"/>
+          </w:tcPr>
+          <w:p>
+            <w:pPr>
+              <w:spacing w:after="0" w:line="259" w:lineRule="auto"/>
+            </w:pPr>
+            <w:r>
+              <w:rPr>
+                <w:rFonts w:ascii="Calibri" w:hAnsi="Calibri" w:eastAsia="Microsoft YaHei"/>
+                <w:b w:val="0"/>
+                <w:color w:val="1F2937"/>
+                <w:sz w:val="14"/>
+              </w:rPr>
+              <w:t>客户备注、内部备注、附件</w:t>
+            </w:r>
+          </w:p>
+        </w:tc>
+        <w:tc>
+          <w:tcPr>
+            <w:tcW w:type="dxa" w:w="3168"/>
+            <w:tcMar>
+              <w:top w:w="75" w:type="dxa"/>
+              <w:start w:w="100" w:type="dxa"/>
+              <w:bottom w:w="75" w:type="dxa"/>
+              <w:end w:w="100" w:type="dxa"/>
+            </w:tcMar>
+            <w:vAlign w:val="center"/>
+            <w:shd w:fill="F4F7FB"/>
+          </w:tcPr>
+          <w:p>
+            <w:pPr>
+              <w:spacing w:after="0" w:line="259" w:lineRule="auto"/>
+            </w:pPr>
+            <w:r>
+              <w:rPr>
+                <w:rFonts w:ascii="Calibri" w:hAnsi="Calibri" w:eastAsia="Microsoft YaHei"/>
+                <w:b w:val="0"/>
+                <w:color w:val="1F2937"/>
+                <w:sz w:val="14"/>
+              </w:rPr>
+              <w:t>客户备注允许跨端展示；内部备注仅后台可见；附件按类型、大小和病毒扫描规则处理。</w:t>
+            </w:r>
+          </w:p>
+        </w:tc>
+      </w:tr>
+      <w:tr>
+        <w:trPr>
+          <w:cantSplit/>
+        </w:trPr>
+        <w:tc>
+          <w:tcPr>
+            <w:tcW w:type="dxa" w:w="1512"/>
+            <w:tcMar>
+              <w:top w:w="75" w:type="dxa"/>
+              <w:start w:w="100" w:type="dxa"/>
+              <w:bottom w:w="75" w:type="dxa"/>
+              <w:end w:w="100" w:type="dxa"/>
+            </w:tcMar>
+            <w:vAlign w:val="center"/>
+          </w:tcPr>
+          <w:p>
+            <w:pPr>
+              <w:spacing w:after="0" w:line="259" w:lineRule="auto"/>
+            </w:pPr>
+            <w:r>
+              <w:rPr>
+                <w:rFonts w:ascii="Calibri" w:hAnsi="Calibri" w:eastAsia="Microsoft YaHei"/>
+                <w:b w:val="0"/>
+                <w:color w:val="1F2937"/>
+                <w:sz w:val="14"/>
+              </w:rPr>
+              <w:t>金额与签约</w:t>
+            </w:r>
+          </w:p>
+        </w:tc>
+        <w:tc>
+          <w:tcPr>
+            <w:tcW w:type="dxa" w:w="1944"/>
+            <w:tcMar>
+              <w:top w:w="75" w:type="dxa"/>
+              <w:start w:w="100" w:type="dxa"/>
+              <w:bottom w:w="75" w:type="dxa"/>
+              <w:end w:w="100" w:type="dxa"/>
+            </w:tcMar>
+            <w:vAlign w:val="center"/>
+          </w:tcPr>
+          <w:p>
+            <w:pPr>
+              <w:spacing w:after="0" w:line="259" w:lineRule="auto"/>
+            </w:pPr>
+            <w:r>
+              <w:rPr>
+                <w:rFonts w:ascii="Calibri" w:hAnsi="Calibri" w:eastAsia="Microsoft YaHei"/>
+                <w:b w:val="0"/>
+                <w:color w:val="1F2937"/>
+                <w:sz w:val="14"/>
+              </w:rPr>
+              <w:t>价格构成</w:t>
+            </w:r>
+          </w:p>
+        </w:tc>
+        <w:tc>
+          <w:tcPr>
+            <w:tcW w:type="dxa" w:w="3600"/>
+            <w:tcMar>
+              <w:top w:w="75" w:type="dxa"/>
+              <w:start w:w="100" w:type="dxa"/>
+              <w:bottom w:w="75" w:type="dxa"/>
+              <w:end w:w="100" w:type="dxa"/>
+            </w:tcMar>
+            <w:vAlign w:val="center"/>
+          </w:tcPr>
+          <w:p>
+            <w:pPr>
+              <w:spacing w:after="0" w:line="259" w:lineRule="auto"/>
+            </w:pPr>
+            <w:r>
+              <w:rPr>
+                <w:rFonts w:ascii="Calibri" w:hAnsi="Calibri" w:eastAsia="Microsoft YaHei"/>
+                <w:b w:val="0"/>
+                <w:color w:val="1F2937"/>
+                <w:sz w:val="14"/>
+              </w:rPr>
+              <w:t>原价、优惠活动、优惠金额、服务费、保险费、按金、税费、应付金额</w:t>
+            </w:r>
+          </w:p>
+        </w:tc>
+        <w:tc>
+          <w:tcPr>
+            <w:tcW w:type="dxa" w:w="3168"/>
+            <w:tcMar>
+              <w:top w:w="75" w:type="dxa"/>
+              <w:start w:w="100" w:type="dxa"/>
+              <w:bottom w:w="75" w:type="dxa"/>
+              <w:end w:w="100" w:type="dxa"/>
+            </w:tcMar>
+            <w:vAlign w:val="center"/>
+          </w:tcPr>
+          <w:p>
+            <w:pPr>
+              <w:spacing w:after="0" w:line="259" w:lineRule="auto"/>
+            </w:pPr>
+            <w:r>
+              <w:rPr>
+                <w:rFonts w:ascii="Calibri" w:hAnsi="Calibri" w:eastAsia="Microsoft YaHei"/>
+                <w:b w:val="0"/>
+                <w:color w:val="1F2937"/>
+                <w:sz w:val="14"/>
+              </w:rPr>
+              <w:t>应付=原价-优惠+服务费+保险费+按金+税费；每项返回币种、来源和priceVersion。</w:t>
+            </w:r>
+          </w:p>
+        </w:tc>
+      </w:tr>
+      <w:tr>
+        <w:trPr>
+          <w:cantSplit/>
+        </w:trPr>
+        <w:tc>
+          <w:tcPr>
+            <w:tcW w:type="dxa" w:w="1512"/>
+            <w:tcMar>
+              <w:top w:w="75" w:type="dxa"/>
+              <w:start w:w="100" w:type="dxa"/>
+              <w:bottom w:w="75" w:type="dxa"/>
+              <w:end w:w="100" w:type="dxa"/>
+            </w:tcMar>
+            <w:vAlign w:val="center"/>
+            <w:shd w:fill="F4F7FB"/>
+          </w:tcPr>
+          <w:p>
+            <w:pPr>
+              <w:spacing w:after="0" w:line="259" w:lineRule="auto"/>
+            </w:pPr>
+            <w:r>
+              <w:rPr>
+                <w:rFonts w:ascii="Calibri" w:hAnsi="Calibri" w:eastAsia="Microsoft YaHei"/>
+                <w:b w:val="0"/>
+                <w:color w:val="1F2937"/>
+                <w:sz w:val="14"/>
+              </w:rPr>
+              <w:t>金额与签约</w:t>
+            </w:r>
+          </w:p>
+        </w:tc>
+        <w:tc>
+          <w:tcPr>
+            <w:tcW w:type="dxa" w:w="1944"/>
+            <w:tcMar>
+              <w:top w:w="75" w:type="dxa"/>
+              <w:start w:w="100" w:type="dxa"/>
+              <w:bottom w:w="75" w:type="dxa"/>
+              <w:end w:w="100" w:type="dxa"/>
+            </w:tcMar>
+            <w:vAlign w:val="center"/>
+            <w:shd w:fill="F4F7FB"/>
+          </w:tcPr>
+          <w:p>
+            <w:pPr>
+              <w:spacing w:after="0" w:line="259" w:lineRule="auto"/>
+            </w:pPr>
+            <w:r>
+              <w:rPr>
+                <w:rFonts w:ascii="Calibri" w:hAnsi="Calibri" w:eastAsia="Microsoft YaHei"/>
+                <w:b w:val="0"/>
+                <w:color w:val="1F2937"/>
+                <w:sz w:val="14"/>
+              </w:rPr>
+              <w:t>签约信息</w:t>
+            </w:r>
+          </w:p>
+        </w:tc>
+        <w:tc>
+          <w:tcPr>
+            <w:tcW w:type="dxa" w:w="3600"/>
+            <w:tcMar>
+              <w:top w:w="75" w:type="dxa"/>
+              <w:start w:w="100" w:type="dxa"/>
+              <w:bottom w:w="75" w:type="dxa"/>
+              <w:end w:w="100" w:type="dxa"/>
+            </w:tcMar>
+            <w:vAlign w:val="center"/>
+            <w:shd w:fill="F4F7FB"/>
+          </w:tcPr>
+          <w:p>
+            <w:pPr>
+              <w:spacing w:after="0" w:line="259" w:lineRule="auto"/>
+            </w:pPr>
+            <w:r>
+              <w:rPr>
+                <w:rFonts w:ascii="Calibri" w:hAnsi="Calibri" w:eastAsia="Microsoft YaHei"/>
+                <w:b w:val="0"/>
+                <w:color w:val="1F2937"/>
+                <w:sz w:val="14"/>
+              </w:rPr>
+              <w:t>合同编号、模板版本、签署状态、签署方式、发送时间、签署时间、文件哈希</w:t>
+            </w:r>
+          </w:p>
+        </w:tc>
+        <w:tc>
+          <w:tcPr>
+            <w:tcW w:type="dxa" w:w="3168"/>
+            <w:tcMar>
+              <w:top w:w="75" w:type="dxa"/>
+              <w:start w:w="100" w:type="dxa"/>
+              <w:bottom w:w="75" w:type="dxa"/>
+              <w:end w:w="100" w:type="dxa"/>
+            </w:tcMar>
+            <w:vAlign w:val="center"/>
+            <w:shd w:fill="F4F7FB"/>
+          </w:tcPr>
+          <w:p>
+            <w:pPr>
+              <w:spacing w:after="0" w:line="259" w:lineRule="auto"/>
+            </w:pPr>
+            <w:r>
+              <w:rPr>
+                <w:rFonts w:ascii="Calibri" w:hAnsi="Calibri" w:eastAsia="Microsoft YaHei"/>
+                <w:b w:val="0"/>
+                <w:color w:val="1F2937"/>
+                <w:sz w:val="14"/>
+              </w:rPr>
+              <w:t>已签合同不可覆盖；重签生成新合同版本并保留原文件、原因和失效时间。</w:t>
+            </w:r>
+          </w:p>
+        </w:tc>
+      </w:tr>
+      <w:tr>
+        <w:trPr>
+          <w:cantSplit/>
+        </w:trPr>
+        <w:tc>
+          <w:tcPr>
+            <w:tcW w:type="dxa" w:w="1512"/>
+            <w:tcMar>
+              <w:top w:w="75" w:type="dxa"/>
+              <w:start w:w="100" w:type="dxa"/>
+              <w:bottom w:w="75" w:type="dxa"/>
+              <w:end w:w="100" w:type="dxa"/>
+            </w:tcMar>
+            <w:vAlign w:val="center"/>
+          </w:tcPr>
+          <w:p>
+            <w:pPr>
+              <w:spacing w:after="0" w:line="259" w:lineRule="auto"/>
+            </w:pPr>
+            <w:r>
+              <w:rPr>
+                <w:rFonts w:ascii="Calibri" w:hAnsi="Calibri" w:eastAsia="Microsoft YaHei"/>
+                <w:b w:val="0"/>
+                <w:color w:val="1F2937"/>
+                <w:sz w:val="14"/>
+              </w:rPr>
+              <w:t>金额与签约</w:t>
+            </w:r>
+          </w:p>
+        </w:tc>
+        <w:tc>
+          <w:tcPr>
+            <w:tcW w:type="dxa" w:w="1944"/>
+            <w:tcMar>
+              <w:top w:w="75" w:type="dxa"/>
+              <w:start w:w="100" w:type="dxa"/>
+              <w:bottom w:w="75" w:type="dxa"/>
+              <w:end w:w="100" w:type="dxa"/>
+            </w:tcMar>
+            <w:vAlign w:val="center"/>
+          </w:tcPr>
+          <w:p>
+            <w:pPr>
+              <w:spacing w:after="0" w:line="259" w:lineRule="auto"/>
+            </w:pPr>
+            <w:r>
+              <w:rPr>
+                <w:rFonts w:ascii="Calibri" w:hAnsi="Calibri" w:eastAsia="Microsoft YaHei"/>
+                <w:b w:val="0"/>
+                <w:color w:val="1F2937"/>
+                <w:sz w:val="14"/>
+              </w:rPr>
+              <w:t>付款信息</w:t>
+            </w:r>
+          </w:p>
+        </w:tc>
+        <w:tc>
+          <w:tcPr>
+            <w:tcW w:type="dxa" w:w="3600"/>
+            <w:tcMar>
+              <w:top w:w="75" w:type="dxa"/>
+              <w:start w:w="100" w:type="dxa"/>
+              <w:bottom w:w="75" w:type="dxa"/>
+              <w:end w:w="100" w:type="dxa"/>
+            </w:tcMar>
+            <w:vAlign w:val="center"/>
+          </w:tcPr>
+          <w:p>
+            <w:pPr>
+              <w:spacing w:after="0" w:line="259" w:lineRule="auto"/>
+            </w:pPr>
+            <w:r>
+              <w:rPr>
+                <w:rFonts w:ascii="Calibri" w:hAnsi="Calibri" w:eastAsia="Microsoft YaHei"/>
+                <w:b w:val="0"/>
+                <w:color w:val="1F2937"/>
+                <w:sz w:val="14"/>
+              </w:rPr>
+              <w:t>付款计划、应付日期、应付金额、实收金额、支付方式、交易号、凭证、回调时间</w:t>
+            </w:r>
+          </w:p>
+        </w:tc>
+        <w:tc>
+          <w:tcPr>
+            <w:tcW w:type="dxa" w:w="3168"/>
+            <w:tcMar>
+              <w:top w:w="75" w:type="dxa"/>
+              <w:start w:w="100" w:type="dxa"/>
+              <w:bottom w:w="75" w:type="dxa"/>
+              <w:end w:w="100" w:type="dxa"/>
+            </w:tcMar>
+            <w:vAlign w:val="center"/>
+          </w:tcPr>
+          <w:p>
+            <w:pPr>
+              <w:spacing w:after="0" w:line="259" w:lineRule="auto"/>
+            </w:pPr>
+            <w:r>
+              <w:rPr>
+                <w:rFonts w:ascii="Calibri" w:hAnsi="Calibri" w:eastAsia="Microsoft YaHei"/>
+                <w:b w:val="0"/>
+                <w:color w:val="1F2937"/>
+                <w:sz w:val="14"/>
+              </w:rPr>
+              <w:t>支付状态以服务端回调为准；后台手动付款必须上传凭证并经过权限与幂等校验。</w:t>
+            </w:r>
+          </w:p>
+        </w:tc>
+      </w:tr>
+      <w:tr>
+        <w:trPr>
+          <w:cantSplit/>
+        </w:trPr>
+        <w:tc>
+          <w:tcPr>
+            <w:tcW w:type="dxa" w:w="1512"/>
+            <w:tcMar>
+              <w:top w:w="75" w:type="dxa"/>
+              <w:start w:w="100" w:type="dxa"/>
+              <w:bottom w:w="75" w:type="dxa"/>
+              <w:end w:w="100" w:type="dxa"/>
+            </w:tcMar>
+            <w:vAlign w:val="center"/>
+            <w:shd w:fill="F4F7FB"/>
+          </w:tcPr>
+          <w:p>
+            <w:pPr>
+              <w:spacing w:after="0" w:line="259" w:lineRule="auto"/>
+            </w:pPr>
+            <w:r>
+              <w:rPr>
+                <w:rFonts w:ascii="Calibri" w:hAnsi="Calibri" w:eastAsia="Microsoft YaHei"/>
+                <w:b w:val="0"/>
+                <w:color w:val="1F2937"/>
+                <w:sz w:val="14"/>
+              </w:rPr>
+              <w:t>履约进度</w:t>
+            </w:r>
+          </w:p>
+        </w:tc>
+        <w:tc>
+          <w:tcPr>
+            <w:tcW w:type="dxa" w:w="1944"/>
+            <w:tcMar>
+              <w:top w:w="75" w:type="dxa"/>
+              <w:start w:w="100" w:type="dxa"/>
+              <w:bottom w:w="75" w:type="dxa"/>
+              <w:end w:w="100" w:type="dxa"/>
+            </w:tcMar>
+            <w:vAlign w:val="center"/>
+            <w:shd w:fill="F4F7FB"/>
+          </w:tcPr>
+          <w:p>
+            <w:pPr>
+              <w:spacing w:after="0" w:line="259" w:lineRule="auto"/>
+            </w:pPr>
+            <w:r>
+              <w:rPr>
+                <w:rFonts w:ascii="Calibri" w:hAnsi="Calibri" w:eastAsia="Microsoft YaHei"/>
+                <w:b w:val="0"/>
+                <w:color w:val="1F2937"/>
+                <w:sz w:val="14"/>
+              </w:rPr>
+              <w:t>迷你仓履约</w:t>
+            </w:r>
+          </w:p>
+        </w:tc>
+        <w:tc>
+          <w:tcPr>
+            <w:tcW w:type="dxa" w:w="3600"/>
+            <w:tcMar>
+              <w:top w:w="75" w:type="dxa"/>
+              <w:start w:w="100" w:type="dxa"/>
+              <w:bottom w:w="75" w:type="dxa"/>
+              <w:end w:w="100" w:type="dxa"/>
+            </w:tcMar>
+            <w:vAlign w:val="center"/>
+            <w:shd w:fill="F4F7FB"/>
+          </w:tcPr>
+          <w:p>
+            <w:pPr>
+              <w:spacing w:after="0" w:line="259" w:lineRule="auto"/>
+            </w:pPr>
+            <w:r>
+              <w:rPr>
+                <w:rFonts w:ascii="Calibri" w:hAnsi="Calibri" w:eastAsia="Microsoft YaHei"/>
+                <w:b w:val="0"/>
+                <w:color w:val="1F2937"/>
+                <w:sz w:val="14"/>
+              </w:rPr>
+              <w:t>仓位锁定、合同生效、付款确认、门禁开通、起租、续租/转仓/退租完成</w:t>
+            </w:r>
+          </w:p>
+        </w:tc>
+        <w:tc>
+          <w:tcPr>
+            <w:tcW w:type="dxa" w:w="3168"/>
+            <w:tcMar>
+              <w:top w:w="75" w:type="dxa"/>
+              <w:start w:w="100" w:type="dxa"/>
+              <w:bottom w:w="75" w:type="dxa"/>
+              <w:end w:w="100" w:type="dxa"/>
+            </w:tcMar>
+            <w:vAlign w:val="center"/>
+            <w:shd w:fill="F4F7FB"/>
+          </w:tcPr>
+          <w:p>
+            <w:pPr>
+              <w:spacing w:after="0" w:line="259" w:lineRule="auto"/>
+            </w:pPr>
+            <w:r>
+              <w:rPr>
+                <w:rFonts w:ascii="Calibri" w:hAnsi="Calibri" w:eastAsia="Microsoft YaHei"/>
+                <w:b w:val="0"/>
+                <w:color w:val="1F2937"/>
+                <w:sz w:val="14"/>
+              </w:rPr>
+              <w:t>节点来自仓位、合同、支付和门禁服务；节点失败显示原因、任务号和重试入口。</w:t>
+            </w:r>
+          </w:p>
+        </w:tc>
+      </w:tr>
+      <w:tr>
+        <w:trPr>
+          <w:cantSplit/>
+        </w:trPr>
+        <w:tc>
+          <w:tcPr>
+            <w:tcW w:type="dxa" w:w="1512"/>
+            <w:tcMar>
+              <w:top w:w="75" w:type="dxa"/>
+              <w:start w:w="100" w:type="dxa"/>
+              <w:bottom w:w="75" w:type="dxa"/>
+              <w:end w:w="100" w:type="dxa"/>
+            </w:tcMar>
+            <w:vAlign w:val="center"/>
+          </w:tcPr>
+          <w:p>
+            <w:pPr>
+              <w:spacing w:after="0" w:line="259" w:lineRule="auto"/>
+            </w:pPr>
+            <w:r>
+              <w:rPr>
+                <w:rFonts w:ascii="Calibri" w:hAnsi="Calibri" w:eastAsia="Microsoft YaHei"/>
+                <w:b w:val="0"/>
+                <w:color w:val="1F2937"/>
+                <w:sz w:val="14"/>
+              </w:rPr>
+              <w:t>履约进度</w:t>
+            </w:r>
+          </w:p>
+        </w:tc>
+        <w:tc>
+          <w:tcPr>
+            <w:tcW w:type="dxa" w:w="1944"/>
+            <w:tcMar>
+              <w:top w:w="75" w:type="dxa"/>
+              <w:start w:w="100" w:type="dxa"/>
+              <w:bottom w:w="75" w:type="dxa"/>
+              <w:end w:w="100" w:type="dxa"/>
+            </w:tcMar>
+            <w:vAlign w:val="center"/>
+          </w:tcPr>
+          <w:p>
+            <w:pPr>
+              <w:spacing w:after="0" w:line="259" w:lineRule="auto"/>
+            </w:pPr>
+            <w:r>
+              <w:rPr>
+                <w:rFonts w:ascii="Calibri" w:hAnsi="Calibri" w:eastAsia="Microsoft YaHei"/>
+                <w:b w:val="0"/>
+                <w:color w:val="1F2937"/>
+                <w:sz w:val="14"/>
+              </w:rPr>
+              <w:t>迷你箱履约</w:t>
+            </w:r>
+          </w:p>
+        </w:tc>
+        <w:tc>
+          <w:tcPr>
+            <w:tcW w:type="dxa" w:w="3600"/>
+            <w:tcMar>
+              <w:top w:w="75" w:type="dxa"/>
+              <w:start w:w="100" w:type="dxa"/>
+              <w:bottom w:w="75" w:type="dxa"/>
+              <w:end w:w="100" w:type="dxa"/>
+            </w:tcMar>
+            <w:vAlign w:val="center"/>
+          </w:tcPr>
+          <w:p>
+            <w:pPr>
+              <w:spacing w:after="0" w:line="259" w:lineRule="auto"/>
+            </w:pPr>
+            <w:r>
+              <w:rPr>
+                <w:rFonts w:ascii="Calibri" w:hAnsi="Calibri" w:eastAsia="Microsoft YaHei"/>
+                <w:b w:val="0"/>
+                <w:color w:val="1F2937"/>
+                <w:sz w:val="14"/>
+              </w:rPr>
+              <w:t>箱资产、配对、取空箱、交箱、运输、入库、召回、归还</w:t>
+            </w:r>
+          </w:p>
+        </w:tc>
+        <w:tc>
+          <w:tcPr>
+            <w:tcW w:type="dxa" w:w="3168"/>
+            <w:tcMar>
+              <w:top w:w="75" w:type="dxa"/>
+              <w:start w:w="100" w:type="dxa"/>
+              <w:bottom w:w="75" w:type="dxa"/>
+              <w:end w:w="100" w:type="dxa"/>
+            </w:tcMar>
+            <w:vAlign w:val="center"/>
+          </w:tcPr>
+          <w:p>
+            <w:pPr>
+              <w:spacing w:after="0" w:line="259" w:lineRule="auto"/>
+            </w:pPr>
+            <w:r>
+              <w:rPr>
+                <w:rFonts w:ascii="Calibri" w:hAnsi="Calibri" w:eastAsia="Microsoft YaHei"/>
+                <w:b w:val="0"/>
+                <w:color w:val="1F2937"/>
+                <w:sz w:val="14"/>
+              </w:rPr>
+              <w:t>显示箱号、运单号、预约时段、执行人员和节点时间；与工单小程序回传一致。</w:t>
+            </w:r>
+          </w:p>
+        </w:tc>
+      </w:tr>
+      <w:tr>
+        <w:trPr>
+          <w:cantSplit/>
+        </w:trPr>
+        <w:tc>
+          <w:tcPr>
+            <w:tcW w:type="dxa" w:w="1512"/>
+            <w:tcMar>
+              <w:top w:w="75" w:type="dxa"/>
+              <w:start w:w="100" w:type="dxa"/>
+              <w:bottom w:w="75" w:type="dxa"/>
+              <w:end w:w="100" w:type="dxa"/>
+            </w:tcMar>
+            <w:vAlign w:val="center"/>
+            <w:shd w:fill="F4F7FB"/>
+          </w:tcPr>
+          <w:p>
+            <w:pPr>
+              <w:spacing w:after="0" w:line="259" w:lineRule="auto"/>
+            </w:pPr>
+            <w:r>
+              <w:rPr>
+                <w:rFonts w:ascii="Calibri" w:hAnsi="Calibri" w:eastAsia="Microsoft YaHei"/>
+                <w:b w:val="0"/>
+                <w:color w:val="1F2937"/>
+                <w:sz w:val="14"/>
+              </w:rPr>
+              <w:t>履约进度</w:t>
+            </w:r>
+          </w:p>
+        </w:tc>
+        <w:tc>
+          <w:tcPr>
+            <w:tcW w:type="dxa" w:w="1944"/>
+            <w:tcMar>
+              <w:top w:w="75" w:type="dxa"/>
+              <w:start w:w="100" w:type="dxa"/>
+              <w:bottom w:w="75" w:type="dxa"/>
+              <w:end w:w="100" w:type="dxa"/>
+            </w:tcMar>
+            <w:vAlign w:val="center"/>
+            <w:shd w:fill="F4F7FB"/>
+          </w:tcPr>
+          <w:p>
+            <w:pPr>
+              <w:spacing w:after="0" w:line="259" w:lineRule="auto"/>
+            </w:pPr>
+            <w:r>
+              <w:rPr>
+                <w:rFonts w:ascii="Calibri" w:hAnsi="Calibri" w:eastAsia="Microsoft YaHei"/>
+                <w:b w:val="0"/>
+                <w:color w:val="1F2937"/>
+                <w:sz w:val="14"/>
+              </w:rPr>
+              <w:t>衍生商品履约</w:t>
+            </w:r>
+          </w:p>
+        </w:tc>
+        <w:tc>
+          <w:tcPr>
+            <w:tcW w:type="dxa" w:w="3600"/>
+            <w:tcMar>
+              <w:top w:w="75" w:type="dxa"/>
+              <w:start w:w="100" w:type="dxa"/>
+              <w:bottom w:w="75" w:type="dxa"/>
+              <w:end w:w="100" w:type="dxa"/>
+            </w:tcMar>
+            <w:vAlign w:val="center"/>
+            <w:shd w:fill="F4F7FB"/>
+          </w:tcPr>
+          <w:p>
+            <w:pPr>
+              <w:spacing w:after="0" w:line="259" w:lineRule="auto"/>
+            </w:pPr>
+            <w:r>
+              <w:rPr>
+                <w:rFonts w:ascii="Calibri" w:hAnsi="Calibri" w:eastAsia="Microsoft YaHei"/>
+                <w:b w:val="0"/>
+                <w:color w:val="1F2937"/>
+                <w:sz w:val="14"/>
+              </w:rPr>
+              <w:t>库存锁定、拣货、出库、运单、运输、签收及售后</w:t>
+            </w:r>
+          </w:p>
+        </w:tc>
+        <w:tc>
+          <w:tcPr>
+            <w:tcW w:type="dxa" w:w="3168"/>
+            <w:tcMar>
+              <w:top w:w="75" w:type="dxa"/>
+              <w:start w:w="100" w:type="dxa"/>
+              <w:bottom w:w="75" w:type="dxa"/>
+              <w:end w:w="100" w:type="dxa"/>
+            </w:tcMar>
+            <w:vAlign w:val="center"/>
+            <w:shd w:fill="F4F7FB"/>
+          </w:tcPr>
+          <w:p>
+            <w:pPr>
+              <w:spacing w:after="0" w:line="259" w:lineRule="auto"/>
+            </w:pPr>
+            <w:r>
+              <w:rPr>
+                <w:rFonts w:ascii="Calibri" w:hAnsi="Calibri" w:eastAsia="Microsoft YaHei"/>
+                <w:b w:val="0"/>
+                <w:color w:val="1F2937"/>
+                <w:sz w:val="14"/>
+              </w:rPr>
+              <w:t>库存和物流由服务端回源；轨迹失败显示最后同步时间，不清空历史节点。</w:t>
+            </w:r>
+          </w:p>
+        </w:tc>
+      </w:tr>
+      <w:tr>
+        <w:trPr>
+          <w:cantSplit/>
+        </w:trPr>
+        <w:tc>
+          <w:tcPr>
+            <w:tcW w:type="dxa" w:w="1512"/>
+            <w:tcMar>
+              <w:top w:w="75" w:type="dxa"/>
+              <w:start w:w="100" w:type="dxa"/>
+              <w:bottom w:w="75" w:type="dxa"/>
+              <w:end w:w="100" w:type="dxa"/>
+            </w:tcMar>
+            <w:vAlign w:val="center"/>
+          </w:tcPr>
+          <w:p>
+            <w:pPr>
+              <w:spacing w:after="0" w:line="259" w:lineRule="auto"/>
+            </w:pPr>
+            <w:r>
+              <w:rPr>
+                <w:rFonts w:ascii="Calibri" w:hAnsi="Calibri" w:eastAsia="Microsoft YaHei"/>
+                <w:b w:val="0"/>
+                <w:color w:val="1F2937"/>
+                <w:sz w:val="14"/>
+              </w:rPr>
+              <w:t>操作记录</w:t>
+            </w:r>
+          </w:p>
+        </w:tc>
+        <w:tc>
+          <w:tcPr>
+            <w:tcW w:type="dxa" w:w="1944"/>
+            <w:tcMar>
+              <w:top w:w="75" w:type="dxa"/>
+              <w:start w:w="100" w:type="dxa"/>
+              <w:bottom w:w="75" w:type="dxa"/>
+              <w:end w:w="100" w:type="dxa"/>
+            </w:tcMar>
+            <w:vAlign w:val="center"/>
+          </w:tcPr>
+          <w:p>
+            <w:pPr>
+              <w:spacing w:after="0" w:line="259" w:lineRule="auto"/>
+            </w:pPr>
+            <w:r>
+              <w:rPr>
+                <w:rFonts w:ascii="Calibri" w:hAnsi="Calibri" w:eastAsia="Microsoft YaHei"/>
+                <w:b w:val="0"/>
+                <w:color w:val="1F2937"/>
+                <w:sz w:val="14"/>
+              </w:rPr>
+              <w:t>审计时间线</w:t>
+            </w:r>
+          </w:p>
+        </w:tc>
+        <w:tc>
+          <w:tcPr>
+            <w:tcW w:type="dxa" w:w="3600"/>
+            <w:tcMar>
+              <w:top w:w="75" w:type="dxa"/>
+              <w:start w:w="100" w:type="dxa"/>
+              <w:bottom w:w="75" w:type="dxa"/>
+              <w:end w:w="100" w:type="dxa"/>
+            </w:tcMar>
+            <w:vAlign w:val="center"/>
+          </w:tcPr>
+          <w:p>
+            <w:pPr>
+              <w:spacing w:after="0" w:line="259" w:lineRule="auto"/>
+            </w:pPr>
+            <w:r>
+              <w:rPr>
+                <w:rFonts w:ascii="Calibri" w:hAnsi="Calibri" w:eastAsia="Microsoft YaHei"/>
+                <w:b w:val="0"/>
+                <w:color w:val="1F2937"/>
+                <w:sz w:val="14"/>
+              </w:rPr>
+              <w:t>时间、操作者、角色/系统、动作、对象、变更前后、原因、结果、requestId</w:t>
+            </w:r>
+          </w:p>
+        </w:tc>
+        <w:tc>
+          <w:tcPr>
+            <w:tcW w:type="dxa" w:w="3168"/>
+            <w:tcMar>
+              <w:top w:w="75" w:type="dxa"/>
+              <w:start w:w="100" w:type="dxa"/>
+              <w:bottom w:w="75" w:type="dxa"/>
+              <w:end w:w="100" w:type="dxa"/>
+            </w:tcMar>
+            <w:vAlign w:val="center"/>
+          </w:tcPr>
+          <w:p>
+            <w:pPr>
+              <w:spacing w:after="0" w:line="259" w:lineRule="auto"/>
+            </w:pPr>
+            <w:r>
+              <w:rPr>
+                <w:rFonts w:ascii="Calibri" w:hAnsi="Calibri" w:eastAsia="Microsoft YaHei"/>
+                <w:b w:val="0"/>
+                <w:color w:val="1F2937"/>
+                <w:sz w:val="14"/>
+              </w:rPr>
+              <w:t>按时间倒序；状态和金额变更不可删除，敏感值在日志中脱敏，支持按动作筛选。</w:t>
+            </w:r>
+          </w:p>
+        </w:tc>
+      </w:tr>
+    </w:tbl>
+    <w:p>
+      <w:pPr>
+        <w:spacing w:after="0"/>
+      </w:pPr>
+    </w:p>
+    <w:p>
+      <w:pPr>
+        <w:pStyle w:val="Heading2"/>
+      </w:pPr>
+      <w:r>
+        <w:t>5.6 底部动作和状态控制</w:t>
+      </w:r>
+    </w:p>
+    <w:tbl>
+      <w:tblPr>
+        <w:tblStyle w:val="TableGrid"/>
+        <w:tblW w:type="dxa" w:w="10224"/>
+        <w:jc w:val="center"/>
+        <w:tblLayout w:type="fixed"/>
+        <w:tblLook w:firstColumn="1" w:firstRow="1" w:lastColumn="0" w:lastRow="0" w:noHBand="0" w:noVBand="1" w:val="04A0"/>
+      </w:tblPr>
+      <w:tblGrid>
+        <w:gridCol w:w="1944"/>
+        <w:gridCol w:w="2232"/>
+        <w:gridCol w:w="3528"/>
+        <w:gridCol w:w="2520"/>
+      </w:tblGrid>
+      <w:tr>
+        <w:trPr>
+          <w:tblHeader/>
+        </w:trPr>
+        <w:tc>
+          <w:tcPr>
+            <w:tcW w:type="dxa" w:w="1944"/>
+            <w:shd w:fill="17365D"/>
+            <w:tcMar>
+              <w:top w:w="75" w:type="dxa"/>
+              <w:start w:w="100" w:type="dxa"/>
+              <w:bottom w:w="75" w:type="dxa"/>
+              <w:end w:w="100" w:type="dxa"/>
+            </w:tcMar>
+            <w:vAlign w:val="center"/>
+          </w:tcPr>
+          <w:p>
+            <w:r>
+              <w:rPr>
+                <w:rFonts w:ascii="Calibri" w:hAnsi="Calibri" w:eastAsia="Microsoft YaHei"/>
+                <w:b/>
+                <w:color w:val="FFFFFF"/>
+                <w:sz w:val="15"/>
+              </w:rPr>
+              <w:t>动作</w:t>
+            </w:r>
+          </w:p>
+        </w:tc>
+        <w:tc>
+          <w:tcPr>
+            <w:tcW w:type="dxa" w:w="2232"/>
+            <w:shd w:fill="17365D"/>
+            <w:tcMar>
+              <w:top w:w="75" w:type="dxa"/>
+              <w:start w:w="100" w:type="dxa"/>
+              <w:bottom w:w="75" w:type="dxa"/>
+              <w:end w:w="100" w:type="dxa"/>
+            </w:tcMar>
+            <w:vAlign w:val="center"/>
+          </w:tcPr>
+          <w:p>
+            <w:r>
+              <w:rPr>
+                <w:rFonts w:ascii="Calibri" w:hAnsi="Calibri" w:eastAsia="Microsoft YaHei"/>
+                <w:b/>
+                <w:color w:val="FFFFFF"/>
+                <w:sz w:val="15"/>
+              </w:rPr>
+              <w:t>角色</w:t>
+            </w:r>
+          </w:p>
+        </w:tc>
+        <w:tc>
+          <w:tcPr>
+            <w:tcW w:type="dxa" w:w="3528"/>
+            <w:shd w:fill="17365D"/>
+            <w:tcMar>
+              <w:top w:w="75" w:type="dxa"/>
+              <w:start w:w="100" w:type="dxa"/>
+              <w:bottom w:w="75" w:type="dxa"/>
+              <w:end w:w="100" w:type="dxa"/>
+            </w:tcMar>
+            <w:vAlign w:val="center"/>
+          </w:tcPr>
+          <w:p>
+            <w:r>
+              <w:rPr>
+                <w:rFonts w:ascii="Calibri" w:hAnsi="Calibri" w:eastAsia="Microsoft YaHei"/>
+                <w:b/>
+                <w:color w:val="FFFFFF"/>
+                <w:sz w:val="15"/>
+              </w:rPr>
+              <w:t>前置条件</w:t>
+            </w:r>
+          </w:p>
+        </w:tc>
+        <w:tc>
+          <w:tcPr>
+            <w:tcW w:type="dxa" w:w="2520"/>
+            <w:shd w:fill="17365D"/>
+            <w:tcMar>
+              <w:top w:w="75" w:type="dxa"/>
+              <w:start w:w="100" w:type="dxa"/>
+              <w:bottom w:w="75" w:type="dxa"/>
+              <w:end w:w="100" w:type="dxa"/>
+            </w:tcMar>
+            <w:vAlign w:val="center"/>
+          </w:tcPr>
+          <w:p>
+            <w:r>
+              <w:rPr>
+                <w:rFonts w:ascii="Calibri" w:hAnsi="Calibri" w:eastAsia="Microsoft YaHei"/>
+                <w:b/>
+                <w:color w:val="FFFFFF"/>
+                <w:sz w:val="15"/>
+              </w:rPr>
+              <w:t>执行结果</w:t>
+            </w:r>
+          </w:p>
+        </w:tc>
+      </w:tr>
+      <w:tr>
+        <w:trPr>
+          <w:cantSplit/>
+        </w:trPr>
+        <w:tc>
+          <w:tcPr>
+            <w:tcW w:type="dxa" w:w="1944"/>
+            <w:tcMar>
+              <w:top w:w="75" w:type="dxa"/>
+              <w:start w:w="100" w:type="dxa"/>
+              <w:bottom w:w="75" w:type="dxa"/>
+              <w:end w:w="100" w:type="dxa"/>
+            </w:tcMar>
+            <w:vAlign w:val="center"/>
+          </w:tcPr>
+          <w:p>
+            <w:pPr>
+              <w:spacing w:after="0" w:line="259" w:lineRule="auto"/>
+            </w:pPr>
+            <w:r>
+              <w:rPr>
+                <w:rFonts w:ascii="Calibri" w:hAnsi="Calibri" w:eastAsia="Microsoft YaHei"/>
+                <w:b w:val="0"/>
+                <w:color w:val="1F2937"/>
+                <w:sz w:val="15"/>
+              </w:rPr>
+              <w:t>关闭详情</w:t>
+            </w:r>
+          </w:p>
+        </w:tc>
+        <w:tc>
+          <w:tcPr>
+            <w:tcW w:type="dxa" w:w="2232"/>
+            <w:tcMar>
+              <w:top w:w="75" w:type="dxa"/>
+              <w:start w:w="100" w:type="dxa"/>
+              <w:bottom w:w="75" w:type="dxa"/>
+              <w:end w:w="100" w:type="dxa"/>
+            </w:tcMar>
+            <w:vAlign w:val="center"/>
+          </w:tcPr>
+          <w:p>
+            <w:pPr>
+              <w:spacing w:after="0" w:line="259" w:lineRule="auto"/>
+            </w:pPr>
+            <w:r>
+              <w:rPr>
+                <w:rFonts w:ascii="Calibri" w:hAnsi="Calibri" w:eastAsia="Microsoft YaHei"/>
+                <w:b w:val="0"/>
+                <w:color w:val="1F2937"/>
+                <w:sz w:val="15"/>
+              </w:rPr>
+              <w:t>始终可用</w:t>
+            </w:r>
+          </w:p>
+        </w:tc>
+        <w:tc>
+          <w:tcPr>
+            <w:tcW w:type="dxa" w:w="3528"/>
+            <w:tcMar>
+              <w:top w:w="75" w:type="dxa"/>
+              <w:start w:w="100" w:type="dxa"/>
+              <w:bottom w:w="75" w:type="dxa"/>
+              <w:end w:w="100" w:type="dxa"/>
+            </w:tcMar>
+            <w:vAlign w:val="center"/>
+          </w:tcPr>
+          <w:p>
+            <w:pPr>
+              <w:spacing w:after="0" w:line="259" w:lineRule="auto"/>
+            </w:pPr>
+            <w:r>
+              <w:rPr>
+                <w:rFonts w:ascii="Calibri" w:hAnsi="Calibri" w:eastAsia="Microsoft YaHei"/>
+                <w:b w:val="0"/>
+                <w:color w:val="1F2937"/>
+                <w:sz w:val="15"/>
+              </w:rPr>
+              <w:t>无未保存输入</w:t>
+            </w:r>
+          </w:p>
+        </w:tc>
+        <w:tc>
+          <w:tcPr>
+            <w:tcW w:type="dxa" w:w="2520"/>
+            <w:tcMar>
+              <w:top w:w="75" w:type="dxa"/>
+              <w:start w:w="100" w:type="dxa"/>
+              <w:bottom w:w="75" w:type="dxa"/>
+              <w:end w:w="100" w:type="dxa"/>
+            </w:tcMar>
+            <w:vAlign w:val="center"/>
+          </w:tcPr>
+          <w:p>
+            <w:pPr>
+              <w:spacing w:after="0" w:line="259" w:lineRule="auto"/>
+            </w:pPr>
+            <w:r>
+              <w:rPr>
+                <w:rFonts w:ascii="Calibri" w:hAnsi="Calibri" w:eastAsia="Microsoft YaHei"/>
+                <w:b w:val="0"/>
+                <w:color w:val="1F2937"/>
+                <w:sz w:val="15"/>
+              </w:rPr>
+              <w:t>关闭抽屉并保留列表筛选、分页和滚动位置，不改变订单。</w:t>
+            </w:r>
+          </w:p>
+        </w:tc>
+      </w:tr>
+      <w:tr>
+        <w:trPr>
+          <w:cantSplit/>
+        </w:trPr>
+        <w:tc>
+          <w:tcPr>
+            <w:tcW w:type="dxa" w:w="1944"/>
+            <w:tcMar>
+              <w:top w:w="75" w:type="dxa"/>
+              <w:start w:w="100" w:type="dxa"/>
+              <w:bottom w:w="75" w:type="dxa"/>
+              <w:end w:w="100" w:type="dxa"/>
+            </w:tcMar>
+            <w:vAlign w:val="center"/>
+            <w:shd w:fill="F4F7FB"/>
+          </w:tcPr>
+          <w:p>
+            <w:pPr>
+              <w:spacing w:after="0" w:line="259" w:lineRule="auto"/>
+            </w:pPr>
+            <w:r>
+              <w:rPr>
+                <w:rFonts w:ascii="Calibri" w:hAnsi="Calibri" w:eastAsia="Microsoft YaHei"/>
+                <w:b w:val="0"/>
+                <w:color w:val="1F2937"/>
+                <w:sz w:val="15"/>
+              </w:rPr>
+              <w:t>后台手动付款</w:t>
+            </w:r>
+          </w:p>
+        </w:tc>
+        <w:tc>
+          <w:tcPr>
+            <w:tcW w:type="dxa" w:w="2232"/>
+            <w:tcMar>
+              <w:top w:w="75" w:type="dxa"/>
+              <w:start w:w="100" w:type="dxa"/>
+              <w:bottom w:w="75" w:type="dxa"/>
+              <w:end w:w="100" w:type="dxa"/>
+            </w:tcMar>
+            <w:vAlign w:val="center"/>
+            <w:shd w:fill="F4F7FB"/>
+          </w:tcPr>
+          <w:p>
+            <w:pPr>
+              <w:spacing w:after="0" w:line="259" w:lineRule="auto"/>
+            </w:pPr>
+            <w:r>
+              <w:rPr>
+                <w:rFonts w:ascii="Calibri" w:hAnsi="Calibri" w:eastAsia="Microsoft YaHei"/>
+                <w:b w:val="0"/>
+                <w:color w:val="1F2937"/>
+                <w:sz w:val="15"/>
+              </w:rPr>
+              <w:t>财务或获授权运营人员</w:t>
+            </w:r>
+          </w:p>
+        </w:tc>
+        <w:tc>
+          <w:tcPr>
+            <w:tcW w:type="dxa" w:w="3528"/>
+            <w:tcMar>
+              <w:top w:w="75" w:type="dxa"/>
+              <w:start w:w="100" w:type="dxa"/>
+              <w:bottom w:w="75" w:type="dxa"/>
+              <w:end w:w="100" w:type="dxa"/>
+            </w:tcMar>
+            <w:vAlign w:val="center"/>
+            <w:shd w:fill="F4F7FB"/>
+          </w:tcPr>
+          <w:p>
+            <w:pPr>
+              <w:spacing w:after="0" w:line="259" w:lineRule="auto"/>
+            </w:pPr>
+            <w:r>
+              <w:rPr>
+                <w:rFonts w:ascii="Calibri" w:hAnsi="Calibri" w:eastAsia="Microsoft YaHei"/>
+                <w:b w:val="0"/>
+                <w:color w:val="1F2937"/>
+                <w:sz w:val="15"/>
+              </w:rPr>
+              <w:t>待付款/部分付款；合同和审批条件已满足；金额大于0</w:t>
+            </w:r>
+          </w:p>
+        </w:tc>
+        <w:tc>
+          <w:tcPr>
+            <w:tcW w:type="dxa" w:w="2520"/>
+            <w:tcMar>
+              <w:top w:w="75" w:type="dxa"/>
+              <w:start w:w="100" w:type="dxa"/>
+              <w:bottom w:w="75" w:type="dxa"/>
+              <w:end w:w="100" w:type="dxa"/>
+            </w:tcMar>
+            <w:vAlign w:val="center"/>
+            <w:shd w:fill="F4F7FB"/>
+          </w:tcPr>
+          <w:p>
+            <w:pPr>
+              <w:spacing w:after="0" w:line="259" w:lineRule="auto"/>
+            </w:pPr>
+            <w:r>
+              <w:rPr>
+                <w:rFonts w:ascii="Calibri" w:hAnsi="Calibri" w:eastAsia="Microsoft YaHei"/>
+                <w:b w:val="0"/>
+                <w:color w:val="1F2937"/>
+                <w:sz w:val="15"/>
+              </w:rPr>
+              <w:t>打开付款表单，填写实收金额、币种、支付方式、到账时间、交易参考号、凭证和备注；提交clientRequestId。</w:t>
+            </w:r>
+          </w:p>
+        </w:tc>
+      </w:tr>
+      <w:tr>
+        <w:trPr>
+          <w:cantSplit/>
+        </w:trPr>
+        <w:tc>
+          <w:tcPr>
+            <w:tcW w:type="dxa" w:w="1944"/>
+            <w:tcMar>
+              <w:top w:w="75" w:type="dxa"/>
+              <w:start w:w="100" w:type="dxa"/>
+              <w:bottom w:w="75" w:type="dxa"/>
+              <w:end w:w="100" w:type="dxa"/>
+            </w:tcMar>
+            <w:vAlign w:val="center"/>
+          </w:tcPr>
+          <w:p>
+            <w:pPr>
+              <w:spacing w:after="0" w:line="259" w:lineRule="auto"/>
+            </w:pPr>
+            <w:r>
+              <w:rPr>
+                <w:rFonts w:ascii="Calibri" w:hAnsi="Calibri" w:eastAsia="Microsoft YaHei"/>
+                <w:b w:val="0"/>
+                <w:color w:val="1F2937"/>
+                <w:sz w:val="15"/>
+              </w:rPr>
+              <w:t>提交或通过审批</w:t>
+            </w:r>
+          </w:p>
+        </w:tc>
+        <w:tc>
+          <w:tcPr>
+            <w:tcW w:type="dxa" w:w="2232"/>
+            <w:tcMar>
+              <w:top w:w="75" w:type="dxa"/>
+              <w:start w:w="100" w:type="dxa"/>
+              <w:bottom w:w="75" w:type="dxa"/>
+              <w:end w:w="100" w:type="dxa"/>
+            </w:tcMar>
+            <w:vAlign w:val="center"/>
+          </w:tcPr>
+          <w:p>
+            <w:pPr>
+              <w:spacing w:after="0" w:line="259" w:lineRule="auto"/>
+            </w:pPr>
+            <w:r>
+              <w:rPr>
+                <w:rFonts w:ascii="Calibri" w:hAnsi="Calibri" w:eastAsia="Microsoft YaHei"/>
+                <w:b w:val="0"/>
+                <w:color w:val="1F2937"/>
+                <w:sz w:val="15"/>
+              </w:rPr>
+              <w:t>审批人</w:t>
+            </w:r>
+          </w:p>
+        </w:tc>
+        <w:tc>
+          <w:tcPr>
+            <w:tcW w:type="dxa" w:w="3528"/>
+            <w:tcMar>
+              <w:top w:w="75" w:type="dxa"/>
+              <w:start w:w="100" w:type="dxa"/>
+              <w:bottom w:w="75" w:type="dxa"/>
+              <w:end w:w="100" w:type="dxa"/>
+            </w:tcMar>
+            <w:vAlign w:val="center"/>
+          </w:tcPr>
+          <w:p>
+            <w:pPr>
+              <w:spacing w:after="0" w:line="259" w:lineRule="auto"/>
+            </w:pPr>
+            <w:r>
+              <w:rPr>
+                <w:rFonts w:ascii="Calibri" w:hAnsi="Calibri" w:eastAsia="Microsoft YaHei"/>
+                <w:b w:val="0"/>
+                <w:color w:val="1F2937"/>
+                <w:sz w:val="15"/>
+              </w:rPr>
+              <w:t>草稿/待审批；价格、折扣、库存和合同模板有效</w:t>
+            </w:r>
+          </w:p>
+        </w:tc>
+        <w:tc>
+          <w:tcPr>
+            <w:tcW w:type="dxa" w:w="2520"/>
+            <w:tcMar>
+              <w:top w:w="75" w:type="dxa"/>
+              <w:start w:w="100" w:type="dxa"/>
+              <w:bottom w:w="75" w:type="dxa"/>
+              <w:end w:w="100" w:type="dxa"/>
+            </w:tcMar>
+            <w:vAlign w:val="center"/>
+          </w:tcPr>
+          <w:p>
+            <w:pPr>
+              <w:spacing w:after="0" w:line="259" w:lineRule="auto"/>
+            </w:pPr>
+            <w:r>
+              <w:rPr>
+                <w:rFonts w:ascii="Calibri" w:hAnsi="Calibri" w:eastAsia="Microsoft YaHei"/>
+                <w:b w:val="0"/>
+                <w:color w:val="1F2937"/>
+                <w:sz w:val="15"/>
+              </w:rPr>
+              <w:t>审批意见必填；通过后冻结priceVersion并触发签约或付款任务。</w:t>
+            </w:r>
+          </w:p>
+        </w:tc>
+      </w:tr>
+      <w:tr>
+        <w:trPr>
+          <w:cantSplit/>
+        </w:trPr>
+        <w:tc>
+          <w:tcPr>
+            <w:tcW w:type="dxa" w:w="1944"/>
+            <w:tcMar>
+              <w:top w:w="75" w:type="dxa"/>
+              <w:start w:w="100" w:type="dxa"/>
+              <w:bottom w:w="75" w:type="dxa"/>
+              <w:end w:w="100" w:type="dxa"/>
+            </w:tcMar>
+            <w:vAlign w:val="center"/>
+            <w:shd w:fill="F4F7FB"/>
+          </w:tcPr>
+          <w:p>
+            <w:pPr>
+              <w:spacing w:after="0" w:line="259" w:lineRule="auto"/>
+            </w:pPr>
+            <w:r>
+              <w:rPr>
+                <w:rFonts w:ascii="Calibri" w:hAnsi="Calibri" w:eastAsia="Microsoft YaHei"/>
+                <w:b w:val="0"/>
+                <w:color w:val="1F2937"/>
+                <w:sz w:val="15"/>
+              </w:rPr>
+              <w:t>发送或重发合同</w:t>
+            </w:r>
+          </w:p>
+        </w:tc>
+        <w:tc>
+          <w:tcPr>
+            <w:tcW w:type="dxa" w:w="2232"/>
+            <w:tcMar>
+              <w:top w:w="75" w:type="dxa"/>
+              <w:start w:w="100" w:type="dxa"/>
+              <w:bottom w:w="75" w:type="dxa"/>
+              <w:end w:w="100" w:type="dxa"/>
+            </w:tcMar>
+            <w:vAlign w:val="center"/>
+            <w:shd w:fill="F4F7FB"/>
+          </w:tcPr>
+          <w:p>
+            <w:pPr>
+              <w:spacing w:after="0" w:line="259" w:lineRule="auto"/>
+            </w:pPr>
+            <w:r>
+              <w:rPr>
+                <w:rFonts w:ascii="Calibri" w:hAnsi="Calibri" w:eastAsia="Microsoft YaHei"/>
+                <w:b w:val="0"/>
+                <w:color w:val="1F2937"/>
+                <w:sz w:val="15"/>
+              </w:rPr>
+              <w:t>销售/运营</w:t>
+            </w:r>
+          </w:p>
+        </w:tc>
+        <w:tc>
+          <w:tcPr>
+            <w:tcW w:type="dxa" w:w="3528"/>
+            <w:tcMar>
+              <w:top w:w="75" w:type="dxa"/>
+              <w:start w:w="100" w:type="dxa"/>
+              <w:bottom w:w="75" w:type="dxa"/>
+              <w:end w:w="100" w:type="dxa"/>
+            </w:tcMar>
+            <w:vAlign w:val="center"/>
+            <w:shd w:fill="F4F7FB"/>
+          </w:tcPr>
+          <w:p>
+            <w:pPr>
+              <w:spacing w:after="0" w:line="259" w:lineRule="auto"/>
+            </w:pPr>
+            <w:r>
+              <w:rPr>
+                <w:rFonts w:ascii="Calibri" w:hAnsi="Calibri" w:eastAsia="Microsoft YaHei"/>
+                <w:b w:val="0"/>
+                <w:color w:val="1F2937"/>
+                <w:sz w:val="15"/>
+              </w:rPr>
+              <w:t>待签署或发送失败；合同版本有效</w:t>
+            </w:r>
+          </w:p>
+        </w:tc>
+        <w:tc>
+          <w:tcPr>
+            <w:tcW w:type="dxa" w:w="2520"/>
+            <w:tcMar>
+              <w:top w:w="75" w:type="dxa"/>
+              <w:start w:w="100" w:type="dxa"/>
+              <w:bottom w:w="75" w:type="dxa"/>
+              <w:end w:w="100" w:type="dxa"/>
+            </w:tcMar>
+            <w:vAlign w:val="center"/>
+            <w:shd w:fill="F4F7FB"/>
+          </w:tcPr>
+          <w:p>
+            <w:pPr>
+              <w:spacing w:after="0" w:line="259" w:lineRule="auto"/>
+            </w:pPr>
+            <w:r>
+              <w:rPr>
+                <w:rFonts w:ascii="Calibri" w:hAnsi="Calibri" w:eastAsia="Microsoft YaHei"/>
+                <w:b w:val="0"/>
+                <w:color w:val="1F2937"/>
+                <w:sz w:val="15"/>
+              </w:rPr>
+              <w:t>频控发送；重发沿用同一合同版本，重签必须生成新版本。</w:t>
+            </w:r>
+          </w:p>
+        </w:tc>
+      </w:tr>
+      <w:tr>
+        <w:trPr>
+          <w:cantSplit/>
+        </w:trPr>
+        <w:tc>
+          <w:tcPr>
+            <w:tcW w:type="dxa" w:w="1944"/>
+            <w:tcMar>
+              <w:top w:w="75" w:type="dxa"/>
+              <w:start w:w="100" w:type="dxa"/>
+              <w:bottom w:w="75" w:type="dxa"/>
+              <w:end w:w="100" w:type="dxa"/>
+            </w:tcMar>
+            <w:vAlign w:val="center"/>
+          </w:tcPr>
+          <w:p>
+            <w:pPr>
+              <w:spacing w:after="0" w:line="259" w:lineRule="auto"/>
+            </w:pPr>
+            <w:r>
+              <w:rPr>
+                <w:rFonts w:ascii="Calibri" w:hAnsi="Calibri" w:eastAsia="Microsoft YaHei"/>
+                <w:b w:val="0"/>
+                <w:color w:val="1F2937"/>
+                <w:sz w:val="15"/>
+              </w:rPr>
+              <w:t>取消订单</w:t>
+            </w:r>
+          </w:p>
+        </w:tc>
+        <w:tc>
+          <w:tcPr>
+            <w:tcW w:type="dxa" w:w="2232"/>
+            <w:tcMar>
+              <w:top w:w="75" w:type="dxa"/>
+              <w:start w:w="100" w:type="dxa"/>
+              <w:bottom w:w="75" w:type="dxa"/>
+              <w:end w:w="100" w:type="dxa"/>
+            </w:tcMar>
+            <w:vAlign w:val="center"/>
+          </w:tcPr>
+          <w:p>
+            <w:pPr>
+              <w:spacing w:after="0" w:line="259" w:lineRule="auto"/>
+            </w:pPr>
+            <w:r>
+              <w:rPr>
+                <w:rFonts w:ascii="Calibri" w:hAnsi="Calibri" w:eastAsia="Microsoft YaHei"/>
+                <w:b w:val="0"/>
+                <w:color w:val="1F2937"/>
+                <w:sz w:val="15"/>
+              </w:rPr>
+              <w:t>负责人或管理员</w:t>
+            </w:r>
+          </w:p>
+        </w:tc>
+        <w:tc>
+          <w:tcPr>
+            <w:tcW w:type="dxa" w:w="3528"/>
+            <w:tcMar>
+              <w:top w:w="75" w:type="dxa"/>
+              <w:start w:w="100" w:type="dxa"/>
+              <w:bottom w:w="75" w:type="dxa"/>
+              <w:end w:w="100" w:type="dxa"/>
+            </w:tcMar>
+            <w:vAlign w:val="center"/>
+          </w:tcPr>
+          <w:p>
+            <w:pPr>
+              <w:spacing w:after="0" w:line="259" w:lineRule="auto"/>
+            </w:pPr>
+            <w:r>
+              <w:rPr>
+                <w:rFonts w:ascii="Calibri" w:hAnsi="Calibri" w:eastAsia="Microsoft YaHei"/>
+                <w:b w:val="0"/>
+                <w:color w:val="1F2937"/>
+                <w:sz w:val="15"/>
+              </w:rPr>
+              <w:t>未完成；根据支付、合同和履约状态允许取消</w:t>
+            </w:r>
+          </w:p>
+        </w:tc>
+        <w:tc>
+          <w:tcPr>
+            <w:tcW w:type="dxa" w:w="2520"/>
+            <w:tcMar>
+              <w:top w:w="75" w:type="dxa"/>
+              <w:start w:w="100" w:type="dxa"/>
+              <w:bottom w:w="75" w:type="dxa"/>
+              <w:end w:w="100" w:type="dxa"/>
+            </w:tcMar>
+            <w:vAlign w:val="center"/>
+          </w:tcPr>
+          <w:p>
+            <w:pPr>
+              <w:spacing w:after="0" w:line="259" w:lineRule="auto"/>
+            </w:pPr>
+            <w:r>
+              <w:rPr>
+                <w:rFonts w:ascii="Calibri" w:hAnsi="Calibri" w:eastAsia="Microsoft YaHei"/>
+                <w:b w:val="0"/>
+                <w:color w:val="1F2937"/>
+                <w:sz w:val="15"/>
+              </w:rPr>
+              <w:t>必须填写原因；服务端生成库存释放、退款、合同失效和履约撤销等补偿任务。</w:t>
+            </w:r>
+          </w:p>
+        </w:tc>
+      </w:tr>
+      <w:tr>
+        <w:trPr>
+          <w:cantSplit/>
+        </w:trPr>
+        <w:tc>
+          <w:tcPr>
+            <w:tcW w:type="dxa" w:w="1944"/>
+            <w:tcMar>
+              <w:top w:w="75" w:type="dxa"/>
+              <w:start w:w="100" w:type="dxa"/>
+              <w:bottom w:w="75" w:type="dxa"/>
+              <w:end w:w="100" w:type="dxa"/>
+            </w:tcMar>
+            <w:vAlign w:val="center"/>
+            <w:shd w:fill="F4F7FB"/>
+          </w:tcPr>
+          <w:p>
+            <w:pPr>
+              <w:spacing w:after="0" w:line="259" w:lineRule="auto"/>
+            </w:pPr>
+            <w:r>
+              <w:rPr>
+                <w:rFonts w:ascii="Calibri" w:hAnsi="Calibri" w:eastAsia="Microsoft YaHei"/>
+                <w:b w:val="0"/>
+                <w:color w:val="1F2937"/>
+                <w:sz w:val="15"/>
+              </w:rPr>
+              <w:t>查看物流</w:t>
+            </w:r>
+          </w:p>
+        </w:tc>
+        <w:tc>
+          <w:tcPr>
+            <w:tcW w:type="dxa" w:w="2232"/>
+            <w:tcMar>
+              <w:top w:w="75" w:type="dxa"/>
+              <w:start w:w="100" w:type="dxa"/>
+              <w:bottom w:w="75" w:type="dxa"/>
+              <w:end w:w="100" w:type="dxa"/>
+            </w:tcMar>
+            <w:vAlign w:val="center"/>
+            <w:shd w:fill="F4F7FB"/>
+          </w:tcPr>
+          <w:p>
+            <w:pPr>
+              <w:spacing w:after="0" w:line="259" w:lineRule="auto"/>
+            </w:pPr>
+            <w:r>
+              <w:rPr>
+                <w:rFonts w:ascii="Calibri" w:hAnsi="Calibri" w:eastAsia="Microsoft YaHei"/>
+                <w:b w:val="0"/>
+                <w:color w:val="1F2937"/>
+                <w:sz w:val="15"/>
+              </w:rPr>
+              <w:t>拥有订单查看权限</w:t>
+            </w:r>
+          </w:p>
+        </w:tc>
+        <w:tc>
+          <w:tcPr>
+            <w:tcW w:type="dxa" w:w="3528"/>
+            <w:tcMar>
+              <w:top w:w="75" w:type="dxa"/>
+              <w:start w:w="100" w:type="dxa"/>
+              <w:bottom w:w="75" w:type="dxa"/>
+              <w:end w:w="100" w:type="dxa"/>
+            </w:tcMar>
+            <w:vAlign w:val="center"/>
+            <w:shd w:fill="F4F7FB"/>
+          </w:tcPr>
+          <w:p>
+            <w:pPr>
+              <w:spacing w:after="0" w:line="259" w:lineRule="auto"/>
+            </w:pPr>
+            <w:r>
+              <w:rPr>
+                <w:rFonts w:ascii="Calibri" w:hAnsi="Calibri" w:eastAsia="Microsoft YaHei"/>
+                <w:b w:val="0"/>
+                <w:color w:val="1F2937"/>
+                <w:sz w:val="15"/>
+              </w:rPr>
+              <w:t>迷你箱或商品订单存在运单/物流任务</w:t>
+            </w:r>
+          </w:p>
+        </w:tc>
+        <w:tc>
+          <w:tcPr>
+            <w:tcW w:type="dxa" w:w="2520"/>
+            <w:tcMar>
+              <w:top w:w="75" w:type="dxa"/>
+              <w:start w:w="100" w:type="dxa"/>
+              <w:bottom w:w="75" w:type="dxa"/>
+              <w:end w:w="100" w:type="dxa"/>
+            </w:tcMar>
+            <w:vAlign w:val="center"/>
+            <w:shd w:fill="F4F7FB"/>
+          </w:tcPr>
+          <w:p>
+            <w:pPr>
+              <w:spacing w:after="0" w:line="259" w:lineRule="auto"/>
+            </w:pPr>
+            <w:r>
+              <w:rPr>
+                <w:rFonts w:ascii="Calibri" w:hAnsi="Calibri" w:eastAsia="Microsoft YaHei"/>
+                <w:b w:val="0"/>
+                <w:color w:val="1F2937"/>
+                <w:sz w:val="15"/>
+              </w:rPr>
+              <w:t>进入履约页签或物流详情；回源查询最新轨迹并显示最后同步时间。</w:t>
+            </w:r>
+          </w:p>
+        </w:tc>
+      </w:tr>
+    </w:tbl>
+    <w:p>
+      <w:pPr>
+        <w:spacing w:after="0"/>
+      </w:pPr>
+    </w:p>
+    <w:p>
+      <w:pPr>
+        <w:pStyle w:val="ListBullet"/>
+      </w:pPr>
+      <w:r>
+        <w:t>底部只显示allowedActions返回的主动作和次动作；按钮文案与actionCode固定映射</w:t>
+      </w:r>
+    </w:p>
+    <w:p>
+      <w:pPr>
+        <w:pStyle w:val="ListBullet"/>
+      </w:pPr>
+      <w:r>
+        <w:t>动作提交同时携带orderId、expectedVersion和clientRequestId；后端重复校验角色、dataScope、状态和业务前置</w:t>
+      </w:r>
+    </w:p>
+    <w:p>
+      <w:pPr>
+        <w:pStyle w:val="ListBullet"/>
+      </w:pPr>
+      <w:r>
+        <w:t>请求进行中禁用同一动作；超时后先按clientRequestId查询结果，不允许直接重复扣款或重复取消</w:t>
+      </w:r>
+    </w:p>
+    <w:p>
+      <w:pPr>
+        <w:pStyle w:val="ListBullet"/>
+      </w:pPr>
+      <w:r>
+        <w:t>动作部分成功时显示已完成副作用、失败任务和补偿入口，订单主状态由服务端重新聚合</w:t>
+      </w:r>
+    </w:p>
+    <w:p>
+      <w:pPr>
+        <w:pStyle w:val="Heading2"/>
+      </w:pPr>
+      <w:r>
+        <w:t>5.7 后台手动付款操作</w:t>
+      </w:r>
+    </w:p>
+    <w:tbl>
+      <w:tblPr>
+        <w:tblStyle w:val="TableGrid"/>
+        <w:tblW w:type="dxa" w:w="10224"/>
+        <w:jc w:val="center"/>
+        <w:tblLayout w:type="fixed"/>
+        <w:tblLook w:firstColumn="1" w:firstRow="1" w:lastColumn="0" w:lastRow="0" w:noHBand="0" w:noVBand="1" w:val="04A0"/>
+      </w:tblPr>
+      <w:tblGrid>
+        <w:gridCol w:w="1584"/>
+        <w:gridCol w:w="1800"/>
+        <w:gridCol w:w="1584"/>
+        <w:gridCol w:w="1224"/>
+        <w:gridCol w:w="4032"/>
+      </w:tblGrid>
+      <w:tr>
+        <w:trPr>
+          <w:tblHeader/>
+        </w:trPr>
+        <w:tc>
+          <w:tcPr>
+            <w:tcW w:type="dxa" w:w="1584"/>
+            <w:shd w:fill="17365D"/>
+            <w:tcMar>
+              <w:top w:w="75" w:type="dxa"/>
+              <w:start w:w="100" w:type="dxa"/>
+              <w:bottom w:w="75" w:type="dxa"/>
+              <w:end w:w="100" w:type="dxa"/>
+            </w:tcMar>
+            <w:vAlign w:val="center"/>
+          </w:tcPr>
+          <w:p>
+            <w:r>
+              <w:rPr>
+                <w:rFonts w:ascii="Calibri" w:hAnsi="Calibri" w:eastAsia="Microsoft YaHei"/>
+                <w:b/>
+                <w:color w:val="FFFFFF"/>
+                <w:sz w:val="14"/>
+              </w:rPr>
+              <w:t>字段ID</w:t>
+            </w:r>
+          </w:p>
+        </w:tc>
+        <w:tc>
+          <w:tcPr>
+            <w:tcW w:type="dxa" w:w="1800"/>
+            <w:shd w:fill="17365D"/>
+            <w:tcMar>
+              <w:top w:w="75" w:type="dxa"/>
+              <w:start w:w="100" w:type="dxa"/>
+              <w:bottom w:w="75" w:type="dxa"/>
+              <w:end w:w="100" w:type="dxa"/>
+            </w:tcMar>
+            <w:vAlign w:val="center"/>
+          </w:tcPr>
+          <w:p>
+            <w:r>
+              <w:rPr>
+                <w:rFonts w:ascii="Calibri" w:hAnsi="Calibri" w:eastAsia="Microsoft YaHei"/>
+                <w:b/>
+                <w:color w:val="FFFFFF"/>
+                <w:sz w:val="14"/>
+              </w:rPr>
+              <w:t>字段</w:t>
+            </w:r>
+          </w:p>
+        </w:tc>
+        <w:tc>
+          <w:tcPr>
+            <w:tcW w:type="dxa" w:w="1584"/>
+            <w:shd w:fill="17365D"/>
+            <w:tcMar>
+              <w:top w:w="75" w:type="dxa"/>
+              <w:start w:w="100" w:type="dxa"/>
+              <w:bottom w:w="75" w:type="dxa"/>
+              <w:end w:w="100" w:type="dxa"/>
+            </w:tcMar>
+            <w:vAlign w:val="center"/>
+          </w:tcPr>
+          <w:p>
+            <w:r>
+              <w:rPr>
+                <w:rFonts w:ascii="Calibri" w:hAnsi="Calibri" w:eastAsia="Microsoft YaHei"/>
+                <w:b/>
+                <w:color w:val="FFFFFF"/>
+                <w:sz w:val="14"/>
+              </w:rPr>
+              <w:t>控件</w:t>
+            </w:r>
+          </w:p>
+        </w:tc>
+        <w:tc>
+          <w:tcPr>
+            <w:tcW w:type="dxa" w:w="1224"/>
+            <w:shd w:fill="17365D"/>
+            <w:tcMar>
+              <w:top w:w="75" w:type="dxa"/>
+              <w:start w:w="100" w:type="dxa"/>
+              <w:bottom w:w="75" w:type="dxa"/>
+              <w:end w:w="100" w:type="dxa"/>
+            </w:tcMar>
+            <w:vAlign w:val="center"/>
+          </w:tcPr>
+          <w:p>
+            <w:r>
+              <w:rPr>
+                <w:rFonts w:ascii="Calibri" w:hAnsi="Calibri" w:eastAsia="Microsoft YaHei"/>
+                <w:b/>
+                <w:color w:val="FFFFFF"/>
+                <w:sz w:val="14"/>
+              </w:rPr>
+              <w:t>必填</w:t>
+            </w:r>
+          </w:p>
+        </w:tc>
+        <w:tc>
+          <w:tcPr>
+            <w:tcW w:type="dxa" w:w="4032"/>
+            <w:shd w:fill="17365D"/>
+            <w:tcMar>
+              <w:top w:w="75" w:type="dxa"/>
+              <w:start w:w="100" w:type="dxa"/>
+              <w:bottom w:w="75" w:type="dxa"/>
+              <w:end w:w="100" w:type="dxa"/>
+            </w:tcMar>
+            <w:vAlign w:val="center"/>
+          </w:tcPr>
+          <w:p>
+            <w:r>
+              <w:rPr>
+                <w:rFonts w:ascii="Calibri" w:hAnsi="Calibri" w:eastAsia="Microsoft YaHei"/>
+                <w:b/>
+                <w:color w:val="FFFFFF"/>
+                <w:sz w:val="14"/>
+              </w:rPr>
+              <w:t>校验与保存规则</w:t>
+            </w:r>
+          </w:p>
+        </w:tc>
+      </w:tr>
+      <w:tr>
+        <w:trPr>
+          <w:cantSplit/>
+        </w:trPr>
+        <w:tc>
+          <w:tcPr>
+            <w:tcW w:type="dxa" w:w="1584"/>
+            <w:tcMar>
+              <w:top w:w="75" w:type="dxa"/>
+              <w:start w:w="100" w:type="dxa"/>
+              <w:bottom w:w="75" w:type="dxa"/>
+              <w:end w:w="100" w:type="dxa"/>
+            </w:tcMar>
+            <w:vAlign w:val="center"/>
+          </w:tcPr>
+          <w:p>
+            <w:pPr>
+              <w:spacing w:after="0" w:line="259" w:lineRule="auto"/>
+            </w:pPr>
+            <w:r>
+              <w:rPr>
+                <w:rFonts w:ascii="Calibri" w:hAnsi="Calibri" w:eastAsia="Microsoft YaHei"/>
+                <w:b w:val="0"/>
+                <w:color w:val="1F2937"/>
+                <w:sz w:val="14"/>
+              </w:rPr>
+              <w:t>OS-OPS-PRD-05-DP01</w:t>
+            </w:r>
+          </w:p>
+        </w:tc>
+        <w:tc>
+          <w:tcPr>
+            <w:tcW w:type="dxa" w:w="1800"/>
+            <w:tcMar>
+              <w:top w:w="75" w:type="dxa"/>
+              <w:start w:w="100" w:type="dxa"/>
+              <w:bottom w:w="75" w:type="dxa"/>
+              <w:end w:w="100" w:type="dxa"/>
+            </w:tcMar>
+            <w:vAlign w:val="center"/>
+          </w:tcPr>
+          <w:p>
+            <w:pPr>
+              <w:spacing w:after="0" w:line="259" w:lineRule="auto"/>
+            </w:pPr>
+            <w:r>
+              <w:rPr>
+                <w:rFonts w:ascii="Calibri" w:hAnsi="Calibri" w:eastAsia="Microsoft YaHei"/>
+                <w:b w:val="0"/>
+                <w:color w:val="1F2937"/>
+                <w:sz w:val="14"/>
+              </w:rPr>
+              <w:t>收款金额</w:t>
+            </w:r>
+          </w:p>
+        </w:tc>
+        <w:tc>
+          <w:tcPr>
+            <w:tcW w:type="dxa" w:w="1584"/>
+            <w:tcMar>
+              <w:top w:w="75" w:type="dxa"/>
+              <w:start w:w="100" w:type="dxa"/>
+              <w:bottom w:w="75" w:type="dxa"/>
+              <w:end w:w="100" w:type="dxa"/>
+            </w:tcMar>
+            <w:vAlign w:val="center"/>
+          </w:tcPr>
+          <w:p>
+            <w:pPr>
+              <w:spacing w:after="0" w:line="259" w:lineRule="auto"/>
+            </w:pPr>
+            <w:r>
+              <w:rPr>
+                <w:rFonts w:ascii="Calibri" w:hAnsi="Calibri" w:eastAsia="Microsoft YaHei"/>
+                <w:b w:val="0"/>
+                <w:color w:val="1F2937"/>
+                <w:sz w:val="14"/>
+              </w:rPr>
+              <w:t>金额输入</w:t>
+            </w:r>
+          </w:p>
+        </w:tc>
+        <w:tc>
+          <w:tcPr>
+            <w:tcW w:type="dxa" w:w="1224"/>
+            <w:tcMar>
+              <w:top w:w="75" w:type="dxa"/>
+              <w:start w:w="100" w:type="dxa"/>
+              <w:bottom w:w="75" w:type="dxa"/>
+              <w:end w:w="100" w:type="dxa"/>
+            </w:tcMar>
+            <w:vAlign w:val="center"/>
+          </w:tcPr>
+          <w:p>
+            <w:pPr>
+              <w:spacing w:after="0" w:line="259" w:lineRule="auto"/>
+            </w:pPr>
+            <w:r>
+              <w:rPr>
+                <w:rFonts w:ascii="Calibri" w:hAnsi="Calibri" w:eastAsia="Microsoft YaHei"/>
+                <w:b w:val="0"/>
+                <w:color w:val="1F2937"/>
+                <w:sz w:val="14"/>
+              </w:rPr>
+              <w:t>必填</w:t>
+            </w:r>
+          </w:p>
+        </w:tc>
+        <w:tc>
+          <w:tcPr>
+            <w:tcW w:type="dxa" w:w="4032"/>
+            <w:tcMar>
+              <w:top w:w="75" w:type="dxa"/>
+              <w:start w:w="100" w:type="dxa"/>
+              <w:bottom w:w="75" w:type="dxa"/>
+              <w:end w:w="100" w:type="dxa"/>
+            </w:tcMar>
+            <w:vAlign w:val="center"/>
+          </w:tcPr>
+          <w:p>
+            <w:pPr>
+              <w:spacing w:after="0" w:line="259" w:lineRule="auto"/>
+            </w:pPr>
+            <w:r>
+              <w:rPr>
+                <w:rFonts w:ascii="Calibri" w:hAnsi="Calibri" w:eastAsia="Microsoft YaHei"/>
+                <w:b w:val="0"/>
+                <w:color w:val="1F2937"/>
+                <w:sz w:val="14"/>
+              </w:rPr>
+              <w:t>大于0且不超过待收金额；按订单币种精度保存最小货币单位。</w:t>
+            </w:r>
+          </w:p>
+        </w:tc>
+      </w:tr>
+      <w:tr>
+        <w:trPr>
+          <w:cantSplit/>
+        </w:trPr>
+        <w:tc>
+          <w:tcPr>
+            <w:tcW w:type="dxa" w:w="1584"/>
+            <w:tcMar>
+              <w:top w:w="75" w:type="dxa"/>
+              <w:start w:w="100" w:type="dxa"/>
+              <w:bottom w:w="75" w:type="dxa"/>
+              <w:end w:w="100" w:type="dxa"/>
+            </w:tcMar>
+            <w:vAlign w:val="center"/>
+            <w:shd w:fill="F4F7FB"/>
+          </w:tcPr>
+          <w:p>
+            <w:pPr>
+              <w:spacing w:after="0" w:line="259" w:lineRule="auto"/>
+            </w:pPr>
+            <w:r>
+              <w:rPr>
+                <w:rFonts w:ascii="Calibri" w:hAnsi="Calibri" w:eastAsia="Microsoft YaHei"/>
+                <w:b w:val="0"/>
+                <w:color w:val="1F2937"/>
+                <w:sz w:val="14"/>
+              </w:rPr>
+              <w:t>OS-OPS-PRD-05-DP02</w:t>
+            </w:r>
+          </w:p>
+        </w:tc>
+        <w:tc>
+          <w:tcPr>
+            <w:tcW w:type="dxa" w:w="1800"/>
+            <w:tcMar>
+              <w:top w:w="75" w:type="dxa"/>
+              <w:start w:w="100" w:type="dxa"/>
+              <w:bottom w:w="75" w:type="dxa"/>
+              <w:end w:w="100" w:type="dxa"/>
+            </w:tcMar>
+            <w:vAlign w:val="center"/>
+            <w:shd w:fill="F4F7FB"/>
+          </w:tcPr>
+          <w:p>
+            <w:pPr>
+              <w:spacing w:after="0" w:line="259" w:lineRule="auto"/>
+            </w:pPr>
+            <w:r>
+              <w:rPr>
+                <w:rFonts w:ascii="Calibri" w:hAnsi="Calibri" w:eastAsia="Microsoft YaHei"/>
+                <w:b w:val="0"/>
+                <w:color w:val="1F2937"/>
+                <w:sz w:val="14"/>
+              </w:rPr>
+              <w:t>币种</w:t>
+            </w:r>
+          </w:p>
+        </w:tc>
+        <w:tc>
+          <w:tcPr>
+            <w:tcW w:type="dxa" w:w="1584"/>
+            <w:tcMar>
+              <w:top w:w="75" w:type="dxa"/>
+              <w:start w:w="100" w:type="dxa"/>
+              <w:bottom w:w="75" w:type="dxa"/>
+              <w:end w:w="100" w:type="dxa"/>
+            </w:tcMar>
+            <w:vAlign w:val="center"/>
+            <w:shd w:fill="F4F7FB"/>
+          </w:tcPr>
+          <w:p>
+            <w:pPr>
+              <w:spacing w:after="0" w:line="259" w:lineRule="auto"/>
+            </w:pPr>
+            <w:r>
+              <w:rPr>
+                <w:rFonts w:ascii="Calibri" w:hAnsi="Calibri" w:eastAsia="Microsoft YaHei"/>
+                <w:b w:val="0"/>
+                <w:color w:val="1F2937"/>
+                <w:sz w:val="14"/>
+              </w:rPr>
+              <w:t>只读或下拉</w:t>
+            </w:r>
+          </w:p>
+        </w:tc>
+        <w:tc>
+          <w:tcPr>
+            <w:tcW w:type="dxa" w:w="1224"/>
+            <w:tcMar>
+              <w:top w:w="75" w:type="dxa"/>
+              <w:start w:w="100" w:type="dxa"/>
+              <w:bottom w:w="75" w:type="dxa"/>
+              <w:end w:w="100" w:type="dxa"/>
+            </w:tcMar>
+            <w:vAlign w:val="center"/>
+            <w:shd w:fill="F4F7FB"/>
+          </w:tcPr>
+          <w:p>
+            <w:pPr>
+              <w:spacing w:after="0" w:line="259" w:lineRule="auto"/>
+            </w:pPr>
+            <w:r>
+              <w:rPr>
+                <w:rFonts w:ascii="Calibri" w:hAnsi="Calibri" w:eastAsia="Microsoft YaHei"/>
+                <w:b w:val="0"/>
+                <w:color w:val="1F2937"/>
+                <w:sz w:val="14"/>
+              </w:rPr>
+              <w:t>必填</w:t>
+            </w:r>
+          </w:p>
+        </w:tc>
+        <w:tc>
+          <w:tcPr>
+            <w:tcW w:type="dxa" w:w="4032"/>
+            <w:tcMar>
+              <w:top w:w="75" w:type="dxa"/>
+              <w:start w:w="100" w:type="dxa"/>
+              <w:bottom w:w="75" w:type="dxa"/>
+              <w:end w:w="100" w:type="dxa"/>
+            </w:tcMar>
+            <w:vAlign w:val="center"/>
+            <w:shd w:fill="F4F7FB"/>
+          </w:tcPr>
+          <w:p>
+            <w:pPr>
+              <w:spacing w:after="0" w:line="259" w:lineRule="auto"/>
+            </w:pPr>
+            <w:r>
+              <w:rPr>
+                <w:rFonts w:ascii="Calibri" w:hAnsi="Calibri" w:eastAsia="Microsoft YaHei"/>
+                <w:b w:val="0"/>
+                <w:color w:val="1F2937"/>
+                <w:sz w:val="14"/>
+              </w:rPr>
+              <w:t>默认订单币种；跨币种收款需专用权限并保存汇率、来源和折算金额。</w:t>
+            </w:r>
+          </w:p>
+        </w:tc>
+      </w:tr>
+      <w:tr>
+        <w:trPr>
+          <w:cantSplit/>
+        </w:trPr>
+        <w:tc>
+          <w:tcPr>
+            <w:tcW w:type="dxa" w:w="1584"/>
+            <w:tcMar>
+              <w:top w:w="75" w:type="dxa"/>
+              <w:start w:w="100" w:type="dxa"/>
+              <w:bottom w:w="75" w:type="dxa"/>
+              <w:end w:w="100" w:type="dxa"/>
+            </w:tcMar>
+            <w:vAlign w:val="center"/>
+          </w:tcPr>
+          <w:p>
+            <w:pPr>
+              <w:spacing w:after="0" w:line="259" w:lineRule="auto"/>
+            </w:pPr>
+            <w:r>
+              <w:rPr>
+                <w:rFonts w:ascii="Calibri" w:hAnsi="Calibri" w:eastAsia="Microsoft YaHei"/>
+                <w:b w:val="0"/>
+                <w:color w:val="1F2937"/>
+                <w:sz w:val="14"/>
+              </w:rPr>
+              <w:t>OS-OPS-PRD-05-DP03</w:t>
+            </w:r>
+          </w:p>
+        </w:tc>
+        <w:tc>
+          <w:tcPr>
+            <w:tcW w:type="dxa" w:w="1800"/>
+            <w:tcMar>
+              <w:top w:w="75" w:type="dxa"/>
+              <w:start w:w="100" w:type="dxa"/>
+              <w:bottom w:w="75" w:type="dxa"/>
+              <w:end w:w="100" w:type="dxa"/>
+            </w:tcMar>
+            <w:vAlign w:val="center"/>
+          </w:tcPr>
+          <w:p>
+            <w:pPr>
+              <w:spacing w:after="0" w:line="259" w:lineRule="auto"/>
+            </w:pPr>
+            <w:r>
+              <w:rPr>
+                <w:rFonts w:ascii="Calibri" w:hAnsi="Calibri" w:eastAsia="Microsoft YaHei"/>
+                <w:b w:val="0"/>
+                <w:color w:val="1F2937"/>
+                <w:sz w:val="14"/>
+              </w:rPr>
+              <w:t>付款方式</w:t>
+            </w:r>
+          </w:p>
+        </w:tc>
+        <w:tc>
+          <w:tcPr>
+            <w:tcW w:type="dxa" w:w="1584"/>
+            <w:tcMar>
+              <w:top w:w="75" w:type="dxa"/>
+              <w:start w:w="100" w:type="dxa"/>
+              <w:bottom w:w="75" w:type="dxa"/>
+              <w:end w:w="100" w:type="dxa"/>
+            </w:tcMar>
+            <w:vAlign w:val="center"/>
+          </w:tcPr>
+          <w:p>
+            <w:pPr>
+              <w:spacing w:after="0" w:line="259" w:lineRule="auto"/>
+            </w:pPr>
+            <w:r>
+              <w:rPr>
+                <w:rFonts w:ascii="Calibri" w:hAnsi="Calibri" w:eastAsia="Microsoft YaHei"/>
+                <w:b w:val="0"/>
+                <w:color w:val="1F2937"/>
+                <w:sz w:val="14"/>
+              </w:rPr>
+              <w:t>下拉选择</w:t>
+            </w:r>
+          </w:p>
+        </w:tc>
+        <w:tc>
+          <w:tcPr>
+            <w:tcW w:type="dxa" w:w="1224"/>
+            <w:tcMar>
+              <w:top w:w="75" w:type="dxa"/>
+              <w:start w:w="100" w:type="dxa"/>
+              <w:bottom w:w="75" w:type="dxa"/>
+              <w:end w:w="100" w:type="dxa"/>
+            </w:tcMar>
+            <w:vAlign w:val="center"/>
+          </w:tcPr>
+          <w:p>
+            <w:pPr>
+              <w:spacing w:after="0" w:line="259" w:lineRule="auto"/>
+            </w:pPr>
+            <w:r>
+              <w:rPr>
+                <w:rFonts w:ascii="Calibri" w:hAnsi="Calibri" w:eastAsia="Microsoft YaHei"/>
+                <w:b w:val="0"/>
+                <w:color w:val="1F2937"/>
+                <w:sz w:val="14"/>
+              </w:rPr>
+              <w:t>必填</w:t>
+            </w:r>
+          </w:p>
+        </w:tc>
+        <w:tc>
+          <w:tcPr>
+            <w:tcW w:type="dxa" w:w="4032"/>
+            <w:tcMar>
+              <w:top w:w="75" w:type="dxa"/>
+              <w:start w:w="100" w:type="dxa"/>
+              <w:bottom w:w="75" w:type="dxa"/>
+              <w:end w:w="100" w:type="dxa"/>
+            </w:tcMar>
+            <w:vAlign w:val="center"/>
+          </w:tcPr>
+          <w:p>
+            <w:pPr>
+              <w:spacing w:after="0" w:line="259" w:lineRule="auto"/>
+            </w:pPr>
+            <w:r>
+              <w:rPr>
+                <w:rFonts w:ascii="Calibri" w:hAnsi="Calibri" w:eastAsia="Microsoft YaHei"/>
+                <w:b w:val="0"/>
+                <w:color w:val="1F2937"/>
+                <w:sz w:val="14"/>
+              </w:rPr>
+              <w:t>现金、转账、POS或其他已发布字典；不同方式联动凭证要求。</w:t>
+            </w:r>
+          </w:p>
+        </w:tc>
+      </w:tr>
+      <w:tr>
+        <w:trPr>
+          <w:cantSplit/>
+        </w:trPr>
+        <w:tc>
+          <w:tcPr>
+            <w:tcW w:type="dxa" w:w="1584"/>
+            <w:tcMar>
+              <w:top w:w="75" w:type="dxa"/>
+              <w:start w:w="100" w:type="dxa"/>
+              <w:bottom w:w="75" w:type="dxa"/>
+              <w:end w:w="100" w:type="dxa"/>
+            </w:tcMar>
+            <w:vAlign w:val="center"/>
+            <w:shd w:fill="F4F7FB"/>
+          </w:tcPr>
+          <w:p>
+            <w:pPr>
+              <w:spacing w:after="0" w:line="259" w:lineRule="auto"/>
+            </w:pPr>
+            <w:r>
+              <w:rPr>
+                <w:rFonts w:ascii="Calibri" w:hAnsi="Calibri" w:eastAsia="Microsoft YaHei"/>
+                <w:b w:val="0"/>
+                <w:color w:val="1F2937"/>
+                <w:sz w:val="14"/>
+              </w:rPr>
+              <w:t>OS-OPS-PRD-05-DP04</w:t>
+            </w:r>
+          </w:p>
+        </w:tc>
+        <w:tc>
+          <w:tcPr>
+            <w:tcW w:type="dxa" w:w="1800"/>
+            <w:tcMar>
+              <w:top w:w="75" w:type="dxa"/>
+              <w:start w:w="100" w:type="dxa"/>
+              <w:bottom w:w="75" w:type="dxa"/>
+              <w:end w:w="100" w:type="dxa"/>
+            </w:tcMar>
+            <w:vAlign w:val="center"/>
+            <w:shd w:fill="F4F7FB"/>
+          </w:tcPr>
+          <w:p>
+            <w:pPr>
+              <w:spacing w:after="0" w:line="259" w:lineRule="auto"/>
+            </w:pPr>
+            <w:r>
+              <w:rPr>
+                <w:rFonts w:ascii="Calibri" w:hAnsi="Calibri" w:eastAsia="Microsoft YaHei"/>
+                <w:b w:val="0"/>
+                <w:color w:val="1F2937"/>
+                <w:sz w:val="14"/>
+              </w:rPr>
+              <w:t>到账时间</w:t>
+            </w:r>
+          </w:p>
+        </w:tc>
+        <w:tc>
+          <w:tcPr>
+            <w:tcW w:type="dxa" w:w="1584"/>
+            <w:tcMar>
+              <w:top w:w="75" w:type="dxa"/>
+              <w:start w:w="100" w:type="dxa"/>
+              <w:bottom w:w="75" w:type="dxa"/>
+              <w:end w:w="100" w:type="dxa"/>
+            </w:tcMar>
+            <w:vAlign w:val="center"/>
+            <w:shd w:fill="F4F7FB"/>
+          </w:tcPr>
+          <w:p>
+            <w:pPr>
+              <w:spacing w:after="0" w:line="259" w:lineRule="auto"/>
+            </w:pPr>
+            <w:r>
+              <w:rPr>
+                <w:rFonts w:ascii="Calibri" w:hAnsi="Calibri" w:eastAsia="Microsoft YaHei"/>
+                <w:b w:val="0"/>
+                <w:color w:val="1F2937"/>
+                <w:sz w:val="14"/>
+              </w:rPr>
+              <w:t>日期时间</w:t>
+            </w:r>
+          </w:p>
+        </w:tc>
+        <w:tc>
+          <w:tcPr>
+            <w:tcW w:type="dxa" w:w="1224"/>
+            <w:tcMar>
+              <w:top w:w="75" w:type="dxa"/>
+              <w:start w:w="100" w:type="dxa"/>
+              <w:bottom w:w="75" w:type="dxa"/>
+              <w:end w:w="100" w:type="dxa"/>
+            </w:tcMar>
+            <w:vAlign w:val="center"/>
+            <w:shd w:fill="F4F7FB"/>
+          </w:tcPr>
+          <w:p>
+            <w:pPr>
+              <w:spacing w:after="0" w:line="259" w:lineRule="auto"/>
+            </w:pPr>
+            <w:r>
+              <w:rPr>
+                <w:rFonts w:ascii="Calibri" w:hAnsi="Calibri" w:eastAsia="Microsoft YaHei"/>
+                <w:b w:val="0"/>
+                <w:color w:val="1F2937"/>
+                <w:sz w:val="14"/>
+              </w:rPr>
+              <w:t>必填</w:t>
+            </w:r>
+          </w:p>
+        </w:tc>
+        <w:tc>
+          <w:tcPr>
+            <w:tcW w:type="dxa" w:w="4032"/>
+            <w:tcMar>
+              <w:top w:w="75" w:type="dxa"/>
+              <w:start w:w="100" w:type="dxa"/>
+              <w:bottom w:w="75" w:type="dxa"/>
+              <w:end w:w="100" w:type="dxa"/>
+            </w:tcMar>
+            <w:vAlign w:val="center"/>
+            <w:shd w:fill="F4F7FB"/>
+          </w:tcPr>
+          <w:p>
+            <w:pPr>
+              <w:spacing w:after="0" w:line="259" w:lineRule="auto"/>
+            </w:pPr>
+            <w:r>
+              <w:rPr>
+                <w:rFonts w:ascii="Calibri" w:hAnsi="Calibri" w:eastAsia="Microsoft YaHei"/>
+                <w:b w:val="0"/>
+                <w:color w:val="1F2937"/>
+                <w:sz w:val="14"/>
+              </w:rPr>
+              <w:t>不得晚于当前服务器时间；跨账期登记须填写原因并执行财务权限校验。</w:t>
+            </w:r>
+          </w:p>
+        </w:tc>
+      </w:tr>
+      <w:tr>
+        <w:trPr>
+          <w:cantSplit/>
+        </w:trPr>
+        <w:tc>
+          <w:tcPr>
+            <w:tcW w:type="dxa" w:w="1584"/>
+            <w:tcMar>
+              <w:top w:w="75" w:type="dxa"/>
+              <w:start w:w="100" w:type="dxa"/>
+              <w:bottom w:w="75" w:type="dxa"/>
+              <w:end w:w="100" w:type="dxa"/>
+            </w:tcMar>
+            <w:vAlign w:val="center"/>
+          </w:tcPr>
+          <w:p>
+            <w:pPr>
+              <w:spacing w:after="0" w:line="259" w:lineRule="auto"/>
+            </w:pPr>
+            <w:r>
+              <w:rPr>
+                <w:rFonts w:ascii="Calibri" w:hAnsi="Calibri" w:eastAsia="Microsoft YaHei"/>
+                <w:b w:val="0"/>
+                <w:color w:val="1F2937"/>
+                <w:sz w:val="14"/>
+              </w:rPr>
+              <w:t>OS-OPS-PRD-05-DP05</w:t>
+            </w:r>
+          </w:p>
+        </w:tc>
+        <w:tc>
+          <w:tcPr>
+            <w:tcW w:type="dxa" w:w="1800"/>
+            <w:tcMar>
+              <w:top w:w="75" w:type="dxa"/>
+              <w:start w:w="100" w:type="dxa"/>
+              <w:bottom w:w="75" w:type="dxa"/>
+              <w:end w:w="100" w:type="dxa"/>
+            </w:tcMar>
+            <w:vAlign w:val="center"/>
+          </w:tcPr>
+          <w:p>
+            <w:pPr>
+              <w:spacing w:after="0" w:line="259" w:lineRule="auto"/>
+            </w:pPr>
+            <w:r>
+              <w:rPr>
+                <w:rFonts w:ascii="Calibri" w:hAnsi="Calibri" w:eastAsia="Microsoft YaHei"/>
+                <w:b w:val="0"/>
+                <w:color w:val="1F2937"/>
+                <w:sz w:val="14"/>
+              </w:rPr>
+              <w:t>交易参考号</w:t>
+            </w:r>
+          </w:p>
+        </w:tc>
+        <w:tc>
+          <w:tcPr>
+            <w:tcW w:type="dxa" w:w="1584"/>
+            <w:tcMar>
+              <w:top w:w="75" w:type="dxa"/>
+              <w:start w:w="100" w:type="dxa"/>
+              <w:bottom w:w="75" w:type="dxa"/>
+              <w:end w:w="100" w:type="dxa"/>
+            </w:tcMar>
+            <w:vAlign w:val="center"/>
+          </w:tcPr>
+          <w:p>
+            <w:pPr>
+              <w:spacing w:after="0" w:line="259" w:lineRule="auto"/>
+            </w:pPr>
+            <w:r>
+              <w:rPr>
+                <w:rFonts w:ascii="Calibri" w:hAnsi="Calibri" w:eastAsia="Microsoft YaHei"/>
+                <w:b w:val="0"/>
+                <w:color w:val="1F2937"/>
+                <w:sz w:val="14"/>
+              </w:rPr>
+              <w:t>文本框</w:t>
+            </w:r>
+          </w:p>
+        </w:tc>
+        <w:tc>
+          <w:tcPr>
+            <w:tcW w:type="dxa" w:w="1224"/>
+            <w:tcMar>
+              <w:top w:w="75" w:type="dxa"/>
+              <w:start w:w="100" w:type="dxa"/>
+              <w:bottom w:w="75" w:type="dxa"/>
+              <w:end w:w="100" w:type="dxa"/>
+            </w:tcMar>
+            <w:vAlign w:val="center"/>
+          </w:tcPr>
+          <w:p>
+            <w:pPr>
+              <w:spacing w:after="0" w:line="259" w:lineRule="auto"/>
+            </w:pPr>
+            <w:r>
+              <w:rPr>
+                <w:rFonts w:ascii="Calibri" w:hAnsi="Calibri" w:eastAsia="Microsoft YaHei"/>
+                <w:b w:val="0"/>
+                <w:color w:val="1F2937"/>
+                <w:sz w:val="14"/>
+              </w:rPr>
+              <w:t>条件必填</w:t>
+            </w:r>
+          </w:p>
+        </w:tc>
+        <w:tc>
+          <w:tcPr>
+            <w:tcW w:type="dxa" w:w="4032"/>
+            <w:tcMar>
+              <w:top w:w="75" w:type="dxa"/>
+              <w:start w:w="100" w:type="dxa"/>
+              <w:bottom w:w="75" w:type="dxa"/>
+              <w:end w:w="100" w:type="dxa"/>
+            </w:tcMar>
+            <w:vAlign w:val="center"/>
+          </w:tcPr>
+          <w:p>
+            <w:pPr>
+              <w:spacing w:after="0" w:line="259" w:lineRule="auto"/>
+            </w:pPr>
+            <w:r>
+              <w:rPr>
+                <w:rFonts w:ascii="Calibri" w:hAnsi="Calibri" w:eastAsia="Microsoft YaHei"/>
+                <w:b w:val="0"/>
+                <w:color w:val="1F2937"/>
+                <w:sz w:val="14"/>
+              </w:rPr>
+              <w:t>转账、POS等非现金方式必填；同一收款主体内唯一，用于防重。</w:t>
+            </w:r>
+          </w:p>
+        </w:tc>
+      </w:tr>
+      <w:tr>
+        <w:trPr>
+          <w:cantSplit/>
+        </w:trPr>
+        <w:tc>
+          <w:tcPr>
+            <w:tcW w:type="dxa" w:w="1584"/>
+            <w:tcMar>
+              <w:top w:w="75" w:type="dxa"/>
+              <w:start w:w="100" w:type="dxa"/>
+              <w:bottom w:w="75" w:type="dxa"/>
+              <w:end w:w="100" w:type="dxa"/>
+            </w:tcMar>
+            <w:vAlign w:val="center"/>
+            <w:shd w:fill="F4F7FB"/>
+          </w:tcPr>
+          <w:p>
+            <w:pPr>
+              <w:spacing w:after="0" w:line="259" w:lineRule="auto"/>
+            </w:pPr>
+            <w:r>
+              <w:rPr>
+                <w:rFonts w:ascii="Calibri" w:hAnsi="Calibri" w:eastAsia="Microsoft YaHei"/>
+                <w:b w:val="0"/>
+                <w:color w:val="1F2937"/>
+                <w:sz w:val="14"/>
+              </w:rPr>
+              <w:t>OS-OPS-PRD-05-DP06</w:t>
+            </w:r>
+          </w:p>
+        </w:tc>
+        <w:tc>
+          <w:tcPr>
+            <w:tcW w:type="dxa" w:w="1800"/>
+            <w:tcMar>
+              <w:top w:w="75" w:type="dxa"/>
+              <w:start w:w="100" w:type="dxa"/>
+              <w:bottom w:w="75" w:type="dxa"/>
+              <w:end w:w="100" w:type="dxa"/>
+            </w:tcMar>
+            <w:vAlign w:val="center"/>
+            <w:shd w:fill="F4F7FB"/>
+          </w:tcPr>
+          <w:p>
+            <w:pPr>
+              <w:spacing w:after="0" w:line="259" w:lineRule="auto"/>
+            </w:pPr>
+            <w:r>
+              <w:rPr>
+                <w:rFonts w:ascii="Calibri" w:hAnsi="Calibri" w:eastAsia="Microsoft YaHei"/>
+                <w:b w:val="0"/>
+                <w:color w:val="1F2937"/>
+                <w:sz w:val="14"/>
+              </w:rPr>
+              <w:t>付款凭证</w:t>
+            </w:r>
+          </w:p>
+        </w:tc>
+        <w:tc>
+          <w:tcPr>
+            <w:tcW w:type="dxa" w:w="1584"/>
+            <w:tcMar>
+              <w:top w:w="75" w:type="dxa"/>
+              <w:start w:w="100" w:type="dxa"/>
+              <w:bottom w:w="75" w:type="dxa"/>
+              <w:end w:w="100" w:type="dxa"/>
+            </w:tcMar>
+            <w:vAlign w:val="center"/>
+            <w:shd w:fill="F4F7FB"/>
+          </w:tcPr>
+          <w:p>
+            <w:pPr>
+              <w:spacing w:after="0" w:line="259" w:lineRule="auto"/>
+            </w:pPr>
+            <w:r>
+              <w:rPr>
+                <w:rFonts w:ascii="Calibri" w:hAnsi="Calibri" w:eastAsia="Microsoft YaHei"/>
+                <w:b w:val="0"/>
+                <w:color w:val="1F2937"/>
+                <w:sz w:val="14"/>
+              </w:rPr>
+              <w:t>附件上传</w:t>
+            </w:r>
+          </w:p>
+        </w:tc>
+        <w:tc>
+          <w:tcPr>
+            <w:tcW w:type="dxa" w:w="1224"/>
+            <w:tcMar>
+              <w:top w:w="75" w:type="dxa"/>
+              <w:start w:w="100" w:type="dxa"/>
+              <w:bottom w:w="75" w:type="dxa"/>
+              <w:end w:w="100" w:type="dxa"/>
+            </w:tcMar>
+            <w:vAlign w:val="center"/>
+            <w:shd w:fill="F4F7FB"/>
+          </w:tcPr>
+          <w:p>
+            <w:pPr>
+              <w:spacing w:after="0" w:line="259" w:lineRule="auto"/>
+            </w:pPr>
+            <w:r>
+              <w:rPr>
+                <w:rFonts w:ascii="Calibri" w:hAnsi="Calibri" w:eastAsia="Microsoft YaHei"/>
+                <w:b w:val="0"/>
+                <w:color w:val="1F2937"/>
+                <w:sz w:val="14"/>
+              </w:rPr>
+              <w:t>条件必填</w:t>
+            </w:r>
+          </w:p>
+        </w:tc>
+        <w:tc>
+          <w:tcPr>
+            <w:tcW w:type="dxa" w:w="4032"/>
+            <w:tcMar>
+              <w:top w:w="75" w:type="dxa"/>
+              <w:start w:w="100" w:type="dxa"/>
+              <w:bottom w:w="75" w:type="dxa"/>
+              <w:end w:w="100" w:type="dxa"/>
+            </w:tcMar>
+            <w:vAlign w:val="center"/>
+            <w:shd w:fill="F4F7FB"/>
+          </w:tcPr>
+          <w:p>
+            <w:pPr>
+              <w:spacing w:after="0" w:line="259" w:lineRule="auto"/>
+            </w:pPr>
+            <w:r>
+              <w:rPr>
+                <w:rFonts w:ascii="Calibri" w:hAnsi="Calibri" w:eastAsia="Microsoft YaHei"/>
+                <w:b w:val="0"/>
+                <w:color w:val="1F2937"/>
+                <w:sz w:val="14"/>
+              </w:rPr>
+              <w:t>非现金方式至少1份；支持JPG、PNG、PDF，完成扫描后才能提交。</w:t>
+            </w:r>
+          </w:p>
+        </w:tc>
+      </w:tr>
+      <w:tr>
+        <w:trPr>
+          <w:cantSplit/>
+        </w:trPr>
+        <w:tc>
+          <w:tcPr>
+            <w:tcW w:type="dxa" w:w="1584"/>
+            <w:tcMar>
+              <w:top w:w="75" w:type="dxa"/>
+              <w:start w:w="100" w:type="dxa"/>
+              <w:bottom w:w="75" w:type="dxa"/>
+              <w:end w:w="100" w:type="dxa"/>
+            </w:tcMar>
+            <w:vAlign w:val="center"/>
+          </w:tcPr>
+          <w:p>
+            <w:pPr>
+              <w:spacing w:after="0" w:line="259" w:lineRule="auto"/>
+            </w:pPr>
+            <w:r>
+              <w:rPr>
+                <w:rFonts w:ascii="Calibri" w:hAnsi="Calibri" w:eastAsia="Microsoft YaHei"/>
+                <w:b w:val="0"/>
+                <w:color w:val="1F2937"/>
+                <w:sz w:val="14"/>
+              </w:rPr>
+              <w:t>OS-OPS-PRD-05-DP07</w:t>
+            </w:r>
+          </w:p>
+        </w:tc>
+        <w:tc>
+          <w:tcPr>
+            <w:tcW w:type="dxa" w:w="1800"/>
+            <w:tcMar>
+              <w:top w:w="75" w:type="dxa"/>
+              <w:start w:w="100" w:type="dxa"/>
+              <w:bottom w:w="75" w:type="dxa"/>
+              <w:end w:w="100" w:type="dxa"/>
+            </w:tcMar>
+            <w:vAlign w:val="center"/>
+          </w:tcPr>
+          <w:p>
+            <w:pPr>
+              <w:spacing w:after="0" w:line="259" w:lineRule="auto"/>
+            </w:pPr>
+            <w:r>
+              <w:rPr>
+                <w:rFonts w:ascii="Calibri" w:hAnsi="Calibri" w:eastAsia="Microsoft YaHei"/>
+                <w:b w:val="0"/>
+                <w:color w:val="1F2937"/>
+                <w:sz w:val="14"/>
+              </w:rPr>
+              <w:t>付款人</w:t>
+            </w:r>
+          </w:p>
+        </w:tc>
+        <w:tc>
+          <w:tcPr>
+            <w:tcW w:type="dxa" w:w="1584"/>
+            <w:tcMar>
+              <w:top w:w="75" w:type="dxa"/>
+              <w:start w:w="100" w:type="dxa"/>
+              <w:bottom w:w="75" w:type="dxa"/>
+              <w:end w:w="100" w:type="dxa"/>
+            </w:tcMar>
+            <w:vAlign w:val="center"/>
+          </w:tcPr>
+          <w:p>
+            <w:pPr>
+              <w:spacing w:after="0" w:line="259" w:lineRule="auto"/>
+            </w:pPr>
+            <w:r>
+              <w:rPr>
+                <w:rFonts w:ascii="Calibri" w:hAnsi="Calibri" w:eastAsia="Microsoft YaHei"/>
+                <w:b w:val="0"/>
+                <w:color w:val="1F2937"/>
+                <w:sz w:val="14"/>
+              </w:rPr>
+              <w:t>文本框</w:t>
+            </w:r>
+          </w:p>
+        </w:tc>
+        <w:tc>
+          <w:tcPr>
+            <w:tcW w:type="dxa" w:w="1224"/>
+            <w:tcMar>
+              <w:top w:w="75" w:type="dxa"/>
+              <w:start w:w="100" w:type="dxa"/>
+              <w:bottom w:w="75" w:type="dxa"/>
+              <w:end w:w="100" w:type="dxa"/>
+            </w:tcMar>
+            <w:vAlign w:val="center"/>
+          </w:tcPr>
+          <w:p>
+            <w:pPr>
+              <w:spacing w:after="0" w:line="259" w:lineRule="auto"/>
+            </w:pPr>
+            <w:r>
+              <w:rPr>
+                <w:rFonts w:ascii="Calibri" w:hAnsi="Calibri" w:eastAsia="Microsoft YaHei"/>
+                <w:b w:val="0"/>
+                <w:color w:val="1F2937"/>
+                <w:sz w:val="14"/>
+              </w:rPr>
+              <w:t>选填</w:t>
+            </w:r>
+          </w:p>
+        </w:tc>
+        <w:tc>
+          <w:tcPr>
+            <w:tcW w:type="dxa" w:w="4032"/>
+            <w:tcMar>
+              <w:top w:w="75" w:type="dxa"/>
+              <w:start w:w="100" w:type="dxa"/>
+              <w:bottom w:w="75" w:type="dxa"/>
+              <w:end w:w="100" w:type="dxa"/>
+            </w:tcMar>
+            <w:vAlign w:val="center"/>
+          </w:tcPr>
+          <w:p>
+            <w:pPr>
+              <w:spacing w:after="0" w:line="259" w:lineRule="auto"/>
+            </w:pPr>
+            <w:r>
+              <w:rPr>
+                <w:rFonts w:ascii="Calibri" w:hAnsi="Calibri" w:eastAsia="Microsoft YaHei"/>
+                <w:b w:val="0"/>
+                <w:color w:val="1F2937"/>
+                <w:sz w:val="14"/>
+              </w:rPr>
+              <w:t>保存原始值，列表和导出按权限脱敏。</w:t>
+            </w:r>
+          </w:p>
+        </w:tc>
+      </w:tr>
+      <w:tr>
+        <w:trPr>
+          <w:cantSplit/>
+        </w:trPr>
+        <w:tc>
+          <w:tcPr>
+            <w:tcW w:type="dxa" w:w="1584"/>
+            <w:tcMar>
+              <w:top w:w="75" w:type="dxa"/>
+              <w:start w:w="100" w:type="dxa"/>
+              <w:bottom w:w="75" w:type="dxa"/>
+              <w:end w:w="100" w:type="dxa"/>
+            </w:tcMar>
+            <w:vAlign w:val="center"/>
+            <w:shd w:fill="F4F7FB"/>
+          </w:tcPr>
+          <w:p>
+            <w:pPr>
+              <w:spacing w:after="0" w:line="259" w:lineRule="auto"/>
+            </w:pPr>
+            <w:r>
+              <w:rPr>
+                <w:rFonts w:ascii="Calibri" w:hAnsi="Calibri" w:eastAsia="Microsoft YaHei"/>
+                <w:b w:val="0"/>
+                <w:color w:val="1F2937"/>
+                <w:sz w:val="14"/>
+              </w:rPr>
+              <w:t>OS-OPS-PRD-05-DP08</w:t>
+            </w:r>
+          </w:p>
+        </w:tc>
+        <w:tc>
+          <w:tcPr>
+            <w:tcW w:type="dxa" w:w="1800"/>
+            <w:tcMar>
+              <w:top w:w="75" w:type="dxa"/>
+              <w:start w:w="100" w:type="dxa"/>
+              <w:bottom w:w="75" w:type="dxa"/>
+              <w:end w:w="100" w:type="dxa"/>
+            </w:tcMar>
+            <w:vAlign w:val="center"/>
+            <w:shd w:fill="F4F7FB"/>
+          </w:tcPr>
+          <w:p>
+            <w:pPr>
+              <w:spacing w:after="0" w:line="259" w:lineRule="auto"/>
+            </w:pPr>
+            <w:r>
+              <w:rPr>
+                <w:rFonts w:ascii="Calibri" w:hAnsi="Calibri" w:eastAsia="Microsoft YaHei"/>
+                <w:b w:val="0"/>
+                <w:color w:val="1F2937"/>
+                <w:sz w:val="14"/>
+              </w:rPr>
+              <w:t>备注与原因</w:t>
+            </w:r>
+          </w:p>
+        </w:tc>
+        <w:tc>
+          <w:tcPr>
+            <w:tcW w:type="dxa" w:w="1584"/>
+            <w:tcMar>
+              <w:top w:w="75" w:type="dxa"/>
+              <w:start w:w="100" w:type="dxa"/>
+              <w:bottom w:w="75" w:type="dxa"/>
+              <w:end w:w="100" w:type="dxa"/>
+            </w:tcMar>
+            <w:vAlign w:val="center"/>
+            <w:shd w:fill="F4F7FB"/>
+          </w:tcPr>
+          <w:p>
+            <w:pPr>
+              <w:spacing w:after="0" w:line="259" w:lineRule="auto"/>
+            </w:pPr>
+            <w:r>
+              <w:rPr>
+                <w:rFonts w:ascii="Calibri" w:hAnsi="Calibri" w:eastAsia="Microsoft YaHei"/>
+                <w:b w:val="0"/>
+                <w:color w:val="1F2937"/>
+                <w:sz w:val="14"/>
+              </w:rPr>
+              <w:t>多行文本</w:t>
+            </w:r>
+          </w:p>
+        </w:tc>
+        <w:tc>
+          <w:tcPr>
+            <w:tcW w:type="dxa" w:w="1224"/>
+            <w:tcMar>
+              <w:top w:w="75" w:type="dxa"/>
+              <w:start w:w="100" w:type="dxa"/>
+              <w:bottom w:w="75" w:type="dxa"/>
+              <w:end w:w="100" w:type="dxa"/>
+            </w:tcMar>
+            <w:vAlign w:val="center"/>
+            <w:shd w:fill="F4F7FB"/>
+          </w:tcPr>
+          <w:p>
+            <w:pPr>
+              <w:spacing w:after="0" w:line="259" w:lineRule="auto"/>
+            </w:pPr>
+            <w:r>
+              <w:rPr>
+                <w:rFonts w:ascii="Calibri" w:hAnsi="Calibri" w:eastAsia="Microsoft YaHei"/>
+                <w:b w:val="0"/>
+                <w:color w:val="1F2937"/>
+                <w:sz w:val="14"/>
+              </w:rPr>
+              <w:t>必填</w:t>
+            </w:r>
+          </w:p>
+        </w:tc>
+        <w:tc>
+          <w:tcPr>
+            <w:tcW w:type="dxa" w:w="4032"/>
+            <w:tcMar>
+              <w:top w:w="75" w:type="dxa"/>
+              <w:start w:w="100" w:type="dxa"/>
+              <w:bottom w:w="75" w:type="dxa"/>
+              <w:end w:w="100" w:type="dxa"/>
+            </w:tcMar>
+            <w:vAlign w:val="center"/>
+            <w:shd w:fill="F4F7FB"/>
+          </w:tcPr>
+          <w:p>
+            <w:pPr>
+              <w:spacing w:after="0" w:line="259" w:lineRule="auto"/>
+            </w:pPr>
+            <w:r>
+              <w:rPr>
+                <w:rFonts w:ascii="Calibri" w:hAnsi="Calibri" w:eastAsia="Microsoft YaHei"/>
+                <w:b w:val="0"/>
+                <w:color w:val="1F2937"/>
+                <w:sz w:val="14"/>
+              </w:rPr>
+              <w:t>说明线下收款渠道、核对结果或补录原因，最多500字。</w:t>
+            </w:r>
+          </w:p>
+        </w:tc>
+      </w:tr>
+    </w:tbl>
+    <w:p>
+      <w:pPr>
+        <w:spacing w:after="0"/>
+      </w:pPr>
+    </w:p>
+    <w:p>
+      <w:pPr>
+        <w:pStyle w:val="ListBullet"/>
+      </w:pPr>
+      <w:r>
+        <w:t>提交后生成不可变paymentId和付款凭证记录，更新实收、待收及付款状态，并追加操作日志</w:t>
+      </w:r>
+    </w:p>
+    <w:p>
+      <w:pPr>
+        <w:pStyle w:val="ListBullet"/>
+      </w:pPr>
+      <w:r>
+        <w:t>累计实收等于应付时进入已付款；小于应付时进入部分付款；超额收款必须转入专门的预收或退款流程</w:t>
+      </w:r>
+    </w:p>
+    <w:p>
+      <w:pPr>
+        <w:pStyle w:val="ListBullet"/>
+      </w:pPr>
+      <w:r>
+        <w:t>手动付款成功后发布Payment.Confirmed.v1，由合同和履约服务根据业务条件继续处理</w:t>
+      </w:r>
+    </w:p>
+    <w:p>
+      <w:pPr>
+        <w:pStyle w:val="ListBullet"/>
+      </w:pPr>
+      <w:r>
+        <w:t>财务冲销不得编辑原付款记录，必须创建反向记录并重新聚合订单付款状态</w:t>
+      </w:r>
+    </w:p>
+    <w:p>
+      <w:pPr>
+        <w:pStyle w:val="Heading2"/>
+      </w:pPr>
+      <w:r>
+        <w:t>5.8 详情接口与验收</w:t>
+      </w:r>
+    </w:p>
+    <w:tbl>
+      <w:tblPr>
+        <w:tblStyle w:val="TableGrid"/>
+        <w:tblW w:type="dxa" w:w="10224"/>
+        <w:jc w:val="center"/>
+        <w:tblLayout w:type="fixed"/>
+        <w:tblLook w:firstColumn="1" w:firstRow="1" w:lastColumn="0" w:lastRow="0" w:noHBand="0" w:noVBand="1" w:val="04A0"/>
+      </w:tblPr>
+      <w:tblGrid>
+        <w:gridCol w:w="1728"/>
+        <w:gridCol w:w="4032"/>
+        <w:gridCol w:w="4464"/>
+      </w:tblGrid>
+      <w:tr>
+        <w:trPr>
+          <w:tblHeader/>
+        </w:trPr>
+        <w:tc>
+          <w:tcPr>
+            <w:tcW w:type="dxa" w:w="1728"/>
+            <w:shd w:fill="17365D"/>
+            <w:tcMar>
+              <w:top w:w="75" w:type="dxa"/>
+              <w:start w:w="100" w:type="dxa"/>
+              <w:bottom w:w="75" w:type="dxa"/>
+              <w:end w:w="100" w:type="dxa"/>
+            </w:tcMar>
+            <w:vAlign w:val="center"/>
+          </w:tcPr>
+          <w:p>
+            <w:r>
+              <w:rPr>
+                <w:rFonts w:ascii="Calibri" w:hAnsi="Calibri" w:eastAsia="Microsoft YaHei"/>
+                <w:b/>
+                <w:color w:val="FFFFFF"/>
+                <w:sz w:val="15"/>
+              </w:rPr>
+              <w:t>契约</w:t>
+            </w:r>
+          </w:p>
+        </w:tc>
+        <w:tc>
+          <w:tcPr>
+            <w:tcW w:type="dxa" w:w="4032"/>
+            <w:shd w:fill="17365D"/>
+            <w:tcMar>
+              <w:top w:w="75" w:type="dxa"/>
+              <w:start w:w="100" w:type="dxa"/>
+              <w:bottom w:w="75" w:type="dxa"/>
+              <w:end w:w="100" w:type="dxa"/>
+            </w:tcMar>
+            <w:vAlign w:val="center"/>
+          </w:tcPr>
+          <w:p>
+            <w:r>
+              <w:rPr>
+                <w:rFonts w:ascii="Calibri" w:hAnsi="Calibri" w:eastAsia="Microsoft YaHei"/>
+                <w:b/>
+                <w:color w:val="FFFFFF"/>
+                <w:sz w:val="15"/>
+              </w:rPr>
+              <w:t>路径</w:t>
+            </w:r>
+          </w:p>
+        </w:tc>
+        <w:tc>
+          <w:tcPr>
+            <w:tcW w:type="dxa" w:w="4464"/>
+            <w:shd w:fill="17365D"/>
+            <w:tcMar>
+              <w:top w:w="75" w:type="dxa"/>
+              <w:start w:w="100" w:type="dxa"/>
+              <w:bottom w:w="75" w:type="dxa"/>
+              <w:end w:w="100" w:type="dxa"/>
+            </w:tcMar>
+            <w:vAlign w:val="center"/>
+          </w:tcPr>
+          <w:p>
+            <w:r>
+              <w:rPr>
+                <w:rFonts w:ascii="Calibri" w:hAnsi="Calibri" w:eastAsia="Microsoft YaHei"/>
+                <w:b/>
+                <w:color w:val="FFFFFF"/>
+                <w:sz w:val="15"/>
+              </w:rPr>
+              <w:t>要求</w:t>
+            </w:r>
+          </w:p>
+        </w:tc>
+      </w:tr>
+      <w:tr>
+        <w:trPr>
+          <w:cantSplit/>
+        </w:trPr>
+        <w:tc>
+          <w:tcPr>
+            <w:tcW w:type="dxa" w:w="1728"/>
+            <w:tcMar>
+              <w:top w:w="75" w:type="dxa"/>
+              <w:start w:w="100" w:type="dxa"/>
+              <w:bottom w:w="75" w:type="dxa"/>
+              <w:end w:w="100" w:type="dxa"/>
+            </w:tcMar>
+            <w:vAlign w:val="center"/>
+          </w:tcPr>
+          <w:p>
+            <w:pPr>
+              <w:spacing w:after="0" w:line="259" w:lineRule="auto"/>
+            </w:pPr>
+            <w:r>
+              <w:rPr>
+                <w:rFonts w:ascii="Calibri" w:hAnsi="Calibri" w:eastAsia="Microsoft YaHei"/>
+                <w:b w:val="0"/>
+                <w:color w:val="1F2937"/>
+                <w:sz w:val="15"/>
+              </w:rPr>
+              <w:t>详情聚合</w:t>
+            </w:r>
+          </w:p>
+        </w:tc>
+        <w:tc>
+          <w:tcPr>
+            <w:tcW w:type="dxa" w:w="4032"/>
+            <w:tcMar>
+              <w:top w:w="75" w:type="dxa"/>
+              <w:start w:w="100" w:type="dxa"/>
+              <w:bottom w:w="75" w:type="dxa"/>
+              <w:end w:w="100" w:type="dxa"/>
+            </w:tcMar>
+            <w:vAlign w:val="center"/>
+          </w:tcPr>
+          <w:p>
+            <w:pPr>
+              <w:spacing w:after="0" w:line="259" w:lineRule="auto"/>
+            </w:pPr>
+            <w:r>
+              <w:rPr>
+                <w:rFonts w:ascii="Calibri" w:hAnsi="Calibri" w:eastAsia="Microsoft YaHei"/>
+                <w:b w:val="0"/>
+                <w:color w:val="1F2937"/>
+                <w:sz w:val="15"/>
+              </w:rPr>
+              <w:t>GET /ops/v1/orders/{id}</w:t>
+            </w:r>
+          </w:p>
+        </w:tc>
+        <w:tc>
+          <w:tcPr>
+            <w:tcW w:type="dxa" w:w="4464"/>
+            <w:tcMar>
+              <w:top w:w="75" w:type="dxa"/>
+              <w:start w:w="100" w:type="dxa"/>
+              <w:bottom w:w="75" w:type="dxa"/>
+              <w:end w:w="100" w:type="dxa"/>
+            </w:tcMar>
+            <w:vAlign w:val="center"/>
+          </w:tcPr>
+          <w:p>
+            <w:pPr>
+              <w:spacing w:after="0" w:line="259" w:lineRule="auto"/>
+            </w:pPr>
+            <w:r>
+              <w:rPr>
+                <w:rFonts w:ascii="Calibri" w:hAnsi="Calibri" w:eastAsia="Microsoft YaHei"/>
+                <w:b w:val="0"/>
+                <w:color w:val="1F2937"/>
+                <w:sz w:val="15"/>
+              </w:rPr>
+              <w:t>返回summary、pricing、contract、paymentSummary、fulfillmentSummary、timeline、version和allowedActions。</w:t>
+            </w:r>
+          </w:p>
+        </w:tc>
+      </w:tr>
+      <w:tr>
+        <w:trPr>
+          <w:cantSplit/>
+        </w:trPr>
+        <w:tc>
+          <w:tcPr>
+            <w:tcW w:type="dxa" w:w="1728"/>
+            <w:tcMar>
+              <w:top w:w="75" w:type="dxa"/>
+              <w:start w:w="100" w:type="dxa"/>
+              <w:bottom w:w="75" w:type="dxa"/>
+              <w:end w:w="100" w:type="dxa"/>
+            </w:tcMar>
+            <w:vAlign w:val="center"/>
+            <w:shd w:fill="F4F7FB"/>
+          </w:tcPr>
+          <w:p>
+            <w:pPr>
+              <w:spacing w:after="0" w:line="259" w:lineRule="auto"/>
+            </w:pPr>
+            <w:r>
+              <w:rPr>
+                <w:rFonts w:ascii="Calibri" w:hAnsi="Calibri" w:eastAsia="Microsoft YaHei"/>
+                <w:b w:val="0"/>
+                <w:color w:val="1F2937"/>
+                <w:sz w:val="15"/>
+              </w:rPr>
+              <w:t>页签明细</w:t>
+            </w:r>
+          </w:p>
+        </w:tc>
+        <w:tc>
+          <w:tcPr>
+            <w:tcW w:type="dxa" w:w="4032"/>
+            <w:tcMar>
+              <w:top w:w="75" w:type="dxa"/>
+              <w:start w:w="100" w:type="dxa"/>
+              <w:bottom w:w="75" w:type="dxa"/>
+              <w:end w:w="100" w:type="dxa"/>
+            </w:tcMar>
+            <w:vAlign w:val="center"/>
+            <w:shd w:fill="F4F7FB"/>
+          </w:tcPr>
+          <w:p>
+            <w:pPr>
+              <w:spacing w:after="0" w:line="259" w:lineRule="auto"/>
+            </w:pPr>
+            <w:r>
+              <w:rPr>
+                <w:rFonts w:ascii="Calibri" w:hAnsi="Calibri" w:eastAsia="Microsoft YaHei"/>
+                <w:b w:val="0"/>
+                <w:color w:val="1F2937"/>
+                <w:sz w:val="15"/>
+              </w:rPr>
+              <w:t>GET /ops/v1/orders/{id}/details/{tab}</w:t>
+            </w:r>
+          </w:p>
+        </w:tc>
+        <w:tc>
+          <w:tcPr>
+            <w:tcW w:type="dxa" w:w="4464"/>
+            <w:tcMar>
+              <w:top w:w="75" w:type="dxa"/>
+              <w:start w:w="100" w:type="dxa"/>
+              <w:bottom w:w="75" w:type="dxa"/>
+              <w:end w:w="100" w:type="dxa"/>
+            </w:tcMar>
+            <w:vAlign w:val="center"/>
+            <w:shd w:fill="F4F7FB"/>
+          </w:tcPr>
+          <w:p>
+            <w:pPr>
+              <w:spacing w:after="0" w:line="259" w:lineRule="auto"/>
+            </w:pPr>
+            <w:r>
+              <w:rPr>
+                <w:rFonts w:ascii="Calibri" w:hAnsi="Calibri" w:eastAsia="Microsoft YaHei"/>
+                <w:b w:val="0"/>
+                <w:color w:val="1F2937"/>
+                <w:sz w:val="15"/>
+              </w:rPr>
+              <w:t>tab为profile、finance-contract、fulfillment或audit；执行字段级权限和脱敏。</w:t>
+            </w:r>
+          </w:p>
+        </w:tc>
+      </w:tr>
+      <w:tr>
+        <w:trPr>
+          <w:cantSplit/>
+        </w:trPr>
+        <w:tc>
+          <w:tcPr>
+            <w:tcW w:type="dxa" w:w="1728"/>
+            <w:tcMar>
+              <w:top w:w="75" w:type="dxa"/>
+              <w:start w:w="100" w:type="dxa"/>
+              <w:bottom w:w="75" w:type="dxa"/>
+              <w:end w:w="100" w:type="dxa"/>
+            </w:tcMar>
+            <w:vAlign w:val="center"/>
+          </w:tcPr>
+          <w:p>
+            <w:pPr>
+              <w:spacing w:after="0" w:line="259" w:lineRule="auto"/>
+            </w:pPr>
+            <w:r>
+              <w:rPr>
+                <w:rFonts w:ascii="Calibri" w:hAnsi="Calibri" w:eastAsia="Microsoft YaHei"/>
+                <w:b w:val="0"/>
+                <w:color w:val="1F2937"/>
+                <w:sz w:val="15"/>
+              </w:rPr>
+              <w:t>手动付款</w:t>
+            </w:r>
+          </w:p>
+        </w:tc>
+        <w:tc>
+          <w:tcPr>
+            <w:tcW w:type="dxa" w:w="4032"/>
+            <w:tcMar>
+              <w:top w:w="75" w:type="dxa"/>
+              <w:start w:w="100" w:type="dxa"/>
+              <w:bottom w:w="75" w:type="dxa"/>
+              <w:end w:w="100" w:type="dxa"/>
+            </w:tcMar>
+            <w:vAlign w:val="center"/>
+          </w:tcPr>
+          <w:p>
+            <w:pPr>
+              <w:spacing w:after="0" w:line="259" w:lineRule="auto"/>
+            </w:pPr>
+            <w:r>
+              <w:rPr>
+                <w:rFonts w:ascii="Calibri" w:hAnsi="Calibri" w:eastAsia="Microsoft YaHei"/>
+                <w:b w:val="0"/>
+                <w:color w:val="1F2937"/>
+                <w:sz w:val="15"/>
+              </w:rPr>
+              <w:t>POST /ops/v1/orders/{id}/payments/manual</w:t>
+            </w:r>
+          </w:p>
+        </w:tc>
+        <w:tc>
+          <w:tcPr>
+            <w:tcW w:type="dxa" w:w="4464"/>
+            <w:tcMar>
+              <w:top w:w="75" w:type="dxa"/>
+              <w:start w:w="100" w:type="dxa"/>
+              <w:bottom w:w="75" w:type="dxa"/>
+              <w:end w:w="100" w:type="dxa"/>
+            </w:tcMar>
+            <w:vAlign w:val="center"/>
+          </w:tcPr>
+          <w:p>
+            <w:pPr>
+              <w:spacing w:after="0" w:line="259" w:lineRule="auto"/>
+            </w:pPr>
+            <w:r>
+              <w:rPr>
+                <w:rFonts w:ascii="Calibri" w:hAnsi="Calibri" w:eastAsia="Microsoft YaHei"/>
+                <w:b w:val="0"/>
+                <w:color w:val="1F2937"/>
+                <w:sz w:val="15"/>
+              </w:rPr>
+              <w:t>clientRequestId幂等、expectedVersion并发控制、凭证扫描完成、金额回源校验。</w:t>
+            </w:r>
+          </w:p>
+        </w:tc>
+      </w:tr>
+      <w:tr>
+        <w:trPr>
+          <w:cantSplit/>
+        </w:trPr>
+        <w:tc>
+          <w:tcPr>
+            <w:tcW w:type="dxa" w:w="1728"/>
+            <w:tcMar>
+              <w:top w:w="75" w:type="dxa"/>
+              <w:start w:w="100" w:type="dxa"/>
+              <w:bottom w:w="75" w:type="dxa"/>
+              <w:end w:w="100" w:type="dxa"/>
+            </w:tcMar>
+            <w:vAlign w:val="center"/>
+            <w:shd w:fill="F4F7FB"/>
+          </w:tcPr>
+          <w:p>
+            <w:pPr>
+              <w:spacing w:after="0" w:line="259" w:lineRule="auto"/>
+            </w:pPr>
+            <w:r>
+              <w:rPr>
+                <w:rFonts w:ascii="Calibri" w:hAnsi="Calibri" w:eastAsia="Microsoft YaHei"/>
+                <w:b w:val="0"/>
+                <w:color w:val="1F2937"/>
+                <w:sz w:val="15"/>
+              </w:rPr>
+              <w:t>操作动作</w:t>
+            </w:r>
+          </w:p>
+        </w:tc>
+        <w:tc>
+          <w:tcPr>
+            <w:tcW w:type="dxa" w:w="4032"/>
+            <w:tcMar>
+              <w:top w:w="75" w:type="dxa"/>
+              <w:start w:w="100" w:type="dxa"/>
+              <w:bottom w:w="75" w:type="dxa"/>
+              <w:end w:w="100" w:type="dxa"/>
+            </w:tcMar>
+            <w:vAlign w:val="center"/>
+            <w:shd w:fill="F4F7FB"/>
+          </w:tcPr>
+          <w:p>
+            <w:pPr>
+              <w:spacing w:after="0" w:line="259" w:lineRule="auto"/>
+            </w:pPr>
+            <w:r>
+              <w:rPr>
+                <w:rFonts w:ascii="Calibri" w:hAnsi="Calibri" w:eastAsia="Microsoft YaHei"/>
+                <w:b w:val="0"/>
+                <w:color w:val="1F2937"/>
+                <w:sz w:val="15"/>
+              </w:rPr>
+              <w:t>POST /ops/v1/orders/{id}/actions/{action}</w:t>
+            </w:r>
+          </w:p>
+        </w:tc>
+        <w:tc>
+          <w:tcPr>
+            <w:tcW w:type="dxa" w:w="4464"/>
+            <w:tcMar>
+              <w:top w:w="75" w:type="dxa"/>
+              <w:start w:w="100" w:type="dxa"/>
+              <w:bottom w:w="75" w:type="dxa"/>
+              <w:end w:w="100" w:type="dxa"/>
+            </w:tcMar>
+            <w:vAlign w:val="center"/>
+            <w:shd w:fill="F4F7FB"/>
+          </w:tcPr>
+          <w:p>
+            <w:pPr>
+              <w:spacing w:after="0" w:line="259" w:lineRule="auto"/>
+            </w:pPr>
+            <w:r>
+              <w:rPr>
+                <w:rFonts w:ascii="Calibri" w:hAnsi="Calibri" w:eastAsia="Microsoft YaHei"/>
+                <w:b w:val="0"/>
+                <w:color w:val="1F2937"/>
+                <w:sz w:val="15"/>
+              </w:rPr>
+              <w:t>审批、取消、重发合同等按actionCode执行状态与副作用校验。</w:t>
+            </w:r>
+          </w:p>
+        </w:tc>
+      </w:tr>
+      <w:tr>
+        <w:trPr>
+          <w:cantSplit/>
+        </w:trPr>
+        <w:tc>
+          <w:tcPr>
+            <w:tcW w:type="dxa" w:w="1728"/>
+            <w:tcMar>
+              <w:top w:w="75" w:type="dxa"/>
+              <w:start w:w="100" w:type="dxa"/>
+              <w:bottom w:w="75" w:type="dxa"/>
+              <w:end w:w="100" w:type="dxa"/>
+            </w:tcMar>
+            <w:vAlign w:val="center"/>
+          </w:tcPr>
+          <w:p>
+            <w:pPr>
+              <w:spacing w:after="0" w:line="259" w:lineRule="auto"/>
+            </w:pPr>
+            <w:r>
+              <w:rPr>
+                <w:rFonts w:ascii="Calibri" w:hAnsi="Calibri" w:eastAsia="Microsoft YaHei"/>
+                <w:b w:val="0"/>
+                <w:color w:val="1F2937"/>
+                <w:sz w:val="15"/>
+              </w:rPr>
+              <w:t>详情更新事件</w:t>
+            </w:r>
+          </w:p>
+        </w:tc>
+        <w:tc>
+          <w:tcPr>
+            <w:tcW w:type="dxa" w:w="4032"/>
+            <w:tcMar>
+              <w:top w:w="75" w:type="dxa"/>
+              <w:start w:w="100" w:type="dxa"/>
+              <w:bottom w:w="75" w:type="dxa"/>
+              <w:end w:w="100" w:type="dxa"/>
+            </w:tcMar>
+            <w:vAlign w:val="center"/>
+          </w:tcPr>
+          <w:p>
+            <w:pPr>
+              <w:spacing w:after="0" w:line="259" w:lineRule="auto"/>
+            </w:pPr>
+            <w:r>
+              <w:rPr>
+                <w:rFonts w:ascii="Calibri" w:hAnsi="Calibri" w:eastAsia="Microsoft YaHei"/>
+                <w:b w:val="0"/>
+                <w:color w:val="1F2937"/>
+                <w:sz w:val="15"/>
+              </w:rPr>
+              <w:t>OrderDetail.Changed.v1</w:t>
+            </w:r>
+          </w:p>
+        </w:tc>
+        <w:tc>
+          <w:tcPr>
+            <w:tcW w:type="dxa" w:w="4464"/>
+            <w:tcMar>
+              <w:top w:w="75" w:type="dxa"/>
+              <w:start w:w="100" w:type="dxa"/>
+              <w:bottom w:w="75" w:type="dxa"/>
+              <w:end w:w="100" w:type="dxa"/>
+            </w:tcMar>
+            <w:vAlign w:val="center"/>
+          </w:tcPr>
+          <w:p>
+            <w:pPr>
+              <w:spacing w:after="0" w:line="259" w:lineRule="auto"/>
+            </w:pPr>
+            <w:r>
+              <w:rPr>
+                <w:rFonts w:ascii="Calibri" w:hAnsi="Calibri" w:eastAsia="Microsoft YaHei"/>
+                <w:b w:val="0"/>
+                <w:color w:val="1F2937"/>
+                <w:sz w:val="15"/>
+              </w:rPr>
+              <w:t>携带orderId、version、changedSections和occurredAt，前端只刷新受影响区域。</w:t>
+            </w:r>
+          </w:p>
+        </w:tc>
+      </w:tr>
+    </w:tbl>
+    <w:p>
+      <w:pPr>
+        <w:spacing w:after="0"/>
+      </w:pPr>
+    </w:p>
+    <w:p>
+      <w:pPr>
+        <w:pStyle w:val="ListBullet"/>
+      </w:pPr>
+      <w:r>
+        <w:t>顶部应付金额等于金额页签应付合计，付款状态可由付款记录复算</w:t>
+      </w:r>
+    </w:p>
+    <w:p>
+      <w:pPr>
+        <w:pStyle w:val="ListBullet"/>
+      </w:pPr>
+      <w:r>
+        <w:t>节点时间轴、合同状态、付款状态和履约状态与各页签最后有效记录一致</w:t>
+      </w:r>
+    </w:p>
+    <w:p>
+      <w:pPr>
+        <w:pStyle w:val="ListBullet"/>
+      </w:pPr>
+      <w:r>
+        <w:t>从列表打开、关闭详情后，筛选、分页、排序和滚动位置保持不变</w:t>
+      </w:r>
+    </w:p>
+    <w:p>
+      <w:pPr>
+        <w:pStyle w:val="ListBullet"/>
+      </w:pPr>
+      <w:r>
+        <w:t>不同产品线和订单类型只展示适用字段与节点，关联编号均可回源且不可串单</w:t>
+      </w:r>
+    </w:p>
+    <w:p>
+      <w:pPr>
+        <w:pStyle w:val="ListBullet"/>
+      </w:pPr>
+      <w:r>
+        <w:t>直接调用隐藏动作返回403或409且无副作用，重复clientRequestId返回首次付款或动作结果</w:t>
+      </w:r>
+    </w:p>
+    <w:p>
+      <w:pPr>
         <w:pStyle w:val="Heading1"/>
       </w:pPr>
       <w:r>
@@ -7113,7 +13589,7 @@
                 <w:color w:val="1F2937"/>
                 <w:sz w:val="16"/>
               </w:rPr>
-              <w:t>提交审批</w:t>
+              <w:t>查看订单详情</w:t>
             </w:r>
           </w:p>
         </w:tc>
@@ -7140,7 +13616,7 @@
                 <w:color w:val="1F2937"/>
                 <w:sz w:val="16"/>
               </w:rPr>
-              <w:t>校验价格、折扣、库存、合同模板和付款计划。</w:t>
+              <w:t>集中查看订单摘要、金额签约、履约进度、操作记录及当前允许动作。</w:t>
             </w:r>
           </w:p>
         </w:tc>
@@ -7197,7 +13673,7 @@
                 <w:color w:val="1F2937"/>
                 <w:sz w:val="16"/>
               </w:rPr>
-              <w:t>更新订单</w:t>
+              <w:t>提交审批</w:t>
             </w:r>
           </w:p>
         </w:tc>
@@ -7223,7 +13699,7 @@
                 <w:color w:val="1F2937"/>
                 <w:sz w:val="16"/>
               </w:rPr>
-              <w:t>仅allowedActions允许的字段可编辑，金额变化生成新价格版本。</w:t>
+              <w:t>校验价格、折扣、库存、合同模板和付款计划。</w:t>
             </w:r>
           </w:p>
         </w:tc>
@@ -7282,7 +13758,7 @@
                 <w:color w:val="1F2937"/>
                 <w:sz w:val="16"/>
               </w:rPr>
-              <w:t>取消订单</w:t>
+              <w:t>更新订单</w:t>
             </w:r>
           </w:p>
         </w:tc>
@@ -7309,7 +13785,7 @@
                 <w:color w:val="1F2937"/>
                 <w:sz w:val="16"/>
               </w:rPr>
-              <w:t>检查支付、合同、库存和履约副作用并执行补偿。</w:t>
+              <w:t>仅allowedActions允许的字段可编辑，金额变化生成新价格版本。</w:t>
             </w:r>
           </w:p>
         </w:tc>
@@ -7366,6 +13842,91 @@
                 <w:color w:val="1F2937"/>
                 <w:sz w:val="16"/>
               </w:rPr>
+              <w:t>取消订单</w:t>
+            </w:r>
+          </w:p>
+        </w:tc>
+        <w:tc>
+          <w:tcPr>
+            <w:tcW w:type="dxa" w:w="6192"/>
+            <w:tcMar>
+              <w:top w:w="75" w:type="dxa"/>
+              <w:start w:w="100" w:type="dxa"/>
+              <w:bottom w:w="75" w:type="dxa"/>
+              <w:end w:w="100" w:type="dxa"/>
+            </w:tcMar>
+            <w:vAlign w:val="center"/>
+          </w:tcPr>
+          <w:p>
+            <w:pPr>
+              <w:spacing w:after="0" w:line="259" w:lineRule="auto"/>
+            </w:pPr>
+            <w:r>
+              <w:rPr>
+                <w:rFonts w:ascii="Calibri" w:hAnsi="Calibri" w:eastAsia="Microsoft YaHei"/>
+                <w:b w:val="0"/>
+                <w:color w:val="1F2937"/>
+                <w:sz w:val="16"/>
+              </w:rPr>
+              <w:t>检查支付、合同、库存和履约副作用并执行补偿。</w:t>
+            </w:r>
+          </w:p>
+        </w:tc>
+      </w:tr>
+      <w:tr>
+        <w:trPr>
+          <w:cantSplit/>
+        </w:trPr>
+        <w:tc>
+          <w:tcPr>
+            <w:tcW w:type="dxa" w:w="1800"/>
+            <w:tcMar>
+              <w:top w:w="75" w:type="dxa"/>
+              <w:start w:w="100" w:type="dxa"/>
+              <w:bottom w:w="75" w:type="dxa"/>
+              <w:end w:w="100" w:type="dxa"/>
+            </w:tcMar>
+            <w:vAlign w:val="center"/>
+            <w:shd w:fill="F4F7FB"/>
+          </w:tcPr>
+          <w:p>
+            <w:pPr>
+              <w:spacing w:after="0" w:line="259" w:lineRule="auto"/>
+            </w:pPr>
+            <w:r>
+              <w:rPr>
+                <w:rFonts w:ascii="Calibri" w:hAnsi="Calibri" w:eastAsia="Microsoft YaHei"/>
+                <w:b w:val="0"/>
+                <w:color w:val="1F2937"/>
+                <w:sz w:val="16"/>
+              </w:rPr>
+              <w:t>OS-OPS-PRD-05-FP06</w:t>
+            </w:r>
+          </w:p>
+        </w:tc>
+        <w:tc>
+          <w:tcPr>
+            <w:tcW w:type="dxa" w:w="2232"/>
+            <w:tcMar>
+              <w:top w:w="75" w:type="dxa"/>
+              <w:start w:w="100" w:type="dxa"/>
+              <w:bottom w:w="75" w:type="dxa"/>
+              <w:end w:w="100" w:type="dxa"/>
+            </w:tcMar>
+            <w:vAlign w:val="center"/>
+            <w:shd w:fill="F4F7FB"/>
+          </w:tcPr>
+          <w:p>
+            <w:pPr>
+              <w:spacing w:after="0" w:line="259" w:lineRule="auto"/>
+            </w:pPr>
+            <w:r>
+              <w:rPr>
+                <w:rFonts w:ascii="Calibri" w:hAnsi="Calibri" w:eastAsia="Microsoft YaHei"/>
+                <w:b w:val="0"/>
+                <w:color w:val="1F2937"/>
+                <w:sz w:val="16"/>
+              </w:rPr>
               <w:t>查看物流</w:t>
             </w:r>
           </w:p>
@@ -7380,6 +13941,7 @@
               <w:end w:w="100" w:type="dxa"/>
             </w:tcMar>
             <w:vAlign w:val="center"/>
+            <w:shd w:fill="F4F7FB"/>
           </w:tcPr>
           <w:p>
             <w:pPr>
@@ -7646,7 +14208,7 @@
         <w:pStyle w:val="Heading2"/>
       </w:pPr>
       <w:r>
-        <w:t>6.2 提交审批</w:t>
+        <w:t>6.2 查看订单详情</w:t>
       </w:r>
     </w:p>
     <w:p>
@@ -7669,7 +14231,245 @@
           <w:color w:val="1F2937"/>
           <w:sz w:val="19"/>
         </w:rPr>
-        <w:t>OS-OPS-PRD-05-FP02。功能目的为校验价格、折扣、库存、合同模板和付款计划。</w:t>
+        <w:t>OS-OPS-PRD-05-FP02。功能目的为集中查看订单摘要、金额签约、履约进度、操作记录及当前允许动作。</w:t>
+      </w:r>
+    </w:p>
+    <w:p>
+      <w:pPr>
+        <w:spacing w:after="80"/>
+      </w:pPr>
+      <w:r>
+        <w:rPr>
+          <w:rFonts w:ascii="Calibri" w:hAnsi="Calibri" w:eastAsia="Microsoft YaHei"/>
+          <w:b/>
+          <w:color w:val="1F2937"/>
+          <w:sz w:val="19"/>
+        </w:rPr>
+        <w:t>使用角色与入口：</w:t>
+      </w:r>
+      <w:r>
+        <w:rPr>
+          <w:rFonts w:ascii="Calibri" w:hAnsi="Calibri" w:eastAsia="Microsoft YaHei"/>
+          <w:b w:val="0"/>
+          <w:color w:val="1F2937"/>
+          <w:sz w:val="19"/>
+        </w:rPr>
+        <w:t>拥有对应dataScope的查询用户；从指标卡、图表、列表行标题或详情入口进入。入口显示前先校验菜单权限、动作权限和数据范围。</w:t>
+      </w:r>
+    </w:p>
+    <w:p>
+      <w:pPr>
+        <w:spacing w:after="80"/>
+      </w:pPr>
+      <w:r>
+        <w:rPr>
+          <w:rFonts w:ascii="Calibri" w:hAnsi="Calibri" w:eastAsia="Microsoft YaHei"/>
+          <w:b/>
+          <w:color w:val="1F2937"/>
+          <w:sz w:val="19"/>
+        </w:rPr>
+        <w:t>前置条件：</w:t>
+      </w:r>
+      <w:r>
+        <w:rPr>
+          <w:rFonts w:ascii="Calibri" w:hAnsi="Calibri" w:eastAsia="Microsoft YaHei"/>
+          <w:b w:val="0"/>
+          <w:color w:val="1F2937"/>
+          <w:sz w:val="19"/>
+        </w:rPr>
+        <w:t>用户登录有效，拥有菜单和对象查看权限，查询条件属于dataScope；打开详情时对象存在。敏感字段、金额和状态必须回源。</w:t>
+      </w:r>
+    </w:p>
+    <w:p>
+      <w:pPr>
+        <w:spacing w:after="80"/>
+      </w:pPr>
+      <w:r>
+        <w:rPr>
+          <w:rFonts w:ascii="Calibri" w:hAnsi="Calibri" w:eastAsia="Microsoft YaHei"/>
+          <w:b/>
+          <w:color w:val="1F2937"/>
+          <w:sz w:val="19"/>
+        </w:rPr>
+        <w:t>界面操作：</w:t>
+      </w:r>
+      <w:r>
+        <w:rPr>
+          <w:rFonts w:ascii="Calibri" w:hAnsi="Calibri" w:eastAsia="Microsoft YaHei"/>
+          <w:b w:val="0"/>
+          <w:color w:val="1F2937"/>
+          <w:sz w:val="19"/>
+        </w:rPr>
+        <w:t>从卡片、列表或关联编号进入，加载订单类型、负责人、订单状态、店铺或仓点、起租日期、到期日期、优惠金额、订单备注、备注、订单编号及时间线；切换页签或筛选不改变主对象，返回时保留来源页条件。</w:t>
+      </w:r>
+    </w:p>
+    <w:p>
+      <w:pPr>
+        <w:spacing w:after="80"/>
+      </w:pPr>
+      <w:r>
+        <w:rPr>
+          <w:rFonts w:ascii="Calibri" w:hAnsi="Calibri" w:eastAsia="Microsoft YaHei"/>
+          <w:b/>
+          <w:color w:val="1F2937"/>
+          <w:sz w:val="19"/>
+        </w:rPr>
+        <w:t>系统处理：</w:t>
+      </w:r>
+      <w:r>
+        <w:rPr>
+          <w:rFonts w:ascii="Calibri" w:hAnsi="Calibri" w:eastAsia="Microsoft YaHei"/>
+          <w:b w:val="0"/>
+          <w:color w:val="1F2937"/>
+          <w:sz w:val="19"/>
+        </w:rPr>
+        <w:t>服务端校验身份、dataScope和字段脱敏后查询 /ops/v1/orders；返回version、关联对象、时间线和allowedActions。集中查看订单摘要、金额签约、履约进度、操作记录及当前允许动作。</w:t>
+      </w:r>
+    </w:p>
+    <w:p>
+      <w:pPr>
+        <w:spacing w:after="80"/>
+      </w:pPr>
+      <w:r>
+        <w:rPr>
+          <w:rFonts w:ascii="Calibri" w:hAnsi="Calibri" w:eastAsia="Microsoft YaHei"/>
+          <w:b/>
+          <w:color w:val="1F2937"/>
+          <w:sz w:val="19"/>
+        </w:rPr>
+        <w:t>业务规则：</w:t>
+      </w:r>
+      <w:r>
+        <w:rPr>
+          <w:rFonts w:ascii="Calibri" w:hAnsi="Calibri" w:eastAsia="Microsoft YaHei"/>
+          <w:b w:val="0"/>
+          <w:color w:val="1F2937"/>
+          <w:sz w:val="19"/>
+        </w:rPr>
+        <w:t>销售机会转订单必须保持sourceLeadId和opportunityId；订单金额=原价-优惠+服务费+保险+按金，后端重新计算；已签署合同或已付款订单的关键字段不得直接修改。所有校验必须由服务端再次执行，前端校验只用于即时反馈。</w:t>
+      </w:r>
+    </w:p>
+    <w:p>
+      <w:pPr>
+        <w:spacing w:after="80"/>
+      </w:pPr>
+      <w:r>
+        <w:rPr>
+          <w:rFonts w:ascii="Calibri" w:hAnsi="Calibri" w:eastAsia="Microsoft YaHei"/>
+          <w:b/>
+          <w:color w:val="1F2937"/>
+          <w:sz w:val="19"/>
+        </w:rPr>
+        <w:t>成功结果：</w:t>
+      </w:r>
+      <w:r>
+        <w:rPr>
+          <w:rFonts w:ascii="Calibri" w:hAnsi="Calibri" w:eastAsia="Microsoft YaHei"/>
+          <w:b w:val="0"/>
+          <w:color w:val="1F2937"/>
+          <w:sz w:val="19"/>
+        </w:rPr>
+        <w:t>界面完成查看订单详情并显示最新数据、截止时间、关联对象和允许操作；查询本身不改变业务状态。涉及敏感原文查看时单独记录访问审计。</w:t>
+      </w:r>
+    </w:p>
+    <w:p>
+      <w:pPr>
+        <w:spacing w:after="80"/>
+      </w:pPr>
+      <w:r>
+        <w:rPr>
+          <w:rFonts w:ascii="Calibri" w:hAnsi="Calibri" w:eastAsia="Microsoft YaHei"/>
+          <w:b/>
+          <w:color w:val="1F2937"/>
+          <w:sz w:val="19"/>
+        </w:rPr>
+        <w:t>异常与恢复：</w:t>
+      </w:r>
+      <w:r>
+        <w:rPr>
+          <w:rFonts w:ascii="Calibri" w:hAnsi="Calibri" w:eastAsia="Microsoft YaHei"/>
+          <w:b w:val="0"/>
+          <w:color w:val="1F2937"/>
+          <w:sz w:val="19"/>
+        </w:rPr>
+        <w:t>400定位到具体字段并保留输入；403隐藏敏感内容并记录拒绝审计；409展示最新状态并要求刷新；超时先按clientRequestId查询执行结果；部分成功展示逐项明细和补偿入口。</w:t>
+      </w:r>
+    </w:p>
+    <w:p>
+      <w:pPr>
+        <w:spacing w:after="80"/>
+      </w:pPr>
+      <w:r>
+        <w:rPr>
+          <w:rFonts w:ascii="Calibri" w:hAnsi="Calibri" w:eastAsia="Microsoft YaHei"/>
+          <w:b/>
+          <w:color w:val="1F2937"/>
+          <w:sz w:val="19"/>
+        </w:rPr>
+        <w:t>跨端影响：</w:t>
+      </w:r>
+      <w:r>
+        <w:rPr>
+          <w:rFonts w:ascii="Calibri" w:hAnsi="Calibri" w:eastAsia="Microsoft YaHei"/>
+          <w:b w:val="0"/>
+          <w:color w:val="1F2937"/>
+          <w:sz w:val="19"/>
+        </w:rPr>
+        <w:t>小程序支付结果以服务端回调为准。跨端消息只携带业务编号，接收端打开后重新鉴权并查询最新状态。</w:t>
+      </w:r>
+    </w:p>
+    <w:p>
+      <w:pPr>
+        <w:spacing w:after="80"/>
+      </w:pPr>
+      <w:r>
+        <w:rPr>
+          <w:rFonts w:ascii="Calibri" w:hAnsi="Calibri" w:eastAsia="Microsoft YaHei"/>
+          <w:b/>
+          <w:color w:val="1F2937"/>
+          <w:sz w:val="19"/>
+        </w:rPr>
+        <w:t>验收条件：</w:t>
+      </w:r>
+      <w:r>
+        <w:rPr>
+          <w:rFonts w:ascii="Calibri" w:hAnsi="Calibri" w:eastAsia="Microsoft YaHei"/>
+          <w:b w:val="0"/>
+          <w:color w:val="1F2937"/>
+          <w:sz w:val="19"/>
+        </w:rPr>
+        <w:t>查看订单详情只返回dataScope内且按权限脱敏的数据；刷新前后无业务写入，筛选、详情和导出对同一对象的字段值一致。</w:t>
+      </w:r>
+    </w:p>
+    <w:p>
+      <w:pPr>
+        <w:pStyle w:val="Heading2"/>
+      </w:pPr>
+      <w:r>
+        <w:t>6.3 提交审批</w:t>
+      </w:r>
+    </w:p>
+    <w:p>
+      <w:pPr>
+        <w:spacing w:after="80"/>
+      </w:pPr>
+      <w:r>
+        <w:rPr>
+          <w:rFonts w:ascii="Calibri" w:hAnsi="Calibri" w:eastAsia="Microsoft YaHei"/>
+          <w:b/>
+          <w:color w:val="1F2937"/>
+          <w:sz w:val="19"/>
+        </w:rPr>
+        <w:t>功能编号：</w:t>
+      </w:r>
+      <w:r>
+        <w:rPr>
+          <w:rFonts w:ascii="Calibri" w:hAnsi="Calibri" w:eastAsia="Microsoft YaHei"/>
+          <w:b w:val="0"/>
+          <w:color w:val="1F2937"/>
+          <w:sz w:val="19"/>
+        </w:rPr>
+        <w:t>OS-OPS-PRD-05-FP03。功能目的为校验价格、折扣、库存、合同模板和付款计划。</w:t>
       </w:r>
     </w:p>
     <w:p>
@@ -7853,7 +14653,7 @@
           <w:color w:val="1F2937"/>
           <w:sz w:val="19"/>
         </w:rPr>
-        <w:t>小程序支付结果以服务端回调为准。跨端消息只携带业务编号，接收端打开后重新鉴权并查询最新状态。</w:t>
+        <w:t>仓位、预约、迷你箱和工单状态通过关联编号回写订单时间线。跨端消息只携带业务编号，接收端打开后重新鉴权并查询最新状态。</w:t>
       </w:r>
     </w:p>
     <w:p>
@@ -7884,7 +14684,7 @@
         <w:pStyle w:val="Heading2"/>
       </w:pPr>
       <w:r>
-        <w:t>6.3 更新订单</w:t>
+        <w:t>6.4 更新订单</w:t>
       </w:r>
     </w:p>
     <w:p>
@@ -7907,7 +14707,7 @@
           <w:color w:val="1F2937"/>
           <w:sz w:val="19"/>
         </w:rPr>
-        <w:t>OS-OPS-PRD-05-FP03。功能目的为仅allowedActions允许的字段可编辑，金额变化生成新价格版本。</w:t>
+        <w:t>OS-OPS-PRD-05-FP04。功能目的为仅allowedActions允许的字段可编辑，金额变化生成新价格版本。</w:t>
       </w:r>
     </w:p>
     <w:p>
@@ -8091,7 +14891,7 @@
           <w:color w:val="1F2937"/>
           <w:sz w:val="19"/>
         </w:rPr>
-        <w:t>仓位、预约、迷你箱和工单状态通过关联编号回写订单时间线。跨端消息只携带业务编号，接收端打开后重新鉴权并查询最新状态。</w:t>
+        <w:t>客户小程序展示本人订单及allowedActions。跨端消息只携带业务编号，接收端打开后重新鉴权并查询最新状态。</w:t>
       </w:r>
     </w:p>
     <w:p>
@@ -8122,7 +14922,7 @@
         <w:pStyle w:val="Heading2"/>
       </w:pPr>
       <w:r>
-        <w:t>6.4 取消订单</w:t>
+        <w:t>6.5 取消订单</w:t>
       </w:r>
     </w:p>
     <w:p>
@@ -8145,7 +14945,7 @@
           <w:color w:val="1F2937"/>
           <w:sz w:val="19"/>
         </w:rPr>
-        <w:t>OS-OPS-PRD-05-FP04。功能目的为检查支付、合同、库存和履约副作用并执行补偿。</w:t>
+        <w:t>OS-OPS-PRD-05-FP05。功能目的为检查支付、合同、库存和履约副作用并执行补偿。</w:t>
       </w:r>
     </w:p>
     <w:p>
@@ -8329,7 +15129,7 @@
           <w:color w:val="1F2937"/>
           <w:sz w:val="19"/>
         </w:rPr>
-        <w:t>客户小程序展示本人订单及allowedActions。跨端消息只携带业务编号，接收端打开后重新鉴权并查询最新状态。</w:t>
+        <w:t>小程序支付结果以服务端回调为准。跨端消息只携带业务编号，接收端打开后重新鉴权并查询最新状态。</w:t>
       </w:r>
     </w:p>
     <w:p>
@@ -8360,7 +15160,7 @@
         <w:pStyle w:val="Heading2"/>
       </w:pPr>
       <w:r>
-        <w:t>6.5 查看物流</w:t>
+        <w:t>6.6 查看物流</w:t>
       </w:r>
     </w:p>
     <w:p>
@@ -8383,7 +15183,7 @@
           <w:color w:val="1F2937"/>
           <w:sz w:val="19"/>
         </w:rPr>
-        <w:t>OS-OPS-PRD-05-FP05。功能目的为迷你箱订单显示箱号、预约、运单和节点时间。</w:t>
+        <w:t>OS-OPS-PRD-05-FP06。功能目的为迷你箱订单显示箱号、预约、运单和节点时间。</w:t>
       </w:r>
     </w:p>
     <w:p>
@@ -8567,7 +15367,7 @@
           <w:color w:val="1F2937"/>
           <w:sz w:val="19"/>
         </w:rPr>
-        <w:t>小程序支付结果以服务端回调为准。跨端消息只携带业务编号，接收端打开后重新鉴权并查询最新状态。</w:t>
+        <w:t>仓位、预约、迷你箱和工单状态通过关联编号回写订单时间线。跨端消息只携带业务编号，接收端打开后重新鉴权并查询最新状态。</w:t>
       </w:r>
     </w:p>
     <w:p>
@@ -8598,7 +15398,7 @@
         <w:pStyle w:val="Heading2"/>
       </w:pPr>
       <w:r>
-        <w:t>6.6 标准写操作时序</w:t>
+        <w:t>6.7 标准写操作时序</w:t>
       </w:r>
     </w:p>
     <w:p>
@@ -12199,6 +18999,295 @@
           </w:p>
         </w:tc>
       </w:tr>
+      <w:tr>
+        <w:trPr>
+          <w:cantSplit/>
+        </w:trPr>
+        <w:tc>
+          <w:tcPr>
+            <w:tcW w:type="dxa" w:w="1944"/>
+            <w:tcMar>
+              <w:top w:w="75" w:type="dxa"/>
+              <w:start w:w="100" w:type="dxa"/>
+              <w:bottom w:w="75" w:type="dxa"/>
+              <w:end w:w="100" w:type="dxa"/>
+            </w:tcMar>
+            <w:vAlign w:val="center"/>
+          </w:tcPr>
+          <w:p>
+            <w:pPr>
+              <w:spacing w:after="0" w:line="259" w:lineRule="auto"/>
+            </w:pPr>
+            <w:r>
+              <w:rPr>
+                <w:rFonts w:ascii="Calibri" w:hAnsi="Calibri" w:eastAsia="Microsoft YaHei"/>
+                <w:b w:val="0"/>
+                <w:color w:val="1F2937"/>
+                <w:sz w:val="17"/>
+              </w:rPr>
+              <w:t>OS-OPS-PRD-05-AC09</w:t>
+            </w:r>
+          </w:p>
+        </w:tc>
+        <w:tc>
+          <w:tcPr>
+            <w:tcW w:type="dxa" w:w="8280"/>
+            <w:tcMar>
+              <w:top w:w="75" w:type="dxa"/>
+              <w:start w:w="100" w:type="dxa"/>
+              <w:bottom w:w="75" w:type="dxa"/>
+              <w:end w:w="100" w:type="dxa"/>
+            </w:tcMar>
+            <w:vAlign w:val="center"/>
+          </w:tcPr>
+          <w:p>
+            <w:pPr>
+              <w:spacing w:after="0" w:line="259" w:lineRule="auto"/>
+            </w:pPr>
+            <w:r>
+              <w:rPr>
+                <w:rFonts w:ascii="Calibri" w:hAnsi="Calibri" w:eastAsia="Microsoft YaHei"/>
+                <w:b w:val="0"/>
+                <w:color w:val="1F2937"/>
+                <w:sz w:val="17"/>
+              </w:rPr>
+              <w:t>订单详情顶部摘要、四个页签、节点时间轴和底部动作均使用同一orderId、version和allowedActions。</w:t>
+            </w:r>
+          </w:p>
+        </w:tc>
+      </w:tr>
+      <w:tr>
+        <w:trPr>
+          <w:cantSplit/>
+        </w:trPr>
+        <w:tc>
+          <w:tcPr>
+            <w:tcW w:type="dxa" w:w="1944"/>
+            <w:tcMar>
+              <w:top w:w="75" w:type="dxa"/>
+              <w:start w:w="100" w:type="dxa"/>
+              <w:bottom w:w="75" w:type="dxa"/>
+              <w:end w:w="100" w:type="dxa"/>
+            </w:tcMar>
+            <w:vAlign w:val="center"/>
+            <w:shd w:fill="F4F7FB"/>
+          </w:tcPr>
+          <w:p>
+            <w:pPr>
+              <w:spacing w:after="0" w:line="259" w:lineRule="auto"/>
+            </w:pPr>
+            <w:r>
+              <w:rPr>
+                <w:rFonts w:ascii="Calibri" w:hAnsi="Calibri" w:eastAsia="Microsoft YaHei"/>
+                <w:b w:val="0"/>
+                <w:color w:val="1F2937"/>
+                <w:sz w:val="17"/>
+              </w:rPr>
+              <w:t>OS-OPS-PRD-05-AC10</w:t>
+            </w:r>
+          </w:p>
+        </w:tc>
+        <w:tc>
+          <w:tcPr>
+            <w:tcW w:type="dxa" w:w="8280"/>
+            <w:tcMar>
+              <w:top w:w="75" w:type="dxa"/>
+              <w:start w:w="100" w:type="dxa"/>
+              <w:bottom w:w="75" w:type="dxa"/>
+              <w:end w:w="100" w:type="dxa"/>
+            </w:tcMar>
+            <w:vAlign w:val="center"/>
+            <w:shd w:fill="F4F7FB"/>
+          </w:tcPr>
+          <w:p>
+            <w:pPr>
+              <w:spacing w:after="0" w:line="259" w:lineRule="auto"/>
+            </w:pPr>
+            <w:r>
+              <w:rPr>
+                <w:rFonts w:ascii="Calibri" w:hAnsi="Calibri" w:eastAsia="Microsoft YaHei"/>
+                <w:b w:val="0"/>
+                <w:color w:val="1F2937"/>
+                <w:sz w:val="17"/>
+              </w:rPr>
+              <w:t>顶部应付金额、金额构成、付款计划和付款记录可双向对账，支付状态以服务端回调或财务确认结果为准。</w:t>
+            </w:r>
+          </w:p>
+        </w:tc>
+      </w:tr>
+      <w:tr>
+        <w:trPr>
+          <w:cantSplit/>
+        </w:trPr>
+        <w:tc>
+          <w:tcPr>
+            <w:tcW w:type="dxa" w:w="1944"/>
+            <w:tcMar>
+              <w:top w:w="75" w:type="dxa"/>
+              <w:start w:w="100" w:type="dxa"/>
+              <w:bottom w:w="75" w:type="dxa"/>
+              <w:end w:w="100" w:type="dxa"/>
+            </w:tcMar>
+            <w:vAlign w:val="center"/>
+          </w:tcPr>
+          <w:p>
+            <w:pPr>
+              <w:spacing w:after="0" w:line="259" w:lineRule="auto"/>
+            </w:pPr>
+            <w:r>
+              <w:rPr>
+                <w:rFonts w:ascii="Calibri" w:hAnsi="Calibri" w:eastAsia="Microsoft YaHei"/>
+                <w:b w:val="0"/>
+                <w:color w:val="1F2937"/>
+                <w:sz w:val="17"/>
+              </w:rPr>
+              <w:t>OS-OPS-PRD-05-AC11</w:t>
+            </w:r>
+          </w:p>
+        </w:tc>
+        <w:tc>
+          <w:tcPr>
+            <w:tcW w:type="dxa" w:w="8280"/>
+            <w:tcMar>
+              <w:top w:w="75" w:type="dxa"/>
+              <w:start w:w="100" w:type="dxa"/>
+              <w:bottom w:w="75" w:type="dxa"/>
+              <w:end w:w="100" w:type="dxa"/>
+            </w:tcMar>
+            <w:vAlign w:val="center"/>
+          </w:tcPr>
+          <w:p>
+            <w:pPr>
+              <w:spacing w:after="0" w:line="259" w:lineRule="auto"/>
+            </w:pPr>
+            <w:r>
+              <w:rPr>
+                <w:rFonts w:ascii="Calibri" w:hAnsi="Calibri" w:eastAsia="Microsoft YaHei"/>
+                <w:b w:val="0"/>
+                <w:color w:val="1F2937"/>
+                <w:sz w:val="17"/>
+              </w:rPr>
+              <w:t>电子签约、支付和履约节点与各子域最后有效记录一致；重试记录、失败原因和补偿任务可追溯。</w:t>
+            </w:r>
+          </w:p>
+        </w:tc>
+      </w:tr>
+      <w:tr>
+        <w:trPr>
+          <w:cantSplit/>
+        </w:trPr>
+        <w:tc>
+          <w:tcPr>
+            <w:tcW w:type="dxa" w:w="1944"/>
+            <w:tcMar>
+              <w:top w:w="75" w:type="dxa"/>
+              <w:start w:w="100" w:type="dxa"/>
+              <w:bottom w:w="75" w:type="dxa"/>
+              <w:end w:w="100" w:type="dxa"/>
+            </w:tcMar>
+            <w:vAlign w:val="center"/>
+            <w:shd w:fill="F4F7FB"/>
+          </w:tcPr>
+          <w:p>
+            <w:pPr>
+              <w:spacing w:after="0" w:line="259" w:lineRule="auto"/>
+            </w:pPr>
+            <w:r>
+              <w:rPr>
+                <w:rFonts w:ascii="Calibri" w:hAnsi="Calibri" w:eastAsia="Microsoft YaHei"/>
+                <w:b w:val="0"/>
+                <w:color w:val="1F2937"/>
+                <w:sz w:val="17"/>
+              </w:rPr>
+              <w:t>OS-OPS-PRD-05-AC12</w:t>
+            </w:r>
+          </w:p>
+        </w:tc>
+        <w:tc>
+          <w:tcPr>
+            <w:tcW w:type="dxa" w:w="8280"/>
+            <w:tcMar>
+              <w:top w:w="75" w:type="dxa"/>
+              <w:start w:w="100" w:type="dxa"/>
+              <w:bottom w:w="75" w:type="dxa"/>
+              <w:end w:w="100" w:type="dxa"/>
+            </w:tcMar>
+            <w:vAlign w:val="center"/>
+            <w:shd w:fill="F4F7FB"/>
+          </w:tcPr>
+          <w:p>
+            <w:pPr>
+              <w:spacing w:after="0" w:line="259" w:lineRule="auto"/>
+            </w:pPr>
+            <w:r>
+              <w:rPr>
+                <w:rFonts w:ascii="Calibri" w:hAnsi="Calibri" w:eastAsia="Microsoft YaHei"/>
+                <w:b w:val="0"/>
+                <w:color w:val="1F2937"/>
+                <w:sz w:val="17"/>
+              </w:rPr>
+              <w:t>后台手动付款校验金额、币种、交易参考号、凭证、权限、幂等和并发，重复提交不重复入账。</w:t>
+            </w:r>
+          </w:p>
+        </w:tc>
+      </w:tr>
+      <w:tr>
+        <w:trPr>
+          <w:cantSplit/>
+        </w:trPr>
+        <w:tc>
+          <w:tcPr>
+            <w:tcW w:type="dxa" w:w="1944"/>
+            <w:tcMar>
+              <w:top w:w="75" w:type="dxa"/>
+              <w:start w:w="100" w:type="dxa"/>
+              <w:bottom w:w="75" w:type="dxa"/>
+              <w:end w:w="100" w:type="dxa"/>
+            </w:tcMar>
+            <w:vAlign w:val="center"/>
+          </w:tcPr>
+          <w:p>
+            <w:pPr>
+              <w:spacing w:after="0" w:line="259" w:lineRule="auto"/>
+            </w:pPr>
+            <w:r>
+              <w:rPr>
+                <w:rFonts w:ascii="Calibri" w:hAnsi="Calibri" w:eastAsia="Microsoft YaHei"/>
+                <w:b w:val="0"/>
+                <w:color w:val="1F2937"/>
+                <w:sz w:val="17"/>
+              </w:rPr>
+              <w:t>OS-OPS-PRD-05-AC13</w:t>
+            </w:r>
+          </w:p>
+        </w:tc>
+        <w:tc>
+          <w:tcPr>
+            <w:tcW w:type="dxa" w:w="8280"/>
+            <w:tcMar>
+              <w:top w:w="75" w:type="dxa"/>
+              <w:start w:w="100" w:type="dxa"/>
+              <w:bottom w:w="75" w:type="dxa"/>
+              <w:end w:w="100" w:type="dxa"/>
+            </w:tcMar>
+            <w:vAlign w:val="center"/>
+          </w:tcPr>
+          <w:p>
+            <w:pPr>
+              <w:spacing w:after="0" w:line="259" w:lineRule="auto"/>
+            </w:pPr>
+            <w:r>
+              <w:rPr>
+                <w:rFonts w:ascii="Calibri" w:hAnsi="Calibri" w:eastAsia="Microsoft YaHei"/>
+                <w:b w:val="0"/>
+                <w:color w:val="1F2937"/>
+                <w:sz w:val="17"/>
+              </w:rPr>
+              <w:t>关闭详情后保留列表筛选、分页、排序和滚动位置；不同产品线只展示适用字段和节点。</w:t>
+            </w:r>
+          </w:p>
+        </w:tc>
+      </w:tr>
     </w:tbl>
     <w:p>
       <w:pPr>
@@ -12599,7 +19688,7 @@
         <w:color w:val="667085"/>
         <w:sz w:val="15"/>
       </w:rPr>
-      <w:t xml:space="preserve">V2.3  |  2026-09-09  |  </w:t>
+      <w:t xml:space="preserve">V2.4  |  2026-09-09  |  </w:t>
     </w:r>
     <w:r>
       <w:fldChar w:fldCharType="begin"/>
@@ -13345,9 +20434,6 @@
     <w:rsid w:val="00FC693F"/>
     <w:pPr>
       <w:keepNext/>
-      <w:pBdr>
-        <w:bottom w:val="single" w:sz="8" w:space="4" w:color="4F81BD" w:themeColor="accent1"/>
-      </w:pBdr>
       <w:spacing w:after="200" w:line="240" w:lineRule="auto" w:before="0"/>
       <w:contextualSpacing/>
     </w:pPr>

--- a/operations-requirements/downloads/05_订单中心 PRD.docx
+++ b/operations-requirements/downloads/05_订单中心 PRD.docx
@@ -38,7 +38,7 @@
           <w:color w:val="2E74B5"/>
           <w:sz w:val="20"/>
         </w:rPr>
-        <w:t>OS-OPS-PRD-05  |  V2.4  |  2026-09-09</w:t>
+        <w:t>OS-OPS-PRD-05  |  V2.5  |  2026-09-09</w:t>
       </w:r>
     </w:p>
     <w:p>
@@ -366,7 +366,7 @@
                 <w:color w:val="1F2937"/>
                 <w:sz w:val="18"/>
               </w:rPr>
-              <w:t>V2.4  2026-09-09</w:t>
+              <w:t>V2.5  2026-09-09</w:t>
             </w:r>
           </w:p>
         </w:tc>
@@ -19688,7 +19688,7 @@
         <w:color w:val="667085"/>
         <w:sz w:val="15"/>
       </w:rPr>
-      <w:t xml:space="preserve">V2.4  |  2026-09-09  |  </w:t>
+      <w:t xml:space="preserve">V2.5  |  2026-09-09  |  </w:t>
     </w:r>
     <w:r>
       <w:fldChar w:fldCharType="begin"/>

--- a/operations-requirements/downloads/05_订单中心 PRD.docx
+++ b/operations-requirements/downloads/05_订单中心 PRD.docx
@@ -57,9 +57,7 @@
       </w:r>
     </w:p>
     <w:p>
-      <w:r>
-        <w:br w:type="page"/>
-      </w:r>
+      <w:r/>
     </w:p>
     <w:p>
       <w:pPr>
@@ -989,40 +987,7 @@
       <w:pPr>
         <w:jc w:val="center"/>
       </w:pPr>
-      <w:r>
-        <w:drawing>
-          <wp:inline xmlns:a="http://schemas.openxmlformats.org/drawingml/2006/main" xmlns:pic="http://schemas.openxmlformats.org/drawingml/2006/picture">
-            <wp:extent cx="6172200" cy="3471862"/>
-            <wp:docPr id="1" name="Picture 1"/>
-            <wp:cNvGraphicFramePr>
-              <a:graphicFrameLocks noChangeAspect="1"/>
-            </wp:cNvGraphicFramePr>
-            <a:graphic>
-              <a:graphicData uri="http://schemas.openxmlformats.org/drawingml/2006/picture">
-                <pic:pic>
-                  <pic:nvPicPr>
-                    <pic:cNvPr id="0" name="ops-05-orders.png"/>
-                    <pic:cNvPicPr/>
-                  </pic:nvPicPr>
-                  <pic:blipFill>
-                    <a:blip r:embed="rId11"/>
-                    <a:stretch>
-                      <a:fillRect/>
-                    </a:stretch>
-                  </pic:blipFill>
-                  <pic:spPr>
-                    <a:xfrm>
-                      <a:off x="0" y="0"/>
-                      <a:ext cx="6172200" cy="3471862"/>
-                    </a:xfrm>
-                    <a:prstGeom prst="rect"/>
-                  </pic:spPr>
-                </pic:pic>
-              </a:graphicData>
-            </a:graphic>
-          </wp:inline>
-        </w:drawing>
-      </w:r>
+      <w:r/>
     </w:p>
     <w:p>
       <w:pPr>
@@ -1266,7 +1231,7 @@
                 <w:color w:val="1F2937"/>
                 <w:sz w:val="16"/>
               </w:rPr>
-              <w:t>查询条件可组合、重置并在返回时保留；列表与导出共用同一数据范围；按钮依据权限、状态和allowedActions显示。</w:t>
+              <w:t>查询条件可组合、重置并在返回时保留；列表与导出共用同一数据范围；按钮依据权限、状态和当前允许操作显示。</w:t>
             </w:r>
           </w:p>
         </w:tc>
@@ -1325,7 +1290,7 @@
                 <w:color w:val="1F2937"/>
                 <w:sz w:val="16"/>
               </w:rPr>
-              <w:t>所有行级和详情动作由allowedActions控制；无权限时隐藏入口，直接调用接口仍返回403并记录审计。</w:t>
+              <w:t>所有行级和详情动作由当前允许操作控制；无权限时隐藏入口，直接调用接口仍返回403并记录审计。</w:t>
             </w:r>
           </w:p>
         </w:tc>
@@ -1340,40 +1305,7 @@
       <w:pPr>
         <w:jc w:val="center"/>
       </w:pPr>
-      <w:r>
-        <w:drawing>
-          <wp:inline xmlns:a="http://schemas.openxmlformats.org/drawingml/2006/main" xmlns:pic="http://schemas.openxmlformats.org/drawingml/2006/picture">
-            <wp:extent cx="6172200" cy="3471862"/>
-            <wp:docPr id="2" name="Picture 2"/>
-            <wp:cNvGraphicFramePr>
-              <a:graphicFrameLocks noChangeAspect="1"/>
-            </wp:cNvGraphicFramePr>
-            <a:graphic>
-              <a:graphicData uri="http://schemas.openxmlformats.org/drawingml/2006/picture">
-                <pic:pic>
-                  <pic:nvPicPr>
-                    <pic:cNvPr id="0" name="ops-05-orders-detail.png"/>
-                    <pic:cNvPicPr/>
-                  </pic:nvPicPr>
-                  <pic:blipFill>
-                    <a:blip r:embed="rId12"/>
-                    <a:stretch>
-                      <a:fillRect/>
-                    </a:stretch>
-                  </pic:blipFill>
-                  <pic:spPr>
-                    <a:xfrm>
-                      <a:off x="0" y="0"/>
-                      <a:ext cx="6172200" cy="3471862"/>
-                    </a:xfrm>
-                    <a:prstGeom prst="rect"/>
-                  </pic:spPr>
-                </pic:pic>
-              </a:graphicData>
-            </a:graphic>
-          </wp:inline>
-        </w:drawing>
-      </w:r>
+      <w:r/>
     </w:p>
     <w:p>
       <w:pPr>
@@ -1617,7 +1549,7 @@
                 <w:color w:val="1F2937"/>
                 <w:sz w:val="16"/>
               </w:rPr>
-              <w:t>动作按钮完全依据allowedActions显示；每次动作后回源刷新状态、版本和时间线，冲突时禁止旧数据覆盖。</w:t>
+              <w:t>动作按钮完全依据当前允许操作显示；每次动作后回源刷新状态、版本和时间线，冲突时禁止旧数据覆盖。</w:t>
             </w:r>
           </w:p>
         </w:tc>
@@ -1676,7 +1608,7 @@
                 <w:color w:val="1F2937"/>
                 <w:sz w:val="16"/>
               </w:rPr>
-              <w:t>所有行级和详情动作由allowedActions控制；无权限时隐藏入口，直接调用接口仍返回403并记录审计。</w:t>
+              <w:t>所有行级和详情动作由当前允许操作控制；无权限时隐藏入口，直接调用接口仍返回403并记录审计。</w:t>
             </w:r>
           </w:p>
         </w:tc>
@@ -1691,40 +1623,7 @@
       <w:pPr>
         <w:jc w:val="center"/>
       </w:pPr>
-      <w:r>
-        <w:drawing>
-          <wp:inline xmlns:a="http://schemas.openxmlformats.org/drawingml/2006/main" xmlns:pic="http://schemas.openxmlformats.org/drawingml/2006/picture">
-            <wp:extent cx="6172200" cy="3857625"/>
-            <wp:docPr id="3" name="Picture 3"/>
-            <wp:cNvGraphicFramePr>
-              <a:graphicFrameLocks noChangeAspect="1"/>
-            </wp:cNvGraphicFramePr>
-            <a:graphic>
-              <a:graphicData uri="http://schemas.openxmlformats.org/drawingml/2006/picture">
-                <pic:pic>
-                  <pic:nvPicPr>
-                    <pic:cNvPr id="0" name="ops-05-orders-add.png"/>
-                    <pic:cNvPicPr/>
-                  </pic:nvPicPr>
-                  <pic:blipFill>
-                    <a:blip r:embed="rId13"/>
-                    <a:stretch>
-                      <a:fillRect/>
-                    </a:stretch>
-                  </pic:blipFill>
-                  <pic:spPr>
-                    <a:xfrm>
-                      <a:off x="0" y="0"/>
-                      <a:ext cx="6172200" cy="3857625"/>
-                    </a:xfrm>
-                    <a:prstGeom prst="rect"/>
-                  </pic:spPr>
-                </pic:pic>
-              </a:graphicData>
-            </a:graphic>
-          </wp:inline>
-        </w:drawing>
-      </w:r>
+      <w:r/>
     </w:p>
     <w:p>
       <w:pPr>
@@ -2027,7 +1926,7 @@
                 <w:color w:val="1F2937"/>
                 <w:sz w:val="16"/>
               </w:rPr>
-              <w:t>所有行级和详情动作由allowedActions控制；无权限时隐藏入口，直接调用接口仍返回403并记录审计。</w:t>
+              <w:t>所有行级和详情动作由当前允许操作控制；无权限时隐藏入口，直接调用接口仍返回403并记录审计。</w:t>
             </w:r>
           </w:p>
         </w:tc>
@@ -4071,7 +3970,7 @@
                 <w:color w:val="1F2937"/>
                 <w:sz w:val="16"/>
               </w:rPr>
-              <w:t>根据allowedActions显示查看、编辑及状态动作；后端再次鉴权。</w:t>
+              <w:t>根据当前允许操作显示查看、编辑及状态动作；后端再次鉴权。</w:t>
             </w:r>
           </w:p>
         </w:tc>
@@ -6851,7 +6750,7 @@
         <w:pStyle w:val="ListBullet"/>
       </w:pPr>
       <w:r>
-        <w:t>首次打开新增表单使用服务端默认值；编辑表单显示当前version</w:t>
+        <w:t>首次打开新增表单使用服务端默认值；编辑表单显示当前数据版本</w:t>
       </w:r>
     </w:p>
     <w:p>
@@ -6888,7 +6787,7 @@
     </w:p>
     <w:p>
       <w:r>
-        <w:t>用户在订单列表点击“查看”后，从右侧打开订单详情抽屉。抽屉打开时保留列表查询上下文并锁定背景滚动；点击右上角关闭、底部关闭或按Esc退出。详情加载失败不得关闭列表，页面应保留订单号、错误原因、traceId和重试入口。</w:t>
+        <w:t>用户在订单列表点击“查看”后，从右侧打开订单详情抽屉。抽屉打开时保留列表查询上下文并锁定背景滚动；点击右上角关闭、底部关闭或按Esc退出。详情加载失败不得关闭列表，页面应保留订单号、错误原因、链路追踪编号和重试入口。</w:t>
       </w:r>
     </w:p>
     <w:tbl>
@@ -7067,7 +6966,7 @@
                 <w:color w:val="1F2937"/>
                 <w:sz w:val="16"/>
               </w:rPr>
-              <w:t>显示订单号、version、aggregatedStatus、asOfTime和allowedActions；每次动作成功后回源刷新。</w:t>
+              <w:t>显示订单号、数据版本、聚合状态、数据截止时间和当前允许操作；每次动作成功后回源刷新。</w:t>
             </w:r>
           </w:p>
         </w:tc>
@@ -7457,7 +7356,7 @@
                 <w:color w:val="1F2937"/>
                 <w:sz w:val="15"/>
               </w:rPr>
-              <w:t>orderType、sourceCode、orderNo</w:t>
+              <w:t>订单类型、来源类型、订单号</w:t>
             </w:r>
           </w:p>
         </w:tc>
@@ -7569,7 +7468,7 @@
                 <w:color w:val="1F2937"/>
                 <w:sz w:val="15"/>
               </w:rPr>
-              <w:t>storeSnapshot、subjectSnapshot</w:t>
+              <w:t>门店快照、业务对象快照</w:t>
             </w:r>
           </w:p>
         </w:tc>
@@ -7679,7 +7578,7 @@
                 <w:color w:val="1F2937"/>
                 <w:sz w:val="15"/>
               </w:rPr>
-              <w:t>customerSnapshot、channelCode</w:t>
+              <w:t>客户快照、渠道类型</w:t>
             </w:r>
           </w:p>
         </w:tc>
@@ -7791,7 +7690,7 @@
                 <w:color w:val="1F2937"/>
                 <w:sz w:val="15"/>
               </w:rPr>
-              <w:t>aggregatedStatus</w:t>
+              <w:t>聚合状态</w:t>
             </w:r>
           </w:p>
         </w:tc>
@@ -7901,7 +7800,7 @@
                 <w:color w:val="1F2937"/>
                 <w:sz w:val="15"/>
               </w:rPr>
-              <w:t>productLine</w:t>
+              <w:t>产品线</w:t>
             </w:r>
           </w:p>
         </w:tc>
@@ -8013,7 +7912,7 @@
                 <w:color w:val="1F2937"/>
                 <w:sz w:val="15"/>
               </w:rPr>
-              <w:t>orderType</w:t>
+              <w:t>订单类型</w:t>
             </w:r>
           </w:p>
         </w:tc>
@@ -8123,7 +8022,7 @@
                 <w:color w:val="1F2937"/>
                 <w:sz w:val="15"/>
               </w:rPr>
-              <w:t>pricing.payableAmount</w:t>
+              <w:t>pricing.应付金额</w:t>
             </w:r>
           </w:p>
         </w:tc>
@@ -8235,7 +8134,7 @@
                 <w:color w:val="1F2937"/>
                 <w:sz w:val="15"/>
               </w:rPr>
-              <w:t>paymentSummary.status</w:t>
+              <w:t>付款摘要.业务状态</w:t>
             </w:r>
           </w:p>
         </w:tc>
@@ -8499,7 +8398,7 @@
                 <w:color w:val="1F2937"/>
                 <w:sz w:val="15"/>
               </w:rPr>
-              <w:t>createdAt</w:t>
+              <w:t>创建时间</w:t>
             </w:r>
           </w:p>
         </w:tc>
@@ -8637,7 +8536,7 @@
                 <w:color w:val="1F2937"/>
                 <w:sz w:val="15"/>
               </w:rPr>
-              <w:t>contractSentAt、signedAt</w:t>
+              <w:t>合同发送时间、签署时间</w:t>
             </w:r>
           </w:p>
         </w:tc>
@@ -8691,7 +8590,7 @@
                 <w:color w:val="1F2937"/>
                 <w:sz w:val="15"/>
               </w:rPr>
-              <w:t>无合同业务显示不适用；失败节点可查看原因并在allowedActions允许时重新发送。</w:t>
+              <w:t>无合同业务显示不适用；失败节点可查看原因并在当前允许操作允许时重新发送。</w:t>
             </w:r>
           </w:p>
         </w:tc>
@@ -8774,7 +8673,7 @@
                 <w:color w:val="1F2937"/>
                 <w:sz w:val="15"/>
               </w:rPr>
-              <w:t>paymentCreatedAt、paidAt</w:t>
+              <w:t>付款单创建时间、付款时间</w:t>
             </w:r>
           </w:p>
         </w:tc>
@@ -8912,7 +8811,7 @@
                 <w:color w:val="1F2937"/>
                 <w:sz w:val="15"/>
               </w:rPr>
-              <w:t>fulfillmentStartedAt、completedAt</w:t>
+              <w:t>履约开始时间、完成时间</w:t>
             </w:r>
           </w:p>
         </w:tc>
@@ -9006,7 +8905,7 @@
         <w:pStyle w:val="ListBullet"/>
       </w:pPr>
       <w:r>
-        <w:t>订单类型不需要的节点显示不适用或隐藏，但后续节点序号和接口nodeCode保持稳定</w:t>
+        <w:t>订单类型不需要的节点显示不适用或隐藏，但后续节点序号和接口流程节点类型保持稳定</w:t>
       </w:r>
     </w:p>
     <w:p>
@@ -9142,7 +9041,7 @@
                 <w:color w:val="1F2937"/>
                 <w:sz w:val="16"/>
               </w:rPr>
-              <w:t>根据当前状态显示下一步、阻塞原因和责任角色。例如原型中的“小程序订单已提交，等待客户完成电子签约及付款”。提示由服务端nextActionSummary返回。</w:t>
+              <w:t>根据当前状态显示下一步、阻塞原因和责任角色。例如原型中的“小程序订单已提交，等待客户完成电子签约及付款”。提示由服务端下一步操作摘要返回。</w:t>
             </w:r>
           </w:p>
         </w:tc>
@@ -9201,7 +9100,7 @@
                 <w:color w:val="1F2937"/>
                 <w:sz w:val="16"/>
               </w:rPr>
-              <w:t>订单资料、金额与签约、履约进度、操作记录四个页签按同一orderId加载；切换页签不重新打开抽屉，URL可保存tab编码。</w:t>
+              <w:t>订单资料、金额与签约、履约进度、操作记录四个页签按同一订单编号加载；切换页签不重新打开抽屉，URL可保存tab编码。</w:t>
             </w:r>
           </w:p>
         </w:tc>
@@ -9999,7 +9898,7 @@
                 <w:color w:val="1F2937"/>
                 <w:sz w:val="14"/>
               </w:rPr>
-              <w:t>应付=原价-优惠+服务费+保险费+按金+税费；每项返回币种、来源和priceVersion。</w:t>
+              <w:t>应付=原价-优惠+服务费+保险费+按金+税费；每项返回币种、来源和价格版本。</w:t>
             </w:r>
           </w:p>
         </w:tc>
@@ -10639,7 +10538,7 @@
                 <w:color w:val="1F2937"/>
                 <w:sz w:val="14"/>
               </w:rPr>
-              <w:t>时间、操作者、角色/系统、动作、对象、变更前后、原因、结果、requestId</w:t>
+              <w:t>时间、操作者、角色/系统、动作、对象、变更前后、原因、结果、请求编号</w:t>
             </w:r>
           </w:p>
         </w:tc>
@@ -11016,7 +10915,7 @@
                 <w:color w:val="1F2937"/>
                 <w:sz w:val="15"/>
               </w:rPr>
-              <w:t>打开付款表单，填写实收金额、币种、支付方式、到账时间、交易参考号、凭证和备注；提交clientRequestId。</w:t>
+              <w:t>打开付款表单，填写实收金额、币种、支付方式、到账时间、交易参考号、凭证和备注；提交客户端请求编号。</w:t>
             </w:r>
           </w:p>
         </w:tc>
@@ -11125,7 +11024,7 @@
                 <w:color w:val="1F2937"/>
                 <w:sz w:val="15"/>
               </w:rPr>
-              <w:t>审批意见必填；通过后冻结priceVersion并触发签约或付款任务。</w:t>
+              <w:t>审批意见必填；通过后冻结价格版本并触发签约或付款任务。</w:t>
             </w:r>
           </w:p>
         </w:tc>
@@ -11476,7 +11375,7 @@
         <w:pStyle w:val="ListBullet"/>
       </w:pPr>
       <w:r>
-        <w:t>底部只显示allowedActions返回的主动作和次动作；按钮文案与actionCode固定映射</w:t>
+        <w:t>底部只显示当前允许操作返回的主动作和次动作；按钮文案与操作类型固定映射</w:t>
       </w:r>
     </w:p>
     <w:p>
@@ -11484,7 +11383,7 @@
         <w:pStyle w:val="ListBullet"/>
       </w:pPr>
       <w:r>
-        <w:t>动作提交同时携带orderId、expectedVersion和clientRequestId；后端重复校验角色、dataScope、状态和业务前置</w:t>
+        <w:t>动作提交同时携带订单编号、预期数据版本和客户端请求编号；后端重复校验角色、数据权限范围、状态和业务前置</w:t>
       </w:r>
     </w:p>
     <w:p>
@@ -11492,7 +11391,7 @@
         <w:pStyle w:val="ListBullet"/>
       </w:pPr>
       <w:r>
-        <w:t>请求进行中禁用同一动作；超时后先按clientRequestId查询结果，不允许直接重复扣款或重复取消</w:t>
+        <w:t>请求进行中禁用同一动作；超时后先按客户端请求编号查询结果，不允许直接重复扣款或重复取消</w:t>
       </w:r>
     </w:p>
     <w:p>
@@ -12762,7 +12661,7 @@
         <w:pStyle w:val="ListBullet"/>
       </w:pPr>
       <w:r>
-        <w:t>提交后生成不可变paymentId和付款凭证记录，更新实收、待收及付款状态，并追加操作日志</w:t>
+        <w:t>提交后生成不可变付款单编号和付款凭证记录，更新实收、待收及付款状态，并追加操作日志</w:t>
       </w:r>
     </w:p>
     <w:p>
@@ -12965,7 +12864,7 @@
                 <w:color w:val="1F2937"/>
                 <w:sz w:val="15"/>
               </w:rPr>
-              <w:t>返回summary、pricing、contract、paymentSummary、fulfillmentSummary、timeline、version和allowedActions。</w:t>
+              <w:t>返回summary、pricing、contract、付款摘要、履约摘要、timeline、数据版本和当前允许操作。</w:t>
             </w:r>
           </w:p>
         </w:tc>
@@ -13134,7 +13033,7 @@
                 <w:color w:val="1F2937"/>
                 <w:sz w:val="15"/>
               </w:rPr>
-              <w:t>clientRequestId幂等、expectedVersion并发控制、凭证扫描完成、金额回源校验。</w:t>
+              <w:t>客户端请求编号幂等、预期数据版本并发控制、凭证扫描完成、金额回源校验。</w:t>
             </w:r>
           </w:p>
         </w:tc>
@@ -13220,7 +13119,7 @@
                 <w:color w:val="1F2937"/>
                 <w:sz w:val="15"/>
               </w:rPr>
-              <w:t>审批、取消、重发合同等按actionCode执行状态与副作用校验。</w:t>
+              <w:t>审批、取消、重发合同等按操作类型执行状态与副作用校验。</w:t>
             </w:r>
           </w:p>
         </w:tc>
@@ -13277,7 +13176,7 @@
                 <w:color w:val="1F2937"/>
                 <w:sz w:val="15"/>
               </w:rPr>
-              <w:t>OrderDetail.Changed.v1</w:t>
+              <w:t>订单详情.Changed.v1</w:t>
             </w:r>
           </w:p>
         </w:tc>
@@ -13303,7 +13202,7 @@
                 <w:color w:val="1F2937"/>
                 <w:sz w:val="15"/>
               </w:rPr>
-              <w:t>携带orderId、version、changedSections和occurredAt，前端只刷新受影响区域。</w:t>
+              <w:t>携带订单编号、数据版本、发生变化的页面区域和发生时间，前端只刷新受影响区域。</w:t>
             </w:r>
           </w:p>
         </w:tc>
@@ -13351,7 +13250,7 @@
         <w:pStyle w:val="ListBullet"/>
       </w:pPr>
       <w:r>
-        <w:t>直接调用隐藏动作返回403或409且无副作用，重复clientRequestId返回首次付款或动作结果</w:t>
+        <w:t>直接调用隐藏动作返回403或409且无副作用，重复客户端请求编号返回首次付款或动作结果</w:t>
       </w:r>
     </w:p>
     <w:p>
@@ -13785,7 +13684,7 @@
                 <w:color w:val="1F2937"/>
                 <w:sz w:val="16"/>
               </w:rPr>
-              <w:t>仅allowedActions允许的字段可编辑，金额变化生成新价格版本。</w:t>
+              <w:t>仅当前允许操作允许的字段可编辑，金额变化生成新价格版本。</w:t>
             </w:r>
           </w:p>
         </w:tc>
@@ -14039,7 +13938,7 @@
           <w:color w:val="1F2937"/>
           <w:sz w:val="19"/>
         </w:rPr>
-        <w:t>用户登录有效并具备创建或批量权限；关联主数据有效且属于dataScope；页面已加载最新字典、业务配置和allowedActions。</w:t>
+        <w:t>用户登录有效并具备创建或批量权限；关联主数据有效且属于数据权限范围；页面已加载最新字典、业务配置和当前允许操作。</w:t>
       </w:r>
     </w:p>
     <w:p>
@@ -14085,7 +13984,7 @@
           <w:color w:val="1F2937"/>
           <w:sz w:val="19"/>
         </w:rPr>
-        <w:t>服务端使用clientRequestId幂等校验，在事务内生成业务编号、主对象、初始状态和审计记录；事务提交后发布领域事件。销售订单优先从OP转化；人工补录需记录来源和原因。</w:t>
+        <w:t>服务端使用客户端请求编号幂等校验，在事务内生成业务编号、主对象、初始状态和审计记录；事务提交后发布领域事件。销售订单优先从OP转化；人工补录需记录来源和原因。</w:t>
       </w:r>
     </w:p>
     <w:p>
@@ -14108,7 +14007,7 @@
           <w:color w:val="1F2937"/>
           <w:sz w:val="19"/>
         </w:rPr>
-        <w:t>销售机会转订单必须保持sourceLeadId和opportunityId；订单金额=原价-优惠+服务费+保险+按金，后端重新计算；已签署合同或已付款订单的关键字段不得直接修改。所有校验必须由服务端再次执行，前端校验只用于即时反馈。</w:t>
+        <w:t>销售机会转订单必须保持来源线索编号和销售机会编号；订单金额=原价-优惠+服务费+保险+按金，后端重新计算；已签署合同或已付款订单的关键字段不得直接修改。所有校验必须由服务端再次执行，前端校验只用于即时反馈。</w:t>
       </w:r>
     </w:p>
     <w:p>
@@ -14131,7 +14030,7 @@
           <w:color w:val="1F2937"/>
           <w:sz w:val="19"/>
         </w:rPr>
-        <w:t>页面提示“新增订单成功”，刷新对象状态、version、allowedActions、关联对象和时间线；如产生异步任务，同时显示任务编号和进度入口。</w:t>
+        <w:t>页面提示“新增订单成功”，刷新对象状态、数据版本、当前允许操作、关联对象和时间线；如产生异步任务，同时显示任务编号和进度入口。</w:t>
       </w:r>
     </w:p>
     <w:p>
@@ -14154,7 +14053,7 @@
           <w:color w:val="1F2937"/>
           <w:sz w:val="19"/>
         </w:rPr>
-        <w:t>400定位到具体字段并保留输入；403隐藏敏感内容并记录拒绝审计；409展示最新状态并要求刷新；超时先按clientRequestId查询执行结果；部分成功展示逐项明细和补偿入口。</w:t>
+        <w:t>400定位到具体字段并保留输入；403隐藏敏感内容并记录拒绝审计；409展示最新状态并要求刷新；超时先按客户端请求编号查询执行结果；部分成功展示逐项明细和补偿入口。</w:t>
       </w:r>
     </w:p>
     <w:p>
@@ -14177,7 +14076,7 @@
           <w:color w:val="1F2937"/>
           <w:sz w:val="19"/>
         </w:rPr>
-        <w:t>客户小程序展示本人订单及allowedActions。跨端消息只携带业务编号，接收端打开后重新鉴权并查询最新状态。</w:t>
+        <w:t>客户小程序展示本人订单及当前允许操作。跨端消息只携带业务编号，接收端打开后重新鉴权并查询最新状态。</w:t>
       </w:r>
     </w:p>
     <w:p>
@@ -14254,7 +14153,7 @@
           <w:color w:val="1F2937"/>
           <w:sz w:val="19"/>
         </w:rPr>
-        <w:t>拥有对应dataScope的查询用户；从指标卡、图表、列表行标题或详情入口进入。入口显示前先校验菜单权限、动作权限和数据范围。</w:t>
+        <w:t>拥有对应数据权限范围的查询用户；从指标卡、图表、列表行标题或详情入口进入。入口显示前先校验菜单权限、动作权限和数据范围。</w:t>
       </w:r>
     </w:p>
     <w:p>
@@ -14277,7 +14176,7 @@
           <w:color w:val="1F2937"/>
           <w:sz w:val="19"/>
         </w:rPr>
-        <w:t>用户登录有效，拥有菜单和对象查看权限，查询条件属于dataScope；打开详情时对象存在。敏感字段、金额和状态必须回源。</w:t>
+        <w:t>用户登录有效，拥有菜单和对象查看权限，查询条件属于数据权限范围；打开详情时对象存在。敏感字段、金额和状态必须回源。</w:t>
       </w:r>
     </w:p>
     <w:p>
@@ -14323,7 +14222,7 @@
           <w:color w:val="1F2937"/>
           <w:sz w:val="19"/>
         </w:rPr>
-        <w:t>服务端校验身份、dataScope和字段脱敏后查询 /ops/v1/orders；返回version、关联对象、时间线和allowedActions。集中查看订单摘要、金额签约、履约进度、操作记录及当前允许动作。</w:t>
+        <w:t>服务端校验身份、数据权限范围和字段脱敏后查询 /ops/v1/orders；返回数据版本、关联对象、时间线和当前允许操作。集中查看订单摘要、金额签约、履约进度、操作记录及当前允许动作。</w:t>
       </w:r>
     </w:p>
     <w:p>
@@ -14346,7 +14245,7 @@
           <w:color w:val="1F2937"/>
           <w:sz w:val="19"/>
         </w:rPr>
-        <w:t>销售机会转订单必须保持sourceLeadId和opportunityId；订单金额=原价-优惠+服务费+保险+按金，后端重新计算；已签署合同或已付款订单的关键字段不得直接修改。所有校验必须由服务端再次执行，前端校验只用于即时反馈。</w:t>
+        <w:t>销售机会转订单必须保持来源线索编号和销售机会编号；订单金额=原价-优惠+服务费+保险+按金，后端重新计算；已签署合同或已付款订单的关键字段不得直接修改。所有校验必须由服务端再次执行，前端校验只用于即时反馈。</w:t>
       </w:r>
     </w:p>
     <w:p>
@@ -14392,7 +14291,7 @@
           <w:color w:val="1F2937"/>
           <w:sz w:val="19"/>
         </w:rPr>
-        <w:t>400定位到具体字段并保留输入；403隐藏敏感内容并记录拒绝审计；409展示最新状态并要求刷新；超时先按clientRequestId查询执行结果；部分成功展示逐项明细和补偿入口。</w:t>
+        <w:t>400定位到具体字段并保留输入；403隐藏敏感内容并记录拒绝审计；409展示最新状态并要求刷新；超时先按客户端请求编号查询执行结果；部分成功展示逐项明细和补偿入口。</w:t>
       </w:r>
     </w:p>
     <w:p>
@@ -14438,7 +14337,7 @@
           <w:color w:val="1F2937"/>
           <w:sz w:val="19"/>
         </w:rPr>
-        <w:t>查看订单详情只返回dataScope内且按权限脱敏的数据；刷新前后无业务写入，筛选、详情和导出对同一对象的字段值一致。</w:t>
+        <w:t>查看订单详情只返回数据权限范围内且按权限脱敏的数据；刷新前后无业务写入，筛选、详情和导出对同一对象的字段值一致。</w:t>
       </w:r>
     </w:p>
     <w:p>
@@ -14515,7 +14414,7 @@
           <w:color w:val="1F2937"/>
           <w:sz w:val="19"/>
         </w:rPr>
-        <w:t>用户登录有效；目标对象存在且属于用户dataScope；当前状态包含该动作；页面持有最新version和allowedActions。涉及金额、库存、附件或第三方结果时必须回源确认。</w:t>
+        <w:t>用户登录有效；目标对象存在且属于用户数据权限范围；当前状态包含该动作；页面持有最新数据版本和当前允许操作。涉及金额、库存、附件或第三方结果时必须回源确认。</w:t>
       </w:r>
     </w:p>
     <w:p>
@@ -14561,7 +14460,7 @@
           <w:color w:val="1F2937"/>
           <w:sz w:val="19"/>
         </w:rPr>
-        <w:t>服务端调用POST /ops/v1/orders/{id}/actions/{action}，校验权限、当前状态、expectedVersion和业务不变量，在事务中写入状态及时间线。校验价格、折扣、库存、合同模板和付款计划。</w:t>
+        <w:t>服务端调用POST /ops/v1/orders/{id}/actions/{action}，校验权限、当前状态、预期数据版本和业务不变量，在事务中写入状态及时间线。校验价格、折扣、库存、合同模板和付款计划。</w:t>
       </w:r>
     </w:p>
     <w:p>
@@ -14584,7 +14483,7 @@
           <w:color w:val="1F2937"/>
           <w:sz w:val="19"/>
         </w:rPr>
-        <w:t>销售机会转订单必须保持sourceLeadId和opportunityId；订单金额=原价-优惠+服务费+保险+按金，后端重新计算。所有校验必须由服务端再次执行，前端校验只用于即时反馈。</w:t>
+        <w:t>销售机会转订单必须保持来源线索编号和销售机会编号；订单金额=原价-优惠+服务费+保险+按金，后端重新计算。所有校验必须由服务端再次执行，前端校验只用于即时反馈。</w:t>
       </w:r>
     </w:p>
     <w:p>
@@ -14607,7 +14506,7 @@
           <w:color w:val="1F2937"/>
           <w:sz w:val="19"/>
         </w:rPr>
-        <w:t>页面提示“提交审批成功”，刷新对象状态、version、allowedActions、关联对象和时间线；如产生异步任务，同时显示任务编号和进度入口。</w:t>
+        <w:t>页面提示“提交审批成功”，刷新对象状态、数据版本、当前允许操作、关联对象和时间线；如产生异步任务，同时显示任务编号和进度入口。</w:t>
       </w:r>
     </w:p>
     <w:p>
@@ -14630,7 +14529,7 @@
           <w:color w:val="1F2937"/>
           <w:sz w:val="19"/>
         </w:rPr>
-        <w:t>400定位到具体字段并保留输入；403隐藏敏感内容并记录拒绝审计；409展示最新状态并要求刷新；超时先按clientRequestId查询执行结果；部分成功展示逐项明细和补偿入口。</w:t>
+        <w:t>400定位到具体字段并保留输入；403隐藏敏感内容并记录拒绝审计；409展示最新状态并要求刷新；超时先按客户端请求编号查询执行结果；部分成功展示逐项明细和补偿入口。</w:t>
       </w:r>
     </w:p>
     <w:p>
@@ -14707,7 +14606,7 @@
           <w:color w:val="1F2937"/>
           <w:sz w:val="19"/>
         </w:rPr>
-        <w:t>OS-OPS-PRD-05-FP04。功能目的为仅allowedActions允许的字段可编辑，金额变化生成新价格版本。</w:t>
+        <w:t>OS-OPS-PRD-05-FP04。功能目的为仅当前允许操作允许的字段可编辑，金额变化生成新价格版本。</w:t>
       </w:r>
     </w:p>
     <w:p>
@@ -14753,7 +14652,7 @@
           <w:color w:val="1F2937"/>
           <w:sz w:val="19"/>
         </w:rPr>
-        <w:t>用户登录有效；目标对象存在且属于用户dataScope；当前状态包含该动作；页面持有最新version和allowedActions。涉及金额、库存、附件或第三方结果时必须回源确认。</w:t>
+        <w:t>用户登录有效；目标对象存在且属于用户数据权限范围；当前状态包含该动作；页面持有最新数据版本和当前允许操作。涉及金额、库存、附件或第三方结果时必须回源确认。</w:t>
       </w:r>
     </w:p>
     <w:p>
@@ -14799,7 +14698,7 @@
           <w:color w:val="1F2937"/>
           <w:sz w:val="19"/>
         </w:rPr>
-        <w:t>服务端调用POST /ops/v1/orders/{id}/actions/{action}，校验权限、当前状态、expectedVersion和业务不变量，在事务中写入状态及时间线。仅allowedActions允许的字段可编辑，金额变化生成新价格版本。</w:t>
+        <w:t>服务端调用POST /ops/v1/orders/{id}/actions/{action}，校验权限、当前状态、预期数据版本和业务不变量，在事务中写入状态及时间线。仅当前允许操作允许的字段可编辑，金额变化生成新价格版本。</w:t>
       </w:r>
     </w:p>
     <w:p>
@@ -14822,7 +14721,7 @@
           <w:color w:val="1F2937"/>
           <w:sz w:val="19"/>
         </w:rPr>
-        <w:t>销售机会转订单必须保持sourceLeadId和opportunityId；订单金额=原价-优惠+服务费+保险+按金，后端重新计算；已签署合同或已付款订单的关键字段不得直接修改。所有校验必须由服务端再次执行，前端校验只用于即时反馈。</w:t>
+        <w:t>销售机会转订单必须保持来源线索编号和销售机会编号；订单金额=原价-优惠+服务费+保险+按金，后端重新计算；已签署合同或已付款订单的关键字段不得直接修改。所有校验必须由服务端再次执行，前端校验只用于即时反馈。</w:t>
       </w:r>
     </w:p>
     <w:p>
@@ -14845,7 +14744,7 @@
           <w:color w:val="1F2937"/>
           <w:sz w:val="19"/>
         </w:rPr>
-        <w:t>页面提示“更新订单成功”，刷新对象状态、version、allowedActions、关联对象和时间线；如产生异步任务，同时显示任务编号和进度入口。</w:t>
+        <w:t>页面提示“更新订单成功”，刷新对象状态、数据版本、当前允许操作、关联对象和时间线；如产生异步任务，同时显示任务编号和进度入口。</w:t>
       </w:r>
     </w:p>
     <w:p>
@@ -14868,7 +14767,7 @@
           <w:color w:val="1F2937"/>
           <w:sz w:val="19"/>
         </w:rPr>
-        <w:t>400定位到具体字段并保留输入；403隐藏敏感内容并记录拒绝审计；409展示最新状态并要求刷新；超时先按clientRequestId查询执行结果；部分成功展示逐项明细和补偿入口。</w:t>
+        <w:t>400定位到具体字段并保留输入；403隐藏敏感内容并记录拒绝审计；409展示最新状态并要求刷新；超时先按客户端请求编号查询执行结果；部分成功展示逐项明细和补偿入口。</w:t>
       </w:r>
     </w:p>
     <w:p>
@@ -14891,7 +14790,7 @@
           <w:color w:val="1F2937"/>
           <w:sz w:val="19"/>
         </w:rPr>
-        <w:t>客户小程序展示本人订单及allowedActions。跨端消息只携带业务编号，接收端打开后重新鉴权并查询最新状态。</w:t>
+        <w:t>客户小程序展示本人订单及当前允许操作。跨端消息只携带业务编号，接收端打开后重新鉴权并查询最新状态。</w:t>
       </w:r>
     </w:p>
     <w:p>
@@ -14991,7 +14890,7 @@
           <w:color w:val="1F2937"/>
           <w:sz w:val="19"/>
         </w:rPr>
-        <w:t>用户登录有效；目标对象存在且属于用户dataScope；当前状态包含该动作；页面持有最新version和allowedActions。涉及金额、库存、附件或第三方结果时必须回源确认。</w:t>
+        <w:t>用户登录有效；目标对象存在且属于用户数据权限范围；当前状态包含该动作；页面持有最新数据版本和当前允许操作。涉及金额、库存、附件或第三方结果时必须回源确认。</w:t>
       </w:r>
     </w:p>
     <w:p>
@@ -15037,7 +14936,7 @@
           <w:color w:val="1F2937"/>
           <w:sz w:val="19"/>
         </w:rPr>
-        <w:t>服务端调用POST /ops/v1/orders/{id}/actions/{action}，校验权限、当前状态、expectedVersion和业务不变量，在事务中写入状态及时间线。检查支付、合同、库存和履约副作用并执行补偿。</w:t>
+        <w:t>服务端调用POST /ops/v1/orders/{id}/actions/{action}，校验权限、当前状态、预期数据版本和业务不变量，在事务中写入状态及时间线。检查支付、合同、库存和履约副作用并执行补偿。</w:t>
       </w:r>
     </w:p>
     <w:p>
@@ -15060,7 +14959,7 @@
           <w:color w:val="1F2937"/>
           <w:sz w:val="19"/>
         </w:rPr>
-        <w:t>销售机会转订单必须保持sourceLeadId和opportunityId；订单金额=原价-优惠+服务费+保险+按金，后端重新计算；库存锁定必须有过期时间，取消或支付超时自动释放。所有校验必须由服务端再次执行，前端校验只用于即时反馈。</w:t>
+        <w:t>销售机会转订单必须保持来源线索编号和销售机会编号；订单金额=原价-优惠+服务费+保险+按金，后端重新计算；库存锁定必须有过期时间，取消或支付超时自动释放。所有校验必须由服务端再次执行，前端校验只用于即时反馈。</w:t>
       </w:r>
     </w:p>
     <w:p>
@@ -15083,7 +14982,7 @@
           <w:color w:val="1F2937"/>
           <w:sz w:val="19"/>
         </w:rPr>
-        <w:t>页面提示“取消订单成功”，刷新对象状态、version、allowedActions、关联对象和时间线；如产生异步任务，同时显示任务编号和进度入口。</w:t>
+        <w:t>页面提示“取消订单成功”，刷新对象状态、数据版本、当前允许操作、关联对象和时间线；如产生异步任务，同时显示任务编号和进度入口。</w:t>
       </w:r>
     </w:p>
     <w:p>
@@ -15106,7 +15005,7 @@
           <w:color w:val="1F2937"/>
           <w:sz w:val="19"/>
         </w:rPr>
-        <w:t>400定位到具体字段并保留输入；403隐藏敏感内容并记录拒绝审计；409展示最新状态并要求刷新；超时先按clientRequestId查询执行结果；部分成功展示逐项明细和补偿入口。</w:t>
+        <w:t>400定位到具体字段并保留输入；403隐藏敏感内容并记录拒绝审计；409展示最新状态并要求刷新；超时先按客户端请求编号查询执行结果；部分成功展示逐项明细和补偿入口。</w:t>
       </w:r>
     </w:p>
     <w:p>
@@ -15206,7 +15105,7 @@
           <w:color w:val="1F2937"/>
           <w:sz w:val="19"/>
         </w:rPr>
-        <w:t>拥有对应dataScope的查询用户；从指标卡、图表、列表行标题或详情入口进入。入口显示前先校验菜单权限、动作权限和数据范围。</w:t>
+        <w:t>拥有对应数据权限范围的查询用户；从指标卡、图表、列表行标题或详情入口进入。入口显示前先校验菜单权限、动作权限和数据范围。</w:t>
       </w:r>
     </w:p>
     <w:p>
@@ -15229,7 +15128,7 @@
           <w:color w:val="1F2937"/>
           <w:sz w:val="19"/>
         </w:rPr>
-        <w:t>用户登录有效，拥有菜单和对象查看权限，查询条件属于dataScope；打开详情时对象存在。敏感字段、金额和状态必须回源。</w:t>
+        <w:t>用户登录有效，拥有菜单和对象查看权限，查询条件属于数据权限范围；打开详情时对象存在。敏感字段、金额和状态必须回源。</w:t>
       </w:r>
     </w:p>
     <w:p>
@@ -15275,7 +15174,7 @@
           <w:color w:val="1F2937"/>
           <w:sz w:val="19"/>
         </w:rPr>
-        <w:t>服务端校验身份、dataScope和字段脱敏后查询 /ops/v1/orders；返回version、关联对象、时间线和allowedActions。迷你箱订单显示箱号、预约、运单和节点时间。</w:t>
+        <w:t>服务端校验身份、数据权限范围和字段脱敏后查询 /ops/v1/orders；返回数据版本、关联对象、时间线和当前允许操作。迷你箱订单显示箱号、预约、运单和节点时间。</w:t>
       </w:r>
     </w:p>
     <w:p>
@@ -15298,7 +15197,7 @@
           <w:color w:val="1F2937"/>
           <w:sz w:val="19"/>
         </w:rPr>
-        <w:t>查询、详情、统计和下钻必须使用同一dataScope；敏感字段按权限脱敏；刷新时回源获取最新状态。。所有校验必须由服务端再次执行，前端校验只用于即时反馈。</w:t>
+        <w:t>查询、详情、统计和下钻必须使用同一数据权限范围；敏感字段按权限脱敏；刷新时回源获取最新状态。。所有校验必须由服务端再次执行，前端校验只用于即时反馈。</w:t>
       </w:r>
     </w:p>
     <w:p>
@@ -15344,7 +15243,7 @@
           <w:color w:val="1F2937"/>
           <w:sz w:val="19"/>
         </w:rPr>
-        <w:t>400定位到具体字段并保留输入；403隐藏敏感内容并记录拒绝审计；409展示最新状态并要求刷新；超时先按clientRequestId查询执行结果；部分成功展示逐项明细和补偿入口。</w:t>
+        <w:t>400定位到具体字段并保留输入；403隐藏敏感内容并记录拒绝审计；409展示最新状态并要求刷新；超时先按客户端请求编号查询执行结果；部分成功展示逐项明细和补偿入口。</w:t>
       </w:r>
     </w:p>
     <w:p>
@@ -15390,7 +15289,7 @@
           <w:color w:val="1F2937"/>
           <w:sz w:val="19"/>
         </w:rPr>
-        <w:t>查看物流只返回dataScope内且按权限脱敏的数据；刷新前后无业务写入，筛选、详情和导出对同一对象的字段值一致。</w:t>
+        <w:t>查看物流只返回数据权限范围内且按权限脱敏的数据；刷新前后无业务写入，筛选、详情和导出对同一对象的字段值一致。</w:t>
       </w:r>
     </w:p>
     <w:p>
@@ -15414,7 +15313,7 @@
         <w:pStyle w:val="ListBullet"/>
       </w:pPr>
       <w:r>
-        <w:t>提交clientRequestId、expectedVersion和业务参数</w:t>
+        <w:t>提交客户端请求编号、预期数据版本和业务参数</w:t>
       </w:r>
     </w:p>
     <w:p>
@@ -15430,7 +15329,7 @@
         <w:pStyle w:val="ListBullet"/>
       </w:pPr>
       <w:r>
-        <w:t>事务提交后返回业务编号、version、状态、allowedActions和副作用任务编号</w:t>
+        <w:t>事务提交后返回业务编号、数据版本、状态、当前允许操作和副作用任务编号</w:t>
       </w:r>
     </w:p>
     <w:p>
@@ -15839,7 +15738,7 @@
                 <w:color w:val="1F2937"/>
                 <w:sz w:val="17"/>
               </w:rPr>
-              <w:t>销售机会转订单必须保持sourceLeadId和opportunityId</w:t>
+              <w:t>销售机会转订单必须保持来源线索编号和销售机会编号</w:t>
             </w:r>
           </w:p>
         </w:tc>
@@ -16130,7 +16029,7 @@
                 <w:color w:val="1F2937"/>
                 <w:sz w:val="17"/>
               </w:rPr>
-              <w:t>所有写请求携带clientRequestId和expectedVersion，重复请求返回首次结果</w:t>
+              <w:t>所有写请求携带客户端请求编号和预期数据版本，重复请求返回首次结果</w:t>
             </w:r>
           </w:p>
         </w:tc>
@@ -16187,7 +16086,7 @@
                 <w:color w:val="1F2937"/>
                 <w:sz w:val="17"/>
               </w:rPr>
-              <w:t>服务端返回allowedActions，前端仅据此展示按钮，后端仍逐动作鉴权</w:t>
+              <w:t>服务端返回当前允许操作，前端仅据此展示按钮，后端仍逐动作鉴权</w:t>
             </w:r>
           </w:p>
         </w:tc>
@@ -16549,7 +16448,7 @@
                 <w:color w:val="1F2937"/>
                 <w:sz w:val="16"/>
               </w:rPr>
-              <w:t>clientRequestId、客户确认和附件</w:t>
+              <w:t>客户端请求编号、客户确认和附件</w:t>
             </w:r>
           </w:p>
         </w:tc>
@@ -16635,7 +16534,7 @@
                 <w:color w:val="1F2937"/>
                 <w:sz w:val="16"/>
               </w:rPr>
-              <w:t>业务编号、状态、allowedActions和审计</w:t>
+              <w:t>业务编号、状态、当前允许操作和审计</w:t>
             </w:r>
           </w:p>
         </w:tc>
@@ -16819,40 +16718,7 @@
       <w:pPr>
         <w:jc w:val="center"/>
       </w:pPr>
-      <w:r>
-        <w:drawing>
-          <wp:inline xmlns:a="http://schemas.openxmlformats.org/drawingml/2006/main" xmlns:pic="http://schemas.openxmlformats.org/drawingml/2006/picture">
-            <wp:extent cx="6080760" cy="2900523"/>
-            <wp:docPr id="4" name="Picture 4"/>
-            <wp:cNvGraphicFramePr>
-              <a:graphicFrameLocks noChangeAspect="1"/>
-            </wp:cNvGraphicFramePr>
-            <a:graphic>
-              <a:graphicData uri="http://schemas.openxmlformats.org/drawingml/2006/picture">
-                <pic:pic>
-                  <pic:nvPicPr>
-                    <pic:cNvPr id="0" name="05-c1ce8f60-0-1.png"/>
-                    <pic:cNvPicPr/>
-                  </pic:nvPicPr>
-                  <pic:blipFill>
-                    <a:blip r:embed="rId14"/>
-                    <a:stretch>
-                      <a:fillRect/>
-                    </a:stretch>
-                  </pic:blipFill>
-                  <pic:spPr>
-                    <a:xfrm>
-                      <a:off x="0" y="0"/>
-                      <a:ext cx="6080760" cy="2900523"/>
-                    </a:xfrm>
-                    <a:prstGeom prst="rect"/>
-                  </pic:spPr>
-                </pic:pic>
-              </a:graphicData>
-            </a:graphic>
-          </wp:inline>
-        </w:drawing>
-      </w:r>
+      <w:r/>
     </w:p>
     <w:p>
       <w:pPr>
@@ -16998,7 +16864,7 @@
                 <w:color w:val="1F2937"/>
                 <w:sz w:val="17"/>
               </w:rPr>
-              <w:t>客户小程序展示本人订单及allowedActions</w:t>
+              <w:t>客户小程序展示本人订单及当前允许操作</w:t>
             </w:r>
           </w:p>
         </w:tc>
@@ -17146,7 +17012,7 @@
         <w:pStyle w:val="ListBullet"/>
       </w:pPr>
       <w:r>
-        <w:t>客户端缓存仅用于展示，金额、库存、状态和allowedActions必须回源</w:t>
+        <w:t>客户端缓存仅用于展示，金额、库存、状态和当前允许操作必须回源</w:t>
       </w:r>
     </w:p>
     <w:p>
@@ -17154,7 +17020,7 @@
         <w:pStyle w:val="ListBullet"/>
       </w:pPr>
       <w:r>
-        <w:t>离线或网络重试沿用同一clientRequestId，禁止产生重复业务对象</w:t>
+        <w:t>离线或网络重试沿用同一客户端请求编号，禁止产生重复业务对象</w:t>
       </w:r>
     </w:p>
     <w:p>
@@ -17333,7 +17199,7 @@
                 <w:color w:val="1F2937"/>
                 <w:sz w:val="16"/>
               </w:rPr>
-              <w:t>分页、排序、筛选、dataScope、字段脱敏和总数</w:t>
+              <w:t>分页、排序、筛选、数据权限范围、字段脱敏和总数</w:t>
             </w:r>
           </w:p>
         </w:tc>
@@ -17419,7 +17285,7 @@
                 <w:color w:val="1F2937"/>
                 <w:sz w:val="16"/>
               </w:rPr>
-              <w:t>返回version、关联对象、时间线和allowedActions</w:t>
+              <w:t>返回数据版本、关联对象、时间线和当前允许操作</w:t>
             </w:r>
           </w:p>
         </w:tc>
@@ -17502,7 +17368,7 @@
                 <w:color w:val="1F2937"/>
                 <w:sz w:val="16"/>
               </w:rPr>
-              <w:t>使用clientRequestId幂等，返回业务编号</w:t>
+              <w:t>使用客户端请求编号幂等，返回业务编号</w:t>
             </w:r>
           </w:p>
         </w:tc>
@@ -17588,7 +17454,7 @@
                 <w:color w:val="1F2937"/>
                 <w:sz w:val="16"/>
               </w:rPr>
-              <w:t>使用expectedVersion，冲突返回409</w:t>
+              <w:t>使用预期数据版本，冲突返回409</w:t>
             </w:r>
           </w:p>
         </w:tc>
@@ -17757,7 +17623,7 @@
                 <w:color w:val="1F2937"/>
                 <w:sz w:val="16"/>
               </w:rPr>
-              <w:t>包含eventId、aggregateId、version、occurredAt和最小业务数据</w:t>
+              <w:t>包含事件编号、业务对象编号、数据版本、发生时间和最小业务数据</w:t>
             </w:r>
           </w:p>
         </w:tc>
@@ -18172,7 +18038,7 @@
                 <w:color w:val="1F2937"/>
                 <w:sz w:val="16"/>
               </w:rPr>
-              <w:t>返回409和最新version摘要</w:t>
+              <w:t>返回409和最新数据版本摘要</w:t>
             </w:r>
           </w:p>
         </w:tc>
@@ -18703,7 +18569,7 @@
                 <w:color w:val="1F2937"/>
                 <w:sz w:val="17"/>
               </w:rPr>
-              <w:t>每个操作仅在allowedActions允许时显示，直接调用接口仍执行权限与状态校验。</w:t>
+              <w:t>每个操作仅在当前允许操作允许时显示，直接调用接口仍执行权限与状态校验。</w:t>
             </w:r>
           </w:p>
         </w:tc>
@@ -19051,7 +18917,7 @@
                 <w:color w:val="1F2937"/>
                 <w:sz w:val="17"/>
               </w:rPr>
-              <w:t>订单详情顶部摘要、四个页签、节点时间轴和底部动作均使用同一orderId、version和allowedActions。</w:t>
+              <w:t>订单详情顶部摘要、四个页签、节点时间轴和底部动作均使用同一订单编号、数据版本和当前允许操作。</w:t>
             </w:r>
           </w:p>
         </w:tc>
